--- a/pr-preview/pr-94/mcmc-handout-tracked-changes.docx
+++ b/pr-preview/pr-94/mcmc-handout-tracked-changes.docx
@@ -26,7 +26,7 @@
       </w:pPr>
       <w:ins w:id="2" w:author="PR Preview" w:date="2026-01-01T00:00:00Z">
         <w:r>
-          <w:t xml:space="preserve">Last modified: 2026-10-08 19:03:31 (PDT)</w:t>
+          <w:t xml:space="preserve">Last modified: 2026-10-08 19:33:33 (PDT)</w:t>
         </w:r>
       </w:ins>
     </w:p>
@@ -119,7 +119,7 @@
         <w:t xml:space="preserve">(Statistical Rethinking 2026, Lecture A08).</w:t>
       </w:r>
     </w:p>
-    <w:bookmarkStart w:id="29" w:name="sec-foundations"/>
+    <w:bookmarkStart w:id="30" w:name="sec-foundations"/>
     <w:p>
       <w:pPr>
         <w:pStyle w:val="Heading2"/>
@@ -2762,7 +2762,7 @@
     </w:p>
     <w:bookmarkEnd w:id="17"/>
     <w:bookmarkEnd w:id="18"/>
-    <w:bookmarkStart w:id="28" w:name="markov-chains"/>
+    <w:bookmarkStart w:id="29" w:name="markov-chains"/>
     <w:p>
       <w:pPr>
         <w:pStyle w:val="Heading3"/>
@@ -9372,6 +9372,54 @@
           </m:rPr>
           <m:t>−</m:t>
         </m:r>
+        <m:sSup>
+          <m:e>
+            <m:r>
+              <m:t>0.9</m:t>
+            </m:r>
+          </m:e>
+          <m:sup>
+            <m:r>
+              <m:t>2</m:t>
+            </m:r>
+          </m:sup>
+        </m:sSup>
+        <m:r>
+          <m:rPr>
+            <m:sty m:val="p"/>
+          </m:rPr>
+          <m:t>)</m:t>
+        </m:r>
+        <m:r>
+          <m:rPr>
+            <m:sty m:val="p"/>
+          </m:rPr>
+          <m:t>=</m:t>
+        </m:r>
+        <m:r>
+          <m:t>1</m:t>
+        </m:r>
+        <m:r>
+          <m:rPr>
+            <m:sty m:val="p"/>
+          </m:rPr>
+          <m:t>/</m:t>
+        </m:r>
+        <m:r>
+          <m:rPr>
+            <m:sty m:val="p"/>
+          </m:rPr>
+          <m:t>(</m:t>
+        </m:r>
+        <m:r>
+          <m:t>1</m:t>
+        </m:r>
+        <m:r>
+          <m:rPr>
+            <m:sty m:val="p"/>
+          </m:rPr>
+          <m:t>−</m:t>
+        </m:r>
         <m:r>
           <m:t>0.81</m:t>
         </m:r>
@@ -9380,6 +9428,24 @@
             <m:sty m:val="p"/>
           </m:rPr>
           <m:t>)</m:t>
+        </m:r>
+        <m:r>
+          <m:rPr>
+            <m:sty m:val="p"/>
+          </m:rPr>
+          <m:t>=</m:t>
+        </m:r>
+        <m:r>
+          <m:t>1</m:t>
+        </m:r>
+        <m:r>
+          <m:rPr>
+            <m:sty m:val="p"/>
+          </m:rPr>
+          <m:t>/</m:t>
+        </m:r>
+        <m:r>
+          <m:t>0.19</m:t>
         </m:r>
         <m:r>
           <m:rPr>
@@ -10307,9 +10373,333 @@
       </w:ins>
     </w:p>
     <w:bookmarkEnd w:id="27"/>
+    <w:bookmarkStart w:id="28" w:name="thm-ar1-stationary"/>
     <w:p>
       <w:pPr>
         <w:pStyle w:val="FirstParagraph"/>
+      </w:pPr>
+      <w:ins w:id="302" w:author="PR Preview" w:date="2026-01-01T00:00:00Z">
+        <w:r>
+          <w:rPr>
+            <w:b/>
+            <w:bCs/>
+          </w:rPr>
+          <w:t xml:space="preserve">Theorem 1 (Stationary distribution of the autoregressive chain)</w:t>
+        </w:r>
+      </w:ins>
+      <w:ins w:id="303" w:author="PR Preview" w:date="2026-01-01T00:00:00Z">
+        <w:r>
+          <w:t xml:space="preserve"> </w:t>
+        </w:r>
+      </w:ins>
+      <w:ins w:id="304" w:author="PR Preview" w:date="2026-01-01T00:00:00Z">
+        <w:r>
+          <w:t xml:space="preserve">For the chain of</w:t>
+        </w:r>
+      </w:ins>
+      <w:ins w:id="305" w:author="PR Preview" w:date="2026-01-01T00:00:00Z">
+        <w:r>
+          <w:t xml:space="preserve"> </w:t>
+        </w:r>
+      </w:ins>
+      <w:hyperlink w:anchor="exm-ar1-chain">
+        <w:ins w:id="306" w:author="PR Preview" w:date="2026-01-01T00:00:00Z">
+          <w:r>
+            <w:rPr>
+              <w:rStyle w:val="Hyperlink"/>
+            </w:rPr>
+            <w:t xml:space="preserve">Example 4</w:t>
+          </w:r>
+        </w:ins>
+      </w:hyperlink>
+      <w:ins w:id="307" w:author="PR Preview" w:date="2026-01-01T00:00:00Z">
+        <w:r>
+          <w:t xml:space="preserve"> </w:t>
+        </w:r>
+      </w:ins>
+      <w:ins w:id="308" w:author="PR Preview" w:date="2026-01-01T00:00:00Z">
+        <w:r>
+          <w:t xml:space="preserve">with</w:t>
+        </w:r>
+      </w:ins>
+      <w:ins w:id="309" w:author="PR Preview" w:date="2026-01-01T00:00:00Z">
+        <w:r>
+          <w:t xml:space="preserve"> </w:t>
+        </w:r>
+      </w:ins>
+      <m:oMath>
+        <m:r>
+          <m:t>​</m:t>
+        </m:r>
+        <m:d>
+          <m:dPr>
+            <m:begChr m:val="|"/>
+            <m:sepChr m:val=""/>
+            <m:endChr m:val="|"/>
+            <m:grow/>
+          </m:dPr>
+          <m:e>
+            <m:r>
+              <m:t>ρ</m:t>
+            </m:r>
+          </m:e>
+        </m:d>
+        <m:r>
+          <m:t>​</m:t>
+        </m:r>
+        <m:r>
+          <m:rPr>
+            <m:sty m:val="p"/>
+          </m:rPr>
+          <m:t>&lt;</m:t>
+        </m:r>
+        <m:r>
+          <m:t>1</m:t>
+        </m:r>
+      </m:oMath>
+      <w:ins w:id="310" w:author="PR Preview" w:date="2026-01-01T00:00:00Z">
+        <w:r>
+          <w:t xml:space="preserve">,</w:t>
+        </w:r>
+      </w:ins>
+      <w:ins w:id="311" w:author="PR Preview" w:date="2026-01-01T00:00:00Z">
+        <w:r>
+          <w:t xml:space="preserve"> </w:t>
+        </w:r>
+      </w:ins>
+      <w:ins w:id="312" w:author="PR Preview" w:date="2026-01-01T00:00:00Z">
+        <w:r>
+          <w:t xml:space="preserve">the normal distribution with mean 0 and variance</w:t>
+        </w:r>
+      </w:ins>
+      <w:ins w:id="313" w:author="PR Preview" w:date="2026-01-01T00:00:00Z">
+        <w:r>
+          <w:t xml:space="preserve"> </w:t>
+        </w:r>
+      </w:ins>
+      <m:oMath>
+        <m:sSup>
+          <m:e>
+            <m:r>
+              <m:t>σ</m:t>
+            </m:r>
+          </m:e>
+          <m:sup>
+            <m:r>
+              <m:t>2</m:t>
+            </m:r>
+          </m:sup>
+        </m:sSup>
+        <m:r>
+          <m:rPr>
+            <m:sty m:val="p"/>
+          </m:rPr>
+          <m:t>/</m:t>
+        </m:r>
+        <m:r>
+          <m:rPr>
+            <m:sty m:val="p"/>
+          </m:rPr>
+          <m:t>(</m:t>
+        </m:r>
+        <m:r>
+          <m:t>1</m:t>
+        </m:r>
+        <m:r>
+          <m:rPr>
+            <m:sty m:val="p"/>
+          </m:rPr>
+          <m:t>−</m:t>
+        </m:r>
+        <m:sSup>
+          <m:e>
+            <m:r>
+              <m:t>ρ</m:t>
+            </m:r>
+          </m:e>
+          <m:sup>
+            <m:r>
+              <m:t>2</m:t>
+            </m:r>
+          </m:sup>
+        </m:sSup>
+        <m:r>
+          <m:rPr>
+            <m:sty m:val="p"/>
+          </m:rPr>
+          <m:t>)</m:t>
+        </m:r>
+      </m:oMath>
+      <w:ins w:id="314" w:author="PR Preview" w:date="2026-01-01T00:00:00Z">
+        <w:r>
+          <w:t xml:space="preserve"> </w:t>
+        </w:r>
+      </w:ins>
+      <w:ins w:id="315" w:author="PR Preview" w:date="2026-01-01T00:00:00Z">
+        <w:r>
+          <w:t xml:space="preserve">is a</w:t>
+        </w:r>
+      </w:ins>
+      <w:ins w:id="316" w:author="PR Preview" w:date="2026-01-01T00:00:00Z">
+        <w:r>
+          <w:t xml:space="preserve"> </w:t>
+        </w:r>
+      </w:ins>
+      <w:hyperlink w:anchor="def-stationary-distribution">
+        <w:ins w:id="317" w:author="PR Preview" w:date="2026-01-01T00:00:00Z">
+          <w:r>
+            <w:rPr>
+              <w:rStyle w:val="Hyperlink"/>
+            </w:rPr>
+            <w:t xml:space="preserve">stationary distribution</w:t>
+          </w:r>
+        </w:ins>
+      </w:hyperlink>
+      <w:ins w:id="318" w:author="PR Preview" w:date="2026-01-01T00:00:00Z">
+        <w:r>
+          <w:t xml:space="preserve">:</w:t>
+        </w:r>
+      </w:ins>
+    </w:p>
+    <w:p>
+      <w:pPr>
+        <w:pStyle w:val="BodyText"/>
+      </w:pPr>
+      <m:oMathPara>
+        <m:oMathParaPr>
+          <m:jc m:val="center"/>
+        </m:oMathParaPr>
+        <m:oMath>
+          <m:r>
+            <m:rPr>
+              <m:sty m:val="p"/>
+            </m:rPr>
+            <m:t>N</m:t>
+          </m:r>
+          <m:r>
+            <m:t>​</m:t>
+          </m:r>
+          <m:d>
+            <m:dPr>
+              <m:begChr m:val="("/>
+              <m:sepChr m:val=""/>
+              <m:endChr m:val=")"/>
+              <m:grow/>
+            </m:dPr>
+            <m:e>
+              <m:r>
+                <m:t>0</m:t>
+              </m:r>
+              <m:r>
+                <m:rPr>
+                  <m:sty m:val="p"/>
+                </m:rPr>
+                <m:t>,</m:t>
+              </m:r>
+              <m:f>
+                <m:fPr>
+                  <m:type m:val="bar"/>
+                </m:fPr>
+                <m:num>
+                  <m:sSup>
+                    <m:e>
+                      <m:r>
+                        <m:t>σ</m:t>
+                      </m:r>
+                    </m:e>
+                    <m:sup>
+                      <m:r>
+                        <m:t>2</m:t>
+                      </m:r>
+                    </m:sup>
+                  </m:sSup>
+                </m:num>
+                <m:den>
+                  <m:r>
+                    <m:t>1</m:t>
+                  </m:r>
+                  <m:r>
+                    <m:rPr>
+                      <m:sty m:val="p"/>
+                    </m:rPr>
+                    <m:t>−</m:t>
+                  </m:r>
+                  <m:sSup>
+                    <m:e>
+                      <m:r>
+                        <m:t>ρ</m:t>
+                      </m:r>
+                    </m:e>
+                    <m:sup>
+                      <m:r>
+                        <m:t>2</m:t>
+                      </m:r>
+                    </m:sup>
+                  </m:sSup>
+                </m:den>
+              </m:f>
+            </m:e>
+          </m:d>
+          <m:r>
+            <m:t>​</m:t>
+          </m:r>
+          <m:r>
+            <m:rPr>
+              <m:sty m:val="p"/>
+            </m:rPr>
+            <m:t>.</m:t>
+          </m:r>
+        </m:oMath>
+      </m:oMathPara>
+    </w:p>
+    <w:bookmarkEnd w:id="28"/>
+    <w:p>
+      <w:pPr>
+        <w:pStyle w:val="FirstParagraph"/>
+      </w:pPr>
+      <w:ins w:id="319" w:author="PR Preview" w:date="2026-01-01T00:00:00Z">
+        <w:r>
+          <w:rPr>
+            <w:i/>
+            <w:iCs/>
+          </w:rPr>
+          <w:t xml:space="preserve">Proof</w:t>
+        </w:r>
+      </w:ins>
+      <w:ins w:id="320" w:author="PR Preview" w:date="2026-01-01T00:00:00Z">
+        <w:r>
+          <w:t xml:space="preserve">. </w:t>
+        </w:r>
+      </w:ins>
+      <w:ins w:id="321" w:author="PR Preview" w:date="2026-01-01T00:00:00Z">
+        <w:r>
+          <w:t xml:space="preserve">This result is the solution to</w:t>
+        </w:r>
+      </w:ins>
+      <w:ins w:id="322" w:author="PR Preview" w:date="2026-01-01T00:00:00Z">
+        <w:r>
+          <w:t xml:space="preserve"> </w:t>
+        </w:r>
+      </w:ins>
+      <w:hyperlink w:anchor="exr-ar1-stationary">
+        <w:ins w:id="323" w:author="PR Preview" w:date="2026-01-01T00:00:00Z">
+          <w:r>
+            <w:rPr>
+              <w:rStyle w:val="Hyperlink"/>
+            </w:rPr>
+            <w:t xml:space="preserve">Exercise 1</w:t>
+          </w:r>
+        </w:ins>
+      </w:hyperlink>
+      <w:ins w:id="324" w:author="PR Preview" w:date="2026-01-01T00:00:00Z">
+        <w:r>
+          <w:t xml:space="preserve">.</w:t>
+        </w:r>
+      </w:ins>
+    </w:p>
+    <w:p>
+      <w:pPr>
+        <w:pStyle w:val="BodyText"/>
       </w:pPr>
       <w:r>
         <w:t xml:space="preserve">Under conditions on its transition probabilities</w:t>
@@ -10510,9 +10900,9 @@
         <w:t xml:space="preserve">in place of independent draws.</w:t>
       </w:r>
     </w:p>
-    <w:bookmarkEnd w:id="28"/>
     <w:bookmarkEnd w:id="29"/>
-    <w:bookmarkStart w:id="51" w:name="sec-samplers"/>
+    <w:bookmarkEnd w:id="30"/>
+    <w:bookmarkStart w:id="52" w:name="sec-samplers"/>
     <w:p>
       <w:pPr>
         <w:pStyle w:val="Heading2"/>
@@ -10521,7 +10911,7 @@
         <w:t xml:space="preserve">2 MCMC samplers</w:t>
       </w:r>
     </w:p>
-    <w:bookmarkStart w:id="38" w:name="the-metropolishastings-algorithm"/>
+    <w:bookmarkStart w:id="39" w:name="the-metropolishastings-algorithm"/>
     <w:p>
       <w:pPr>
         <w:pStyle w:val="Heading3"/>
@@ -10530,7 +10920,7 @@
         <w:t xml:space="preserve">2.1 The Metropolis–Hastings algorithm</w:t>
       </w:r>
     </w:p>
-    <w:bookmarkStart w:id="30" w:name="def-proposal-distribution"/>
+    <w:bookmarkStart w:id="31" w:name="def-proposal-distribution"/>
     <w:p>
       <w:pPr>
         <w:pStyle w:val="FirstParagraph"/>
@@ -10670,8 +11060,8 @@
         <w:t xml:space="preserve">.</w:t>
       </w:r>
     </w:p>
-    <w:bookmarkEnd w:id="30"/>
-    <w:bookmarkStart w:id="31" w:name="def-symmetric-proposal"/>
+    <w:bookmarkEnd w:id="31"/>
+    <w:bookmarkStart w:id="32" w:name="def-symmetric-proposal"/>
     <w:p>
       <w:pPr>
         <w:pStyle w:val="BodyText"/>
@@ -10897,13 +11287,13 @@
         <w:t xml:space="preserve">.</w:t>
       </w:r>
     </w:p>
-    <w:bookmarkEnd w:id="31"/>
-    <w:bookmarkStart w:id="32" w:name="exm-proposal-distribution"/>
+    <w:bookmarkEnd w:id="32"/>
+    <w:bookmarkStart w:id="33" w:name="exm-proposal-distribution"/>
     <w:p>
       <w:pPr>
         <w:pStyle w:val="BodyText"/>
       </w:pPr>
-      <w:del w:id="302" w:author="PR Preview" w:date="2026-01-01T00:00:00Z">
+      <w:del w:id="325" w:author="PR Preview" w:date="2026-01-01T00:00:00Z">
         <w:r>
           <w:rPr>
             <w:b/>
@@ -10912,17 +11302,17 @@
           <w:delText xml:space="preserve">Example 4 (A Gaussian random-walk proposal)</w:delText>
         </w:r>
       </w:del>
-      <w:del w:id="303" w:author="PR Preview" w:date="2026-01-01T00:00:00Z">
+      <w:del w:id="326" w:author="PR Preview" w:date="2026-01-01T00:00:00Z">
         <w:r>
           <w:delText xml:space="preserve"> </w:delText>
         </w:r>
       </w:del>
-      <w:del w:id="304" w:author="PR Preview" w:date="2026-01-01T00:00:00Z">
+      <w:del w:id="327" w:author="PR Preview" w:date="2026-01-01T00:00:00Z">
         <w:r>
           <w:delText xml:space="preserve">For a scalar parameter</w:delText>
         </w:r>
       </w:del>
-      <w:del w:id="305" w:author="PR Preview" w:date="2026-01-01T00:00:00Z">
+      <w:del w:id="328" w:author="PR Preview" w:date="2026-01-01T00:00:00Z">
         <w:r>
           <w:delText xml:space="preserve"> </w:delText>
         </w:r>
@@ -10932,22 +11322,22 @@
           <m:t>π</m:t>
         </m:r>
       </m:oMath>
-      <w:del w:id="306" w:author="PR Preview" w:date="2026-01-01T00:00:00Z">
+      <w:del w:id="329" w:author="PR Preview" w:date="2026-01-01T00:00:00Z">
         <w:r>
           <w:delText xml:space="preserve">,</w:delText>
         </w:r>
       </w:del>
-      <w:del w:id="307" w:author="PR Preview" w:date="2026-01-01T00:00:00Z">
+      <w:del w:id="330" w:author="PR Preview" w:date="2026-01-01T00:00:00Z">
         <w:r>
           <w:delText xml:space="preserve"> </w:delText>
         </w:r>
       </w:del>
-      <w:del w:id="308" w:author="PR Preview" w:date="2026-01-01T00:00:00Z">
+      <w:del w:id="331" w:author="PR Preview" w:date="2026-01-01T00:00:00Z">
         <w:r>
           <w:delText xml:space="preserve">the proposal</w:delText>
         </w:r>
       </w:del>
-      <w:del w:id="309" w:author="PR Preview" w:date="2026-01-01T00:00:00Z">
+      <w:del w:id="332" w:author="PR Preview" w:date="2026-01-01T00:00:00Z">
         <w:r>
           <w:delText xml:space="preserve"> </w:delText>
         </w:r>
@@ -11027,17 +11417,17 @@
           <m:t>​</m:t>
         </m:r>
       </m:oMath>
-      <w:del w:id="310" w:author="PR Preview" w:date="2026-01-01T00:00:00Z">
+      <w:del w:id="333" w:author="PR Preview" w:date="2026-01-01T00:00:00Z">
         <w:r>
           <w:delText xml:space="preserve"> </w:delText>
         </w:r>
       </w:del>
-      <w:del w:id="311" w:author="PR Preview" w:date="2026-01-01T00:00:00Z">
+      <w:del w:id="334" w:author="PR Preview" w:date="2026-01-01T00:00:00Z">
         <w:r>
           <w:delText xml:space="preserve">draws a candidate within about</w:delText>
         </w:r>
       </w:del>
-      <w:del w:id="312" w:author="PR Preview" w:date="2026-01-01T00:00:00Z">
+      <w:del w:id="335" w:author="PR Preview" w:date="2026-01-01T00:00:00Z">
         <w:r>
           <w:delText xml:space="preserve"> </w:delText>
         </w:r>
@@ -11053,17 +11443,17 @@
           <m:t>0.1</m:t>
         </m:r>
       </m:oMath>
-      <w:del w:id="313" w:author="PR Preview" w:date="2026-01-01T00:00:00Z">
+      <w:del w:id="336" w:author="PR Preview" w:date="2026-01-01T00:00:00Z">
         <w:r>
           <w:delText xml:space="preserve"> </w:delText>
         </w:r>
       </w:del>
-      <w:del w:id="314" w:author="PR Preview" w:date="2026-01-01T00:00:00Z">
+      <w:del w:id="337" w:author="PR Preview" w:date="2026-01-01T00:00:00Z">
         <w:r>
           <w:delText xml:space="preserve">of the current value</w:delText>
         </w:r>
       </w:del>
-      <w:del w:id="315" w:author="PR Preview" w:date="2026-01-01T00:00:00Z">
+      <w:del w:id="338" w:author="PR Preview" w:date="2026-01-01T00:00:00Z">
         <w:r>
           <w:delText xml:space="preserve"> </w:delText>
         </w:r>
@@ -11073,28 +11463,28 @@
           <m:t>π</m:t>
         </m:r>
       </m:oMath>
-      <w:del w:id="316" w:author="PR Preview" w:date="2026-01-01T00:00:00Z">
+      <w:del w:id="339" w:author="PR Preview" w:date="2026-01-01T00:00:00Z">
         <w:r>
           <w:delText xml:space="preserve">.</w:delText>
         </w:r>
       </w:del>
-      <w:del w:id="317" w:author="PR Preview" w:date="2026-01-01T00:00:00Z">
+      <w:del w:id="340" w:author="PR Preview" w:date="2026-01-01T00:00:00Z">
         <w:r>
           <w:delText xml:space="preserve"> </w:delText>
         </w:r>
       </w:del>
-      <w:del w:id="318" w:author="PR Preview" w:date="2026-01-01T00:00:00Z">
+      <w:del w:id="341" w:author="PR Preview" w:date="2026-01-01T00:00:00Z">
         <w:r>
           <w:delText xml:space="preserve">It is</w:delText>
         </w:r>
       </w:del>
-      <w:del w:id="319" w:author="PR Preview" w:date="2026-01-01T00:00:00Z">
+      <w:del w:id="342" w:author="PR Preview" w:date="2026-01-01T00:00:00Z">
         <w:r>
           <w:delText xml:space="preserve"> </w:delText>
         </w:r>
       </w:del>
       <w:hyperlink w:anchor="def-symmetric-proposal">
-        <w:del w:id="320" w:author="PR Preview" w:date="2026-01-01T00:00:00Z">
+        <w:del w:id="343" w:author="PR Preview" w:date="2026-01-01T00:00:00Z">
           <w:r>
             <w:rPr>
               <w:rStyle w:val="Hyperlink"/>
@@ -11103,12 +11493,12 @@
           </w:r>
         </w:del>
       </w:hyperlink>
-      <w:del w:id="321" w:author="PR Preview" w:date="2026-01-01T00:00:00Z">
+      <w:del w:id="344" w:author="PR Preview" w:date="2026-01-01T00:00:00Z">
         <w:r>
           <w:delText xml:space="preserve">:</w:delText>
         </w:r>
       </w:del>
-      <w:del w:id="322" w:author="PR Preview" w:date="2026-01-01T00:00:00Z">
+      <w:del w:id="345" w:author="PR Preview" w:date="2026-01-01T00:00:00Z">
         <w:r>
           <w:delText xml:space="preserve"> </w:delText>
         </w:r>
@@ -11199,22 +11589,22 @@
           <m:t>)</m:t>
         </m:r>
       </m:oMath>
-      <w:del w:id="323" w:author="PR Preview" w:date="2026-01-01T00:00:00Z">
+      <w:del w:id="346" w:author="PR Preview" w:date="2026-01-01T00:00:00Z">
         <w:r>
           <w:delText xml:space="preserve">,</w:delText>
         </w:r>
       </w:del>
-      <w:del w:id="324" w:author="PR Preview" w:date="2026-01-01T00:00:00Z">
+      <w:del w:id="347" w:author="PR Preview" w:date="2026-01-01T00:00:00Z">
         <w:r>
           <w:delText xml:space="preserve"> </w:delText>
         </w:r>
       </w:del>
-      <w:del w:id="325" w:author="PR Preview" w:date="2026-01-01T00:00:00Z">
+      <w:del w:id="348" w:author="PR Preview" w:date="2026-01-01T00:00:00Z">
         <w:r>
           <w:delText xml:space="preserve">because the Gaussian density depends on</w:delText>
         </w:r>
       </w:del>
-      <w:del w:id="326" w:author="PR Preview" w:date="2026-01-01T00:00:00Z">
+      <w:del w:id="349" w:author="PR Preview" w:date="2026-01-01T00:00:00Z">
         <w:r>
           <w:delText xml:space="preserve"> </w:delText>
         </w:r>
@@ -11245,12 +11635,12 @@
           <m:t>π</m:t>
         </m:r>
       </m:oMath>
-      <w:del w:id="327" w:author="PR Preview" w:date="2026-01-01T00:00:00Z">
+      <w:del w:id="350" w:author="PR Preview" w:date="2026-01-01T00:00:00Z">
         <w:r>
           <w:delText xml:space="preserve"> </w:delText>
         </w:r>
       </w:del>
-      <w:del w:id="328" w:author="PR Preview" w:date="2026-01-01T00:00:00Z">
+      <w:del w:id="351" w:author="PR Preview" w:date="2026-01-01T00:00:00Z">
         <w:r>
           <w:delText xml:space="preserve">only through its square.</w:delText>
         </w:r>
@@ -11260,7 +11650,7 @@
       <w:pPr>
         <w:pStyle w:val="BodyText"/>
       </w:pPr>
-      <w:ins w:id="329" w:author="PR Preview" w:date="2026-01-01T00:00:00Z">
+      <w:ins w:id="352" w:author="PR Preview" w:date="2026-01-01T00:00:00Z">
         <w:r>
           <w:rPr>
             <w:b/>
@@ -11269,17 +11659,17 @@
           <w:t xml:space="preserve">Example 5 (A Gaussian random-walk proposal)</w:t>
         </w:r>
       </w:ins>
-      <w:ins w:id="330" w:author="PR Preview" w:date="2026-01-01T00:00:00Z">
+      <w:ins w:id="353" w:author="PR Preview" w:date="2026-01-01T00:00:00Z">
         <w:r>
           <w:t xml:space="preserve"> </w:t>
         </w:r>
       </w:ins>
-      <w:ins w:id="331" w:author="PR Preview" w:date="2026-01-01T00:00:00Z">
+      <w:ins w:id="354" w:author="PR Preview" w:date="2026-01-01T00:00:00Z">
         <w:r>
           <w:t xml:space="preserve">For a scalar parameter</w:t>
         </w:r>
       </w:ins>
-      <w:ins w:id="332" w:author="PR Preview" w:date="2026-01-01T00:00:00Z">
+      <w:ins w:id="355" w:author="PR Preview" w:date="2026-01-01T00:00:00Z">
         <w:r>
           <w:t xml:space="preserve"> </w:t>
         </w:r>
@@ -11289,22 +11679,22 @@
           <m:t>π</m:t>
         </m:r>
       </m:oMath>
-      <w:ins w:id="333" w:author="PR Preview" w:date="2026-01-01T00:00:00Z">
+      <w:ins w:id="356" w:author="PR Preview" w:date="2026-01-01T00:00:00Z">
         <w:r>
           <w:t xml:space="preserve">,</w:t>
         </w:r>
       </w:ins>
-      <w:ins w:id="334" w:author="PR Preview" w:date="2026-01-01T00:00:00Z">
+      <w:ins w:id="357" w:author="PR Preview" w:date="2026-01-01T00:00:00Z">
         <w:r>
           <w:t xml:space="preserve"> </w:t>
         </w:r>
       </w:ins>
-      <w:ins w:id="335" w:author="PR Preview" w:date="2026-01-01T00:00:00Z">
+      <w:ins w:id="358" w:author="PR Preview" w:date="2026-01-01T00:00:00Z">
         <w:r>
           <w:t xml:space="preserve">the proposal</w:t>
         </w:r>
       </w:ins>
-      <w:ins w:id="336" w:author="PR Preview" w:date="2026-01-01T00:00:00Z">
+      <w:ins w:id="359" w:author="PR Preview" w:date="2026-01-01T00:00:00Z">
         <w:r>
           <w:t xml:space="preserve"> </w:t>
         </w:r>
@@ -11384,17 +11774,17 @@
           <m:t>​</m:t>
         </m:r>
       </m:oMath>
-      <w:ins w:id="337" w:author="PR Preview" w:date="2026-01-01T00:00:00Z">
+      <w:ins w:id="360" w:author="PR Preview" w:date="2026-01-01T00:00:00Z">
         <w:r>
           <w:t xml:space="preserve"> </w:t>
         </w:r>
       </w:ins>
-      <w:ins w:id="338" w:author="PR Preview" w:date="2026-01-01T00:00:00Z">
+      <w:ins w:id="361" w:author="PR Preview" w:date="2026-01-01T00:00:00Z">
         <w:r>
           <w:t xml:space="preserve">draws a candidate within about</w:t>
         </w:r>
       </w:ins>
-      <w:ins w:id="339" w:author="PR Preview" w:date="2026-01-01T00:00:00Z">
+      <w:ins w:id="362" w:author="PR Preview" w:date="2026-01-01T00:00:00Z">
         <w:r>
           <w:t xml:space="preserve"> </w:t>
         </w:r>
@@ -11410,17 +11800,17 @@
           <m:t>0.1</m:t>
         </m:r>
       </m:oMath>
-      <w:ins w:id="340" w:author="PR Preview" w:date="2026-01-01T00:00:00Z">
+      <w:ins w:id="363" w:author="PR Preview" w:date="2026-01-01T00:00:00Z">
         <w:r>
           <w:t xml:space="preserve"> </w:t>
         </w:r>
       </w:ins>
-      <w:ins w:id="341" w:author="PR Preview" w:date="2026-01-01T00:00:00Z">
+      <w:ins w:id="364" w:author="PR Preview" w:date="2026-01-01T00:00:00Z">
         <w:r>
           <w:t xml:space="preserve">of the current value</w:t>
         </w:r>
       </w:ins>
-      <w:ins w:id="342" w:author="PR Preview" w:date="2026-01-01T00:00:00Z">
+      <w:ins w:id="365" w:author="PR Preview" w:date="2026-01-01T00:00:00Z">
         <w:r>
           <w:t xml:space="preserve"> </w:t>
         </w:r>
@@ -11430,28 +11820,28 @@
           <m:t>π</m:t>
         </m:r>
       </m:oMath>
-      <w:ins w:id="343" w:author="PR Preview" w:date="2026-01-01T00:00:00Z">
+      <w:ins w:id="366" w:author="PR Preview" w:date="2026-01-01T00:00:00Z">
         <w:r>
           <w:t xml:space="preserve">.</w:t>
         </w:r>
       </w:ins>
-      <w:ins w:id="344" w:author="PR Preview" w:date="2026-01-01T00:00:00Z">
+      <w:ins w:id="367" w:author="PR Preview" w:date="2026-01-01T00:00:00Z">
         <w:r>
           <w:t xml:space="preserve"> </w:t>
         </w:r>
       </w:ins>
-      <w:ins w:id="345" w:author="PR Preview" w:date="2026-01-01T00:00:00Z">
+      <w:ins w:id="368" w:author="PR Preview" w:date="2026-01-01T00:00:00Z">
         <w:r>
           <w:t xml:space="preserve">It is</w:t>
         </w:r>
       </w:ins>
-      <w:ins w:id="346" w:author="PR Preview" w:date="2026-01-01T00:00:00Z">
+      <w:ins w:id="369" w:author="PR Preview" w:date="2026-01-01T00:00:00Z">
         <w:r>
           <w:t xml:space="preserve"> </w:t>
         </w:r>
       </w:ins>
       <w:hyperlink w:anchor="def-symmetric-proposal">
-        <w:ins w:id="347" w:author="PR Preview" w:date="2026-01-01T00:00:00Z">
+        <w:ins w:id="370" w:author="PR Preview" w:date="2026-01-01T00:00:00Z">
           <w:r>
             <w:rPr>
               <w:rStyle w:val="Hyperlink"/>
@@ -11460,12 +11850,12 @@
           </w:r>
         </w:ins>
       </w:hyperlink>
-      <w:ins w:id="348" w:author="PR Preview" w:date="2026-01-01T00:00:00Z">
+      <w:ins w:id="371" w:author="PR Preview" w:date="2026-01-01T00:00:00Z">
         <w:r>
           <w:t xml:space="preserve">:</w:t>
         </w:r>
       </w:ins>
-      <w:ins w:id="349" w:author="PR Preview" w:date="2026-01-01T00:00:00Z">
+      <w:ins w:id="372" w:author="PR Preview" w:date="2026-01-01T00:00:00Z">
         <w:r>
           <w:t xml:space="preserve"> </w:t>
         </w:r>
@@ -11556,22 +11946,22 @@
           <m:t>)</m:t>
         </m:r>
       </m:oMath>
-      <w:ins w:id="350" w:author="PR Preview" w:date="2026-01-01T00:00:00Z">
+      <w:ins w:id="373" w:author="PR Preview" w:date="2026-01-01T00:00:00Z">
         <w:r>
           <w:t xml:space="preserve">,</w:t>
         </w:r>
       </w:ins>
-      <w:ins w:id="351" w:author="PR Preview" w:date="2026-01-01T00:00:00Z">
+      <w:ins w:id="374" w:author="PR Preview" w:date="2026-01-01T00:00:00Z">
         <w:r>
           <w:t xml:space="preserve"> </w:t>
         </w:r>
       </w:ins>
-      <w:ins w:id="352" w:author="PR Preview" w:date="2026-01-01T00:00:00Z">
+      <w:ins w:id="375" w:author="PR Preview" w:date="2026-01-01T00:00:00Z">
         <w:r>
           <w:t xml:space="preserve">because the Gaussian density depends on</w:t>
         </w:r>
       </w:ins>
-      <w:ins w:id="353" w:author="PR Preview" w:date="2026-01-01T00:00:00Z">
+      <w:ins w:id="376" w:author="PR Preview" w:date="2026-01-01T00:00:00Z">
         <w:r>
           <w:t xml:space="preserve"> </w:t>
         </w:r>
@@ -11602,19 +11992,19 @@
           <m:t>π</m:t>
         </m:r>
       </m:oMath>
-      <w:ins w:id="354" w:author="PR Preview" w:date="2026-01-01T00:00:00Z">
+      <w:ins w:id="377" w:author="PR Preview" w:date="2026-01-01T00:00:00Z">
         <w:r>
           <w:t xml:space="preserve"> </w:t>
         </w:r>
       </w:ins>
-      <w:ins w:id="355" w:author="PR Preview" w:date="2026-01-01T00:00:00Z">
+      <w:ins w:id="378" w:author="PR Preview" w:date="2026-01-01T00:00:00Z">
         <w:r>
           <w:t xml:space="preserve">only through its square.</w:t>
         </w:r>
       </w:ins>
     </w:p>
-    <w:bookmarkEnd w:id="32"/>
-    <w:bookmarkStart w:id="33" w:name="def-acceptance-ratio"/>
+    <w:bookmarkEnd w:id="33"/>
+    <w:bookmarkStart w:id="34" w:name="def-acceptance-ratio"/>
     <w:p>
       <w:pPr>
         <w:pStyle w:val="BodyText"/>
@@ -12319,13 +12709,13 @@
         </m:oMath>
       </m:oMathPara>
     </w:p>
-    <w:bookmarkEnd w:id="33"/>
-    <w:bookmarkStart w:id="34" w:name="exm-acceptance-ratio"/>
+    <w:bookmarkEnd w:id="34"/>
+    <w:bookmarkStart w:id="35" w:name="exm-acceptance-ratio"/>
     <w:p>
       <w:pPr>
         <w:pStyle w:val="FirstParagraph"/>
       </w:pPr>
-      <w:del w:id="356" w:author="PR Preview" w:date="2026-01-01T00:00:00Z">
+      <w:del w:id="379" w:author="PR Preview" w:date="2026-01-01T00:00:00Z">
         <w:r>
           <w:rPr>
             <w:b/>
@@ -12334,17 +12724,17 @@
           <w:delText xml:space="preserve">Example 5 (Acceptance ratio for a Bernoulli posterior)</w:delText>
         </w:r>
       </w:del>
-      <w:del w:id="357" w:author="PR Preview" w:date="2026-01-01T00:00:00Z">
+      <w:del w:id="380" w:author="PR Preview" w:date="2026-01-01T00:00:00Z">
         <w:r>
           <w:delText xml:space="preserve"> </w:delText>
         </w:r>
       </w:del>
-      <w:del w:id="358" w:author="PR Preview" w:date="2026-01-01T00:00:00Z">
+      <w:del w:id="381" w:author="PR Preview" w:date="2026-01-01T00:00:00Z">
         <w:r>
           <w:delText xml:space="preserve">With</w:delText>
         </w:r>
       </w:del>
-      <w:del w:id="359" w:author="PR Preview" w:date="2026-01-01T00:00:00Z">
+      <w:del w:id="382" w:author="PR Preview" w:date="2026-01-01T00:00:00Z">
         <w:r>
           <w:delText xml:space="preserve"> </w:delText>
         </w:r>
@@ -12363,17 +12753,17 @@
           <m:t>55</m:t>
         </m:r>
       </m:oMath>
-      <w:del w:id="360" w:author="PR Preview" w:date="2026-01-01T00:00:00Z">
+      <w:del w:id="383" w:author="PR Preview" w:date="2026-01-01T00:00:00Z">
         <w:r>
           <w:delText xml:space="preserve"> </w:delText>
         </w:r>
       </w:del>
-      <w:del w:id="361" w:author="PR Preview" w:date="2026-01-01T00:00:00Z">
+      <w:del w:id="384" w:author="PR Preview" w:date="2026-01-01T00:00:00Z">
         <w:r>
           <w:delText xml:space="preserve">successes in</w:delText>
         </w:r>
       </w:del>
-      <w:del w:id="362" w:author="PR Preview" w:date="2026-01-01T00:00:00Z">
+      <w:del w:id="385" w:author="PR Preview" w:date="2026-01-01T00:00:00Z">
         <w:r>
           <w:delText xml:space="preserve"> </w:delText>
         </w:r>
@@ -12392,33 +12782,33 @@
           <m:t>91</m:t>
         </m:r>
       </m:oMath>
-      <w:del w:id="363" w:author="PR Preview" w:date="2026-01-01T00:00:00Z">
+      <w:del w:id="386" w:author="PR Preview" w:date="2026-01-01T00:00:00Z">
         <w:r>
           <w:delText xml:space="preserve"> </w:delText>
         </w:r>
       </w:del>
-      <w:del w:id="364" w:author="PR Preview" w:date="2026-01-01T00:00:00Z">
+      <w:del w:id="387" w:author="PR Preview" w:date="2026-01-01T00:00:00Z">
         <w:r>
           <w:delText xml:space="preserve">trials, a uniform prior,</w:delText>
         </w:r>
       </w:del>
-      <w:del w:id="365" w:author="PR Preview" w:date="2026-01-01T00:00:00Z">
+      <w:del w:id="388" w:author="PR Preview" w:date="2026-01-01T00:00:00Z">
         <w:r>
           <w:delText xml:space="preserve"> </w:delText>
         </w:r>
       </w:del>
-      <w:del w:id="366" w:author="PR Preview" w:date="2026-01-01T00:00:00Z">
+      <w:del w:id="389" w:author="PR Preview" w:date="2026-01-01T00:00:00Z">
         <w:r>
           <w:delText xml:space="preserve">and the</w:delText>
         </w:r>
       </w:del>
-      <w:del w:id="367" w:author="PR Preview" w:date="2026-01-01T00:00:00Z">
+      <w:del w:id="390" w:author="PR Preview" w:date="2026-01-01T00:00:00Z">
         <w:r>
           <w:delText xml:space="preserve"> </w:delText>
         </w:r>
       </w:del>
       <w:hyperlink w:anchor="def-symmetric-proposal">
-        <w:del w:id="368" w:author="PR Preview" w:date="2026-01-01T00:00:00Z">
+        <w:del w:id="391" w:author="PR Preview" w:date="2026-01-01T00:00:00Z">
           <w:r>
             <w:rPr>
               <w:rStyle w:val="Hyperlink"/>
@@ -12427,23 +12817,23 @@
           </w:r>
         </w:del>
       </w:hyperlink>
-      <w:del w:id="369" w:author="PR Preview" w:date="2026-01-01T00:00:00Z">
+      <w:del w:id="392" w:author="PR Preview" w:date="2026-01-01T00:00:00Z">
         <w:r>
           <w:delText xml:space="preserve"> </w:delText>
         </w:r>
       </w:del>
-      <w:del w:id="370" w:author="PR Preview" w:date="2026-01-01T00:00:00Z">
+      <w:del w:id="393" w:author="PR Preview" w:date="2026-01-01T00:00:00Z">
         <w:r>
           <w:delText xml:space="preserve">proposal of</w:delText>
         </w:r>
       </w:del>
-      <w:del w:id="371" w:author="PR Preview" w:date="2026-01-01T00:00:00Z">
+      <w:del w:id="394" w:author="PR Preview" w:date="2026-01-01T00:00:00Z">
         <w:r>
           <w:delText xml:space="preserve"> </w:delText>
         </w:r>
       </w:del>
       <w:hyperlink w:anchor="exm-proposal-distribution">
-        <w:del w:id="372" w:author="PR Preview" w:date="2026-01-01T00:00:00Z">
+        <w:del w:id="395" w:author="PR Preview" w:date="2026-01-01T00:00:00Z">
           <w:r>
             <w:rPr>
               <w:rStyle w:val="Hyperlink"/>
@@ -12452,22 +12842,22 @@
           </w:r>
         </w:del>
       </w:hyperlink>
-      <w:del w:id="373" w:author="PR Preview" w:date="2026-01-01T00:00:00Z">
+      <w:del w:id="396" w:author="PR Preview" w:date="2026-01-01T00:00:00Z">
         <w:r>
           <w:delText xml:space="preserve">,</w:delText>
         </w:r>
       </w:del>
-      <w:del w:id="374" w:author="PR Preview" w:date="2026-01-01T00:00:00Z">
+      <w:del w:id="397" w:author="PR Preview" w:date="2026-01-01T00:00:00Z">
         <w:r>
           <w:delText xml:space="preserve"> </w:delText>
         </w:r>
       </w:del>
-      <w:del w:id="375" w:author="PR Preview" w:date="2026-01-01T00:00:00Z">
+      <w:del w:id="398" w:author="PR Preview" w:date="2026-01-01T00:00:00Z">
         <w:r>
           <w:delText xml:space="preserve">the</w:delText>
         </w:r>
       </w:del>
-      <w:del w:id="376" w:author="PR Preview" w:date="2026-01-01T00:00:00Z">
+      <w:del w:id="399" w:author="PR Preview" w:date="2026-01-01T00:00:00Z">
         <w:r>
           <w:delText xml:space="preserve"> </w:delText>
         </w:r>
@@ -12477,27 +12867,27 @@
           <m:t>q</m:t>
         </m:r>
       </m:oMath>
-      <w:del w:id="377" w:author="PR Preview" w:date="2026-01-01T00:00:00Z">
+      <w:del w:id="400" w:author="PR Preview" w:date="2026-01-01T00:00:00Z">
         <w:r>
           <w:delText xml:space="preserve"> </w:delText>
         </w:r>
       </w:del>
-      <w:del w:id="378" w:author="PR Preview" w:date="2026-01-01T00:00:00Z">
+      <w:del w:id="401" w:author="PR Preview" w:date="2026-01-01T00:00:00Z">
         <w:r>
           <w:delText xml:space="preserve">terms cancel and the prior is constant,</w:delText>
         </w:r>
       </w:del>
-      <w:del w:id="379" w:author="PR Preview" w:date="2026-01-01T00:00:00Z">
+      <w:del w:id="402" w:author="PR Preview" w:date="2026-01-01T00:00:00Z">
         <w:r>
           <w:delText xml:space="preserve"> </w:delText>
         </w:r>
       </w:del>
-      <w:del w:id="380" w:author="PR Preview" w:date="2026-01-01T00:00:00Z">
+      <w:del w:id="403" w:author="PR Preview" w:date="2026-01-01T00:00:00Z">
         <w:r>
           <w:delText xml:space="preserve">so moving from</w:delText>
         </w:r>
       </w:del>
-      <w:del w:id="381" w:author="PR Preview" w:date="2026-01-01T00:00:00Z">
+      <w:del w:id="404" w:author="PR Preview" w:date="2026-01-01T00:00:00Z">
         <w:r>
           <w:delText xml:space="preserve"> </w:delText>
         </w:r>
@@ -12537,17 +12927,17 @@
           <m:t>0.5</m:t>
         </m:r>
       </m:oMath>
-      <w:del w:id="382" w:author="PR Preview" w:date="2026-01-01T00:00:00Z">
+      <w:del w:id="405" w:author="PR Preview" w:date="2026-01-01T00:00:00Z">
         <w:r>
           <w:delText xml:space="preserve"> </w:delText>
         </w:r>
       </w:del>
-      <w:del w:id="383" w:author="PR Preview" w:date="2026-01-01T00:00:00Z">
+      <w:del w:id="406" w:author="PR Preview" w:date="2026-01-01T00:00:00Z">
         <w:r>
           <w:delText xml:space="preserve">to</w:delText>
         </w:r>
       </w:del>
-      <w:del w:id="384" w:author="PR Preview" w:date="2026-01-01T00:00:00Z">
+      <w:del w:id="407" w:author="PR Preview" w:date="2026-01-01T00:00:00Z">
         <w:r>
           <w:delText xml:space="preserve"> </w:delText>
         </w:r>
@@ -12578,12 +12968,12 @@
           <m:t>0.6</m:t>
         </m:r>
       </m:oMath>
-      <w:del w:id="385" w:author="PR Preview" w:date="2026-01-01T00:00:00Z">
+      <w:del w:id="408" w:author="PR Preview" w:date="2026-01-01T00:00:00Z">
         <w:r>
           <w:delText xml:space="preserve"> </w:delText>
         </w:r>
       </w:del>
-      <w:del w:id="386" w:author="PR Preview" w:date="2026-01-01T00:00:00Z">
+      <w:del w:id="409" w:author="PR Preview" w:date="2026-01-01T00:00:00Z">
         <w:r>
           <w:delText xml:space="preserve">gives</w:delText>
         </w:r>
@@ -12593,7 +12983,7 @@
       <w:pPr>
         <w:pStyle w:val="FirstParagraph"/>
       </w:pPr>
-      <w:ins w:id="387" w:author="PR Preview" w:date="2026-01-01T00:00:00Z">
+      <w:ins w:id="410" w:author="PR Preview" w:date="2026-01-01T00:00:00Z">
         <w:r>
           <w:rPr>
             <w:b/>
@@ -12602,17 +12992,17 @@
           <w:t xml:space="preserve">Example 6 (Acceptance ratio for a Bernoulli posterior)</w:t>
         </w:r>
       </w:ins>
-      <w:ins w:id="388" w:author="PR Preview" w:date="2026-01-01T00:00:00Z">
+      <w:ins w:id="411" w:author="PR Preview" w:date="2026-01-01T00:00:00Z">
         <w:r>
           <w:t xml:space="preserve"> </w:t>
         </w:r>
       </w:ins>
-      <w:ins w:id="389" w:author="PR Preview" w:date="2026-01-01T00:00:00Z">
+      <w:ins w:id="412" w:author="PR Preview" w:date="2026-01-01T00:00:00Z">
         <w:r>
           <w:t xml:space="preserve">With</w:t>
         </w:r>
       </w:ins>
-      <w:ins w:id="390" w:author="PR Preview" w:date="2026-01-01T00:00:00Z">
+      <w:ins w:id="413" w:author="PR Preview" w:date="2026-01-01T00:00:00Z">
         <w:r>
           <w:t xml:space="preserve"> </w:t>
         </w:r>
@@ -12631,17 +13021,17 @@
           <m:t>55</m:t>
         </m:r>
       </m:oMath>
-      <w:ins w:id="391" w:author="PR Preview" w:date="2026-01-01T00:00:00Z">
+      <w:ins w:id="414" w:author="PR Preview" w:date="2026-01-01T00:00:00Z">
         <w:r>
           <w:t xml:space="preserve"> </w:t>
         </w:r>
       </w:ins>
-      <w:ins w:id="392" w:author="PR Preview" w:date="2026-01-01T00:00:00Z">
+      <w:ins w:id="415" w:author="PR Preview" w:date="2026-01-01T00:00:00Z">
         <w:r>
           <w:t xml:space="preserve">successes in</w:t>
         </w:r>
       </w:ins>
-      <w:ins w:id="393" w:author="PR Preview" w:date="2026-01-01T00:00:00Z">
+      <w:ins w:id="416" w:author="PR Preview" w:date="2026-01-01T00:00:00Z">
         <w:r>
           <w:t xml:space="preserve"> </w:t>
         </w:r>
@@ -12660,33 +13050,33 @@
           <m:t>91</m:t>
         </m:r>
       </m:oMath>
-      <w:ins w:id="394" w:author="PR Preview" w:date="2026-01-01T00:00:00Z">
+      <w:ins w:id="417" w:author="PR Preview" w:date="2026-01-01T00:00:00Z">
         <w:r>
           <w:t xml:space="preserve"> </w:t>
         </w:r>
       </w:ins>
-      <w:ins w:id="395" w:author="PR Preview" w:date="2026-01-01T00:00:00Z">
+      <w:ins w:id="418" w:author="PR Preview" w:date="2026-01-01T00:00:00Z">
         <w:r>
           <w:t xml:space="preserve">trials, a uniform prior,</w:t>
         </w:r>
       </w:ins>
-      <w:ins w:id="396" w:author="PR Preview" w:date="2026-01-01T00:00:00Z">
+      <w:ins w:id="419" w:author="PR Preview" w:date="2026-01-01T00:00:00Z">
         <w:r>
           <w:t xml:space="preserve"> </w:t>
         </w:r>
       </w:ins>
-      <w:ins w:id="397" w:author="PR Preview" w:date="2026-01-01T00:00:00Z">
+      <w:ins w:id="420" w:author="PR Preview" w:date="2026-01-01T00:00:00Z">
         <w:r>
           <w:t xml:space="preserve">and the</w:t>
         </w:r>
       </w:ins>
-      <w:ins w:id="398" w:author="PR Preview" w:date="2026-01-01T00:00:00Z">
+      <w:ins w:id="421" w:author="PR Preview" w:date="2026-01-01T00:00:00Z">
         <w:r>
           <w:t xml:space="preserve"> </w:t>
         </w:r>
       </w:ins>
       <w:hyperlink w:anchor="def-symmetric-proposal">
-        <w:ins w:id="399" w:author="PR Preview" w:date="2026-01-01T00:00:00Z">
+        <w:ins w:id="422" w:author="PR Preview" w:date="2026-01-01T00:00:00Z">
           <w:r>
             <w:rPr>
               <w:rStyle w:val="Hyperlink"/>
@@ -12695,23 +13085,23 @@
           </w:r>
         </w:ins>
       </w:hyperlink>
-      <w:ins w:id="400" w:author="PR Preview" w:date="2026-01-01T00:00:00Z">
+      <w:ins w:id="423" w:author="PR Preview" w:date="2026-01-01T00:00:00Z">
         <w:r>
           <w:t xml:space="preserve"> </w:t>
         </w:r>
       </w:ins>
-      <w:ins w:id="401" w:author="PR Preview" w:date="2026-01-01T00:00:00Z">
+      <w:ins w:id="424" w:author="PR Preview" w:date="2026-01-01T00:00:00Z">
         <w:r>
           <w:t xml:space="preserve">proposal of</w:t>
         </w:r>
       </w:ins>
-      <w:ins w:id="402" w:author="PR Preview" w:date="2026-01-01T00:00:00Z">
+      <w:ins w:id="425" w:author="PR Preview" w:date="2026-01-01T00:00:00Z">
         <w:r>
           <w:t xml:space="preserve"> </w:t>
         </w:r>
       </w:ins>
       <w:hyperlink w:anchor="exm-proposal-distribution">
-        <w:ins w:id="403" w:author="PR Preview" w:date="2026-01-01T00:00:00Z">
+        <w:ins w:id="426" w:author="PR Preview" w:date="2026-01-01T00:00:00Z">
           <w:r>
             <w:rPr>
               <w:rStyle w:val="Hyperlink"/>
@@ -12720,22 +13110,22 @@
           </w:r>
         </w:ins>
       </w:hyperlink>
-      <w:ins w:id="404" w:author="PR Preview" w:date="2026-01-01T00:00:00Z">
+      <w:ins w:id="427" w:author="PR Preview" w:date="2026-01-01T00:00:00Z">
         <w:r>
           <w:t xml:space="preserve">,</w:t>
         </w:r>
       </w:ins>
-      <w:ins w:id="405" w:author="PR Preview" w:date="2026-01-01T00:00:00Z">
+      <w:ins w:id="428" w:author="PR Preview" w:date="2026-01-01T00:00:00Z">
         <w:r>
           <w:t xml:space="preserve"> </w:t>
         </w:r>
       </w:ins>
-      <w:ins w:id="406" w:author="PR Preview" w:date="2026-01-01T00:00:00Z">
+      <w:ins w:id="429" w:author="PR Preview" w:date="2026-01-01T00:00:00Z">
         <w:r>
           <w:t xml:space="preserve">the</w:t>
         </w:r>
       </w:ins>
-      <w:ins w:id="407" w:author="PR Preview" w:date="2026-01-01T00:00:00Z">
+      <w:ins w:id="430" w:author="PR Preview" w:date="2026-01-01T00:00:00Z">
         <w:r>
           <w:t xml:space="preserve"> </w:t>
         </w:r>
@@ -12745,27 +13135,27 @@
           <m:t>q</m:t>
         </m:r>
       </m:oMath>
-      <w:ins w:id="408" w:author="PR Preview" w:date="2026-01-01T00:00:00Z">
+      <w:ins w:id="431" w:author="PR Preview" w:date="2026-01-01T00:00:00Z">
         <w:r>
           <w:t xml:space="preserve"> </w:t>
         </w:r>
       </w:ins>
-      <w:ins w:id="409" w:author="PR Preview" w:date="2026-01-01T00:00:00Z">
+      <w:ins w:id="432" w:author="PR Preview" w:date="2026-01-01T00:00:00Z">
         <w:r>
           <w:t xml:space="preserve">terms cancel and the prior is constant,</w:t>
         </w:r>
       </w:ins>
-      <w:ins w:id="410" w:author="PR Preview" w:date="2026-01-01T00:00:00Z">
+      <w:ins w:id="433" w:author="PR Preview" w:date="2026-01-01T00:00:00Z">
         <w:r>
           <w:t xml:space="preserve"> </w:t>
         </w:r>
       </w:ins>
-      <w:ins w:id="411" w:author="PR Preview" w:date="2026-01-01T00:00:00Z">
+      <w:ins w:id="434" w:author="PR Preview" w:date="2026-01-01T00:00:00Z">
         <w:r>
           <w:t xml:space="preserve">so moving from</w:t>
         </w:r>
       </w:ins>
-      <w:ins w:id="412" w:author="PR Preview" w:date="2026-01-01T00:00:00Z">
+      <w:ins w:id="435" w:author="PR Preview" w:date="2026-01-01T00:00:00Z">
         <w:r>
           <w:t xml:space="preserve"> </w:t>
         </w:r>
@@ -12805,17 +13195,17 @@
           <m:t>0.5</m:t>
         </m:r>
       </m:oMath>
-      <w:ins w:id="413" w:author="PR Preview" w:date="2026-01-01T00:00:00Z">
+      <w:ins w:id="436" w:author="PR Preview" w:date="2026-01-01T00:00:00Z">
         <w:r>
           <w:t xml:space="preserve"> </w:t>
         </w:r>
       </w:ins>
-      <w:ins w:id="414" w:author="PR Preview" w:date="2026-01-01T00:00:00Z">
+      <w:ins w:id="437" w:author="PR Preview" w:date="2026-01-01T00:00:00Z">
         <w:r>
           <w:t xml:space="preserve">to</w:t>
         </w:r>
       </w:ins>
-      <w:ins w:id="415" w:author="PR Preview" w:date="2026-01-01T00:00:00Z">
+      <w:ins w:id="438" w:author="PR Preview" w:date="2026-01-01T00:00:00Z">
         <w:r>
           <w:t xml:space="preserve"> </w:t>
         </w:r>
@@ -12846,12 +13236,12 @@
           <m:t>0.6</m:t>
         </m:r>
       </m:oMath>
-      <w:ins w:id="416" w:author="PR Preview" w:date="2026-01-01T00:00:00Z">
+      <w:ins w:id="439" w:author="PR Preview" w:date="2026-01-01T00:00:00Z">
         <w:r>
           <w:t xml:space="preserve"> </w:t>
         </w:r>
       </w:ins>
-      <w:ins w:id="417" w:author="PR Preview" w:date="2026-01-01T00:00:00Z">
+      <w:ins w:id="440" w:author="PR Preview" w:date="2026-01-01T00:00:00Z">
         <w:r>
           <w:t xml:space="preserve">gives</w:t>
         </w:r>
@@ -13110,8 +13500,8 @@
         <w:t xml:space="preserve">.</w:t>
       </w:r>
     </w:p>
-    <w:bookmarkEnd w:id="34"/>
-    <w:bookmarkStart w:id="35" w:name="def-mh"/>
+    <w:bookmarkEnd w:id="35"/>
+    <w:bookmarkStart w:id="36" w:name="def-mh"/>
     <w:p>
       <w:pPr>
         <w:pStyle w:val="BodyText"/>
@@ -13776,7 +14166,7 @@
         <w:t xml:space="preserve">(reject it).</w:t>
       </w:r>
     </w:p>
-    <w:bookmarkEnd w:id="35"/>
+    <w:bookmarkEnd w:id="36"/>
     <w:p>
       <w:pPr>
         <w:pStyle w:val="FirstParagraph"/>
@@ -13981,7 +14371,7 @@
       <w:r>
         <w:t xml:space="preserve">(</w:t>
       </w:r>
-      <w:hyperlink r:id="rId36">
+      <w:hyperlink r:id="rId37">
         <w:r>
           <w:rPr>
             <w:rStyle w:val="Hyperlink"/>
@@ -14162,12 +14552,12 @@
         <w:t xml:space="preserve">.</w:t>
       </w:r>
     </w:p>
-    <w:bookmarkStart w:id="37" w:name="exm-mh-bernoulli"/>
+    <w:bookmarkStart w:id="38" w:name="exm-mh-bernoulli"/>
     <w:p>
       <w:pPr>
         <w:pStyle w:val="BodyText"/>
       </w:pPr>
-      <w:del w:id="418" w:author="PR Preview" w:date="2026-01-01T00:00:00Z">
+      <w:del w:id="441" w:author="PR Preview" w:date="2026-01-01T00:00:00Z">
         <w:r>
           <w:rPr>
             <w:b/>
@@ -14176,23 +14566,23 @@
           <w:delText xml:space="preserve">Example 6 (Metropolis–Hastings for a Bernoulli model)</w:delText>
         </w:r>
       </w:del>
-      <w:del w:id="419" w:author="PR Preview" w:date="2026-01-01T00:00:00Z">
+      <w:del w:id="442" w:author="PR Preview" w:date="2026-01-01T00:00:00Z">
         <w:r>
           <w:delText xml:space="preserve"> </w:delText>
         </w:r>
       </w:del>
-      <w:del w:id="420" w:author="PR Preview" w:date="2026-01-01T00:00:00Z">
+      <w:del w:id="443" w:author="PR Preview" w:date="2026-01-01T00:00:00Z">
         <w:r>
           <w:delText xml:space="preserve">We sample the posterior of</w:delText>
         </w:r>
       </w:del>
-      <w:del w:id="421" w:author="PR Preview" w:date="2026-01-01T00:00:00Z">
+      <w:del w:id="444" w:author="PR Preview" w:date="2026-01-01T00:00:00Z">
         <w:r>
           <w:delText xml:space="preserve"> </w:delText>
         </w:r>
       </w:del>
       <w:hyperlink r:id="rId11">
-        <w:del w:id="422" w:author="PR Preview" w:date="2026-01-01T00:00:00Z">
+        <w:del w:id="445" w:author="PR Preview" w:date="2026-01-01T00:00:00Z">
           <w:r>
             <w:rPr>
               <w:rStyle w:val="Hyperlink"/>
@@ -14201,12 +14591,12 @@
           </w:r>
         </w:del>
       </w:hyperlink>
-      <w:del w:id="423" w:author="PR Preview" w:date="2026-01-01T00:00:00Z">
+      <w:del w:id="446" w:author="PR Preview" w:date="2026-01-01T00:00:00Z">
         <w:r>
           <w:delText xml:space="preserve"> </w:delText>
         </w:r>
       </w:del>
-      <w:del w:id="424" w:author="PR Preview" w:date="2026-01-01T00:00:00Z">
+      <w:del w:id="447" w:author="PR Preview" w:date="2026-01-01T00:00:00Z">
         <w:r>
           <w:delText xml:space="preserve">(</w:delText>
         </w:r>
@@ -14225,17 +14615,17 @@
           <m:t>55</m:t>
         </m:r>
       </m:oMath>
-      <w:del w:id="425" w:author="PR Preview" w:date="2026-01-01T00:00:00Z">
+      <w:del w:id="448" w:author="PR Preview" w:date="2026-01-01T00:00:00Z">
         <w:r>
           <w:delText xml:space="preserve"> </w:delText>
         </w:r>
       </w:del>
-      <w:del w:id="426" w:author="PR Preview" w:date="2026-01-01T00:00:00Z">
+      <w:del w:id="449" w:author="PR Preview" w:date="2026-01-01T00:00:00Z">
         <w:r>
           <w:delText xml:space="preserve">successes in</w:delText>
         </w:r>
       </w:del>
-      <w:del w:id="427" w:author="PR Preview" w:date="2026-01-01T00:00:00Z">
+      <w:del w:id="450" w:author="PR Preview" w:date="2026-01-01T00:00:00Z">
         <w:r>
           <w:delText xml:space="preserve"> </w:delText>
         </w:r>
@@ -14254,27 +14644,27 @@
           <m:t>91</m:t>
         </m:r>
       </m:oMath>
-      <w:del w:id="428" w:author="PR Preview" w:date="2026-01-01T00:00:00Z">
+      <w:del w:id="451" w:author="PR Preview" w:date="2026-01-01T00:00:00Z">
         <w:r>
           <w:delText xml:space="preserve"> </w:delText>
         </w:r>
       </w:del>
-      <w:del w:id="429" w:author="PR Preview" w:date="2026-01-01T00:00:00Z">
+      <w:del w:id="452" w:author="PR Preview" w:date="2026-01-01T00:00:00Z">
         <w:r>
           <w:delText xml:space="preserve">trials, uniform prior)</w:delText>
         </w:r>
       </w:del>
-      <w:del w:id="430" w:author="PR Preview" w:date="2026-01-01T00:00:00Z">
+      <w:del w:id="453" w:author="PR Preview" w:date="2026-01-01T00:00:00Z">
         <w:r>
           <w:delText xml:space="preserve"> </w:delText>
         </w:r>
       </w:del>
-      <w:del w:id="431" w:author="PR Preview" w:date="2026-01-01T00:00:00Z">
+      <w:del w:id="454" w:author="PR Preview" w:date="2026-01-01T00:00:00Z">
         <w:r>
           <w:delText xml:space="preserve">with a Gaussian random-walk proposal</w:delText>
         </w:r>
       </w:del>
-      <w:del w:id="432" w:author="PR Preview" w:date="2026-01-01T00:00:00Z">
+      <w:del w:id="455" w:author="PR Preview" w:date="2026-01-01T00:00:00Z">
         <w:r>
           <w:delText xml:space="preserve"> </w:delText>
         </w:r>
@@ -14335,12 +14725,12 @@
           <m:t>ε</m:t>
         </m:r>
       </m:oMath>
-      <w:del w:id="433" w:author="PR Preview" w:date="2026-01-01T00:00:00Z">
+      <w:del w:id="456" w:author="PR Preview" w:date="2026-01-01T00:00:00Z">
         <w:r>
           <w:delText xml:space="preserve">,</w:delText>
         </w:r>
       </w:del>
-      <w:del w:id="434" w:author="PR Preview" w:date="2026-01-01T00:00:00Z">
+      <w:del w:id="457" w:author="PR Preview" w:date="2026-01-01T00:00:00Z">
         <w:r>
           <w:delText xml:space="preserve"> </w:delText>
         </w:r>
@@ -14399,32 +14789,32 @@
           <m:t>​</m:t>
         </m:r>
       </m:oMath>
-      <w:del w:id="435" w:author="PR Preview" w:date="2026-01-01T00:00:00Z">
+      <w:del w:id="458" w:author="PR Preview" w:date="2026-01-01T00:00:00Z">
         <w:r>
           <w:delText xml:space="preserve">.</w:delText>
         </w:r>
       </w:del>
-      <w:del w:id="436" w:author="PR Preview" w:date="2026-01-01T00:00:00Z">
+      <w:del w:id="459" w:author="PR Preview" w:date="2026-01-01T00:00:00Z">
         <w:r>
           <w:delText xml:space="preserve"> </w:delText>
         </w:r>
       </w:del>
-      <w:del w:id="437" w:author="PR Preview" w:date="2026-01-01T00:00:00Z">
+      <w:del w:id="460" w:author="PR Preview" w:date="2026-01-01T00:00:00Z">
         <w:r>
           <w:delText xml:space="preserve">The proposal is symmetric,</w:delText>
         </w:r>
       </w:del>
-      <w:del w:id="438" w:author="PR Preview" w:date="2026-01-01T00:00:00Z">
+      <w:del w:id="461" w:author="PR Preview" w:date="2026-01-01T00:00:00Z">
         <w:r>
           <w:delText xml:space="preserve"> </w:delText>
         </w:r>
       </w:del>
-      <w:del w:id="439" w:author="PR Preview" w:date="2026-01-01T00:00:00Z">
+      <w:del w:id="462" w:author="PR Preview" w:date="2026-01-01T00:00:00Z">
         <w:r>
           <w:delText xml:space="preserve">and the uniform prior density is 1 on</w:delText>
         </w:r>
       </w:del>
-      <w:del w:id="440" w:author="PR Preview" w:date="2026-01-01T00:00:00Z">
+      <w:del w:id="463" w:author="PR Preview" w:date="2026-01-01T00:00:00Z">
         <w:r>
           <w:delText xml:space="preserve"> </w:delText>
         </w:r>
@@ -14455,32 +14845,32 @@
           <m:t>)</m:t>
         </m:r>
       </m:oMath>
-      <w:del w:id="441" w:author="PR Preview" w:date="2026-01-01T00:00:00Z">
+      <w:del w:id="464" w:author="PR Preview" w:date="2026-01-01T00:00:00Z">
         <w:r>
           <w:delText xml:space="preserve">,</w:delText>
         </w:r>
       </w:del>
-      <w:del w:id="442" w:author="PR Preview" w:date="2026-01-01T00:00:00Z">
+      <w:del w:id="465" w:author="PR Preview" w:date="2026-01-01T00:00:00Z">
         <w:r>
           <w:delText xml:space="preserve"> </w:delText>
         </w:r>
       </w:del>
-      <w:del w:id="443" w:author="PR Preview" w:date="2026-01-01T00:00:00Z">
+      <w:del w:id="466" w:author="PR Preview" w:date="2026-01-01T00:00:00Z">
         <w:r>
           <w:delText xml:space="preserve">so the log of the acceptance ratio is the difference of log-likelihoods,</w:delText>
         </w:r>
       </w:del>
-      <w:del w:id="444" w:author="PR Preview" w:date="2026-01-01T00:00:00Z">
+      <w:del w:id="467" w:author="PR Preview" w:date="2026-01-01T00:00:00Z">
         <w:r>
           <w:delText xml:space="preserve"> </w:delText>
         </w:r>
       </w:del>
-      <w:del w:id="445" w:author="PR Preview" w:date="2026-01-01T00:00:00Z">
+      <w:del w:id="468" w:author="PR Preview" w:date="2026-01-01T00:00:00Z">
         <w:r>
           <w:delText xml:space="preserve">and a proposal outside</w:delText>
         </w:r>
       </w:del>
-      <w:del w:id="446" w:author="PR Preview" w:date="2026-01-01T00:00:00Z">
+      <w:del w:id="469" w:author="PR Preview" w:date="2026-01-01T00:00:00Z">
         <w:r>
           <w:delText xml:space="preserve"> </w:delText>
         </w:r>
@@ -14511,12 +14901,12 @@
           <m:t>)</m:t>
         </m:r>
       </m:oMath>
-      <w:del w:id="447" w:author="PR Preview" w:date="2026-01-01T00:00:00Z">
+      <w:del w:id="470" w:author="PR Preview" w:date="2026-01-01T00:00:00Z">
         <w:r>
           <w:delText xml:space="preserve"> </w:delText>
         </w:r>
       </w:del>
-      <w:del w:id="448" w:author="PR Preview" w:date="2026-01-01T00:00:00Z">
+      <w:del w:id="471" w:author="PR Preview" w:date="2026-01-01T00:00:00Z">
         <w:r>
           <w:delText xml:space="preserve">is always rejected.</w:delText>
         </w:r>
@@ -14526,7 +14916,7 @@
       <w:pPr>
         <w:pStyle w:val="BodyText"/>
       </w:pPr>
-      <w:ins w:id="449" w:author="PR Preview" w:date="2026-01-01T00:00:00Z">
+      <w:ins w:id="472" w:author="PR Preview" w:date="2026-01-01T00:00:00Z">
         <w:r>
           <w:rPr>
             <w:b/>
@@ -14535,23 +14925,23 @@
           <w:t xml:space="preserve">Example 7 (Metropolis–Hastings for a Bernoulli model)</w:t>
         </w:r>
       </w:ins>
-      <w:ins w:id="450" w:author="PR Preview" w:date="2026-01-01T00:00:00Z">
+      <w:ins w:id="473" w:author="PR Preview" w:date="2026-01-01T00:00:00Z">
         <w:r>
           <w:t xml:space="preserve"> </w:t>
         </w:r>
       </w:ins>
-      <w:ins w:id="451" w:author="PR Preview" w:date="2026-01-01T00:00:00Z">
+      <w:ins w:id="474" w:author="PR Preview" w:date="2026-01-01T00:00:00Z">
         <w:r>
           <w:t xml:space="preserve">We sample the posterior of</w:t>
         </w:r>
       </w:ins>
-      <w:ins w:id="452" w:author="PR Preview" w:date="2026-01-01T00:00:00Z">
+      <w:ins w:id="475" w:author="PR Preview" w:date="2026-01-01T00:00:00Z">
         <w:r>
           <w:t xml:space="preserve"> </w:t>
         </w:r>
       </w:ins>
       <w:hyperlink r:id="rId11">
-        <w:ins w:id="453" w:author="PR Preview" w:date="2026-01-01T00:00:00Z">
+        <w:ins w:id="476" w:author="PR Preview" w:date="2026-01-01T00:00:00Z">
           <w:r>
             <w:rPr>
               <w:rStyle w:val="Hyperlink"/>
@@ -14560,12 +14950,12 @@
           </w:r>
         </w:ins>
       </w:hyperlink>
-      <w:ins w:id="454" w:author="PR Preview" w:date="2026-01-01T00:00:00Z">
+      <w:ins w:id="477" w:author="PR Preview" w:date="2026-01-01T00:00:00Z">
         <w:r>
           <w:t xml:space="preserve"> </w:t>
         </w:r>
       </w:ins>
-      <w:ins w:id="455" w:author="PR Preview" w:date="2026-01-01T00:00:00Z">
+      <w:ins w:id="478" w:author="PR Preview" w:date="2026-01-01T00:00:00Z">
         <w:r>
           <w:t xml:space="preserve">(</w:t>
         </w:r>
@@ -14584,17 +14974,17 @@
           <m:t>55</m:t>
         </m:r>
       </m:oMath>
-      <w:ins w:id="456" w:author="PR Preview" w:date="2026-01-01T00:00:00Z">
+      <w:ins w:id="479" w:author="PR Preview" w:date="2026-01-01T00:00:00Z">
         <w:r>
           <w:t xml:space="preserve"> </w:t>
         </w:r>
       </w:ins>
-      <w:ins w:id="457" w:author="PR Preview" w:date="2026-01-01T00:00:00Z">
+      <w:ins w:id="480" w:author="PR Preview" w:date="2026-01-01T00:00:00Z">
         <w:r>
           <w:t xml:space="preserve">successes in</w:t>
         </w:r>
       </w:ins>
-      <w:ins w:id="458" w:author="PR Preview" w:date="2026-01-01T00:00:00Z">
+      <w:ins w:id="481" w:author="PR Preview" w:date="2026-01-01T00:00:00Z">
         <w:r>
           <w:t xml:space="preserve"> </w:t>
         </w:r>
@@ -14613,27 +15003,27 @@
           <m:t>91</m:t>
         </m:r>
       </m:oMath>
-      <w:ins w:id="459" w:author="PR Preview" w:date="2026-01-01T00:00:00Z">
+      <w:ins w:id="482" w:author="PR Preview" w:date="2026-01-01T00:00:00Z">
         <w:r>
           <w:t xml:space="preserve"> </w:t>
         </w:r>
       </w:ins>
-      <w:ins w:id="460" w:author="PR Preview" w:date="2026-01-01T00:00:00Z">
+      <w:ins w:id="483" w:author="PR Preview" w:date="2026-01-01T00:00:00Z">
         <w:r>
           <w:t xml:space="preserve">trials, uniform prior)</w:t>
         </w:r>
       </w:ins>
-      <w:ins w:id="461" w:author="PR Preview" w:date="2026-01-01T00:00:00Z">
+      <w:ins w:id="484" w:author="PR Preview" w:date="2026-01-01T00:00:00Z">
         <w:r>
           <w:t xml:space="preserve"> </w:t>
         </w:r>
       </w:ins>
-      <w:ins w:id="462" w:author="PR Preview" w:date="2026-01-01T00:00:00Z">
+      <w:ins w:id="485" w:author="PR Preview" w:date="2026-01-01T00:00:00Z">
         <w:r>
           <w:t xml:space="preserve">with a Gaussian random-walk proposal</w:t>
         </w:r>
       </w:ins>
-      <w:ins w:id="463" w:author="PR Preview" w:date="2026-01-01T00:00:00Z">
+      <w:ins w:id="486" w:author="PR Preview" w:date="2026-01-01T00:00:00Z">
         <w:r>
           <w:t xml:space="preserve"> </w:t>
         </w:r>
@@ -14694,12 +15084,12 @@
           <m:t>ε</m:t>
         </m:r>
       </m:oMath>
-      <w:ins w:id="464" w:author="PR Preview" w:date="2026-01-01T00:00:00Z">
+      <w:ins w:id="487" w:author="PR Preview" w:date="2026-01-01T00:00:00Z">
         <w:r>
           <w:t xml:space="preserve">,</w:t>
         </w:r>
       </w:ins>
-      <w:ins w:id="465" w:author="PR Preview" w:date="2026-01-01T00:00:00Z">
+      <w:ins w:id="488" w:author="PR Preview" w:date="2026-01-01T00:00:00Z">
         <w:r>
           <w:t xml:space="preserve"> </w:t>
         </w:r>
@@ -14758,32 +15148,32 @@
           <m:t>​</m:t>
         </m:r>
       </m:oMath>
-      <w:ins w:id="466" w:author="PR Preview" w:date="2026-01-01T00:00:00Z">
+      <w:ins w:id="489" w:author="PR Preview" w:date="2026-01-01T00:00:00Z">
         <w:r>
           <w:t xml:space="preserve">.</w:t>
         </w:r>
       </w:ins>
-      <w:ins w:id="467" w:author="PR Preview" w:date="2026-01-01T00:00:00Z">
+      <w:ins w:id="490" w:author="PR Preview" w:date="2026-01-01T00:00:00Z">
         <w:r>
           <w:t xml:space="preserve"> </w:t>
         </w:r>
       </w:ins>
-      <w:ins w:id="468" w:author="PR Preview" w:date="2026-01-01T00:00:00Z">
+      <w:ins w:id="491" w:author="PR Preview" w:date="2026-01-01T00:00:00Z">
         <w:r>
           <w:t xml:space="preserve">The proposal is symmetric,</w:t>
         </w:r>
       </w:ins>
-      <w:ins w:id="469" w:author="PR Preview" w:date="2026-01-01T00:00:00Z">
+      <w:ins w:id="492" w:author="PR Preview" w:date="2026-01-01T00:00:00Z">
         <w:r>
           <w:t xml:space="preserve"> </w:t>
         </w:r>
       </w:ins>
-      <w:ins w:id="470" w:author="PR Preview" w:date="2026-01-01T00:00:00Z">
+      <w:ins w:id="493" w:author="PR Preview" w:date="2026-01-01T00:00:00Z">
         <w:r>
           <w:t xml:space="preserve">and the uniform prior density is 1 on</w:t>
         </w:r>
       </w:ins>
-      <w:ins w:id="471" w:author="PR Preview" w:date="2026-01-01T00:00:00Z">
+      <w:ins w:id="494" w:author="PR Preview" w:date="2026-01-01T00:00:00Z">
         <w:r>
           <w:t xml:space="preserve"> </w:t>
         </w:r>
@@ -14814,32 +15204,32 @@
           <m:t>)</m:t>
         </m:r>
       </m:oMath>
-      <w:ins w:id="472" w:author="PR Preview" w:date="2026-01-01T00:00:00Z">
+      <w:ins w:id="495" w:author="PR Preview" w:date="2026-01-01T00:00:00Z">
         <w:r>
           <w:t xml:space="preserve">,</w:t>
         </w:r>
       </w:ins>
-      <w:ins w:id="473" w:author="PR Preview" w:date="2026-01-01T00:00:00Z">
+      <w:ins w:id="496" w:author="PR Preview" w:date="2026-01-01T00:00:00Z">
         <w:r>
           <w:t xml:space="preserve"> </w:t>
         </w:r>
       </w:ins>
-      <w:ins w:id="474" w:author="PR Preview" w:date="2026-01-01T00:00:00Z">
+      <w:ins w:id="497" w:author="PR Preview" w:date="2026-01-01T00:00:00Z">
         <w:r>
           <w:t xml:space="preserve">so the log of the acceptance ratio is the difference of log-likelihoods,</w:t>
         </w:r>
       </w:ins>
-      <w:ins w:id="475" w:author="PR Preview" w:date="2026-01-01T00:00:00Z">
+      <w:ins w:id="498" w:author="PR Preview" w:date="2026-01-01T00:00:00Z">
         <w:r>
           <w:t xml:space="preserve"> </w:t>
         </w:r>
       </w:ins>
-      <w:ins w:id="476" w:author="PR Preview" w:date="2026-01-01T00:00:00Z">
+      <w:ins w:id="499" w:author="PR Preview" w:date="2026-01-01T00:00:00Z">
         <w:r>
           <w:t xml:space="preserve">and a proposal outside</w:t>
         </w:r>
       </w:ins>
-      <w:ins w:id="477" w:author="PR Preview" w:date="2026-01-01T00:00:00Z">
+      <w:ins w:id="500" w:author="PR Preview" w:date="2026-01-01T00:00:00Z">
         <w:r>
           <w:t xml:space="preserve"> </w:t>
         </w:r>
@@ -14870,12 +15260,12 @@
           <m:t>)</m:t>
         </m:r>
       </m:oMath>
-      <w:ins w:id="478" w:author="PR Preview" w:date="2026-01-01T00:00:00Z">
+      <w:ins w:id="501" w:author="PR Preview" w:date="2026-01-01T00:00:00Z">
         <w:r>
           <w:t xml:space="preserve"> </w:t>
         </w:r>
       </w:ins>
-      <w:ins w:id="479" w:author="PR Preview" w:date="2026-01-01T00:00:00Z">
+      <w:ins w:id="502" w:author="PR Preview" w:date="2026-01-01T00:00:00Z">
         <w:r>
           <w:t xml:space="preserve">is always rejected.</w:t>
         </w:r>
@@ -16255,9 +16645,9 @@
         <w:t xml:space="preserve">.</w:t>
       </w:r>
     </w:p>
-    <w:bookmarkEnd w:id="37"/>
     <w:bookmarkEnd w:id="38"/>
-    <w:bookmarkStart w:id="46" w:name="sec-burnin"/>
+    <w:bookmarkEnd w:id="39"/>
+    <w:bookmarkStart w:id="47" w:name="sec-burnin"/>
     <w:p>
       <w:pPr>
         <w:pStyle w:val="Heading3"/>
@@ -16266,7 +16656,7 @@
         <w:t xml:space="preserve">2.2 Trace plots and burn-in</w:t>
       </w:r>
     </w:p>
-    <w:bookmarkStart w:id="39" w:name="def-trace-plot"/>
+    <w:bookmarkStart w:id="40" w:name="def-trace-plot"/>
     <w:p>
       <w:pPr>
         <w:pStyle w:val="FirstParagraph"/>
@@ -16307,8 +16697,8 @@
         <w:t xml:space="preserve">plots each sampled value of a parameter against its iteration number.</w:t>
       </w:r>
     </w:p>
-    <w:bookmarkEnd w:id="39"/>
-    <w:bookmarkStart w:id="40" w:name="def-burnin"/>
+    <w:bookmarkEnd w:id="40"/>
+    <w:bookmarkStart w:id="41" w:name="def-burnin"/>
     <w:p>
       <w:pPr>
         <w:pStyle w:val="BodyText"/>
@@ -16358,7 +16748,7 @@
         <w:t xml:space="preserve">.</w:t>
       </w:r>
     </w:p>
-    <w:bookmarkEnd w:id="40"/>
+    <w:bookmarkEnd w:id="41"/>
     <w:p>
       <w:pPr>
         <w:pStyle w:val="BodyText"/>
@@ -16420,12 +16810,12 @@
         <w:t xml:space="preserve">and are moving around the same region.</w:t>
       </w:r>
     </w:p>
-    <w:bookmarkStart w:id="45" w:name="exm-burnin"/>
+    <w:bookmarkStart w:id="46" w:name="exm-burnin"/>
     <w:p>
       <w:pPr>
         <w:pStyle w:val="BodyText"/>
       </w:pPr>
-      <w:del w:id="480" w:author="PR Preview" w:date="2026-01-01T00:00:00Z">
+      <w:del w:id="503" w:author="PR Preview" w:date="2026-01-01T00:00:00Z">
         <w:r>
           <w:rPr>
             <w:b/>
@@ -16434,23 +16824,23 @@
           <w:delText xml:space="preserve">Example 7 (Burn-in for the Bernoulli sampler)</w:delText>
         </w:r>
       </w:del>
-      <w:del w:id="481" w:author="PR Preview" w:date="2026-01-01T00:00:00Z">
+      <w:del w:id="504" w:author="PR Preview" w:date="2026-01-01T00:00:00Z">
         <w:r>
           <w:delText xml:space="preserve"> </w:delText>
         </w:r>
       </w:del>
-      <w:del w:id="482" w:author="PR Preview" w:date="2026-01-01T00:00:00Z">
+      <w:del w:id="505" w:author="PR Preview" w:date="2026-01-01T00:00:00Z">
         <w:r>
           <w:delText xml:space="preserve">Continuing</w:delText>
         </w:r>
       </w:del>
-      <w:del w:id="483" w:author="PR Preview" w:date="2026-01-01T00:00:00Z">
+      <w:del w:id="506" w:author="PR Preview" w:date="2026-01-01T00:00:00Z">
         <w:r>
           <w:delText xml:space="preserve"> </w:delText>
         </w:r>
       </w:del>
       <w:hyperlink w:anchor="exm-mh-bernoulli">
-        <w:del w:id="484" w:author="PR Preview" w:date="2026-01-01T00:00:00Z">
+        <w:del w:id="507" w:author="PR Preview" w:date="2026-01-01T00:00:00Z">
           <w:r>
             <w:rPr>
               <w:rStyle w:val="Hyperlink"/>
@@ -16459,22 +16849,22 @@
           </w:r>
         </w:del>
       </w:hyperlink>
-      <w:del w:id="485" w:author="PR Preview" w:date="2026-01-01T00:00:00Z">
+      <w:del w:id="508" w:author="PR Preview" w:date="2026-01-01T00:00:00Z">
         <w:r>
           <w:delText xml:space="preserve">,</w:delText>
         </w:r>
       </w:del>
-      <w:del w:id="486" w:author="PR Preview" w:date="2026-01-01T00:00:00Z">
+      <w:del w:id="509" w:author="PR Preview" w:date="2026-01-01T00:00:00Z">
         <w:r>
           <w:delText xml:space="preserve"> </w:delText>
         </w:r>
       </w:del>
-      <w:del w:id="487" w:author="PR Preview" w:date="2026-01-01T00:00:00Z">
+      <w:del w:id="510" w:author="PR Preview" w:date="2026-01-01T00:00:00Z">
         <w:r>
           <w:delText xml:space="preserve">we start two more chains at the extreme values</w:delText>
         </w:r>
       </w:del>
-      <w:del w:id="488" w:author="PR Preview" w:date="2026-01-01T00:00:00Z">
+      <w:del w:id="511" w:author="PR Preview" w:date="2026-01-01T00:00:00Z">
         <w:r>
           <w:delText xml:space="preserve"> </w:delText>
         </w:r>
@@ -16484,17 +16874,17 @@
           <m:t>0.05</m:t>
         </m:r>
       </m:oMath>
-      <w:del w:id="489" w:author="PR Preview" w:date="2026-01-01T00:00:00Z">
+      <w:del w:id="512" w:author="PR Preview" w:date="2026-01-01T00:00:00Z">
         <w:r>
           <w:delText xml:space="preserve"> </w:delText>
         </w:r>
       </w:del>
-      <w:del w:id="490" w:author="PR Preview" w:date="2026-01-01T00:00:00Z">
+      <w:del w:id="513" w:author="PR Preview" w:date="2026-01-01T00:00:00Z">
         <w:r>
           <w:delText xml:space="preserve">and</w:delText>
         </w:r>
       </w:del>
-      <w:del w:id="491" w:author="PR Preview" w:date="2026-01-01T00:00:00Z">
+      <w:del w:id="514" w:author="PR Preview" w:date="2026-01-01T00:00:00Z">
         <w:r>
           <w:delText xml:space="preserve"> </w:delText>
         </w:r>
@@ -16504,18 +16894,18 @@
           <m:t>0.95</m:t>
         </m:r>
       </m:oMath>
-      <w:del w:id="492" w:author="PR Preview" w:date="2026-01-01T00:00:00Z">
+      <w:del w:id="515" w:author="PR Preview" w:date="2026-01-01T00:00:00Z">
         <w:r>
           <w:delText xml:space="preserve">.</w:delText>
         </w:r>
       </w:del>
-      <w:del w:id="493" w:author="PR Preview" w:date="2026-01-01T00:00:00Z">
+      <w:del w:id="516" w:author="PR Preview" w:date="2026-01-01T00:00:00Z">
         <w:r>
           <w:delText xml:space="preserve"> </w:delText>
         </w:r>
       </w:del>
       <w:hyperlink w:anchor="fig-mh-burnin">
-        <w:del w:id="494" w:author="PR Preview" w:date="2026-01-01T00:00:00Z">
+        <w:del w:id="517" w:author="PR Preview" w:date="2026-01-01T00:00:00Z">
           <w:r>
             <w:rPr>
               <w:rStyle w:val="Hyperlink"/>
@@ -16524,12 +16914,12 @@
           </w:r>
         </w:del>
       </w:hyperlink>
-      <w:del w:id="495" w:author="PR Preview" w:date="2026-01-01T00:00:00Z">
+      <w:del w:id="518" w:author="PR Preview" w:date="2026-01-01T00:00:00Z">
         <w:r>
           <w:delText xml:space="preserve"> </w:delText>
         </w:r>
       </w:del>
-      <w:del w:id="496" w:author="PR Preview" w:date="2026-01-01T00:00:00Z">
+      <w:del w:id="519" w:author="PR Preview" w:date="2026-01-01T00:00:00Z">
         <w:r>
           <w:delText xml:space="preserve">shows their first 200 iterations.</w:delText>
         </w:r>
@@ -16539,7 +16929,7 @@
       <w:pPr>
         <w:pStyle w:val="BodyText"/>
       </w:pPr>
-      <w:ins w:id="497" w:author="PR Preview" w:date="2026-01-01T00:00:00Z">
+      <w:ins w:id="520" w:author="PR Preview" w:date="2026-01-01T00:00:00Z">
         <w:r>
           <w:rPr>
             <w:b/>
@@ -16548,23 +16938,23 @@
           <w:t xml:space="preserve">Example 8 (Burn-in for the Bernoulli sampler)</w:t>
         </w:r>
       </w:ins>
-      <w:ins w:id="498" w:author="PR Preview" w:date="2026-01-01T00:00:00Z">
+      <w:ins w:id="521" w:author="PR Preview" w:date="2026-01-01T00:00:00Z">
         <w:r>
           <w:t xml:space="preserve"> </w:t>
         </w:r>
       </w:ins>
-      <w:ins w:id="499" w:author="PR Preview" w:date="2026-01-01T00:00:00Z">
+      <w:ins w:id="522" w:author="PR Preview" w:date="2026-01-01T00:00:00Z">
         <w:r>
           <w:t xml:space="preserve">Continuing</w:t>
         </w:r>
       </w:ins>
-      <w:ins w:id="500" w:author="PR Preview" w:date="2026-01-01T00:00:00Z">
+      <w:ins w:id="523" w:author="PR Preview" w:date="2026-01-01T00:00:00Z">
         <w:r>
           <w:t xml:space="preserve"> </w:t>
         </w:r>
       </w:ins>
       <w:hyperlink w:anchor="exm-mh-bernoulli">
-        <w:ins w:id="501" w:author="PR Preview" w:date="2026-01-01T00:00:00Z">
+        <w:ins w:id="524" w:author="PR Preview" w:date="2026-01-01T00:00:00Z">
           <w:r>
             <w:rPr>
               <w:rStyle w:val="Hyperlink"/>
@@ -16573,22 +16963,22 @@
           </w:r>
         </w:ins>
       </w:hyperlink>
-      <w:ins w:id="502" w:author="PR Preview" w:date="2026-01-01T00:00:00Z">
+      <w:ins w:id="525" w:author="PR Preview" w:date="2026-01-01T00:00:00Z">
         <w:r>
           <w:t xml:space="preserve">,</w:t>
         </w:r>
       </w:ins>
-      <w:ins w:id="503" w:author="PR Preview" w:date="2026-01-01T00:00:00Z">
+      <w:ins w:id="526" w:author="PR Preview" w:date="2026-01-01T00:00:00Z">
         <w:r>
           <w:t xml:space="preserve"> </w:t>
         </w:r>
       </w:ins>
-      <w:ins w:id="504" w:author="PR Preview" w:date="2026-01-01T00:00:00Z">
+      <w:ins w:id="527" w:author="PR Preview" w:date="2026-01-01T00:00:00Z">
         <w:r>
           <w:t xml:space="preserve">we start two more chains at the extreme values</w:t>
         </w:r>
       </w:ins>
-      <w:ins w:id="505" w:author="PR Preview" w:date="2026-01-01T00:00:00Z">
+      <w:ins w:id="528" w:author="PR Preview" w:date="2026-01-01T00:00:00Z">
         <w:r>
           <w:t xml:space="preserve"> </w:t>
         </w:r>
@@ -16598,17 +16988,17 @@
           <m:t>0.05</m:t>
         </m:r>
       </m:oMath>
-      <w:ins w:id="506" w:author="PR Preview" w:date="2026-01-01T00:00:00Z">
+      <w:ins w:id="529" w:author="PR Preview" w:date="2026-01-01T00:00:00Z">
         <w:r>
           <w:t xml:space="preserve"> </w:t>
         </w:r>
       </w:ins>
-      <w:ins w:id="507" w:author="PR Preview" w:date="2026-01-01T00:00:00Z">
+      <w:ins w:id="530" w:author="PR Preview" w:date="2026-01-01T00:00:00Z">
         <w:r>
           <w:t xml:space="preserve">and</w:t>
         </w:r>
       </w:ins>
-      <w:ins w:id="508" w:author="PR Preview" w:date="2026-01-01T00:00:00Z">
+      <w:ins w:id="531" w:author="PR Preview" w:date="2026-01-01T00:00:00Z">
         <w:r>
           <w:t xml:space="preserve"> </w:t>
         </w:r>
@@ -16618,18 +17008,18 @@
           <m:t>0.95</m:t>
         </m:r>
       </m:oMath>
-      <w:ins w:id="509" w:author="PR Preview" w:date="2026-01-01T00:00:00Z">
+      <w:ins w:id="532" w:author="PR Preview" w:date="2026-01-01T00:00:00Z">
         <w:r>
           <w:t xml:space="preserve">.</w:t>
         </w:r>
       </w:ins>
-      <w:ins w:id="510" w:author="PR Preview" w:date="2026-01-01T00:00:00Z">
+      <w:ins w:id="533" w:author="PR Preview" w:date="2026-01-01T00:00:00Z">
         <w:r>
           <w:t xml:space="preserve"> </w:t>
         </w:r>
       </w:ins>
       <w:hyperlink w:anchor="fig-mh-burnin">
-        <w:ins w:id="511" w:author="PR Preview" w:date="2026-01-01T00:00:00Z">
+        <w:ins w:id="534" w:author="PR Preview" w:date="2026-01-01T00:00:00Z">
           <w:r>
             <w:rPr>
               <w:rStyle w:val="Hyperlink"/>
@@ -16638,12 +17028,12 @@
           </w:r>
         </w:ins>
       </w:hyperlink>
-      <w:ins w:id="512" w:author="PR Preview" w:date="2026-01-01T00:00:00Z">
+      <w:ins w:id="535" w:author="PR Preview" w:date="2026-01-01T00:00:00Z">
         <w:r>
           <w:t xml:space="preserve"> </w:t>
         </w:r>
       </w:ins>
-      <w:ins w:id="513" w:author="PR Preview" w:date="2026-01-01T00:00:00Z">
+      <w:ins w:id="536" w:author="PR Preview" w:date="2026-01-01T00:00:00Z">
         <w:r>
           <w:t xml:space="preserve">shows their first 200 iterations.</w:t>
         </w:r>
@@ -16662,7 +17052,7 @@
       <w:tr>
         <w:tc>
           <w:tcPr/>
-          <w:bookmarkStart w:id="44" w:name="fig-mh-burnin"/>
+          <w:bookmarkStart w:id="45" w:name="fig-mh-burnin"/>
           <w:p>
             <w:pPr>
               <w:pStyle w:val="SourceCode"/>
@@ -17440,18 +17830,18 @@
                 <wp:inline>
                   <wp:extent cx="4620126" cy="3696101"/>
                   <wp:effectExtent b="0" l="0" r="0" t="0"/>
-                  <wp:docPr descr="" title="" id="42" name="Picture"/>
+                  <wp:docPr descr="" title="" id="43" name="Picture"/>
                   <a:graphic>
                     <a:graphicData uri="http://schemas.openxmlformats.org/drawingml/2006/picture">
                       <pic:pic>
                         <pic:nvPicPr>
-                          <pic:cNvPr descr="mcmc_files/figure-docx/unnamed-chunk-1-1.png" id="43" name="Picture"/>
+                          <pic:cNvPr descr="mcmc_files/figure-docx/unnamed-chunk-1-1.png" id="44" name="Picture"/>
                           <pic:cNvPicPr>
                             <a:picLocks noChangeArrowheads="1" noChangeAspect="1"/>
                           </pic:cNvPicPr>
                         </pic:nvPicPr>
                         <pic:blipFill>
-                          <a:blip r:embed="rId41"/>
+                          <a:blip r:embed="rId42"/>
                           <a:stretch>
                             <a:fillRect/>
                           </a:stretch>
@@ -17563,7 +17953,7 @@
               <w:t xml:space="preserve">.</w:t>
             </w:r>
           </w:p>
-          <w:bookmarkEnd w:id="44"/>
+          <w:bookmarkEnd w:id="45"/>
         </w:tc>
       </w:tr>
     </w:tbl>
@@ -17607,9 +17997,9 @@
         <w:t xml:space="preserve">leaves a generous margin.</w:t>
       </w:r>
     </w:p>
-    <w:bookmarkEnd w:id="45"/>
     <w:bookmarkEnd w:id="46"/>
-    <w:bookmarkStart w:id="50" w:name="the-gibbs-sampler"/>
+    <w:bookmarkEnd w:id="47"/>
+    <w:bookmarkStart w:id="51" w:name="the-gibbs-sampler"/>
     <w:p>
       <w:pPr>
         <w:pStyle w:val="Heading3"/>
@@ -17618,7 +18008,7 @@
         <w:t xml:space="preserve">2.3 The Gibbs sampler</w:t>
       </w:r>
     </w:p>
-    <w:bookmarkStart w:id="47" w:name="def-full-conditional"/>
+    <w:bookmarkStart w:id="48" w:name="def-full-conditional"/>
     <w:p>
       <w:pPr>
         <w:pStyle w:val="FirstParagraph"/>
@@ -17928,8 +18318,8 @@
         <w:t xml:space="preserve">.</w:t>
       </w:r>
     </w:p>
-    <w:bookmarkEnd w:id="47"/>
-    <w:bookmarkStart w:id="48" w:name="def-gibbs-sampler"/>
+    <w:bookmarkEnd w:id="48"/>
+    <w:bookmarkStart w:id="49" w:name="def-gibbs-sampler"/>
     <w:p>
       <w:pPr>
         <w:pStyle w:val="BodyText"/>
@@ -18214,7 +18604,7 @@
         <w:t xml:space="preserve">.</w:t>
       </w:r>
     </w:p>
-    <w:bookmarkEnd w:id="48"/>
+    <w:bookmarkEnd w:id="49"/>
     <w:p>
       <w:pPr>
         <w:pStyle w:val="BodyText"/>
@@ -18309,12 +18699,12 @@
         <w:t xml:space="preserve">.</w:t>
       </w:r>
     </w:p>
-    <w:bookmarkStart w:id="49" w:name="exm-gibbs-bivariate-normal"/>
+    <w:bookmarkStart w:id="50" w:name="exm-gibbs-bivariate-normal"/>
     <w:p>
       <w:pPr>
         <w:pStyle w:val="BodyText"/>
       </w:pPr>
-      <w:del w:id="514" w:author="PR Preview" w:date="2026-01-01T00:00:00Z">
+      <w:del w:id="537" w:author="PR Preview" w:date="2026-01-01T00:00:00Z">
         <w:r>
           <w:rPr>
             <w:b/>
@@ -18323,17 +18713,17 @@
           <w:delText xml:space="preserve">Example 8 (Gibbs sampling from a correlated Gaussian target)</w:delText>
         </w:r>
       </w:del>
-      <w:del w:id="515" w:author="PR Preview" w:date="2026-01-01T00:00:00Z">
+      <w:del w:id="538" w:author="PR Preview" w:date="2026-01-01T00:00:00Z">
         <w:r>
           <w:delText xml:space="preserve"> </w:delText>
         </w:r>
       </w:del>
-      <w:del w:id="516" w:author="PR Preview" w:date="2026-01-01T00:00:00Z">
+      <w:del w:id="539" w:author="PR Preview" w:date="2026-01-01T00:00:00Z">
         <w:r>
           <w:delText xml:space="preserve">Let the target be the bivariate Gaussian distribution of</w:delText>
         </w:r>
       </w:del>
-      <w:del w:id="517" w:author="PR Preview" w:date="2026-01-01T00:00:00Z">
+      <w:del w:id="540" w:author="PR Preview" w:date="2026-01-01T00:00:00Z">
         <w:r>
           <w:delText xml:space="preserve"> </w:delText>
         </w:r>
@@ -18382,17 +18772,17 @@
           <m:t>)</m:t>
         </m:r>
       </m:oMath>
-      <w:del w:id="518" w:author="PR Preview" w:date="2026-01-01T00:00:00Z">
+      <w:del w:id="541" w:author="PR Preview" w:date="2026-01-01T00:00:00Z">
         <w:r>
           <w:delText xml:space="preserve"> </w:delText>
         </w:r>
       </w:del>
-      <w:del w:id="519" w:author="PR Preview" w:date="2026-01-01T00:00:00Z">
+      <w:del w:id="542" w:author="PR Preview" w:date="2026-01-01T00:00:00Z">
         <w:r>
           <w:delText xml:space="preserve">with means 0, variances 1 and correlation</w:delText>
         </w:r>
       </w:del>
-      <w:del w:id="520" w:author="PR Preview" w:date="2026-01-01T00:00:00Z">
+      <w:del w:id="543" w:author="PR Preview" w:date="2026-01-01T00:00:00Z">
         <w:r>
           <w:delText xml:space="preserve"> </w:delText>
         </w:r>
@@ -18402,22 +18792,22 @@
           <m:t>ρ</m:t>
         </m:r>
       </m:oMath>
-      <w:del w:id="521" w:author="PR Preview" w:date="2026-01-01T00:00:00Z">
+      <w:del w:id="544" w:author="PR Preview" w:date="2026-01-01T00:00:00Z">
         <w:r>
           <w:delText xml:space="preserve">,</w:delText>
         </w:r>
       </w:del>
-      <w:del w:id="522" w:author="PR Preview" w:date="2026-01-01T00:00:00Z">
+      <w:del w:id="545" w:author="PR Preview" w:date="2026-01-01T00:00:00Z">
         <w:r>
           <w:delText xml:space="preserve"> </w:delText>
         </w:r>
       </w:del>
-      <w:del w:id="523" w:author="PR Preview" w:date="2026-01-01T00:00:00Z">
+      <w:del w:id="546" w:author="PR Preview" w:date="2026-01-01T00:00:00Z">
         <w:r>
           <w:delText xml:space="preserve">whose density is proportional to</w:delText>
         </w:r>
       </w:del>
-      <w:del w:id="524" w:author="PR Preview" w:date="2026-01-01T00:00:00Z">
+      <w:del w:id="547" w:author="PR Preview" w:date="2026-01-01T00:00:00Z">
         <w:r>
           <w:delText xml:space="preserve"> </w:delText>
         </w:r>
@@ -18573,32 +18963,32 @@
           <m:t>​</m:t>
         </m:r>
       </m:oMath>
-      <w:del w:id="525" w:author="PR Preview" w:date="2026-01-01T00:00:00Z">
+      <w:del w:id="548" w:author="PR Preview" w:date="2026-01-01T00:00:00Z">
         <w:r>
           <w:delText xml:space="preserve"> </w:delText>
         </w:r>
       </w:del>
-      <w:del w:id="526" w:author="PR Preview" w:date="2026-01-01T00:00:00Z">
+      <w:del w:id="549" w:author="PR Preview" w:date="2026-01-01T00:00:00Z">
         <w:r>
           <w:delText xml:space="preserve">(Casella and Berger 2002, Definition 4.5.10)</w:delText>
         </w:r>
       </w:del>
-      <w:del w:id="527" w:author="PR Preview" w:date="2026-01-01T00:00:00Z">
+      <w:del w:id="550" w:author="PR Preview" w:date="2026-01-01T00:00:00Z">
         <w:r>
           <w:delText xml:space="preserve">.</w:delText>
         </w:r>
       </w:del>
-      <w:del w:id="528" w:author="PR Preview" w:date="2026-01-01T00:00:00Z">
+      <w:del w:id="551" w:author="PR Preview" w:date="2026-01-01T00:00:00Z">
         <w:r>
           <w:delText xml:space="preserve"> </w:delText>
         </w:r>
       </w:del>
-      <w:del w:id="529" w:author="PR Preview" w:date="2026-01-01T00:00:00Z">
+      <w:del w:id="552" w:author="PR Preview" w:date="2026-01-01T00:00:00Z">
         <w:r>
           <w:delText xml:space="preserve">As a function of</w:delText>
         </w:r>
       </w:del>
-      <w:del w:id="530" w:author="PR Preview" w:date="2026-01-01T00:00:00Z">
+      <w:del w:id="553" w:author="PR Preview" w:date="2026-01-01T00:00:00Z">
         <w:r>
           <w:delText xml:space="preserve"> </w:delText>
         </w:r>
@@ -18617,7 +19007,7 @@
           </m:sub>
         </m:sSub>
       </m:oMath>
-      <w:del w:id="531" w:author="PR Preview" w:date="2026-01-01T00:00:00Z">
+      <w:del w:id="554" w:author="PR Preview" w:date="2026-01-01T00:00:00Z">
         <w:r>
           <w:delText xml:space="preserve">,</w:delText>
         </w:r>
@@ -18627,7 +19017,7 @@
       <w:pPr>
         <w:pStyle w:val="BodyText"/>
       </w:pPr>
-      <w:ins w:id="532" w:author="PR Preview" w:date="2026-01-01T00:00:00Z">
+      <w:ins w:id="555" w:author="PR Preview" w:date="2026-01-01T00:00:00Z">
         <w:r>
           <w:rPr>
             <w:b/>
@@ -18636,17 +19026,17 @@
           <w:t xml:space="preserve">Example 9 (Gibbs sampling from a correlated Gaussian target)</w:t>
         </w:r>
       </w:ins>
-      <w:ins w:id="533" w:author="PR Preview" w:date="2026-01-01T00:00:00Z">
+      <w:ins w:id="556" w:author="PR Preview" w:date="2026-01-01T00:00:00Z">
         <w:r>
           <w:t xml:space="preserve"> </w:t>
         </w:r>
       </w:ins>
-      <w:ins w:id="534" w:author="PR Preview" w:date="2026-01-01T00:00:00Z">
+      <w:ins w:id="557" w:author="PR Preview" w:date="2026-01-01T00:00:00Z">
         <w:r>
           <w:t xml:space="preserve">Let the target be the bivariate Gaussian distribution of</w:t>
         </w:r>
       </w:ins>
-      <w:ins w:id="535" w:author="PR Preview" w:date="2026-01-01T00:00:00Z">
+      <w:ins w:id="558" w:author="PR Preview" w:date="2026-01-01T00:00:00Z">
         <w:r>
           <w:t xml:space="preserve"> </w:t>
         </w:r>
@@ -18695,17 +19085,17 @@
           <m:t>)</m:t>
         </m:r>
       </m:oMath>
-      <w:ins w:id="536" w:author="PR Preview" w:date="2026-01-01T00:00:00Z">
+      <w:ins w:id="559" w:author="PR Preview" w:date="2026-01-01T00:00:00Z">
         <w:r>
           <w:t xml:space="preserve"> </w:t>
         </w:r>
       </w:ins>
-      <w:ins w:id="537" w:author="PR Preview" w:date="2026-01-01T00:00:00Z">
+      <w:ins w:id="560" w:author="PR Preview" w:date="2026-01-01T00:00:00Z">
         <w:r>
           <w:t xml:space="preserve">with means 0, variances 1 and correlation</w:t>
         </w:r>
       </w:ins>
-      <w:ins w:id="538" w:author="PR Preview" w:date="2026-01-01T00:00:00Z">
+      <w:ins w:id="561" w:author="PR Preview" w:date="2026-01-01T00:00:00Z">
         <w:r>
           <w:t xml:space="preserve"> </w:t>
         </w:r>
@@ -18715,22 +19105,22 @@
           <m:t>ρ</m:t>
         </m:r>
       </m:oMath>
-      <w:ins w:id="539" w:author="PR Preview" w:date="2026-01-01T00:00:00Z">
+      <w:ins w:id="562" w:author="PR Preview" w:date="2026-01-01T00:00:00Z">
         <w:r>
           <w:t xml:space="preserve">,</w:t>
         </w:r>
       </w:ins>
-      <w:ins w:id="540" w:author="PR Preview" w:date="2026-01-01T00:00:00Z">
+      <w:ins w:id="563" w:author="PR Preview" w:date="2026-01-01T00:00:00Z">
         <w:r>
           <w:t xml:space="preserve"> </w:t>
         </w:r>
       </w:ins>
-      <w:ins w:id="541" w:author="PR Preview" w:date="2026-01-01T00:00:00Z">
+      <w:ins w:id="564" w:author="PR Preview" w:date="2026-01-01T00:00:00Z">
         <w:r>
           <w:t xml:space="preserve">whose density is proportional to</w:t>
         </w:r>
       </w:ins>
-      <w:ins w:id="542" w:author="PR Preview" w:date="2026-01-01T00:00:00Z">
+      <w:ins w:id="565" w:author="PR Preview" w:date="2026-01-01T00:00:00Z">
         <w:r>
           <w:t xml:space="preserve"> </w:t>
         </w:r>
@@ -18886,32 +19276,32 @@
           <m:t>​</m:t>
         </m:r>
       </m:oMath>
-      <w:ins w:id="543" w:author="PR Preview" w:date="2026-01-01T00:00:00Z">
+      <w:ins w:id="566" w:author="PR Preview" w:date="2026-01-01T00:00:00Z">
         <w:r>
           <w:t xml:space="preserve"> </w:t>
         </w:r>
       </w:ins>
-      <w:ins w:id="544" w:author="PR Preview" w:date="2026-01-01T00:00:00Z">
+      <w:ins w:id="567" w:author="PR Preview" w:date="2026-01-01T00:00:00Z">
         <w:r>
           <w:t xml:space="preserve">(Casella and Berger 2002, Definition 4.5.10)</w:t>
         </w:r>
       </w:ins>
-      <w:ins w:id="545" w:author="PR Preview" w:date="2026-01-01T00:00:00Z">
+      <w:ins w:id="568" w:author="PR Preview" w:date="2026-01-01T00:00:00Z">
         <w:r>
           <w:t xml:space="preserve">.</w:t>
         </w:r>
       </w:ins>
-      <w:ins w:id="546" w:author="PR Preview" w:date="2026-01-01T00:00:00Z">
+      <w:ins w:id="569" w:author="PR Preview" w:date="2026-01-01T00:00:00Z">
         <w:r>
           <w:t xml:space="preserve"> </w:t>
         </w:r>
       </w:ins>
-      <w:ins w:id="547" w:author="PR Preview" w:date="2026-01-01T00:00:00Z">
+      <w:ins w:id="570" w:author="PR Preview" w:date="2026-01-01T00:00:00Z">
         <w:r>
           <w:t xml:space="preserve">As a function of</w:t>
         </w:r>
       </w:ins>
-      <w:ins w:id="548" w:author="PR Preview" w:date="2026-01-01T00:00:00Z">
+      <w:ins w:id="571" w:author="PR Preview" w:date="2026-01-01T00:00:00Z">
         <w:r>
           <w:t xml:space="preserve"> </w:t>
         </w:r>
@@ -18930,7 +19320,7 @@
           </m:sub>
         </m:sSub>
       </m:oMath>
-      <w:ins w:id="549" w:author="PR Preview" w:date="2026-01-01T00:00:00Z">
+      <w:ins w:id="572" w:author="PR Preview" w:date="2026-01-01T00:00:00Z">
         <w:r>
           <w:t xml:space="preserve">,</w:t>
         </w:r>
@@ -20993,10 +21383,10 @@
         <w:t xml:space="preserve">than 2,000 independent ones.</w:t>
       </w:r>
     </w:p>
-    <w:bookmarkEnd w:id="49"/>
     <w:bookmarkEnd w:id="50"/>
     <w:bookmarkEnd w:id="51"/>
-    <w:bookmarkStart w:id="59" w:name="sec-diagnostics"/>
+    <w:bookmarkEnd w:id="52"/>
+    <w:bookmarkStart w:id="60" w:name="sec-diagnostics"/>
     <w:p>
       <w:pPr>
         <w:pStyle w:val="Heading2"/>
@@ -21069,7 +21459,7 @@
         <w:t xml:space="preserve">by comparing several chains started from different values.</w:t>
       </w:r>
     </w:p>
-    <w:bookmarkStart w:id="52" w:name="def-psrf"/>
+    <w:bookmarkStart w:id="53" w:name="def-psrf"/>
     <w:p>
       <w:pPr>
         <w:pStyle w:val="BodyText"/>
@@ -21766,7 +22156,7 @@
         </m:oMath>
       </m:oMathPara>
     </w:p>
-    <w:bookmarkEnd w:id="52"/>
+    <w:bookmarkEnd w:id="53"/>
     <w:p>
       <w:pPr>
         <w:pStyle w:val="FirstParagraph"/>
@@ -22191,12 +22581,12 @@
         <w:t xml:space="preserve">chains that are all stuck in the same wrong region also agree.</w:t>
       </w:r>
     </w:p>
-    <w:bookmarkStart w:id="53" w:name="exm-psrf"/>
+    <w:bookmarkStart w:id="54" w:name="exm-psrf"/>
     <w:p>
       <w:pPr>
         <w:pStyle w:val="BodyText"/>
       </w:pPr>
-      <w:del w:id="550" w:author="PR Preview" w:date="2026-01-01T00:00:00Z">
+      <w:del w:id="573" w:author="PR Preview" w:date="2026-01-01T00:00:00Z">
         <w:r>
           <w:rPr>
             <w:b/>
@@ -22205,23 +22595,23 @@
           <w:delText xml:space="preserve">Example 9 (Potential scale reduction factor for the Bernoulli sampler)</w:delText>
         </w:r>
       </w:del>
-      <w:del w:id="551" w:author="PR Preview" w:date="2026-01-01T00:00:00Z">
+      <w:del w:id="574" w:author="PR Preview" w:date="2026-01-01T00:00:00Z">
         <w:r>
           <w:delText xml:space="preserve"> </w:delText>
         </w:r>
       </w:del>
-      <w:del w:id="552" w:author="PR Preview" w:date="2026-01-01T00:00:00Z">
+      <w:del w:id="575" w:author="PR Preview" w:date="2026-01-01T00:00:00Z">
         <w:r>
           <w:delText xml:space="preserve">Continuing</w:delText>
         </w:r>
       </w:del>
-      <w:del w:id="553" w:author="PR Preview" w:date="2026-01-01T00:00:00Z">
+      <w:del w:id="576" w:author="PR Preview" w:date="2026-01-01T00:00:00Z">
         <w:r>
           <w:delText xml:space="preserve"> </w:delText>
         </w:r>
       </w:del>
       <w:hyperlink w:anchor="exm-burnin">
-        <w:del w:id="554" w:author="PR Preview" w:date="2026-01-01T00:00:00Z">
+        <w:del w:id="577" w:author="PR Preview" w:date="2026-01-01T00:00:00Z">
           <w:r>
             <w:rPr>
               <w:rStyle w:val="Hyperlink"/>
@@ -22230,22 +22620,22 @@
           </w:r>
         </w:del>
       </w:hyperlink>
-      <w:del w:id="555" w:author="PR Preview" w:date="2026-01-01T00:00:00Z">
+      <w:del w:id="578" w:author="PR Preview" w:date="2026-01-01T00:00:00Z">
         <w:r>
           <w:delText xml:space="preserve">,</w:delText>
         </w:r>
       </w:del>
-      <w:del w:id="556" w:author="PR Preview" w:date="2026-01-01T00:00:00Z">
+      <w:del w:id="579" w:author="PR Preview" w:date="2026-01-01T00:00:00Z">
         <w:r>
           <w:delText xml:space="preserve"> </w:delText>
         </w:r>
       </w:del>
-      <w:del w:id="557" w:author="PR Preview" w:date="2026-01-01T00:00:00Z">
+      <w:del w:id="580" w:author="PR Preview" w:date="2026-01-01T00:00:00Z">
         <w:r>
           <w:delText xml:space="preserve">we compute</w:delText>
         </w:r>
       </w:del>
-      <w:del w:id="558" w:author="PR Preview" w:date="2026-01-01T00:00:00Z">
+      <w:del w:id="581" w:author="PR Preview" w:date="2026-01-01T00:00:00Z">
         <w:r>
           <w:delText xml:space="preserve"> </w:delText>
         </w:r>
@@ -22262,32 +22652,32 @@
           </m:e>
         </m:acc>
       </m:oMath>
-      <w:del w:id="559" w:author="PR Preview" w:date="2026-01-01T00:00:00Z">
+      <w:del w:id="582" w:author="PR Preview" w:date="2026-01-01T00:00:00Z">
         <w:r>
           <w:delText xml:space="preserve"> </w:delText>
         </w:r>
       </w:del>
-      <w:del w:id="560" w:author="PR Preview" w:date="2026-01-01T00:00:00Z">
+      <w:del w:id="583" w:author="PR Preview" w:date="2026-01-01T00:00:00Z">
         <w:r>
           <w:delText xml:space="preserve">for the two chains,</w:delText>
         </w:r>
       </w:del>
-      <w:del w:id="561" w:author="PR Preview" w:date="2026-01-01T00:00:00Z">
+      <w:del w:id="584" w:author="PR Preview" w:date="2026-01-01T00:00:00Z">
         <w:r>
           <w:delText xml:space="preserve"> </w:delText>
         </w:r>
       </w:del>
-      <w:del w:id="562" w:author="PR Preview" w:date="2026-01-01T00:00:00Z">
+      <w:del w:id="585" w:author="PR Preview" w:date="2026-01-01T00:00:00Z">
         <w:r>
           <w:delText xml:space="preserve">first over their first 50 iterations, which include the burn-in,</w:delText>
         </w:r>
       </w:del>
-      <w:del w:id="563" w:author="PR Preview" w:date="2026-01-01T00:00:00Z">
+      <w:del w:id="586" w:author="PR Preview" w:date="2026-01-01T00:00:00Z">
         <w:r>
           <w:delText xml:space="preserve"> </w:delText>
         </w:r>
       </w:del>
-      <w:del w:id="564" w:author="PR Preview" w:date="2026-01-01T00:00:00Z">
+      <w:del w:id="587" w:author="PR Preview" w:date="2026-01-01T00:00:00Z">
         <w:r>
           <w:delText xml:space="preserve">and then over iterations 501 to 5,000:</w:delText>
         </w:r>
@@ -22297,7 +22687,7 @@
       <w:pPr>
         <w:pStyle w:val="BodyText"/>
       </w:pPr>
-      <w:ins w:id="565" w:author="PR Preview" w:date="2026-01-01T00:00:00Z">
+      <w:ins w:id="588" w:author="PR Preview" w:date="2026-01-01T00:00:00Z">
         <w:r>
           <w:rPr>
             <w:b/>
@@ -22306,23 +22696,23 @@
           <w:t xml:space="preserve">Example 10 (Potential scale reduction factor for the Bernoulli sampler)</w:t>
         </w:r>
       </w:ins>
-      <w:ins w:id="566" w:author="PR Preview" w:date="2026-01-01T00:00:00Z">
+      <w:ins w:id="589" w:author="PR Preview" w:date="2026-01-01T00:00:00Z">
         <w:r>
           <w:t xml:space="preserve"> </w:t>
         </w:r>
       </w:ins>
-      <w:ins w:id="567" w:author="PR Preview" w:date="2026-01-01T00:00:00Z">
+      <w:ins w:id="590" w:author="PR Preview" w:date="2026-01-01T00:00:00Z">
         <w:r>
           <w:t xml:space="preserve">Continuing</w:t>
         </w:r>
       </w:ins>
-      <w:ins w:id="568" w:author="PR Preview" w:date="2026-01-01T00:00:00Z">
+      <w:ins w:id="591" w:author="PR Preview" w:date="2026-01-01T00:00:00Z">
         <w:r>
           <w:t xml:space="preserve"> </w:t>
         </w:r>
       </w:ins>
       <w:hyperlink w:anchor="exm-burnin">
-        <w:ins w:id="569" w:author="PR Preview" w:date="2026-01-01T00:00:00Z">
+        <w:ins w:id="592" w:author="PR Preview" w:date="2026-01-01T00:00:00Z">
           <w:r>
             <w:rPr>
               <w:rStyle w:val="Hyperlink"/>
@@ -22331,22 +22721,22 @@
           </w:r>
         </w:ins>
       </w:hyperlink>
-      <w:ins w:id="570" w:author="PR Preview" w:date="2026-01-01T00:00:00Z">
+      <w:ins w:id="593" w:author="PR Preview" w:date="2026-01-01T00:00:00Z">
         <w:r>
           <w:t xml:space="preserve">,</w:t>
         </w:r>
       </w:ins>
-      <w:ins w:id="571" w:author="PR Preview" w:date="2026-01-01T00:00:00Z">
+      <w:ins w:id="594" w:author="PR Preview" w:date="2026-01-01T00:00:00Z">
         <w:r>
           <w:t xml:space="preserve"> </w:t>
         </w:r>
       </w:ins>
-      <w:ins w:id="572" w:author="PR Preview" w:date="2026-01-01T00:00:00Z">
+      <w:ins w:id="595" w:author="PR Preview" w:date="2026-01-01T00:00:00Z">
         <w:r>
           <w:t xml:space="preserve">we compute</w:t>
         </w:r>
       </w:ins>
-      <w:ins w:id="573" w:author="PR Preview" w:date="2026-01-01T00:00:00Z">
+      <w:ins w:id="596" w:author="PR Preview" w:date="2026-01-01T00:00:00Z">
         <w:r>
           <w:t xml:space="preserve"> </w:t>
         </w:r>
@@ -22363,32 +22753,32 @@
           </m:e>
         </m:acc>
       </m:oMath>
-      <w:ins w:id="574" w:author="PR Preview" w:date="2026-01-01T00:00:00Z">
+      <w:ins w:id="597" w:author="PR Preview" w:date="2026-01-01T00:00:00Z">
         <w:r>
           <w:t xml:space="preserve"> </w:t>
         </w:r>
       </w:ins>
-      <w:ins w:id="575" w:author="PR Preview" w:date="2026-01-01T00:00:00Z">
+      <w:ins w:id="598" w:author="PR Preview" w:date="2026-01-01T00:00:00Z">
         <w:r>
           <w:t xml:space="preserve">for the two chains,</w:t>
         </w:r>
       </w:ins>
-      <w:ins w:id="576" w:author="PR Preview" w:date="2026-01-01T00:00:00Z">
+      <w:ins w:id="599" w:author="PR Preview" w:date="2026-01-01T00:00:00Z">
         <w:r>
           <w:t xml:space="preserve"> </w:t>
         </w:r>
       </w:ins>
-      <w:ins w:id="577" w:author="PR Preview" w:date="2026-01-01T00:00:00Z">
+      <w:ins w:id="600" w:author="PR Preview" w:date="2026-01-01T00:00:00Z">
         <w:r>
           <w:t xml:space="preserve">first over their first 50 iterations, which include the burn-in,</w:t>
         </w:r>
       </w:ins>
-      <w:ins w:id="578" w:author="PR Preview" w:date="2026-01-01T00:00:00Z">
+      <w:ins w:id="601" w:author="PR Preview" w:date="2026-01-01T00:00:00Z">
         <w:r>
           <w:t xml:space="preserve"> </w:t>
         </w:r>
       </w:ins>
-      <w:ins w:id="579" w:author="PR Preview" w:date="2026-01-01T00:00:00Z">
+      <w:ins w:id="602" w:author="PR Preview" w:date="2026-01-01T00:00:00Z">
         <w:r>
           <w:t xml:space="preserve">and then over iterations 501 to 5,000:</w:t>
         </w:r>
@@ -23153,8 +23543,8 @@
         <w:t xml:space="preserve">after burn-in it is essentially 1.</w:t>
       </w:r>
     </w:p>
-    <w:bookmarkEnd w:id="53"/>
-    <w:bookmarkStart w:id="57" w:name="sec-mcmc-vs-mle"/>
+    <w:bookmarkEnd w:id="54"/>
+    <w:bookmarkStart w:id="58" w:name="sec-mcmc-vs-mle"/>
     <w:p>
       <w:pPr>
         <w:pStyle w:val="Heading3"/>
@@ -23185,7 +23575,7 @@
       <w:r>
         <w:t xml:space="preserve"> </w:t>
       </w:r>
-      <w:hyperlink r:id="rId54">
+      <w:hyperlink r:id="rId55">
         <w:r>
           <w:rPr>
             <w:rStyle w:val="Hyperlink"/>
@@ -23208,7 +23598,7 @@
       <w:r>
         <w:t xml:space="preserve"> </w:t>
       </w:r>
-      <w:hyperlink r:id="rId55">
+      <w:hyperlink r:id="rId56">
         <w:r>
           <w:rPr>
             <w:rStyle w:val="Hyperlink"/>
@@ -23258,12 +23648,12 @@
         <w:t xml:space="preserve">Comparing the two is therefore a useful check on an MCMC analysis.</w:t>
       </w:r>
     </w:p>
-    <w:bookmarkStart w:id="56" w:name="exm-mcmc-vs-mle"/>
+    <w:bookmarkStart w:id="57" w:name="exm-mcmc-vs-mle"/>
     <w:p>
       <w:pPr>
         <w:pStyle w:val="BodyText"/>
       </w:pPr>
-      <w:del w:id="580" w:author="PR Preview" w:date="2026-01-01T00:00:00Z">
+      <w:del w:id="603" w:author="PR Preview" w:date="2026-01-01T00:00:00Z">
         <w:r>
           <w:rPr>
             <w:b/>
@@ -23272,17 +23662,17 @@
           <w:delText xml:space="preserve">Example 10 (Posterior mean and maximum likelihood estimate for a Bernoulli model)</w:delText>
         </w:r>
       </w:del>
-      <w:del w:id="581" w:author="PR Preview" w:date="2026-01-01T00:00:00Z">
+      <w:del w:id="604" w:author="PR Preview" w:date="2026-01-01T00:00:00Z">
         <w:r>
           <w:delText xml:space="preserve"> </w:delText>
         </w:r>
       </w:del>
-      <w:del w:id="582" w:author="PR Preview" w:date="2026-01-01T00:00:00Z">
+      <w:del w:id="605" w:author="PR Preview" w:date="2026-01-01T00:00:00Z">
         <w:r>
           <w:delText xml:space="preserve">With</w:delText>
         </w:r>
       </w:del>
-      <w:del w:id="583" w:author="PR Preview" w:date="2026-01-01T00:00:00Z">
+      <w:del w:id="606" w:author="PR Preview" w:date="2026-01-01T00:00:00Z">
         <w:r>
           <w:delText xml:space="preserve"> </w:delText>
         </w:r>
@@ -23301,17 +23691,17 @@
           <m:t>55</m:t>
         </m:r>
       </m:oMath>
-      <w:del w:id="584" w:author="PR Preview" w:date="2026-01-01T00:00:00Z">
+      <w:del w:id="607" w:author="PR Preview" w:date="2026-01-01T00:00:00Z">
         <w:r>
           <w:delText xml:space="preserve"> </w:delText>
         </w:r>
       </w:del>
-      <w:del w:id="585" w:author="PR Preview" w:date="2026-01-01T00:00:00Z">
+      <w:del w:id="608" w:author="PR Preview" w:date="2026-01-01T00:00:00Z">
         <w:r>
           <w:delText xml:space="preserve">successes in</w:delText>
         </w:r>
       </w:del>
-      <w:del w:id="586" w:author="PR Preview" w:date="2026-01-01T00:00:00Z">
+      <w:del w:id="609" w:author="PR Preview" w:date="2026-01-01T00:00:00Z">
         <w:r>
           <w:delText xml:space="preserve"> </w:delText>
         </w:r>
@@ -23330,27 +23720,27 @@
           <m:t>91</m:t>
         </m:r>
       </m:oMath>
-      <w:del w:id="587" w:author="PR Preview" w:date="2026-01-01T00:00:00Z">
+      <w:del w:id="610" w:author="PR Preview" w:date="2026-01-01T00:00:00Z">
         <w:r>
           <w:delText xml:space="preserve"> </w:delText>
         </w:r>
       </w:del>
-      <w:del w:id="588" w:author="PR Preview" w:date="2026-01-01T00:00:00Z">
+      <w:del w:id="611" w:author="PR Preview" w:date="2026-01-01T00:00:00Z">
         <w:r>
           <w:delText xml:space="preserve">trials,</w:delText>
         </w:r>
       </w:del>
-      <w:del w:id="589" w:author="PR Preview" w:date="2026-01-01T00:00:00Z">
+      <w:del w:id="612" w:author="PR Preview" w:date="2026-01-01T00:00:00Z">
         <w:r>
           <w:delText xml:space="preserve"> </w:delText>
         </w:r>
       </w:del>
-      <w:del w:id="590" w:author="PR Preview" w:date="2026-01-01T00:00:00Z">
+      <w:del w:id="613" w:author="PR Preview" w:date="2026-01-01T00:00:00Z">
         <w:r>
           <w:delText xml:space="preserve">the maximum likelihood estimate is</w:delText>
         </w:r>
       </w:del>
-      <w:del w:id="591" w:author="PR Preview" w:date="2026-01-01T00:00:00Z">
+      <w:del w:id="614" w:author="PR Preview" w:date="2026-01-01T00:00:00Z">
         <w:r>
           <w:delText xml:space="preserve"> </w:delText>
         </w:r>
@@ -23385,22 +23775,22 @@
           <m:t>n</m:t>
         </m:r>
       </m:oMath>
-      <w:del w:id="592" w:author="PR Preview" w:date="2026-01-01T00:00:00Z">
+      <w:del w:id="615" w:author="PR Preview" w:date="2026-01-01T00:00:00Z">
         <w:r>
           <w:delText xml:space="preserve">,</w:delText>
         </w:r>
       </w:del>
-      <w:del w:id="593" w:author="PR Preview" w:date="2026-01-01T00:00:00Z">
+      <w:del w:id="616" w:author="PR Preview" w:date="2026-01-01T00:00:00Z">
         <w:r>
           <w:delText xml:space="preserve"> </w:delText>
         </w:r>
       </w:del>
-      <w:del w:id="594" w:author="PR Preview" w:date="2026-01-01T00:00:00Z">
+      <w:del w:id="617" w:author="PR Preview" w:date="2026-01-01T00:00:00Z">
         <w:r>
           <w:delText xml:space="preserve">with estimated standard error</w:delText>
         </w:r>
       </w:del>
-      <w:del w:id="595" w:author="PR Preview" w:date="2026-01-01T00:00:00Z">
+      <w:del w:id="618" w:author="PR Preview" w:date="2026-01-01T00:00:00Z">
         <w:r>
           <w:delText xml:space="preserve"> </w:delText>
         </w:r>
@@ -23465,22 +23855,22 @@
           </m:e>
         </m:rad>
       </m:oMath>
-      <w:del w:id="596" w:author="PR Preview" w:date="2026-01-01T00:00:00Z">
+      <w:del w:id="619" w:author="PR Preview" w:date="2026-01-01T00:00:00Z">
         <w:r>
           <w:delText xml:space="preserve">.</w:delText>
         </w:r>
       </w:del>
-      <w:del w:id="597" w:author="PR Preview" w:date="2026-01-01T00:00:00Z">
+      <w:del w:id="620" w:author="PR Preview" w:date="2026-01-01T00:00:00Z">
         <w:r>
           <w:delText xml:space="preserve"> </w:delText>
         </w:r>
       </w:del>
-      <w:del w:id="598" w:author="PR Preview" w:date="2026-01-01T00:00:00Z">
+      <w:del w:id="621" w:author="PR Preview" w:date="2026-01-01T00:00:00Z">
         <w:r>
           <w:delText xml:space="preserve">Under the uniform prior, the posterior is</w:delText>
         </w:r>
       </w:del>
-      <w:del w:id="599" w:author="PR Preview" w:date="2026-01-01T00:00:00Z">
+      <w:del w:id="622" w:author="PR Preview" w:date="2026-01-01T00:00:00Z">
         <w:r>
           <w:delText xml:space="preserve"> </w:delText>
         </w:r>
@@ -23544,18 +23934,18 @@
           <m:t>)</m:t>
         </m:r>
       </m:oMath>
-      <w:del w:id="600" w:author="PR Preview" w:date="2026-01-01T00:00:00Z">
+      <w:del w:id="623" w:author="PR Preview" w:date="2026-01-01T00:00:00Z">
         <w:r>
           <w:delText xml:space="preserve"> </w:delText>
         </w:r>
       </w:del>
-      <w:del w:id="601" w:author="PR Preview" w:date="2026-01-01T00:00:00Z">
+      <w:del w:id="624" w:author="PR Preview" w:date="2026-01-01T00:00:00Z">
         <w:r>
           <w:delText xml:space="preserve">(</w:delText>
         </w:r>
       </w:del>
       <w:hyperlink r:id="rId11">
-        <w:del w:id="602" w:author="PR Preview" w:date="2026-01-01T00:00:00Z">
+        <w:del w:id="625" w:author="PR Preview" w:date="2026-01-01T00:00:00Z">
           <w:r>
             <w:rPr>
               <w:rStyle w:val="Hyperlink"/>
@@ -23564,22 +23954,22 @@
           </w:r>
         </w:del>
       </w:hyperlink>
-      <w:del w:id="603" w:author="PR Preview" w:date="2026-01-01T00:00:00Z">
+      <w:del w:id="626" w:author="PR Preview" w:date="2026-01-01T00:00:00Z">
         <w:r>
           <w:delText xml:space="preserve">),</w:delText>
         </w:r>
       </w:del>
-      <w:del w:id="604" w:author="PR Preview" w:date="2026-01-01T00:00:00Z">
+      <w:del w:id="627" w:author="PR Preview" w:date="2026-01-01T00:00:00Z">
         <w:r>
           <w:delText xml:space="preserve"> </w:delText>
         </w:r>
       </w:del>
-      <w:del w:id="605" w:author="PR Preview" w:date="2026-01-01T00:00:00Z">
+      <w:del w:id="628" w:author="PR Preview" w:date="2026-01-01T00:00:00Z">
         <w:r>
           <w:delText xml:space="preserve">whose mean is</w:delText>
         </w:r>
       </w:del>
-      <w:del w:id="606" w:author="PR Preview" w:date="2026-01-01T00:00:00Z">
+      <w:del w:id="629" w:author="PR Preview" w:date="2026-01-01T00:00:00Z">
         <w:r>
           <w:delText xml:space="preserve"> </w:delText>
         </w:r>
@@ -23640,17 +24030,17 @@
           <m:t>)</m:t>
         </m:r>
       </m:oMath>
-      <w:del w:id="607" w:author="PR Preview" w:date="2026-01-01T00:00:00Z">
+      <w:del w:id="630" w:author="PR Preview" w:date="2026-01-01T00:00:00Z">
         <w:r>
           <w:delText xml:space="preserve"> </w:delText>
         </w:r>
       </w:del>
-      <w:del w:id="608" w:author="PR Preview" w:date="2026-01-01T00:00:00Z">
+      <w:del w:id="631" w:author="PR Preview" w:date="2026-01-01T00:00:00Z">
         <w:r>
           <w:delText xml:space="preserve">and whose standard deviation is</w:delText>
         </w:r>
       </w:del>
-      <w:del w:id="609" w:author="PR Preview" w:date="2026-01-01T00:00:00Z">
+      <w:del w:id="632" w:author="PR Preview" w:date="2026-01-01T00:00:00Z">
         <w:r>
           <w:delText xml:space="preserve"> </w:delText>
         </w:r>
@@ -23759,17 +24149,17 @@
           </m:e>
         </m:rad>
       </m:oMath>
-      <w:del w:id="610" w:author="PR Preview" w:date="2026-01-01T00:00:00Z">
+      <w:del w:id="633" w:author="PR Preview" w:date="2026-01-01T00:00:00Z">
         <w:r>
           <w:delText xml:space="preserve"> </w:delText>
         </w:r>
       </w:del>
-      <w:del w:id="611" w:author="PR Preview" w:date="2026-01-01T00:00:00Z">
+      <w:del w:id="634" w:author="PR Preview" w:date="2026-01-01T00:00:00Z">
         <w:r>
           <w:delText xml:space="preserve">with</w:delText>
         </w:r>
       </w:del>
-      <w:del w:id="612" w:author="PR Preview" w:date="2026-01-01T00:00:00Z">
+      <w:del w:id="635" w:author="PR Preview" w:date="2026-01-01T00:00:00Z">
         <w:r>
           <w:delText xml:space="preserve"> </w:delText>
         </w:r>
@@ -23797,17 +24187,17 @@
           <m:t>1</m:t>
         </m:r>
       </m:oMath>
-      <w:del w:id="613" w:author="PR Preview" w:date="2026-01-01T00:00:00Z">
+      <w:del w:id="636" w:author="PR Preview" w:date="2026-01-01T00:00:00Z">
         <w:r>
           <w:delText xml:space="preserve"> </w:delText>
         </w:r>
       </w:del>
-      <w:del w:id="614" w:author="PR Preview" w:date="2026-01-01T00:00:00Z">
+      <w:del w:id="637" w:author="PR Preview" w:date="2026-01-01T00:00:00Z">
         <w:r>
           <w:delText xml:space="preserve">and</w:delText>
         </w:r>
       </w:del>
-      <w:del w:id="615" w:author="PR Preview" w:date="2026-01-01T00:00:00Z">
+      <w:del w:id="638" w:author="PR Preview" w:date="2026-01-01T00:00:00Z">
         <w:r>
           <w:delText xml:space="preserve"> </w:delText>
         </w:r>
@@ -23844,17 +24234,17 @@
           <m:t>1</m:t>
         </m:r>
       </m:oMath>
-      <w:del w:id="616" w:author="PR Preview" w:date="2026-01-01T00:00:00Z">
+      <w:del w:id="639" w:author="PR Preview" w:date="2026-01-01T00:00:00Z">
         <w:r>
           <w:delText xml:space="preserve"> </w:delText>
         </w:r>
       </w:del>
-      <w:del w:id="617" w:author="PR Preview" w:date="2026-01-01T00:00:00Z">
+      <w:del w:id="640" w:author="PR Preview" w:date="2026-01-01T00:00:00Z">
         <w:r>
           <w:delText xml:space="preserve">(Casella and Berger 2002, sec. 3.3, p. 107)</w:delText>
         </w:r>
       </w:del>
-      <w:del w:id="618" w:author="PR Preview" w:date="2026-01-01T00:00:00Z">
+      <w:del w:id="641" w:author="PR Preview" w:date="2026-01-01T00:00:00Z">
         <w:r>
           <w:delText xml:space="preserve">:</w:delText>
         </w:r>
@@ -23864,7 +24254,7 @@
       <w:pPr>
         <w:pStyle w:val="BodyText"/>
       </w:pPr>
-      <w:ins w:id="619" w:author="PR Preview" w:date="2026-01-01T00:00:00Z">
+      <w:ins w:id="642" w:author="PR Preview" w:date="2026-01-01T00:00:00Z">
         <w:r>
           <w:rPr>
             <w:b/>
@@ -23873,17 +24263,17 @@
           <w:t xml:space="preserve">Example 11 (Posterior mean and maximum likelihood estimate for a Bernoulli model)</w:t>
         </w:r>
       </w:ins>
-      <w:ins w:id="620" w:author="PR Preview" w:date="2026-01-01T00:00:00Z">
+      <w:ins w:id="643" w:author="PR Preview" w:date="2026-01-01T00:00:00Z">
         <w:r>
           <w:t xml:space="preserve"> </w:t>
         </w:r>
       </w:ins>
-      <w:ins w:id="621" w:author="PR Preview" w:date="2026-01-01T00:00:00Z">
+      <w:ins w:id="644" w:author="PR Preview" w:date="2026-01-01T00:00:00Z">
         <w:r>
           <w:t xml:space="preserve">With</w:t>
         </w:r>
       </w:ins>
-      <w:ins w:id="622" w:author="PR Preview" w:date="2026-01-01T00:00:00Z">
+      <w:ins w:id="645" w:author="PR Preview" w:date="2026-01-01T00:00:00Z">
         <w:r>
           <w:t xml:space="preserve"> </w:t>
         </w:r>
@@ -23902,17 +24292,17 @@
           <m:t>55</m:t>
         </m:r>
       </m:oMath>
-      <w:ins w:id="623" w:author="PR Preview" w:date="2026-01-01T00:00:00Z">
+      <w:ins w:id="646" w:author="PR Preview" w:date="2026-01-01T00:00:00Z">
         <w:r>
           <w:t xml:space="preserve"> </w:t>
         </w:r>
       </w:ins>
-      <w:ins w:id="624" w:author="PR Preview" w:date="2026-01-01T00:00:00Z">
+      <w:ins w:id="647" w:author="PR Preview" w:date="2026-01-01T00:00:00Z">
         <w:r>
           <w:t xml:space="preserve">successes in</w:t>
         </w:r>
       </w:ins>
-      <w:ins w:id="625" w:author="PR Preview" w:date="2026-01-01T00:00:00Z">
+      <w:ins w:id="648" w:author="PR Preview" w:date="2026-01-01T00:00:00Z">
         <w:r>
           <w:t xml:space="preserve"> </w:t>
         </w:r>
@@ -23931,27 +24321,27 @@
           <m:t>91</m:t>
         </m:r>
       </m:oMath>
-      <w:ins w:id="626" w:author="PR Preview" w:date="2026-01-01T00:00:00Z">
+      <w:ins w:id="649" w:author="PR Preview" w:date="2026-01-01T00:00:00Z">
         <w:r>
           <w:t xml:space="preserve"> </w:t>
         </w:r>
       </w:ins>
-      <w:ins w:id="627" w:author="PR Preview" w:date="2026-01-01T00:00:00Z">
+      <w:ins w:id="650" w:author="PR Preview" w:date="2026-01-01T00:00:00Z">
         <w:r>
           <w:t xml:space="preserve">trials,</w:t>
         </w:r>
       </w:ins>
-      <w:ins w:id="628" w:author="PR Preview" w:date="2026-01-01T00:00:00Z">
+      <w:ins w:id="651" w:author="PR Preview" w:date="2026-01-01T00:00:00Z">
         <w:r>
           <w:t xml:space="preserve"> </w:t>
         </w:r>
       </w:ins>
-      <w:ins w:id="629" w:author="PR Preview" w:date="2026-01-01T00:00:00Z">
+      <w:ins w:id="652" w:author="PR Preview" w:date="2026-01-01T00:00:00Z">
         <w:r>
           <w:t xml:space="preserve">the maximum likelihood estimate is</w:t>
         </w:r>
       </w:ins>
-      <w:ins w:id="630" w:author="PR Preview" w:date="2026-01-01T00:00:00Z">
+      <w:ins w:id="653" w:author="PR Preview" w:date="2026-01-01T00:00:00Z">
         <w:r>
           <w:t xml:space="preserve"> </w:t>
         </w:r>
@@ -23986,22 +24376,22 @@
           <m:t>n</m:t>
         </m:r>
       </m:oMath>
-      <w:ins w:id="631" w:author="PR Preview" w:date="2026-01-01T00:00:00Z">
+      <w:ins w:id="654" w:author="PR Preview" w:date="2026-01-01T00:00:00Z">
         <w:r>
           <w:t xml:space="preserve">,</w:t>
         </w:r>
       </w:ins>
-      <w:ins w:id="632" w:author="PR Preview" w:date="2026-01-01T00:00:00Z">
+      <w:ins w:id="655" w:author="PR Preview" w:date="2026-01-01T00:00:00Z">
         <w:r>
           <w:t xml:space="preserve"> </w:t>
         </w:r>
       </w:ins>
-      <w:ins w:id="633" w:author="PR Preview" w:date="2026-01-01T00:00:00Z">
+      <w:ins w:id="656" w:author="PR Preview" w:date="2026-01-01T00:00:00Z">
         <w:r>
           <w:t xml:space="preserve">with estimated standard error</w:t>
         </w:r>
       </w:ins>
-      <w:ins w:id="634" w:author="PR Preview" w:date="2026-01-01T00:00:00Z">
+      <w:ins w:id="657" w:author="PR Preview" w:date="2026-01-01T00:00:00Z">
         <w:r>
           <w:t xml:space="preserve"> </w:t>
         </w:r>
@@ -24066,22 +24456,22 @@
           </m:e>
         </m:rad>
       </m:oMath>
-      <w:ins w:id="635" w:author="PR Preview" w:date="2026-01-01T00:00:00Z">
+      <w:ins w:id="658" w:author="PR Preview" w:date="2026-01-01T00:00:00Z">
         <w:r>
           <w:t xml:space="preserve">.</w:t>
         </w:r>
       </w:ins>
-      <w:ins w:id="636" w:author="PR Preview" w:date="2026-01-01T00:00:00Z">
+      <w:ins w:id="659" w:author="PR Preview" w:date="2026-01-01T00:00:00Z">
         <w:r>
           <w:t xml:space="preserve"> </w:t>
         </w:r>
       </w:ins>
-      <w:ins w:id="637" w:author="PR Preview" w:date="2026-01-01T00:00:00Z">
+      <w:ins w:id="660" w:author="PR Preview" w:date="2026-01-01T00:00:00Z">
         <w:r>
           <w:t xml:space="preserve">Under the uniform prior, the posterior is</w:t>
         </w:r>
       </w:ins>
-      <w:ins w:id="638" w:author="PR Preview" w:date="2026-01-01T00:00:00Z">
+      <w:ins w:id="661" w:author="PR Preview" w:date="2026-01-01T00:00:00Z">
         <w:r>
           <w:t xml:space="preserve"> </w:t>
         </w:r>
@@ -24145,18 +24535,18 @@
           <m:t>)</m:t>
         </m:r>
       </m:oMath>
-      <w:ins w:id="639" w:author="PR Preview" w:date="2026-01-01T00:00:00Z">
+      <w:ins w:id="662" w:author="PR Preview" w:date="2026-01-01T00:00:00Z">
         <w:r>
           <w:t xml:space="preserve"> </w:t>
         </w:r>
       </w:ins>
-      <w:ins w:id="640" w:author="PR Preview" w:date="2026-01-01T00:00:00Z">
+      <w:ins w:id="663" w:author="PR Preview" w:date="2026-01-01T00:00:00Z">
         <w:r>
           <w:t xml:space="preserve">(</w:t>
         </w:r>
       </w:ins>
       <w:hyperlink r:id="rId11">
-        <w:ins w:id="641" w:author="PR Preview" w:date="2026-01-01T00:00:00Z">
+        <w:ins w:id="664" w:author="PR Preview" w:date="2026-01-01T00:00:00Z">
           <w:r>
             <w:rPr>
               <w:rStyle w:val="Hyperlink"/>
@@ -24165,22 +24555,22 @@
           </w:r>
         </w:ins>
       </w:hyperlink>
-      <w:ins w:id="642" w:author="PR Preview" w:date="2026-01-01T00:00:00Z">
+      <w:ins w:id="665" w:author="PR Preview" w:date="2026-01-01T00:00:00Z">
         <w:r>
           <w:t xml:space="preserve">),</w:t>
         </w:r>
       </w:ins>
-      <w:ins w:id="643" w:author="PR Preview" w:date="2026-01-01T00:00:00Z">
+      <w:ins w:id="666" w:author="PR Preview" w:date="2026-01-01T00:00:00Z">
         <w:r>
           <w:t xml:space="preserve"> </w:t>
         </w:r>
       </w:ins>
-      <w:ins w:id="644" w:author="PR Preview" w:date="2026-01-01T00:00:00Z">
+      <w:ins w:id="667" w:author="PR Preview" w:date="2026-01-01T00:00:00Z">
         <w:r>
           <w:t xml:space="preserve">whose mean is</w:t>
         </w:r>
       </w:ins>
-      <w:ins w:id="645" w:author="PR Preview" w:date="2026-01-01T00:00:00Z">
+      <w:ins w:id="668" w:author="PR Preview" w:date="2026-01-01T00:00:00Z">
         <w:r>
           <w:t xml:space="preserve"> </w:t>
         </w:r>
@@ -24241,17 +24631,17 @@
           <m:t>)</m:t>
         </m:r>
       </m:oMath>
-      <w:ins w:id="646" w:author="PR Preview" w:date="2026-01-01T00:00:00Z">
+      <w:ins w:id="669" w:author="PR Preview" w:date="2026-01-01T00:00:00Z">
         <w:r>
           <w:t xml:space="preserve"> </w:t>
         </w:r>
       </w:ins>
-      <w:ins w:id="647" w:author="PR Preview" w:date="2026-01-01T00:00:00Z">
+      <w:ins w:id="670" w:author="PR Preview" w:date="2026-01-01T00:00:00Z">
         <w:r>
           <w:t xml:space="preserve">and whose standard deviation is</w:t>
         </w:r>
       </w:ins>
-      <w:ins w:id="648" w:author="PR Preview" w:date="2026-01-01T00:00:00Z">
+      <w:ins w:id="671" w:author="PR Preview" w:date="2026-01-01T00:00:00Z">
         <w:r>
           <w:t xml:space="preserve"> </w:t>
         </w:r>
@@ -24360,17 +24750,17 @@
           </m:e>
         </m:rad>
       </m:oMath>
-      <w:ins w:id="649" w:author="PR Preview" w:date="2026-01-01T00:00:00Z">
+      <w:ins w:id="672" w:author="PR Preview" w:date="2026-01-01T00:00:00Z">
         <w:r>
           <w:t xml:space="preserve"> </w:t>
         </w:r>
       </w:ins>
-      <w:ins w:id="650" w:author="PR Preview" w:date="2026-01-01T00:00:00Z">
+      <w:ins w:id="673" w:author="PR Preview" w:date="2026-01-01T00:00:00Z">
         <w:r>
           <w:t xml:space="preserve">with</w:t>
         </w:r>
       </w:ins>
-      <w:ins w:id="651" w:author="PR Preview" w:date="2026-01-01T00:00:00Z">
+      <w:ins w:id="674" w:author="PR Preview" w:date="2026-01-01T00:00:00Z">
         <w:r>
           <w:t xml:space="preserve"> </w:t>
         </w:r>
@@ -24398,17 +24788,17 @@
           <m:t>1</m:t>
         </m:r>
       </m:oMath>
-      <w:ins w:id="652" w:author="PR Preview" w:date="2026-01-01T00:00:00Z">
+      <w:ins w:id="675" w:author="PR Preview" w:date="2026-01-01T00:00:00Z">
         <w:r>
           <w:t xml:space="preserve"> </w:t>
         </w:r>
       </w:ins>
-      <w:ins w:id="653" w:author="PR Preview" w:date="2026-01-01T00:00:00Z">
+      <w:ins w:id="676" w:author="PR Preview" w:date="2026-01-01T00:00:00Z">
         <w:r>
           <w:t xml:space="preserve">and</w:t>
         </w:r>
       </w:ins>
-      <w:ins w:id="654" w:author="PR Preview" w:date="2026-01-01T00:00:00Z">
+      <w:ins w:id="677" w:author="PR Preview" w:date="2026-01-01T00:00:00Z">
         <w:r>
           <w:t xml:space="preserve"> </w:t>
         </w:r>
@@ -24445,17 +24835,17 @@
           <m:t>1</m:t>
         </m:r>
       </m:oMath>
-      <w:ins w:id="655" w:author="PR Preview" w:date="2026-01-01T00:00:00Z">
+      <w:ins w:id="678" w:author="PR Preview" w:date="2026-01-01T00:00:00Z">
         <w:r>
           <w:t xml:space="preserve"> </w:t>
         </w:r>
       </w:ins>
-      <w:ins w:id="656" w:author="PR Preview" w:date="2026-01-01T00:00:00Z">
+      <w:ins w:id="679" w:author="PR Preview" w:date="2026-01-01T00:00:00Z">
         <w:r>
           <w:t xml:space="preserve">(Casella and Berger 2002, sec. 3.3, p. 107)</w:t>
         </w:r>
       </w:ins>
-      <w:ins w:id="657" w:author="PR Preview" w:date="2026-01-01T00:00:00Z">
+      <w:ins w:id="680" w:author="PR Preview" w:date="2026-01-01T00:00:00Z">
         <w:r>
           <w:t xml:space="preserve">:</w:t>
         </w:r>
@@ -25049,32 +25439,32 @@
       <w:pPr>
         <w:pStyle w:val="FirstParagraph"/>
       </w:pPr>
-      <w:del w:id="658" w:author="PR Preview" w:date="2026-01-01T00:00:00Z">
+      <w:del w:id="681" w:author="PR Preview" w:date="2026-01-01T00:00:00Z">
         <w:r>
           <w:delText xml:space="preserve">The two estimates differ only through the prior’s pseudo-counts,</w:delText>
         </w:r>
       </w:del>
-      <w:del w:id="659" w:author="PR Preview" w:date="2026-01-01T00:00:00Z">
+      <w:del w:id="682" w:author="PR Preview" w:date="2026-01-01T00:00:00Z">
         <w:r>
           <w:delText xml:space="preserve"> </w:delText>
         </w:r>
       </w:del>
-      <w:del w:id="660" w:author="PR Preview" w:date="2026-01-01T00:00:00Z">
+      <w:del w:id="683" w:author="PR Preview" w:date="2026-01-01T00:00:00Z">
         <w:r>
           <w:delText xml:space="preserve">and so do the two measures of spread;</w:delText>
         </w:r>
       </w:del>
-      <w:del w:id="661" w:author="PR Preview" w:date="2026-01-01T00:00:00Z">
+      <w:del w:id="684" w:author="PR Preview" w:date="2026-01-01T00:00:00Z">
         <w:r>
           <w:delText xml:space="preserve"> </w:delText>
         </w:r>
       </w:del>
-      <w:del w:id="662" w:author="PR Preview" w:date="2026-01-01T00:00:00Z">
+      <w:del w:id="685" w:author="PR Preview" w:date="2026-01-01T00:00:00Z">
         <w:r>
           <w:delText xml:space="preserve">both differences vanish as</w:delText>
         </w:r>
       </w:del>
-      <w:del w:id="663" w:author="PR Preview" w:date="2026-01-01T00:00:00Z">
+      <w:del w:id="686" w:author="PR Preview" w:date="2026-01-01T00:00:00Z">
         <w:r>
           <w:delText xml:space="preserve"> </w:delText>
         </w:r>
@@ -25084,33 +25474,33 @@
           <m:t>n</m:t>
         </m:r>
       </m:oMath>
-      <w:del w:id="664" w:author="PR Preview" w:date="2026-01-01T00:00:00Z">
+      <w:del w:id="687" w:author="PR Preview" w:date="2026-01-01T00:00:00Z">
         <w:r>
           <w:delText xml:space="preserve"> </w:delText>
         </w:r>
       </w:del>
-      <w:del w:id="665" w:author="PR Preview" w:date="2026-01-01T00:00:00Z">
+      <w:del w:id="688" w:author="PR Preview" w:date="2026-01-01T00:00:00Z">
         <w:r>
           <w:delText xml:space="preserve">grows.</w:delText>
         </w:r>
       </w:del>
-      <w:del w:id="666" w:author="PR Preview" w:date="2026-01-01T00:00:00Z">
+      <w:del w:id="689" w:author="PR Preview" w:date="2026-01-01T00:00:00Z">
         <w:r>
           <w:delText xml:space="preserve"> </w:delText>
         </w:r>
       </w:del>
-      <w:del w:id="667" w:author="PR Preview" w:date="2026-01-01T00:00:00Z">
+      <w:del w:id="690" w:author="PR Preview" w:date="2026-01-01T00:00:00Z">
         <w:r>
           <w:delText xml:space="preserve">The MCMC mean in</w:delText>
         </w:r>
       </w:del>
-      <w:del w:id="668" w:author="PR Preview" w:date="2026-01-01T00:00:00Z">
+      <w:del w:id="691" w:author="PR Preview" w:date="2026-01-01T00:00:00Z">
         <w:r>
           <w:delText xml:space="preserve"> </w:delText>
         </w:r>
       </w:del>
       <w:hyperlink w:anchor="exm-mh-bernoulli">
-        <w:del w:id="669" w:author="PR Preview" w:date="2026-01-01T00:00:00Z">
+        <w:del w:id="692" w:author="PR Preview" w:date="2026-01-01T00:00:00Z">
           <w:r>
             <w:rPr>
               <w:rStyle w:val="Hyperlink"/>
@@ -25119,22 +25509,22 @@
           </w:r>
         </w:del>
       </w:hyperlink>
-      <w:del w:id="670" w:author="PR Preview" w:date="2026-01-01T00:00:00Z">
+      <w:del w:id="693" w:author="PR Preview" w:date="2026-01-01T00:00:00Z">
         <w:r>
           <w:delText xml:space="preserve"> </w:delText>
         </w:r>
       </w:del>
-      <w:del w:id="671" w:author="PR Preview" w:date="2026-01-01T00:00:00Z">
+      <w:del w:id="694" w:author="PR Preview" w:date="2026-01-01T00:00:00Z">
         <w:r>
           <w:delText xml:space="preserve">agrees with the exact posterior mean,</w:delText>
         </w:r>
       </w:del>
-      <w:del w:id="672" w:author="PR Preview" w:date="2026-01-01T00:00:00Z">
+      <w:del w:id="695" w:author="PR Preview" w:date="2026-01-01T00:00:00Z">
         <w:r>
           <w:delText xml:space="preserve"> </w:delText>
         </w:r>
       </w:del>
-      <w:del w:id="673" w:author="PR Preview" w:date="2026-01-01T00:00:00Z">
+      <w:del w:id="696" w:author="PR Preview" w:date="2026-01-01T00:00:00Z">
         <w:r>
           <w:delText xml:space="preserve">and so with the maximum likelihood estimate to about two decimal places.</w:delText>
         </w:r>
@@ -25144,32 +25534,32 @@
       <w:pPr>
         <w:pStyle w:val="FirstParagraph"/>
       </w:pPr>
-      <w:ins w:id="674" w:author="PR Preview" w:date="2026-01-01T00:00:00Z">
+      <w:ins w:id="697" w:author="PR Preview" w:date="2026-01-01T00:00:00Z">
         <w:r>
           <w:t xml:space="preserve">The two estimates differ only through the prior’s pseudo-counts,</w:t>
         </w:r>
       </w:ins>
-      <w:ins w:id="675" w:author="PR Preview" w:date="2026-01-01T00:00:00Z">
+      <w:ins w:id="698" w:author="PR Preview" w:date="2026-01-01T00:00:00Z">
         <w:r>
           <w:t xml:space="preserve"> </w:t>
         </w:r>
       </w:ins>
-      <w:ins w:id="676" w:author="PR Preview" w:date="2026-01-01T00:00:00Z">
+      <w:ins w:id="699" w:author="PR Preview" w:date="2026-01-01T00:00:00Z">
         <w:r>
           <w:t xml:space="preserve">and so do the two measures of spread;</w:t>
         </w:r>
       </w:ins>
-      <w:ins w:id="677" w:author="PR Preview" w:date="2026-01-01T00:00:00Z">
+      <w:ins w:id="700" w:author="PR Preview" w:date="2026-01-01T00:00:00Z">
         <w:r>
           <w:t xml:space="preserve"> </w:t>
         </w:r>
       </w:ins>
-      <w:ins w:id="678" w:author="PR Preview" w:date="2026-01-01T00:00:00Z">
+      <w:ins w:id="701" w:author="PR Preview" w:date="2026-01-01T00:00:00Z">
         <w:r>
           <w:t xml:space="preserve">both differences vanish as</w:t>
         </w:r>
       </w:ins>
-      <w:ins w:id="679" w:author="PR Preview" w:date="2026-01-01T00:00:00Z">
+      <w:ins w:id="702" w:author="PR Preview" w:date="2026-01-01T00:00:00Z">
         <w:r>
           <w:t xml:space="preserve"> </w:t>
         </w:r>
@@ -25179,33 +25569,33 @@
           <m:t>n</m:t>
         </m:r>
       </m:oMath>
-      <w:ins w:id="680" w:author="PR Preview" w:date="2026-01-01T00:00:00Z">
+      <w:ins w:id="703" w:author="PR Preview" w:date="2026-01-01T00:00:00Z">
         <w:r>
           <w:t xml:space="preserve"> </w:t>
         </w:r>
       </w:ins>
-      <w:ins w:id="681" w:author="PR Preview" w:date="2026-01-01T00:00:00Z">
+      <w:ins w:id="704" w:author="PR Preview" w:date="2026-01-01T00:00:00Z">
         <w:r>
           <w:t xml:space="preserve">grows.</w:t>
         </w:r>
       </w:ins>
-      <w:ins w:id="682" w:author="PR Preview" w:date="2026-01-01T00:00:00Z">
+      <w:ins w:id="705" w:author="PR Preview" w:date="2026-01-01T00:00:00Z">
         <w:r>
           <w:t xml:space="preserve"> </w:t>
         </w:r>
       </w:ins>
-      <w:ins w:id="683" w:author="PR Preview" w:date="2026-01-01T00:00:00Z">
+      <w:ins w:id="706" w:author="PR Preview" w:date="2026-01-01T00:00:00Z">
         <w:r>
           <w:t xml:space="preserve">The MCMC mean in</w:t>
         </w:r>
       </w:ins>
-      <w:ins w:id="684" w:author="PR Preview" w:date="2026-01-01T00:00:00Z">
+      <w:ins w:id="707" w:author="PR Preview" w:date="2026-01-01T00:00:00Z">
         <w:r>
           <w:t xml:space="preserve"> </w:t>
         </w:r>
       </w:ins>
       <w:hyperlink w:anchor="exm-mh-bernoulli">
-        <w:ins w:id="685" w:author="PR Preview" w:date="2026-01-01T00:00:00Z">
+        <w:ins w:id="708" w:author="PR Preview" w:date="2026-01-01T00:00:00Z">
           <w:r>
             <w:rPr>
               <w:rStyle w:val="Hyperlink"/>
@@ -25214,28 +25604,28 @@
           </w:r>
         </w:ins>
       </w:hyperlink>
-      <w:ins w:id="686" w:author="PR Preview" w:date="2026-01-01T00:00:00Z">
+      <w:ins w:id="709" w:author="PR Preview" w:date="2026-01-01T00:00:00Z">
         <w:r>
           <w:t xml:space="preserve"> </w:t>
         </w:r>
       </w:ins>
-      <w:ins w:id="687" w:author="PR Preview" w:date="2026-01-01T00:00:00Z">
+      <w:ins w:id="710" w:author="PR Preview" w:date="2026-01-01T00:00:00Z">
         <w:r>
           <w:t xml:space="preserve">agrees with the exact posterior mean,</w:t>
         </w:r>
       </w:ins>
-      <w:ins w:id="688" w:author="PR Preview" w:date="2026-01-01T00:00:00Z">
+      <w:ins w:id="711" w:author="PR Preview" w:date="2026-01-01T00:00:00Z">
         <w:r>
           <w:t xml:space="preserve"> </w:t>
         </w:r>
       </w:ins>
-      <w:ins w:id="689" w:author="PR Preview" w:date="2026-01-01T00:00:00Z">
+      <w:ins w:id="712" w:author="PR Preview" w:date="2026-01-01T00:00:00Z">
         <w:r>
           <w:t xml:space="preserve">and so with the maximum likelihood estimate to about two decimal places.</w:t>
         </w:r>
       </w:ins>
     </w:p>
-    <w:bookmarkEnd w:id="56"/>
+    <w:bookmarkEnd w:id="57"/>
     <w:p>
       <w:pPr>
         <w:pStyle w:val="BodyText"/>
@@ -25268,8 +25658,8 @@
         <w:t xml:space="preserve">or a coding error in the model.</w:t>
       </w:r>
     </w:p>
-    <w:bookmarkEnd w:id="57"/>
-    <w:bookmarkStart w:id="58" w:name="sec-mcmc-parameterization"/>
+    <w:bookmarkEnd w:id="58"/>
+    <w:bookmarkStart w:id="59" w:name="sec-mcmc-parameterization"/>
     <w:p>
       <w:pPr>
         <w:pStyle w:val="Heading3"/>
@@ -25282,93 +25672,93 @@
       <w:pPr>
         <w:pStyle w:val="FirstParagraph"/>
       </w:pPr>
-      <w:del w:id="690" w:author="PR Preview" w:date="2026-01-01T00:00:00Z">
+      <w:del w:id="713" w:author="PR Preview" w:date="2026-01-01T00:00:00Z">
         <w:r>
           <w:delText xml:space="preserve">How a model is written affects how well its sampler mixes</w:delText>
         </w:r>
       </w:del>
-      <w:del w:id="691" w:author="PR Preview" w:date="2026-01-01T00:00:00Z">
+      <w:del w:id="714" w:author="PR Preview" w:date="2026-01-01T00:00:00Z">
         <w:r>
           <w:delText xml:space="preserve"> </w:delText>
         </w:r>
       </w:del>
-      <w:del w:id="692" w:author="PR Preview" w:date="2026-01-01T00:00:00Z">
+      <w:del w:id="715" w:author="PR Preview" w:date="2026-01-01T00:00:00Z">
         <w:r>
           <w:delText xml:space="preserve">(Dobson and Barnett 2018, chap. 13, p. 299)</w:delText>
         </w:r>
       </w:del>
-      <w:del w:id="693" w:author="PR Preview" w:date="2026-01-01T00:00:00Z">
+      <w:del w:id="716" w:author="PR Preview" w:date="2026-01-01T00:00:00Z">
         <w:r>
           <w:delText xml:space="preserve">.</w:delText>
         </w:r>
       </w:del>
-      <w:del w:id="694" w:author="PR Preview" w:date="2026-01-01T00:00:00Z">
+      <w:del w:id="717" w:author="PR Preview" w:date="2026-01-01T00:00:00Z">
         <w:r>
           <w:delText xml:space="preserve"> </w:delText>
         </w:r>
       </w:del>
-      <w:del w:id="695" w:author="PR Preview" w:date="2026-01-01T00:00:00Z">
+      <w:del w:id="718" w:author="PR Preview" w:date="2026-01-01T00:00:00Z">
         <w:r>
           <w:delText xml:space="preserve">Two algebraically equivalent parameterizations of the same model</w:delText>
         </w:r>
       </w:del>
-      <w:del w:id="696" w:author="PR Preview" w:date="2026-01-01T00:00:00Z">
+      <w:del w:id="719" w:author="PR Preview" w:date="2026-01-01T00:00:00Z">
         <w:r>
           <w:delText xml:space="preserve"> </w:delText>
         </w:r>
       </w:del>
-      <w:del w:id="697" w:author="PR Preview" w:date="2026-01-01T00:00:00Z">
+      <w:del w:id="720" w:author="PR Preview" w:date="2026-01-01T00:00:00Z">
         <w:r>
           <w:delText xml:space="preserve">can produce chains with very different autocorrelation.</w:delText>
         </w:r>
       </w:del>
-      <w:del w:id="698" w:author="PR Preview" w:date="2026-01-01T00:00:00Z">
+      <w:del w:id="721" w:author="PR Preview" w:date="2026-01-01T00:00:00Z">
         <w:r>
           <w:delText xml:space="preserve"> </w:delText>
         </w:r>
       </w:del>
-      <w:del w:id="699" w:author="PR Preview" w:date="2026-01-01T00:00:00Z">
+      <w:del w:id="722" w:author="PR Preview" w:date="2026-01-01T00:00:00Z">
         <w:r>
           <w:delText xml:space="preserve">Strong posterior correlation between parameters slows a sampler</w:delText>
         </w:r>
       </w:del>
-      <w:del w:id="700" w:author="PR Preview" w:date="2026-01-01T00:00:00Z">
+      <w:del w:id="723" w:author="PR Preview" w:date="2026-01-01T00:00:00Z">
         <w:r>
           <w:delText xml:space="preserve"> </w:delText>
         </w:r>
       </w:del>
-      <w:del w:id="701" w:author="PR Preview" w:date="2026-01-01T00:00:00Z">
+      <w:del w:id="724" w:author="PR Preview" w:date="2026-01-01T00:00:00Z">
         <w:r>
           <w:delText xml:space="preserve">that updates one component at a time,</w:delText>
         </w:r>
       </w:del>
-      <w:del w:id="702" w:author="PR Preview" w:date="2026-01-01T00:00:00Z">
+      <w:del w:id="725" w:author="PR Preview" w:date="2026-01-01T00:00:00Z">
         <w:r>
           <w:delText xml:space="preserve"> </w:delText>
         </w:r>
       </w:del>
-      <w:del w:id="703" w:author="PR Preview" w:date="2026-01-01T00:00:00Z">
+      <w:del w:id="726" w:author="PR Preview" w:date="2026-01-01T00:00:00Z">
         <w:r>
           <w:delText xml:space="preserve">because each update can move only a short way along a narrow, tilted ridge,</w:delText>
         </w:r>
       </w:del>
-      <w:del w:id="704" w:author="PR Preview" w:date="2026-01-01T00:00:00Z">
+      <w:del w:id="727" w:author="PR Preview" w:date="2026-01-01T00:00:00Z">
         <w:r>
           <w:delText xml:space="preserve"> </w:delText>
         </w:r>
       </w:del>
-      <w:del w:id="705" w:author="PR Preview" w:date="2026-01-01T00:00:00Z">
+      <w:del w:id="728" w:author="PR Preview" w:date="2026-01-01T00:00:00Z">
         <w:r>
           <w:delText xml:space="preserve">as</w:delText>
         </w:r>
       </w:del>
-      <w:del w:id="706" w:author="PR Preview" w:date="2026-01-01T00:00:00Z">
+      <w:del w:id="729" w:author="PR Preview" w:date="2026-01-01T00:00:00Z">
         <w:r>
           <w:delText xml:space="preserve"> </w:delText>
         </w:r>
       </w:del>
       <w:hyperlink w:anchor="exm-gibbs-bivariate-normal">
-        <w:del w:id="707" w:author="PR Preview" w:date="2026-01-01T00:00:00Z">
+        <w:del w:id="730" w:author="PR Preview" w:date="2026-01-01T00:00:00Z">
           <w:r>
             <w:rPr>
               <w:rStyle w:val="Hyperlink"/>
@@ -25377,17 +25767,17 @@
           </w:r>
         </w:del>
       </w:hyperlink>
-      <w:del w:id="708" w:author="PR Preview" w:date="2026-01-01T00:00:00Z">
+      <w:del w:id="731" w:author="PR Preview" w:date="2026-01-01T00:00:00Z">
         <w:r>
           <w:delText xml:space="preserve"> </w:delText>
         </w:r>
       </w:del>
-      <w:del w:id="709" w:author="PR Preview" w:date="2026-01-01T00:00:00Z">
+      <w:del w:id="732" w:author="PR Preview" w:date="2026-01-01T00:00:00Z">
         <w:r>
           <w:delText xml:space="preserve">shows with</w:delText>
         </w:r>
       </w:del>
-      <w:del w:id="710" w:author="PR Preview" w:date="2026-01-01T00:00:00Z">
+      <w:del w:id="733" w:author="PR Preview" w:date="2026-01-01T00:00:00Z">
         <w:r>
           <w:delText xml:space="preserve"> </w:delText>
         </w:r>
@@ -25406,7 +25796,7 @@
           <m:t>0.99</m:t>
         </m:r>
       </m:oMath>
-      <w:del w:id="711" w:author="PR Preview" w:date="2026-01-01T00:00:00Z">
+      <w:del w:id="734" w:author="PR Preview" w:date="2026-01-01T00:00:00Z">
         <w:r>
           <w:delText xml:space="preserve">.</w:delText>
         </w:r>
@@ -25416,93 +25806,93 @@
       <w:pPr>
         <w:pStyle w:val="FirstParagraph"/>
       </w:pPr>
-      <w:ins w:id="712" w:author="PR Preview" w:date="2026-01-01T00:00:00Z">
+      <w:ins w:id="735" w:author="PR Preview" w:date="2026-01-01T00:00:00Z">
         <w:r>
           <w:t xml:space="preserve">How a model is written affects how well its sampler mixes</w:t>
         </w:r>
       </w:ins>
-      <w:ins w:id="713" w:author="PR Preview" w:date="2026-01-01T00:00:00Z">
+      <w:ins w:id="736" w:author="PR Preview" w:date="2026-01-01T00:00:00Z">
         <w:r>
           <w:t xml:space="preserve"> </w:t>
         </w:r>
       </w:ins>
-      <w:ins w:id="714" w:author="PR Preview" w:date="2026-01-01T00:00:00Z">
+      <w:ins w:id="737" w:author="PR Preview" w:date="2026-01-01T00:00:00Z">
         <w:r>
           <w:t xml:space="preserve">(Dobson and Barnett 2018, chap. 13, p. 299)</w:t>
         </w:r>
       </w:ins>
-      <w:ins w:id="715" w:author="PR Preview" w:date="2026-01-01T00:00:00Z">
+      <w:ins w:id="738" w:author="PR Preview" w:date="2026-01-01T00:00:00Z">
         <w:r>
           <w:t xml:space="preserve">.</w:t>
         </w:r>
       </w:ins>
-      <w:ins w:id="716" w:author="PR Preview" w:date="2026-01-01T00:00:00Z">
+      <w:ins w:id="739" w:author="PR Preview" w:date="2026-01-01T00:00:00Z">
         <w:r>
           <w:t xml:space="preserve"> </w:t>
         </w:r>
       </w:ins>
-      <w:ins w:id="717" w:author="PR Preview" w:date="2026-01-01T00:00:00Z">
+      <w:ins w:id="740" w:author="PR Preview" w:date="2026-01-01T00:00:00Z">
         <w:r>
           <w:t xml:space="preserve">Two algebraically equivalent parameterizations of the same model</w:t>
         </w:r>
       </w:ins>
-      <w:ins w:id="718" w:author="PR Preview" w:date="2026-01-01T00:00:00Z">
+      <w:ins w:id="741" w:author="PR Preview" w:date="2026-01-01T00:00:00Z">
         <w:r>
           <w:t xml:space="preserve"> </w:t>
         </w:r>
       </w:ins>
-      <w:ins w:id="719" w:author="PR Preview" w:date="2026-01-01T00:00:00Z">
+      <w:ins w:id="742" w:author="PR Preview" w:date="2026-01-01T00:00:00Z">
         <w:r>
           <w:t xml:space="preserve">can produce chains with very different autocorrelation.</w:t>
         </w:r>
       </w:ins>
-      <w:ins w:id="720" w:author="PR Preview" w:date="2026-01-01T00:00:00Z">
+      <w:ins w:id="743" w:author="PR Preview" w:date="2026-01-01T00:00:00Z">
         <w:r>
           <w:t xml:space="preserve"> </w:t>
         </w:r>
       </w:ins>
-      <w:ins w:id="721" w:author="PR Preview" w:date="2026-01-01T00:00:00Z">
+      <w:ins w:id="744" w:author="PR Preview" w:date="2026-01-01T00:00:00Z">
         <w:r>
           <w:t xml:space="preserve">Strong posterior correlation between parameters slows a sampler</w:t>
         </w:r>
       </w:ins>
-      <w:ins w:id="722" w:author="PR Preview" w:date="2026-01-01T00:00:00Z">
+      <w:ins w:id="745" w:author="PR Preview" w:date="2026-01-01T00:00:00Z">
         <w:r>
           <w:t xml:space="preserve"> </w:t>
         </w:r>
       </w:ins>
-      <w:ins w:id="723" w:author="PR Preview" w:date="2026-01-01T00:00:00Z">
+      <w:ins w:id="746" w:author="PR Preview" w:date="2026-01-01T00:00:00Z">
         <w:r>
           <w:t xml:space="preserve">that updates one component at a time,</w:t>
         </w:r>
       </w:ins>
-      <w:ins w:id="724" w:author="PR Preview" w:date="2026-01-01T00:00:00Z">
+      <w:ins w:id="747" w:author="PR Preview" w:date="2026-01-01T00:00:00Z">
         <w:r>
           <w:t xml:space="preserve"> </w:t>
         </w:r>
       </w:ins>
-      <w:ins w:id="725" w:author="PR Preview" w:date="2026-01-01T00:00:00Z">
+      <w:ins w:id="748" w:author="PR Preview" w:date="2026-01-01T00:00:00Z">
         <w:r>
           <w:t xml:space="preserve">because each update can move only a short way along a narrow, tilted ridge,</w:t>
         </w:r>
       </w:ins>
-      <w:ins w:id="726" w:author="PR Preview" w:date="2026-01-01T00:00:00Z">
+      <w:ins w:id="749" w:author="PR Preview" w:date="2026-01-01T00:00:00Z">
         <w:r>
           <w:t xml:space="preserve"> </w:t>
         </w:r>
       </w:ins>
-      <w:ins w:id="727" w:author="PR Preview" w:date="2026-01-01T00:00:00Z">
+      <w:ins w:id="750" w:author="PR Preview" w:date="2026-01-01T00:00:00Z">
         <w:r>
           <w:t xml:space="preserve">as</w:t>
         </w:r>
       </w:ins>
-      <w:ins w:id="728" w:author="PR Preview" w:date="2026-01-01T00:00:00Z">
+      <w:ins w:id="751" w:author="PR Preview" w:date="2026-01-01T00:00:00Z">
         <w:r>
           <w:t xml:space="preserve"> </w:t>
         </w:r>
       </w:ins>
       <w:hyperlink w:anchor="exm-gibbs-bivariate-normal">
-        <w:ins w:id="729" w:author="PR Preview" w:date="2026-01-01T00:00:00Z">
+        <w:ins w:id="752" w:author="PR Preview" w:date="2026-01-01T00:00:00Z">
           <w:r>
             <w:rPr>
               <w:rStyle w:val="Hyperlink"/>
@@ -25511,17 +25901,17 @@
           </w:r>
         </w:ins>
       </w:hyperlink>
-      <w:ins w:id="730" w:author="PR Preview" w:date="2026-01-01T00:00:00Z">
+      <w:ins w:id="753" w:author="PR Preview" w:date="2026-01-01T00:00:00Z">
         <w:r>
           <w:t xml:space="preserve"> </w:t>
         </w:r>
       </w:ins>
-      <w:ins w:id="731" w:author="PR Preview" w:date="2026-01-01T00:00:00Z">
+      <w:ins w:id="754" w:author="PR Preview" w:date="2026-01-01T00:00:00Z">
         <w:r>
           <w:t xml:space="preserve">shows with</w:t>
         </w:r>
       </w:ins>
-      <w:ins w:id="732" w:author="PR Preview" w:date="2026-01-01T00:00:00Z">
+      <w:ins w:id="755" w:author="PR Preview" w:date="2026-01-01T00:00:00Z">
         <w:r>
           <w:t xml:space="preserve"> </w:t>
         </w:r>
@@ -25540,7 +25930,7 @@
           <m:t>0.99</m:t>
         </m:r>
       </m:oMath>
-      <w:ins w:id="733" w:author="PR Preview" w:date="2026-01-01T00:00:00Z">
+      <w:ins w:id="756" w:author="PR Preview" w:date="2026-01-01T00:00:00Z">
         <w:r>
           <w:t xml:space="preserve">.</w:t>
         </w:r>
@@ -25628,9 +26018,9 @@
         <w:t xml:space="preserve">they alter only the geometry the sampler must explore.</w:t>
       </w:r>
     </w:p>
-    <w:bookmarkEnd w:id="58"/>
     <w:bookmarkEnd w:id="59"/>
-    <w:bookmarkStart w:id="67" w:name="sec-dic"/>
+    <w:bookmarkEnd w:id="60"/>
+    <w:bookmarkStart w:id="68" w:name="sec-dic"/>
     <w:p>
       <w:pPr>
         <w:pStyle w:val="Heading2"/>
@@ -25661,7 +26051,7 @@
       <w:r>
         <w:t xml:space="preserve"> </w:t>
       </w:r>
-      <w:hyperlink r:id="rId60">
+      <w:hyperlink r:id="rId61">
         <w:r>
           <w:rPr>
             <w:rStyle w:val="Hyperlink"/>
@@ -25697,7 +26087,7 @@
         <w:t xml:space="preserve">.</w:t>
       </w:r>
     </w:p>
-    <w:bookmarkStart w:id="61" w:name="def-bayes-deviance"/>
+    <w:bookmarkStart w:id="62" w:name="def-bayes-deviance"/>
     <w:p>
       <w:pPr>
         <w:pStyle w:val="BodyText"/>
@@ -25880,8 +26270,8 @@
         </m:oMath>
       </m:oMathPara>
     </w:p>
-    <w:bookmarkEnd w:id="61"/>
-    <w:bookmarkStart w:id="62" w:name="rem-bayes-deviance-constant"/>
+    <w:bookmarkEnd w:id="62"/>
+    <w:bookmarkStart w:id="63" w:name="rem-bayes-deviance-constant"/>
     <w:p>
       <w:pPr>
         <w:pStyle w:val="FirstParagraph"/>
@@ -25936,8 +26326,8 @@
         <w:t xml:space="preserve">so the two differ by a constant that cancels in comparisons between models of the same data.</w:t>
       </w:r>
     </w:p>
-    <w:bookmarkEnd w:id="62"/>
-    <w:bookmarkStart w:id="63" w:name="def-effective-parameters"/>
+    <w:bookmarkEnd w:id="63"/>
+    <w:bookmarkStart w:id="64" w:name="def-effective-parameters"/>
     <w:p>
       <w:pPr>
         <w:pStyle w:val="BodyText"/>
@@ -26293,8 +26683,8 @@
         </m:oMath>
       </m:oMathPara>
     </w:p>
-    <w:bookmarkEnd w:id="63"/>
-    <w:bookmarkStart w:id="64" w:name="def-dic"/>
+    <w:bookmarkEnd w:id="64"/>
+    <w:bookmarkStart w:id="65" w:name="def-dic"/>
     <w:p>
       <w:pPr>
         <w:pStyle w:val="FirstParagraph"/>
@@ -26504,7 +26894,7 @@
         <w:t xml:space="preserve">.</w:t>
       </w:r>
     </w:p>
-    <w:bookmarkEnd w:id="64"/>
+    <w:bookmarkEnd w:id="65"/>
     <w:p>
       <w:pPr>
         <w:pStyle w:val="BodyText"/>
@@ -27165,12 +27555,12 @@
         <w:t xml:space="preserve">so DIC is a by-product of an MCMC run.</w:t>
       </w:r>
     </w:p>
-    <w:bookmarkStart w:id="65" w:name="exm-dic-bernoulli"/>
+    <w:bookmarkStart w:id="66" w:name="exm-dic-bernoulli"/>
     <w:p>
       <w:pPr>
         <w:pStyle w:val="BodyText"/>
       </w:pPr>
-      <w:del w:id="734" w:author="PR Preview" w:date="2026-01-01T00:00:00Z">
+      <w:del w:id="757" w:author="PR Preview" w:date="2026-01-01T00:00:00Z">
         <w:r>
           <w:rPr>
             <w:b/>
@@ -27179,17 +27569,17 @@
           <w:delText xml:space="preserve">Example 11 (DIC for the Bernoulli model)</w:delText>
         </w:r>
       </w:del>
-      <w:del w:id="735" w:author="PR Preview" w:date="2026-01-01T00:00:00Z">
+      <w:del w:id="758" w:author="PR Preview" w:date="2026-01-01T00:00:00Z">
         <w:r>
           <w:delText xml:space="preserve"> </w:delText>
         </w:r>
       </w:del>
-      <w:del w:id="736" w:author="PR Preview" w:date="2026-01-01T00:00:00Z">
+      <w:del w:id="759" w:author="PR Preview" w:date="2026-01-01T00:00:00Z">
         <w:r>
           <w:delText xml:space="preserve">For</w:delText>
         </w:r>
       </w:del>
-      <w:del w:id="737" w:author="PR Preview" w:date="2026-01-01T00:00:00Z">
+      <w:del w:id="760" w:author="PR Preview" w:date="2026-01-01T00:00:00Z">
         <w:r>
           <w:delText xml:space="preserve"> </w:delText>
         </w:r>
@@ -27208,17 +27598,17 @@
           <m:t>55</m:t>
         </m:r>
       </m:oMath>
-      <w:del w:id="738" w:author="PR Preview" w:date="2026-01-01T00:00:00Z">
+      <w:del w:id="761" w:author="PR Preview" w:date="2026-01-01T00:00:00Z">
         <w:r>
           <w:delText xml:space="preserve"> </w:delText>
         </w:r>
       </w:del>
-      <w:del w:id="739" w:author="PR Preview" w:date="2026-01-01T00:00:00Z">
+      <w:del w:id="762" w:author="PR Preview" w:date="2026-01-01T00:00:00Z">
         <w:r>
           <w:delText xml:space="preserve">successes in</w:delText>
         </w:r>
       </w:del>
-      <w:del w:id="740" w:author="PR Preview" w:date="2026-01-01T00:00:00Z">
+      <w:del w:id="763" w:author="PR Preview" w:date="2026-01-01T00:00:00Z">
         <w:r>
           <w:delText xml:space="preserve"> </w:delText>
         </w:r>
@@ -27237,17 +27627,17 @@
           <m:t>91</m:t>
         </m:r>
       </m:oMath>
-      <w:del w:id="741" w:author="PR Preview" w:date="2026-01-01T00:00:00Z">
+      <w:del w:id="764" w:author="PR Preview" w:date="2026-01-01T00:00:00Z">
         <w:r>
           <w:delText xml:space="preserve"> </w:delText>
         </w:r>
       </w:del>
-      <w:del w:id="742" w:author="PR Preview" w:date="2026-01-01T00:00:00Z">
+      <w:del w:id="765" w:author="PR Preview" w:date="2026-01-01T00:00:00Z">
         <w:r>
           <w:delText xml:space="preserve">trials,</w:delText>
         </w:r>
       </w:del>
-      <w:del w:id="743" w:author="PR Preview" w:date="2026-01-01T00:00:00Z">
+      <w:del w:id="766" w:author="PR Preview" w:date="2026-01-01T00:00:00Z">
         <w:r>
           <w:delText xml:space="preserve"> </w:delText>
         </w:r>
@@ -27375,22 +27765,22 @@
           <m:t>​</m:t>
         </m:r>
       </m:oMath>
-      <w:del w:id="744" w:author="PR Preview" w:date="2026-01-01T00:00:00Z">
+      <w:del w:id="767" w:author="PR Preview" w:date="2026-01-01T00:00:00Z">
         <w:r>
           <w:delText xml:space="preserve">.</w:delText>
         </w:r>
       </w:del>
-      <w:del w:id="745" w:author="PR Preview" w:date="2026-01-01T00:00:00Z">
+      <w:del w:id="768" w:author="PR Preview" w:date="2026-01-01T00:00:00Z">
         <w:r>
           <w:delText xml:space="preserve"> </w:delText>
         </w:r>
       </w:del>
-      <w:del w:id="746" w:author="PR Preview" w:date="2026-01-01T00:00:00Z">
+      <w:del w:id="769" w:author="PR Preview" w:date="2026-01-01T00:00:00Z">
         <w:r>
           <w:delText xml:space="preserve">We estimate</w:delText>
         </w:r>
       </w:del>
-      <w:del w:id="747" w:author="PR Preview" w:date="2026-01-01T00:00:00Z">
+      <w:del w:id="770" w:author="PR Preview" w:date="2026-01-01T00:00:00Z">
         <w:r>
           <w:delText xml:space="preserve"> </w:delText>
         </w:r>
@@ -27407,17 +27797,17 @@
           </m:e>
         </m:bar>
       </m:oMath>
-      <w:del w:id="748" w:author="PR Preview" w:date="2026-01-01T00:00:00Z">
+      <w:del w:id="771" w:author="PR Preview" w:date="2026-01-01T00:00:00Z">
         <w:r>
           <w:delText xml:space="preserve"> </w:delText>
         </w:r>
       </w:del>
-      <w:del w:id="749" w:author="PR Preview" w:date="2026-01-01T00:00:00Z">
+      <w:del w:id="772" w:author="PR Preview" w:date="2026-01-01T00:00:00Z">
         <w:r>
           <w:delText xml:space="preserve">and</w:delText>
         </w:r>
       </w:del>
-      <w:del w:id="750" w:author="PR Preview" w:date="2026-01-01T00:00:00Z">
+      <w:del w:id="773" w:author="PR Preview" w:date="2026-01-01T00:00:00Z">
         <w:r>
           <w:delText xml:space="preserve"> </w:delText>
         </w:r>
@@ -27434,17 +27824,17 @@
           </m:e>
         </m:acc>
       </m:oMath>
-      <w:del w:id="751" w:author="PR Preview" w:date="2026-01-01T00:00:00Z">
+      <w:del w:id="774" w:author="PR Preview" w:date="2026-01-01T00:00:00Z">
         <w:r>
           <w:delText xml:space="preserve"> </w:delText>
         </w:r>
       </w:del>
-      <w:del w:id="752" w:author="PR Preview" w:date="2026-01-01T00:00:00Z">
+      <w:del w:id="775" w:author="PR Preview" w:date="2026-01-01T00:00:00Z">
         <w:r>
           <w:delText xml:space="preserve">from 5,000 draws from the</w:delText>
         </w:r>
       </w:del>
-      <w:del w:id="753" w:author="PR Preview" w:date="2026-01-01T00:00:00Z">
+      <w:del w:id="776" w:author="PR Preview" w:date="2026-01-01T00:00:00Z">
         <w:r>
           <w:delText xml:space="preserve"> </w:delText>
         </w:r>
@@ -27481,23 +27871,23 @@
           <m:t>)</m:t>
         </m:r>
       </m:oMath>
-      <w:del w:id="754" w:author="PR Preview" w:date="2026-01-01T00:00:00Z">
+      <w:del w:id="777" w:author="PR Preview" w:date="2026-01-01T00:00:00Z">
         <w:r>
           <w:delText xml:space="preserve"> </w:delText>
         </w:r>
       </w:del>
-      <w:del w:id="755" w:author="PR Preview" w:date="2026-01-01T00:00:00Z">
+      <w:del w:id="778" w:author="PR Preview" w:date="2026-01-01T00:00:00Z">
         <w:r>
           <w:delText xml:space="preserve">posterior of</w:delText>
         </w:r>
       </w:del>
-      <w:del w:id="756" w:author="PR Preview" w:date="2026-01-01T00:00:00Z">
+      <w:del w:id="779" w:author="PR Preview" w:date="2026-01-01T00:00:00Z">
         <w:r>
           <w:delText xml:space="preserve"> </w:delText>
         </w:r>
       </w:del>
       <w:hyperlink r:id="rId11">
-        <w:del w:id="757" w:author="PR Preview" w:date="2026-01-01T00:00:00Z">
+        <w:del w:id="780" w:author="PR Preview" w:date="2026-01-01T00:00:00Z">
           <w:r>
             <w:rPr>
               <w:rStyle w:val="Hyperlink"/>
@@ -27506,7 +27896,7 @@
           </w:r>
         </w:del>
       </w:hyperlink>
-      <w:del w:id="758" w:author="PR Preview" w:date="2026-01-01T00:00:00Z">
+      <w:del w:id="781" w:author="PR Preview" w:date="2026-01-01T00:00:00Z">
         <w:r>
           <w:delText xml:space="preserve">:</w:delText>
         </w:r>
@@ -27516,7 +27906,7 @@
       <w:pPr>
         <w:pStyle w:val="BodyText"/>
       </w:pPr>
-      <w:ins w:id="759" w:author="PR Preview" w:date="2026-01-01T00:00:00Z">
+      <w:ins w:id="782" w:author="PR Preview" w:date="2026-01-01T00:00:00Z">
         <w:r>
           <w:rPr>
             <w:b/>
@@ -27525,17 +27915,17 @@
           <w:t xml:space="preserve">Example 12 (DIC for the Bernoulli model)</w:t>
         </w:r>
       </w:ins>
-      <w:ins w:id="760" w:author="PR Preview" w:date="2026-01-01T00:00:00Z">
+      <w:ins w:id="783" w:author="PR Preview" w:date="2026-01-01T00:00:00Z">
         <w:r>
           <w:t xml:space="preserve"> </w:t>
         </w:r>
       </w:ins>
-      <w:ins w:id="761" w:author="PR Preview" w:date="2026-01-01T00:00:00Z">
+      <w:ins w:id="784" w:author="PR Preview" w:date="2026-01-01T00:00:00Z">
         <w:r>
           <w:t xml:space="preserve">For</w:t>
         </w:r>
       </w:ins>
-      <w:ins w:id="762" w:author="PR Preview" w:date="2026-01-01T00:00:00Z">
+      <w:ins w:id="785" w:author="PR Preview" w:date="2026-01-01T00:00:00Z">
         <w:r>
           <w:t xml:space="preserve"> </w:t>
         </w:r>
@@ -27554,17 +27944,17 @@
           <m:t>55</m:t>
         </m:r>
       </m:oMath>
-      <w:ins w:id="763" w:author="PR Preview" w:date="2026-01-01T00:00:00Z">
+      <w:ins w:id="786" w:author="PR Preview" w:date="2026-01-01T00:00:00Z">
         <w:r>
           <w:t xml:space="preserve"> </w:t>
         </w:r>
       </w:ins>
-      <w:ins w:id="764" w:author="PR Preview" w:date="2026-01-01T00:00:00Z">
+      <w:ins w:id="787" w:author="PR Preview" w:date="2026-01-01T00:00:00Z">
         <w:r>
           <w:t xml:space="preserve">successes in</w:t>
         </w:r>
       </w:ins>
-      <w:ins w:id="765" w:author="PR Preview" w:date="2026-01-01T00:00:00Z">
+      <w:ins w:id="788" w:author="PR Preview" w:date="2026-01-01T00:00:00Z">
         <w:r>
           <w:t xml:space="preserve"> </w:t>
         </w:r>
@@ -27583,17 +27973,17 @@
           <m:t>91</m:t>
         </m:r>
       </m:oMath>
-      <w:ins w:id="766" w:author="PR Preview" w:date="2026-01-01T00:00:00Z">
+      <w:ins w:id="789" w:author="PR Preview" w:date="2026-01-01T00:00:00Z">
         <w:r>
           <w:t xml:space="preserve"> </w:t>
         </w:r>
       </w:ins>
-      <w:ins w:id="767" w:author="PR Preview" w:date="2026-01-01T00:00:00Z">
+      <w:ins w:id="790" w:author="PR Preview" w:date="2026-01-01T00:00:00Z">
         <w:r>
           <w:t xml:space="preserve">trials,</w:t>
         </w:r>
       </w:ins>
-      <w:ins w:id="768" w:author="PR Preview" w:date="2026-01-01T00:00:00Z">
+      <w:ins w:id="791" w:author="PR Preview" w:date="2026-01-01T00:00:00Z">
         <w:r>
           <w:t xml:space="preserve"> </w:t>
         </w:r>
@@ -27721,22 +28111,22 @@
           <m:t>​</m:t>
         </m:r>
       </m:oMath>
-      <w:ins w:id="769" w:author="PR Preview" w:date="2026-01-01T00:00:00Z">
+      <w:ins w:id="792" w:author="PR Preview" w:date="2026-01-01T00:00:00Z">
         <w:r>
           <w:t xml:space="preserve">.</w:t>
         </w:r>
       </w:ins>
-      <w:ins w:id="770" w:author="PR Preview" w:date="2026-01-01T00:00:00Z">
+      <w:ins w:id="793" w:author="PR Preview" w:date="2026-01-01T00:00:00Z">
         <w:r>
           <w:t xml:space="preserve"> </w:t>
         </w:r>
       </w:ins>
-      <w:ins w:id="771" w:author="PR Preview" w:date="2026-01-01T00:00:00Z">
+      <w:ins w:id="794" w:author="PR Preview" w:date="2026-01-01T00:00:00Z">
         <w:r>
           <w:t xml:space="preserve">We estimate</w:t>
         </w:r>
       </w:ins>
-      <w:ins w:id="772" w:author="PR Preview" w:date="2026-01-01T00:00:00Z">
+      <w:ins w:id="795" w:author="PR Preview" w:date="2026-01-01T00:00:00Z">
         <w:r>
           <w:t xml:space="preserve"> </w:t>
         </w:r>
@@ -27753,17 +28143,17 @@
           </m:e>
         </m:bar>
       </m:oMath>
-      <w:ins w:id="773" w:author="PR Preview" w:date="2026-01-01T00:00:00Z">
+      <w:ins w:id="796" w:author="PR Preview" w:date="2026-01-01T00:00:00Z">
         <w:r>
           <w:t xml:space="preserve"> </w:t>
         </w:r>
       </w:ins>
-      <w:ins w:id="774" w:author="PR Preview" w:date="2026-01-01T00:00:00Z">
+      <w:ins w:id="797" w:author="PR Preview" w:date="2026-01-01T00:00:00Z">
         <w:r>
           <w:t xml:space="preserve">and</w:t>
         </w:r>
       </w:ins>
-      <w:ins w:id="775" w:author="PR Preview" w:date="2026-01-01T00:00:00Z">
+      <w:ins w:id="798" w:author="PR Preview" w:date="2026-01-01T00:00:00Z">
         <w:r>
           <w:t xml:space="preserve"> </w:t>
         </w:r>
@@ -27780,17 +28170,17 @@
           </m:e>
         </m:acc>
       </m:oMath>
-      <w:ins w:id="776" w:author="PR Preview" w:date="2026-01-01T00:00:00Z">
+      <w:ins w:id="799" w:author="PR Preview" w:date="2026-01-01T00:00:00Z">
         <w:r>
           <w:t xml:space="preserve"> </w:t>
         </w:r>
       </w:ins>
-      <w:ins w:id="777" w:author="PR Preview" w:date="2026-01-01T00:00:00Z">
+      <w:ins w:id="800" w:author="PR Preview" w:date="2026-01-01T00:00:00Z">
         <w:r>
           <w:t xml:space="preserve">from 5,000 draws from the</w:t>
         </w:r>
       </w:ins>
-      <w:ins w:id="778" w:author="PR Preview" w:date="2026-01-01T00:00:00Z">
+      <w:ins w:id="801" w:author="PR Preview" w:date="2026-01-01T00:00:00Z">
         <w:r>
           <w:t xml:space="preserve"> </w:t>
         </w:r>
@@ -27827,23 +28217,23 @@
           <m:t>)</m:t>
         </m:r>
       </m:oMath>
-      <w:ins w:id="779" w:author="PR Preview" w:date="2026-01-01T00:00:00Z">
+      <w:ins w:id="802" w:author="PR Preview" w:date="2026-01-01T00:00:00Z">
         <w:r>
           <w:t xml:space="preserve"> </w:t>
         </w:r>
       </w:ins>
-      <w:ins w:id="780" w:author="PR Preview" w:date="2026-01-01T00:00:00Z">
+      <w:ins w:id="803" w:author="PR Preview" w:date="2026-01-01T00:00:00Z">
         <w:r>
           <w:t xml:space="preserve">posterior of</w:t>
         </w:r>
       </w:ins>
-      <w:ins w:id="781" w:author="PR Preview" w:date="2026-01-01T00:00:00Z">
+      <w:ins w:id="804" w:author="PR Preview" w:date="2026-01-01T00:00:00Z">
         <w:r>
           <w:t xml:space="preserve"> </w:t>
         </w:r>
       </w:ins>
       <w:hyperlink r:id="rId11">
-        <w:ins w:id="782" w:author="PR Preview" w:date="2026-01-01T00:00:00Z">
+        <w:ins w:id="805" w:author="PR Preview" w:date="2026-01-01T00:00:00Z">
           <w:r>
             <w:rPr>
               <w:rStyle w:val="Hyperlink"/>
@@ -27852,7 +28242,7 @@
           </w:r>
         </w:ins>
       </w:hyperlink>
-      <w:ins w:id="783" w:author="PR Preview" w:date="2026-01-01T00:00:00Z">
+      <w:ins w:id="806" w:author="PR Preview" w:date="2026-01-01T00:00:00Z">
         <w:r>
           <w:t xml:space="preserve">:</w:t>
         </w:r>
@@ -28551,8 +28941,8 @@
         <w:t xml:space="preserve">is close to 1.</w:t>
       </w:r>
     </w:p>
-    <w:bookmarkEnd w:id="65"/>
-    <w:bookmarkStart w:id="66" w:name="rem-dic-caveats"/>
+    <w:bookmarkEnd w:id="66"/>
+    <w:bookmarkStart w:id="67" w:name="rem-dic-caveats"/>
     <w:p>
       <w:pPr>
         <w:pStyle w:val="BodyText"/>
@@ -28592,9 +28982,9 @@
         <w:t xml:space="preserve">.</w:t>
       </w:r>
     </w:p>
-    <w:bookmarkEnd w:id="66"/>
     <w:bookmarkEnd w:id="67"/>
-    <w:bookmarkStart w:id="77" w:name="references"/>
+    <w:bookmarkEnd w:id="68"/>
+    <w:bookmarkStart w:id="78" w:name="references"/>
     <w:p>
       <w:pPr>
         <w:pStyle w:val="Heading2"/>
@@ -28603,8 +28993,8 @@
         <w:t xml:space="preserve">References</w:t>
       </w:r>
     </w:p>
-    <w:bookmarkStart w:id="76" w:name="refs"/>
-    <w:bookmarkStart w:id="69" w:name="ref-CaseBerg01"/>
+    <w:bookmarkStart w:id="77" w:name="refs"/>
+    <w:bookmarkStart w:id="70" w:name="ref-CaseBerg01"/>
     <w:p>
       <w:pPr>
         <w:pStyle w:val="Bibliography"/>
@@ -28628,7 +29018,7 @@
       <w:r>
         <w:t xml:space="preserve"> </w:t>
       </w:r>
-      <w:hyperlink r:id="rId68">
+      <w:hyperlink r:id="rId69">
         <w:r>
           <w:rPr>
             <w:rStyle w:val="Hyperlink"/>
@@ -28640,8 +29030,8 @@
         <w:t xml:space="preserve">.</w:t>
       </w:r>
     </w:p>
-    <w:bookmarkEnd w:id="69"/>
-    <w:bookmarkStart w:id="71" w:name="ref-dobson4e"/>
+    <w:bookmarkEnd w:id="70"/>
+    <w:bookmarkStart w:id="72" w:name="ref-dobson4e"/>
     <w:p>
       <w:pPr>
         <w:pStyle w:val="Bibliography"/>
@@ -28665,7 +29055,7 @@
       <w:r>
         <w:t xml:space="preserve"> </w:t>
       </w:r>
-      <w:hyperlink r:id="rId70">
+      <w:hyperlink r:id="rId71">
         <w:r>
           <w:rPr>
             <w:rStyle w:val="Hyperlink"/>
@@ -28677,8 +29067,8 @@
         <w:t xml:space="preserve">.</w:t>
       </w:r>
     </w:p>
-    <w:bookmarkEnd w:id="71"/>
-    <w:bookmarkStart w:id="73" w:name="ref-gelman2013bda"/>
+    <w:bookmarkEnd w:id="72"/>
+    <w:bookmarkStart w:id="74" w:name="ref-gelman2013bda"/>
     <w:p>
       <w:pPr>
         <w:pStyle w:val="Bibliography"/>
@@ -28702,7 +29092,7 @@
       <w:r>
         <w:t xml:space="preserve"> </w:t>
       </w:r>
-      <w:hyperlink r:id="rId72">
+      <w:hyperlink r:id="rId73">
         <w:r>
           <w:rPr>
             <w:rStyle w:val="Hyperlink"/>
@@ -28714,8 +29104,8 @@
         <w:t xml:space="preserve">.</w:t>
       </w:r>
     </w:p>
-    <w:bookmarkEnd w:id="73"/>
-    <w:bookmarkStart w:id="75" w:name="ref-robert2004mcsm"/>
+    <w:bookmarkEnd w:id="74"/>
+    <w:bookmarkStart w:id="76" w:name="ref-robert2004mcsm"/>
     <w:p>
       <w:pPr>
         <w:pStyle w:val="Bibliography"/>
@@ -28739,7 +29129,7 @@
       <w:r>
         <w:t xml:space="preserve"> </w:t>
       </w:r>
-      <w:hyperlink r:id="rId74">
+      <w:hyperlink r:id="rId75">
         <w:r>
           <w:rPr>
             <w:rStyle w:val="Hyperlink"/>
@@ -28751,9 +29141,9 @@
         <w:t xml:space="preserve">.</w:t>
       </w:r>
     </w:p>
-    <w:bookmarkEnd w:id="75"/>
     <w:bookmarkEnd w:id="76"/>
     <w:bookmarkEnd w:id="77"/>
+    <w:bookmarkEnd w:id="78"/>
     <w:sectPr>
       <w:footnotePr>
         <w:numRestart w:val="eachSect"/>

--- a/pr-preview/pr-94/mcmc-handout-tracked-changes.docx
+++ b/pr-preview/pr-94/mcmc-handout-tracked-changes.docx
@@ -26,7 +26,7 @@
       </w:pPr>
       <w:ins w:id="2" w:author="PR Preview" w:date="2026-01-01T00:00:00Z">
         <w:r>
-          <w:t xml:space="preserve">Last modified: 2026-10-08 19:33:33 (PDT)</w:t>
+          <w:t xml:space="preserve">Last modified: 2026-10-08 19:54:47 (PDT)</w:t>
         </w:r>
       </w:ins>
     </w:p>
@@ -119,7 +119,7 @@
         <w:t xml:space="preserve">(Statistical Rethinking 2026, Lecture A08).</w:t>
       </w:r>
     </w:p>
-    <w:bookmarkStart w:id="30" w:name="sec-foundations"/>
+    <w:bookmarkStart w:id="35" w:name="sec-foundations"/>
     <w:p>
       <w:pPr>
         <w:pStyle w:val="Heading2"/>
@@ -2762,7 +2762,7 @@
     </w:p>
     <w:bookmarkEnd w:id="17"/>
     <w:bookmarkEnd w:id="18"/>
-    <w:bookmarkStart w:id="29" w:name="markov-chains"/>
+    <w:bookmarkStart w:id="34" w:name="markov-chains"/>
     <w:p>
       <w:pPr>
         <w:pStyle w:val="Heading3"/>
@@ -4405,7 +4405,7 @@
       </w:r>
     </w:p>
     <w:bookmarkEnd w:id="21"/>
-    <w:bookmarkStart w:id="22" w:name="exm-ar1-chain"/>
+    <w:bookmarkStart w:id="23" w:name="exm-ar1-chain"/>
     <w:p>
       <w:pPr>
         <w:pStyle w:val="FirstParagraph"/>
@@ -4723,6 +4723,7 @@
       <w:pPr>
         <w:pStyle w:val="BodyText"/>
       </w:pPr>
+      <w:bookmarkStart w:id="22" w:name="eq-ar1-chain-exm"/>
       <m:oMathPara>
         <m:oMathParaPr>
           <m:jc m:val="center"/>
@@ -4855,8 +4856,27 @@
             </m:rPr>
             <m:t>.</m:t>
           </m:r>
+          <m:r>
+            <m:t>  </m:t>
+          </m:r>
+          <m:r>
+            <m:rPr>
+              <m:sty m:val="p"/>
+            </m:rPr>
+            <m:t>(</m:t>
+          </m:r>
+          <m:r>
+            <m:t>1</m:t>
+          </m:r>
+          <m:r>
+            <m:rPr>
+              <m:sty m:val="p"/>
+            </m:rPr>
+            <m:t>)</m:t>
+          </m:r>
         </m:oMath>
       </m:oMathPara>
+      <w:bookmarkEnd w:id="22"/>
     </w:p>
     <w:p>
       <w:pPr>
@@ -5571,8 +5591,8 @@
         </w:r>
       </w:ins>
     </w:p>
-    <w:bookmarkEnd w:id="22"/>
-    <w:bookmarkStart w:id="23" w:name="exr-ar1-stationary"/>
+    <w:bookmarkEnd w:id="23"/>
+    <w:bookmarkStart w:id="24" w:name="exr-ar1-stationary"/>
     <w:p>
       <w:pPr>
         <w:pStyle w:val="BodyText"/>
@@ -5772,8 +5792,8 @@
         </w:r>
       </w:ins>
     </w:p>
-    <w:bookmarkEnd w:id="23"/>
-    <w:bookmarkStart w:id="27" w:name="sol-ar1-stationary"/>
+    <w:bookmarkEnd w:id="24"/>
+    <w:bookmarkStart w:id="31" w:name="sol-ar1-stationary"/>
     <w:p>
       <w:pPr>
         <w:pStyle w:val="BodyText"/>
@@ -6169,7 +6189,7 @@
           <w:t xml:space="preserve"> </w:t>
         </w:r>
       </w:ins>
-      <w:hyperlink r:id="rId24">
+      <w:hyperlink r:id="rId25">
         <w:ins w:id="123" w:author="PR Preview" w:date="2026-01-01T00:00:00Z">
           <w:r>
             <w:rPr>
@@ -6199,6 +6219,7 @@
       <w:pPr>
         <w:pStyle w:val="BodyText"/>
       </w:pPr>
+      <w:bookmarkStart w:id="26" w:name="eq-ar1-stationary-exr"/>
       <m:oMathPara>
         <m:oMathParaPr>
           <m:jc m:val="center"/>
@@ -6591,8 +6612,27 @@
               </m:r>
             </m:e>
           </m:eqArr>
+          <m:r>
+            <m:t>  </m:t>
+          </m:r>
+          <m:r>
+            <m:rPr>
+              <m:sty m:val="p"/>
+            </m:rPr>
+            <m:t>(</m:t>
+          </m:r>
+          <m:r>
+            <m:t>2</m:t>
+          </m:r>
+          <m:r>
+            <m:rPr>
+              <m:sty m:val="p"/>
+            </m:rPr>
+            <m:t>)</m:t>
+          </m:r>
         </m:oMath>
       </m:oMathPara>
+      <w:bookmarkEnd w:id="26"/>
     </w:p>
     <w:p>
       <w:pPr>
@@ -6608,7 +6648,7 @@
           <w:t xml:space="preserve"> </w:t>
         </w:r>
       </w:ins>
-      <w:hyperlink r:id="rId25">
+      <w:hyperlink r:id="rId27">
         <w:ins w:id="129" w:author="PR Preview" w:date="2026-01-01T00:00:00Z">
           <w:r>
             <w:rPr>
@@ -6754,7 +6794,7 @@
           <w:t xml:space="preserve"> </w:t>
         </w:r>
       </w:ins>
-      <w:hyperlink r:id="rId26">
+      <w:hyperlink r:id="rId28">
         <w:ins w:id="138" w:author="PR Preview" w:date="2026-01-01T00:00:00Z">
           <w:r>
             <w:rPr>
@@ -6784,6 +6824,7 @@
       <w:pPr>
         <w:pStyle w:val="BodyText"/>
       </w:pPr>
+      <w:bookmarkStart w:id="29" w:name="eq-ar1-stationary-exr-2"/>
       <m:oMathPara>
         <m:oMathParaPr>
           <m:jc m:val="center"/>
@@ -8291,8 +8332,27 @@
               </m:r>
             </m:e>
           </m:eqArr>
+          <m:r>
+            <m:t>  </m:t>
+          </m:r>
+          <m:r>
+            <m:rPr>
+              <m:sty m:val="p"/>
+            </m:rPr>
+            <m:t>(</m:t>
+          </m:r>
+          <m:r>
+            <m:t>3</m:t>
+          </m:r>
+          <m:r>
+            <m:rPr>
+              <m:sty m:val="p"/>
+            </m:rPr>
+            <m:t>)</m:t>
+          </m:r>
         </m:oMath>
       </m:oMathPara>
+      <w:bookmarkEnd w:id="29"/>
     </w:p>
     <w:p>
       <w:pPr>
@@ -8563,6 +8623,7 @@
       <w:pPr>
         <w:pStyle w:val="BodyText"/>
       </w:pPr>
+      <w:bookmarkStart w:id="30" w:name="eq-ar1-stationary-exr-3"/>
       <m:oMathPara>
         <m:oMathParaPr>
           <m:jc m:val="center"/>
@@ -8935,8 +8996,27 @@
               </m:r>
             </m:e>
           </m:eqArr>
+          <m:r>
+            <m:t>  </m:t>
+          </m:r>
+          <m:r>
+            <m:rPr>
+              <m:sty m:val="p"/>
+            </m:rPr>
+            <m:t>(</m:t>
+          </m:r>
+          <m:r>
+            <m:t>4</m:t>
+          </m:r>
+          <m:r>
+            <m:rPr>
+              <m:sty m:val="p"/>
+            </m:rPr>
+            <m:t>)</m:t>
+          </m:r>
         </m:oMath>
       </m:oMathPara>
+      <w:bookmarkEnd w:id="30"/>
     </w:p>
     <w:p>
       <w:pPr>
@@ -10372,8 +10452,8 @@
         </w:r>
       </w:ins>
     </w:p>
-    <w:bookmarkEnd w:id="27"/>
-    <w:bookmarkStart w:id="28" w:name="thm-ar1-stationary"/>
+    <w:bookmarkEnd w:id="31"/>
+    <w:bookmarkStart w:id="33" w:name="thm-ar1-stationary"/>
     <w:p>
       <w:pPr>
         <w:pStyle w:val="FirstParagraph"/>
@@ -10565,6 +10645,7 @@
       <w:pPr>
         <w:pStyle w:val="BodyText"/>
       </w:pPr>
+      <w:bookmarkStart w:id="32" w:name="eq-ar1-stationary"/>
       <m:oMathPara>
         <m:oMathParaPr>
           <m:jc m:val="center"/>
@@ -10649,10 +10730,29 @@
             </m:rPr>
             <m:t>.</m:t>
           </m:r>
+          <m:r>
+            <m:t>  </m:t>
+          </m:r>
+          <m:r>
+            <m:rPr>
+              <m:sty m:val="p"/>
+            </m:rPr>
+            <m:t>(</m:t>
+          </m:r>
+          <m:r>
+            <m:t>5</m:t>
+          </m:r>
+          <m:r>
+            <m:rPr>
+              <m:sty m:val="p"/>
+            </m:rPr>
+            <m:t>)</m:t>
+          </m:r>
         </m:oMath>
       </m:oMathPara>
+      <w:bookmarkEnd w:id="32"/>
     </w:p>
-    <w:bookmarkEnd w:id="28"/>
+    <w:bookmarkEnd w:id="33"/>
     <w:p>
       <w:pPr>
         <w:pStyle w:val="FirstParagraph"/>
@@ -10900,9 +11000,9 @@
         <w:t xml:space="preserve">in place of independent draws.</w:t>
       </w:r>
     </w:p>
-    <w:bookmarkEnd w:id="29"/>
-    <w:bookmarkEnd w:id="30"/>
-    <w:bookmarkStart w:id="52" w:name="sec-samplers"/>
+    <w:bookmarkEnd w:id="34"/>
+    <w:bookmarkEnd w:id="35"/>
+    <w:bookmarkStart w:id="57" w:name="sec-samplers"/>
     <w:p>
       <w:pPr>
         <w:pStyle w:val="Heading2"/>
@@ -10911,7 +11011,7 @@
         <w:t xml:space="preserve">2 MCMC samplers</w:t>
       </w:r>
     </w:p>
-    <w:bookmarkStart w:id="39" w:name="the-metropolishastings-algorithm"/>
+    <w:bookmarkStart w:id="44" w:name="the-metropolishastings-algorithm"/>
     <w:p>
       <w:pPr>
         <w:pStyle w:val="Heading3"/>
@@ -10920,7 +11020,7 @@
         <w:t xml:space="preserve">2.1 The Metropolis–Hastings algorithm</w:t>
       </w:r>
     </w:p>
-    <w:bookmarkStart w:id="31" w:name="def-proposal-distribution"/>
+    <w:bookmarkStart w:id="36" w:name="def-proposal-distribution"/>
     <w:p>
       <w:pPr>
         <w:pStyle w:val="FirstParagraph"/>
@@ -11060,8 +11160,8 @@
         <w:t xml:space="preserve">.</w:t>
       </w:r>
     </w:p>
-    <w:bookmarkEnd w:id="31"/>
-    <w:bookmarkStart w:id="32" w:name="def-symmetric-proposal"/>
+    <w:bookmarkEnd w:id="36"/>
+    <w:bookmarkStart w:id="37" w:name="def-symmetric-proposal"/>
     <w:p>
       <w:pPr>
         <w:pStyle w:val="BodyText"/>
@@ -11287,8 +11387,8 @@
         <w:t xml:space="preserve">.</w:t>
       </w:r>
     </w:p>
-    <w:bookmarkEnd w:id="32"/>
-    <w:bookmarkStart w:id="33" w:name="exm-proposal-distribution"/>
+    <w:bookmarkEnd w:id="37"/>
+    <w:bookmarkStart w:id="38" w:name="exm-proposal-distribution"/>
     <w:p>
       <w:pPr>
         <w:pStyle w:val="BodyText"/>
@@ -12003,8 +12103,8 @@
         </w:r>
       </w:ins>
     </w:p>
-    <w:bookmarkEnd w:id="33"/>
-    <w:bookmarkStart w:id="34" w:name="def-acceptance-ratio"/>
+    <w:bookmarkEnd w:id="38"/>
+    <w:bookmarkStart w:id="39" w:name="def-acceptance-ratio"/>
     <w:p>
       <w:pPr>
         <w:pStyle w:val="BodyText"/>
@@ -12709,8 +12809,8 @@
         </m:oMath>
       </m:oMathPara>
     </w:p>
-    <w:bookmarkEnd w:id="34"/>
-    <w:bookmarkStart w:id="35" w:name="exm-acceptance-ratio"/>
+    <w:bookmarkEnd w:id="39"/>
+    <w:bookmarkStart w:id="40" w:name="exm-acceptance-ratio"/>
     <w:p>
       <w:pPr>
         <w:pStyle w:val="FirstParagraph"/>
@@ -13500,8 +13600,8 @@
         <w:t xml:space="preserve">.</w:t>
       </w:r>
     </w:p>
-    <w:bookmarkEnd w:id="35"/>
-    <w:bookmarkStart w:id="36" w:name="def-mh"/>
+    <w:bookmarkEnd w:id="40"/>
+    <w:bookmarkStart w:id="41" w:name="def-mh"/>
     <w:p>
       <w:pPr>
         <w:pStyle w:val="BodyText"/>
@@ -14166,7 +14266,7 @@
         <w:t xml:space="preserve">(reject it).</w:t>
       </w:r>
     </w:p>
-    <w:bookmarkEnd w:id="36"/>
+    <w:bookmarkEnd w:id="41"/>
     <w:p>
       <w:pPr>
         <w:pStyle w:val="FirstParagraph"/>
@@ -14371,7 +14471,7 @@
       <w:r>
         <w:t xml:space="preserve">(</w:t>
       </w:r>
-      <w:hyperlink r:id="rId37">
+      <w:hyperlink r:id="rId42">
         <w:r>
           <w:rPr>
             <w:rStyle w:val="Hyperlink"/>
@@ -14552,7 +14652,7 @@
         <w:t xml:space="preserve">.</w:t>
       </w:r>
     </w:p>
-    <w:bookmarkStart w:id="38" w:name="exm-mh-bernoulli"/>
+    <w:bookmarkStart w:id="43" w:name="exm-mh-bernoulli"/>
     <w:p>
       <w:pPr>
         <w:pStyle w:val="BodyText"/>
@@ -16645,9 +16745,9 @@
         <w:t xml:space="preserve">.</w:t>
       </w:r>
     </w:p>
-    <w:bookmarkEnd w:id="38"/>
-    <w:bookmarkEnd w:id="39"/>
-    <w:bookmarkStart w:id="47" w:name="sec-burnin"/>
+    <w:bookmarkEnd w:id="43"/>
+    <w:bookmarkEnd w:id="44"/>
+    <w:bookmarkStart w:id="52" w:name="sec-burnin"/>
     <w:p>
       <w:pPr>
         <w:pStyle w:val="Heading3"/>
@@ -16656,7 +16756,7 @@
         <w:t xml:space="preserve">2.2 Trace plots and burn-in</w:t>
       </w:r>
     </w:p>
-    <w:bookmarkStart w:id="40" w:name="def-trace-plot"/>
+    <w:bookmarkStart w:id="45" w:name="def-trace-plot"/>
     <w:p>
       <w:pPr>
         <w:pStyle w:val="FirstParagraph"/>
@@ -16697,8 +16797,8 @@
         <w:t xml:space="preserve">plots each sampled value of a parameter against its iteration number.</w:t>
       </w:r>
     </w:p>
-    <w:bookmarkEnd w:id="40"/>
-    <w:bookmarkStart w:id="41" w:name="def-burnin"/>
+    <w:bookmarkEnd w:id="45"/>
+    <w:bookmarkStart w:id="46" w:name="def-burnin"/>
     <w:p>
       <w:pPr>
         <w:pStyle w:val="BodyText"/>
@@ -16748,7 +16848,7 @@
         <w:t xml:space="preserve">.</w:t>
       </w:r>
     </w:p>
-    <w:bookmarkEnd w:id="41"/>
+    <w:bookmarkEnd w:id="46"/>
     <w:p>
       <w:pPr>
         <w:pStyle w:val="BodyText"/>
@@ -16810,7 +16910,7 @@
         <w:t xml:space="preserve">and are moving around the same region.</w:t>
       </w:r>
     </w:p>
-    <w:bookmarkStart w:id="46" w:name="exm-burnin"/>
+    <w:bookmarkStart w:id="51" w:name="exm-burnin"/>
     <w:p>
       <w:pPr>
         <w:pStyle w:val="BodyText"/>
@@ -17052,7 +17152,7 @@
       <w:tr>
         <w:tc>
           <w:tcPr/>
-          <w:bookmarkStart w:id="45" w:name="fig-mh-burnin"/>
+          <w:bookmarkStart w:id="50" w:name="fig-mh-burnin"/>
           <w:p>
             <w:pPr>
               <w:pStyle w:val="SourceCode"/>
@@ -17830,18 +17930,18 @@
                 <wp:inline>
                   <wp:extent cx="4620126" cy="3696101"/>
                   <wp:effectExtent b="0" l="0" r="0" t="0"/>
-                  <wp:docPr descr="" title="" id="43" name="Picture"/>
+                  <wp:docPr descr="" title="" id="48" name="Picture"/>
                   <a:graphic>
                     <a:graphicData uri="http://schemas.openxmlformats.org/drawingml/2006/picture">
                       <pic:pic>
                         <pic:nvPicPr>
-                          <pic:cNvPr descr="mcmc_files/figure-docx/unnamed-chunk-1-1.png" id="44" name="Picture"/>
+                          <pic:cNvPr descr="mcmc_files/figure-docx/unnamed-chunk-1-1.png" id="49" name="Picture"/>
                           <pic:cNvPicPr>
                             <a:picLocks noChangeArrowheads="1" noChangeAspect="1"/>
                           </pic:cNvPicPr>
                         </pic:nvPicPr>
                         <pic:blipFill>
-                          <a:blip r:embed="rId42"/>
+                          <a:blip r:embed="rId47"/>
                           <a:stretch>
                             <a:fillRect/>
                           </a:stretch>
@@ -17953,7 +18053,7 @@
               <w:t xml:space="preserve">.</w:t>
             </w:r>
           </w:p>
-          <w:bookmarkEnd w:id="45"/>
+          <w:bookmarkEnd w:id="50"/>
         </w:tc>
       </w:tr>
     </w:tbl>
@@ -17997,9 +18097,9 @@
         <w:t xml:space="preserve">leaves a generous margin.</w:t>
       </w:r>
     </w:p>
-    <w:bookmarkEnd w:id="46"/>
-    <w:bookmarkEnd w:id="47"/>
-    <w:bookmarkStart w:id="51" w:name="the-gibbs-sampler"/>
+    <w:bookmarkEnd w:id="51"/>
+    <w:bookmarkEnd w:id="52"/>
+    <w:bookmarkStart w:id="56" w:name="the-gibbs-sampler"/>
     <w:p>
       <w:pPr>
         <w:pStyle w:val="Heading3"/>
@@ -18008,7 +18108,7 @@
         <w:t xml:space="preserve">2.3 The Gibbs sampler</w:t>
       </w:r>
     </w:p>
-    <w:bookmarkStart w:id="48" w:name="def-full-conditional"/>
+    <w:bookmarkStart w:id="53" w:name="def-full-conditional"/>
     <w:p>
       <w:pPr>
         <w:pStyle w:val="FirstParagraph"/>
@@ -18318,8 +18418,8 @@
         <w:t xml:space="preserve">.</w:t>
       </w:r>
     </w:p>
-    <w:bookmarkEnd w:id="48"/>
-    <w:bookmarkStart w:id="49" w:name="def-gibbs-sampler"/>
+    <w:bookmarkEnd w:id="53"/>
+    <w:bookmarkStart w:id="54" w:name="def-gibbs-sampler"/>
     <w:p>
       <w:pPr>
         <w:pStyle w:val="BodyText"/>
@@ -18604,7 +18704,7 @@
         <w:t xml:space="preserve">.</w:t>
       </w:r>
     </w:p>
-    <w:bookmarkEnd w:id="49"/>
+    <w:bookmarkEnd w:id="54"/>
     <w:p>
       <w:pPr>
         <w:pStyle w:val="BodyText"/>
@@ -18699,7 +18799,7 @@
         <w:t xml:space="preserve">.</w:t>
       </w:r>
     </w:p>
-    <w:bookmarkStart w:id="50" w:name="exm-gibbs-bivariate-normal"/>
+    <w:bookmarkStart w:id="55" w:name="exm-gibbs-bivariate-normal"/>
     <w:p>
       <w:pPr>
         <w:pStyle w:val="BodyText"/>
@@ -21383,10 +21483,10 @@
         <w:t xml:space="preserve">than 2,000 independent ones.</w:t>
       </w:r>
     </w:p>
-    <w:bookmarkEnd w:id="50"/>
-    <w:bookmarkEnd w:id="51"/>
-    <w:bookmarkEnd w:id="52"/>
-    <w:bookmarkStart w:id="60" w:name="sec-diagnostics"/>
+    <w:bookmarkEnd w:id="55"/>
+    <w:bookmarkEnd w:id="56"/>
+    <w:bookmarkEnd w:id="57"/>
+    <w:bookmarkStart w:id="65" w:name="sec-diagnostics"/>
     <w:p>
       <w:pPr>
         <w:pStyle w:val="Heading2"/>
@@ -21459,7 +21559,7 @@
         <w:t xml:space="preserve">by comparing several chains started from different values.</w:t>
       </w:r>
     </w:p>
-    <w:bookmarkStart w:id="53" w:name="def-psrf"/>
+    <w:bookmarkStart w:id="58" w:name="def-psrf"/>
     <w:p>
       <w:pPr>
         <w:pStyle w:val="BodyText"/>
@@ -22156,7 +22256,7 @@
         </m:oMath>
       </m:oMathPara>
     </w:p>
-    <w:bookmarkEnd w:id="53"/>
+    <w:bookmarkEnd w:id="58"/>
     <w:p>
       <w:pPr>
         <w:pStyle w:val="FirstParagraph"/>
@@ -22581,7 +22681,7 @@
         <w:t xml:space="preserve">chains that are all stuck in the same wrong region also agree.</w:t>
       </w:r>
     </w:p>
-    <w:bookmarkStart w:id="54" w:name="exm-psrf"/>
+    <w:bookmarkStart w:id="59" w:name="exm-psrf"/>
     <w:p>
       <w:pPr>
         <w:pStyle w:val="BodyText"/>
@@ -23543,8 +23643,8 @@
         <w:t xml:space="preserve">after burn-in it is essentially 1.</w:t>
       </w:r>
     </w:p>
-    <w:bookmarkEnd w:id="54"/>
-    <w:bookmarkStart w:id="58" w:name="sec-mcmc-vs-mle"/>
+    <w:bookmarkEnd w:id="59"/>
+    <w:bookmarkStart w:id="63" w:name="sec-mcmc-vs-mle"/>
     <w:p>
       <w:pPr>
         <w:pStyle w:val="Heading3"/>
@@ -23575,7 +23675,7 @@
       <w:r>
         <w:t xml:space="preserve"> </w:t>
       </w:r>
-      <w:hyperlink r:id="rId55">
+      <w:hyperlink r:id="rId60">
         <w:r>
           <w:rPr>
             <w:rStyle w:val="Hyperlink"/>
@@ -23598,7 +23698,7 @@
       <w:r>
         <w:t xml:space="preserve"> </w:t>
       </w:r>
-      <w:hyperlink r:id="rId56">
+      <w:hyperlink r:id="rId61">
         <w:r>
           <w:rPr>
             <w:rStyle w:val="Hyperlink"/>
@@ -23648,7 +23748,7 @@
         <w:t xml:space="preserve">Comparing the two is therefore a useful check on an MCMC analysis.</w:t>
       </w:r>
     </w:p>
-    <w:bookmarkStart w:id="57" w:name="exm-mcmc-vs-mle"/>
+    <w:bookmarkStart w:id="62" w:name="exm-mcmc-vs-mle"/>
     <w:p>
       <w:pPr>
         <w:pStyle w:val="BodyText"/>
@@ -25625,7 +25725,7 @@
         </w:r>
       </w:ins>
     </w:p>
-    <w:bookmarkEnd w:id="57"/>
+    <w:bookmarkEnd w:id="62"/>
     <w:p>
       <w:pPr>
         <w:pStyle w:val="BodyText"/>
@@ -25658,8 +25758,8 @@
         <w:t xml:space="preserve">or a coding error in the model.</w:t>
       </w:r>
     </w:p>
-    <w:bookmarkEnd w:id="58"/>
-    <w:bookmarkStart w:id="59" w:name="sec-mcmc-parameterization"/>
+    <w:bookmarkEnd w:id="63"/>
+    <w:bookmarkStart w:id="64" w:name="sec-mcmc-parameterization"/>
     <w:p>
       <w:pPr>
         <w:pStyle w:val="Heading3"/>
@@ -26018,9 +26118,9 @@
         <w:t xml:space="preserve">they alter only the geometry the sampler must explore.</w:t>
       </w:r>
     </w:p>
-    <w:bookmarkEnd w:id="59"/>
-    <w:bookmarkEnd w:id="60"/>
-    <w:bookmarkStart w:id="68" w:name="sec-dic"/>
+    <w:bookmarkEnd w:id="64"/>
+    <w:bookmarkEnd w:id="65"/>
+    <w:bookmarkStart w:id="73" w:name="sec-dic"/>
     <w:p>
       <w:pPr>
         <w:pStyle w:val="Heading2"/>
@@ -26051,7 +26151,7 @@
       <w:r>
         <w:t xml:space="preserve"> </w:t>
       </w:r>
-      <w:hyperlink r:id="rId61">
+      <w:hyperlink r:id="rId66">
         <w:r>
           <w:rPr>
             <w:rStyle w:val="Hyperlink"/>
@@ -26087,7 +26187,7 @@
         <w:t xml:space="preserve">.</w:t>
       </w:r>
     </w:p>
-    <w:bookmarkStart w:id="62" w:name="def-bayes-deviance"/>
+    <w:bookmarkStart w:id="67" w:name="def-bayes-deviance"/>
     <w:p>
       <w:pPr>
         <w:pStyle w:val="BodyText"/>
@@ -26270,8 +26370,8 @@
         </m:oMath>
       </m:oMathPara>
     </w:p>
-    <w:bookmarkEnd w:id="62"/>
-    <w:bookmarkStart w:id="63" w:name="rem-bayes-deviance-constant"/>
+    <w:bookmarkEnd w:id="67"/>
+    <w:bookmarkStart w:id="68" w:name="rem-bayes-deviance-constant"/>
     <w:p>
       <w:pPr>
         <w:pStyle w:val="FirstParagraph"/>
@@ -26326,8 +26426,8 @@
         <w:t xml:space="preserve">so the two differ by a constant that cancels in comparisons between models of the same data.</w:t>
       </w:r>
     </w:p>
-    <w:bookmarkEnd w:id="63"/>
-    <w:bookmarkStart w:id="64" w:name="def-effective-parameters"/>
+    <w:bookmarkEnd w:id="68"/>
+    <w:bookmarkStart w:id="69" w:name="def-effective-parameters"/>
     <w:p>
       <w:pPr>
         <w:pStyle w:val="BodyText"/>
@@ -26683,8 +26783,8 @@
         </m:oMath>
       </m:oMathPara>
     </w:p>
-    <w:bookmarkEnd w:id="64"/>
-    <w:bookmarkStart w:id="65" w:name="def-dic"/>
+    <w:bookmarkEnd w:id="69"/>
+    <w:bookmarkStart w:id="70" w:name="def-dic"/>
     <w:p>
       <w:pPr>
         <w:pStyle w:val="FirstParagraph"/>
@@ -26894,7 +26994,7 @@
         <w:t xml:space="preserve">.</w:t>
       </w:r>
     </w:p>
-    <w:bookmarkEnd w:id="65"/>
+    <w:bookmarkEnd w:id="70"/>
     <w:p>
       <w:pPr>
         <w:pStyle w:val="BodyText"/>
@@ -27555,7 +27655,7 @@
         <w:t xml:space="preserve">so DIC is a by-product of an MCMC run.</w:t>
       </w:r>
     </w:p>
-    <w:bookmarkStart w:id="66" w:name="exm-dic-bernoulli"/>
+    <w:bookmarkStart w:id="71" w:name="exm-dic-bernoulli"/>
     <w:p>
       <w:pPr>
         <w:pStyle w:val="BodyText"/>
@@ -28941,8 +29041,8 @@
         <w:t xml:space="preserve">is close to 1.</w:t>
       </w:r>
     </w:p>
-    <w:bookmarkEnd w:id="66"/>
-    <w:bookmarkStart w:id="67" w:name="rem-dic-caveats"/>
+    <w:bookmarkEnd w:id="71"/>
+    <w:bookmarkStart w:id="72" w:name="rem-dic-caveats"/>
     <w:p>
       <w:pPr>
         <w:pStyle w:val="BodyText"/>
@@ -28982,9 +29082,9 @@
         <w:t xml:space="preserve">.</w:t>
       </w:r>
     </w:p>
-    <w:bookmarkEnd w:id="67"/>
-    <w:bookmarkEnd w:id="68"/>
-    <w:bookmarkStart w:id="78" w:name="references"/>
+    <w:bookmarkEnd w:id="72"/>
+    <w:bookmarkEnd w:id="73"/>
+    <w:bookmarkStart w:id="83" w:name="references"/>
     <w:p>
       <w:pPr>
         <w:pStyle w:val="Heading2"/>
@@ -28993,8 +29093,8 @@
         <w:t xml:space="preserve">References</w:t>
       </w:r>
     </w:p>
-    <w:bookmarkStart w:id="77" w:name="refs"/>
-    <w:bookmarkStart w:id="70" w:name="ref-CaseBerg01"/>
+    <w:bookmarkStart w:id="82" w:name="refs"/>
+    <w:bookmarkStart w:id="75" w:name="ref-CaseBerg01"/>
     <w:p>
       <w:pPr>
         <w:pStyle w:val="Bibliography"/>
@@ -29018,7 +29118,7 @@
       <w:r>
         <w:t xml:space="preserve"> </w:t>
       </w:r>
-      <w:hyperlink r:id="rId69">
+      <w:hyperlink r:id="rId74">
         <w:r>
           <w:rPr>
             <w:rStyle w:val="Hyperlink"/>
@@ -29030,8 +29130,8 @@
         <w:t xml:space="preserve">.</w:t>
       </w:r>
     </w:p>
-    <w:bookmarkEnd w:id="70"/>
-    <w:bookmarkStart w:id="72" w:name="ref-dobson4e"/>
+    <w:bookmarkEnd w:id="75"/>
+    <w:bookmarkStart w:id="77" w:name="ref-dobson4e"/>
     <w:p>
       <w:pPr>
         <w:pStyle w:val="Bibliography"/>
@@ -29055,7 +29155,7 @@
       <w:r>
         <w:t xml:space="preserve"> </w:t>
       </w:r>
-      <w:hyperlink r:id="rId71">
+      <w:hyperlink r:id="rId76">
         <w:r>
           <w:rPr>
             <w:rStyle w:val="Hyperlink"/>
@@ -29067,8 +29167,8 @@
         <w:t xml:space="preserve">.</w:t>
       </w:r>
     </w:p>
-    <w:bookmarkEnd w:id="72"/>
-    <w:bookmarkStart w:id="74" w:name="ref-gelman2013bda"/>
+    <w:bookmarkEnd w:id="77"/>
+    <w:bookmarkStart w:id="79" w:name="ref-gelman2013bda"/>
     <w:p>
       <w:pPr>
         <w:pStyle w:val="Bibliography"/>
@@ -29092,7 +29192,7 @@
       <w:r>
         <w:t xml:space="preserve"> </w:t>
       </w:r>
-      <w:hyperlink r:id="rId73">
+      <w:hyperlink r:id="rId78">
         <w:r>
           <w:rPr>
             <w:rStyle w:val="Hyperlink"/>
@@ -29104,8 +29204,8 @@
         <w:t xml:space="preserve">.</w:t>
       </w:r>
     </w:p>
-    <w:bookmarkEnd w:id="74"/>
-    <w:bookmarkStart w:id="76" w:name="ref-robert2004mcsm"/>
+    <w:bookmarkEnd w:id="79"/>
+    <w:bookmarkStart w:id="81" w:name="ref-robert2004mcsm"/>
     <w:p>
       <w:pPr>
         <w:pStyle w:val="Bibliography"/>
@@ -29129,7 +29229,7 @@
       <w:r>
         <w:t xml:space="preserve"> </w:t>
       </w:r>
-      <w:hyperlink r:id="rId75">
+      <w:hyperlink r:id="rId80">
         <w:r>
           <w:rPr>
             <w:rStyle w:val="Hyperlink"/>
@@ -29141,9 +29241,9 @@
         <w:t xml:space="preserve">.</w:t>
       </w:r>
     </w:p>
-    <w:bookmarkEnd w:id="76"/>
-    <w:bookmarkEnd w:id="77"/>
-    <w:bookmarkEnd w:id="78"/>
+    <w:bookmarkEnd w:id="81"/>
+    <w:bookmarkEnd w:id="82"/>
+    <w:bookmarkEnd w:id="83"/>
     <w:sectPr>
       <w:footnotePr>
         <w:numRestart w:val="eachSect"/>

--- a/pr-preview/pr-94/mcmc-handout-tracked-changes.docx
+++ b/pr-preview/pr-94/mcmc-handout-tracked-changes.docx
@@ -16,7 +16,7 @@
       </w:pPr>
       <w:del w:id="1" w:author="PR Preview" w:date="2026-01-01T00:00:00Z">
         <w:r>
-          <w:delText xml:space="preserve">Last modified: 2026-10-08 18:31:00 (PDT)</w:delText>
+          <w:delText xml:space="preserve">Last modified: 2026-10-09 01:37:12 (PDT)</w:delText>
         </w:r>
       </w:del>
     </w:p>
@@ -26,7 +26,7 @@
       </w:pPr>
       <w:ins w:id="2" w:author="PR Preview" w:date="2026-01-01T00:00:00Z">
         <w:r>
-          <w:t xml:space="preserve">Last modified: 2026-10-08 19:54:47 (PDT)</w:t>
+          <w:t xml:space="preserve">Last modified: 2026-10-09 01:53:04 (PDT)</w:t>
         </w:r>
       </w:ins>
     </w:p>
@@ -119,7 +119,7 @@
         <w:t xml:space="preserve">(Statistical Rethinking 2026, Lecture A08).</w:t>
       </w:r>
     </w:p>
-    <w:bookmarkStart w:id="35" w:name="sec-foundations"/>
+    <w:bookmarkStart w:id="38" w:name="sec-foundations"/>
     <w:p>
       <w:pPr>
         <w:pStyle w:val="Heading2"/>
@@ -2762,7 +2762,7 @@
     </w:p>
     <w:bookmarkEnd w:id="17"/>
     <w:bookmarkEnd w:id="18"/>
-    <w:bookmarkStart w:id="34" w:name="markov-chains"/>
+    <w:bookmarkStart w:id="37" w:name="markov-chains"/>
     <w:p>
       <w:pPr>
         <w:pStyle w:val="Heading3"/>
@@ -5587,7 +5587,27 @@
       </w:ins>
       <w:ins w:id="73" w:author="PR Preview" w:date="2026-01-01T00:00:00Z">
         <w:r>
-          <w:t xml:space="preserve">as are the states of the chains that MCMC builds for a continuous parameter.</w:t>
+          <w:t xml:space="preserve">so it has a continuous state space,</w:t>
+        </w:r>
+      </w:ins>
+      <w:ins w:id="74" w:author="PR Preview" w:date="2026-01-01T00:00:00Z">
+        <w:r>
+          <w:t xml:space="preserve"> </w:t>
+        </w:r>
+      </w:ins>
+      <w:ins w:id="75" w:author="PR Preview" w:date="2026-01-01T00:00:00Z">
+        <w:r>
+          <w:t xml:space="preserve">like the chains that MCMC builds for a continuous parameter,</w:t>
+        </w:r>
+      </w:ins>
+      <w:ins w:id="76" w:author="PR Preview" w:date="2026-01-01T00:00:00Z">
+        <w:r>
+          <w:t xml:space="preserve"> </w:t>
+        </w:r>
+      </w:ins>
+      <w:ins w:id="77" w:author="PR Preview" w:date="2026-01-01T00:00:00Z">
+        <w:r>
+          <w:t xml:space="preserve">whose values lie in the parameter space.</w:t>
         </w:r>
       </w:ins>
     </w:p>
@@ -5597,7 +5617,7 @@
       <w:pPr>
         <w:pStyle w:val="BodyText"/>
       </w:pPr>
-      <w:ins w:id="74" w:author="PR Preview" w:date="2026-01-01T00:00:00Z">
+      <w:ins w:id="78" w:author="PR Preview" w:date="2026-01-01T00:00:00Z">
         <w:r>
           <w:rPr>
             <w:b/>
@@ -5606,23 +5626,23 @@
           <w:t xml:space="preserve">Exercise 1 (Stationary distribution of the autoregressive chain)</w:t>
         </w:r>
       </w:ins>
-      <w:ins w:id="75" w:author="PR Preview" w:date="2026-01-01T00:00:00Z">
+      <w:ins w:id="79" w:author="PR Preview" w:date="2026-01-01T00:00:00Z">
         <w:r>
           <w:t xml:space="preserve"> </w:t>
         </w:r>
       </w:ins>
-      <w:ins w:id="76" w:author="PR Preview" w:date="2026-01-01T00:00:00Z">
+      <w:ins w:id="80" w:author="PR Preview" w:date="2026-01-01T00:00:00Z">
         <w:r>
           <w:t xml:space="preserve">For the chain of</w:t>
         </w:r>
       </w:ins>
-      <w:ins w:id="77" w:author="PR Preview" w:date="2026-01-01T00:00:00Z">
+      <w:ins w:id="81" w:author="PR Preview" w:date="2026-01-01T00:00:00Z">
         <w:r>
           <w:t xml:space="preserve"> </w:t>
         </w:r>
       </w:ins>
       <w:hyperlink w:anchor="exm-ar1-chain">
-        <w:ins w:id="78" w:author="PR Preview" w:date="2026-01-01T00:00:00Z">
+        <w:ins w:id="82" w:author="PR Preview" w:date="2026-01-01T00:00:00Z">
           <w:r>
             <w:rPr>
               <w:rStyle w:val="Hyperlink"/>
@@ -5631,17 +5651,17 @@
           </w:r>
         </w:ins>
       </w:hyperlink>
-      <w:ins w:id="79" w:author="PR Preview" w:date="2026-01-01T00:00:00Z">
+      <w:ins w:id="83" w:author="PR Preview" w:date="2026-01-01T00:00:00Z">
         <w:r>
           <w:t xml:space="preserve"> </w:t>
         </w:r>
       </w:ins>
-      <w:ins w:id="80" w:author="PR Preview" w:date="2026-01-01T00:00:00Z">
+      <w:ins w:id="84" w:author="PR Preview" w:date="2026-01-01T00:00:00Z">
         <w:r>
           <w:t xml:space="preserve">with</w:t>
         </w:r>
       </w:ins>
-      <w:ins w:id="81" w:author="PR Preview" w:date="2026-01-01T00:00:00Z">
+      <w:ins w:id="85" w:author="PR Preview" w:date="2026-01-01T00:00:00Z">
         <w:r>
           <w:t xml:space="preserve"> </w:t>
         </w:r>
@@ -5676,22 +5696,22 @@
           <m:t>1</m:t>
         </m:r>
       </m:oMath>
-      <w:ins w:id="82" w:author="PR Preview" w:date="2026-01-01T00:00:00Z">
+      <w:ins w:id="86" w:author="PR Preview" w:date="2026-01-01T00:00:00Z">
         <w:r>
           <w:t xml:space="preserve">,</w:t>
         </w:r>
       </w:ins>
-      <w:ins w:id="83" w:author="PR Preview" w:date="2026-01-01T00:00:00Z">
+      <w:ins w:id="87" w:author="PR Preview" w:date="2026-01-01T00:00:00Z">
         <w:r>
           <w:t xml:space="preserve"> </w:t>
         </w:r>
       </w:ins>
-      <w:ins w:id="84" w:author="PR Preview" w:date="2026-01-01T00:00:00Z">
+      <w:ins w:id="88" w:author="PR Preview" w:date="2026-01-01T00:00:00Z">
         <w:r>
           <w:t xml:space="preserve">find the variance</w:t>
         </w:r>
       </w:ins>
-      <w:ins w:id="85" w:author="PR Preview" w:date="2026-01-01T00:00:00Z">
+      <w:ins w:id="89" w:author="PR Preview" w:date="2026-01-01T00:00:00Z">
         <w:r>
           <w:t xml:space="preserve"> </w:t>
         </w:r>
@@ -5710,17 +5730,17 @@
           <m:t>0</m:t>
         </m:r>
       </m:oMath>
-      <w:ins w:id="86" w:author="PR Preview" w:date="2026-01-01T00:00:00Z">
+      <w:ins w:id="90" w:author="PR Preview" w:date="2026-01-01T00:00:00Z">
         <w:r>
           <w:t xml:space="preserve"> </w:t>
         </w:r>
       </w:ins>
-      <w:ins w:id="87" w:author="PR Preview" w:date="2026-01-01T00:00:00Z">
+      <w:ins w:id="91" w:author="PR Preview" w:date="2026-01-01T00:00:00Z">
         <w:r>
           <w:t xml:space="preserve">for which</w:t>
         </w:r>
       </w:ins>
-      <w:ins w:id="88" w:author="PR Preview" w:date="2026-01-01T00:00:00Z">
+      <w:ins w:id="92" w:author="PR Preview" w:date="2026-01-01T00:00:00Z">
         <w:r>
           <w:t xml:space="preserve"> </w:t>
         </w:r>
@@ -5761,23 +5781,23 @@
           <m:t>​</m:t>
         </m:r>
       </m:oMath>
-      <w:ins w:id="89" w:author="PR Preview" w:date="2026-01-01T00:00:00Z">
+      <w:ins w:id="93" w:author="PR Preview" w:date="2026-01-01T00:00:00Z">
         <w:r>
           <w:t xml:space="preserve"> </w:t>
         </w:r>
       </w:ins>
-      <w:ins w:id="90" w:author="PR Preview" w:date="2026-01-01T00:00:00Z">
+      <w:ins w:id="94" w:author="PR Preview" w:date="2026-01-01T00:00:00Z">
         <w:r>
           <w:t xml:space="preserve">is a</w:t>
         </w:r>
       </w:ins>
-      <w:ins w:id="91" w:author="PR Preview" w:date="2026-01-01T00:00:00Z">
+      <w:ins w:id="95" w:author="PR Preview" w:date="2026-01-01T00:00:00Z">
         <w:r>
           <w:t xml:space="preserve"> </w:t>
         </w:r>
       </w:ins>
       <w:hyperlink w:anchor="def-stationary-distribution">
-        <w:ins w:id="92" w:author="PR Preview" w:date="2026-01-01T00:00:00Z">
+        <w:ins w:id="96" w:author="PR Preview" w:date="2026-01-01T00:00:00Z">
           <w:r>
             <w:rPr>
               <w:rStyle w:val="Hyperlink"/>
@@ -5786,19 +5806,19 @@
           </w:r>
         </w:ins>
       </w:hyperlink>
-      <w:ins w:id="93" w:author="PR Preview" w:date="2026-01-01T00:00:00Z">
+      <w:ins w:id="97" w:author="PR Preview" w:date="2026-01-01T00:00:00Z">
         <w:r>
           <w:t xml:space="preserve">.</w:t>
         </w:r>
       </w:ins>
     </w:p>
     <w:bookmarkEnd w:id="24"/>
-    <w:bookmarkStart w:id="31" w:name="sol-ar1-stationary"/>
+    <w:bookmarkStart w:id="34" w:name="sol-ar1-stationary"/>
     <w:p>
       <w:pPr>
         <w:pStyle w:val="BodyText"/>
       </w:pPr>
-      <w:ins w:id="94" w:author="PR Preview" w:date="2026-01-01T00:00:00Z">
+      <w:ins w:id="98" w:author="PR Preview" w:date="2026-01-01T00:00:00Z">
         <w:r>
           <w:rPr>
             <w:i/>
@@ -5807,17 +5827,17 @@
           <w:t xml:space="preserve">Solution 1</w:t>
         </w:r>
       </w:ins>
-      <w:ins w:id="95" w:author="PR Preview" w:date="2026-01-01T00:00:00Z">
+      <w:ins w:id="99" w:author="PR Preview" w:date="2026-01-01T00:00:00Z">
         <w:r>
           <w:t xml:space="preserve">. </w:t>
         </w:r>
       </w:ins>
-      <w:ins w:id="96" w:author="PR Preview" w:date="2026-01-01T00:00:00Z">
+      <w:ins w:id="100" w:author="PR Preview" w:date="2026-01-01T00:00:00Z">
         <w:r>
           <w:t xml:space="preserve">Suppose</w:t>
         </w:r>
       </w:ins>
-      <w:ins w:id="97" w:author="PR Preview" w:date="2026-01-01T00:00:00Z">
+      <w:ins w:id="101" w:author="PR Preview" w:date="2026-01-01T00:00:00Z">
         <w:r>
           <w:t xml:space="preserve"> </w:t>
         </w:r>
@@ -5888,28 +5908,28 @@
           <m:t>​</m:t>
         </m:r>
       </m:oMath>
-      <w:ins w:id="98" w:author="PR Preview" w:date="2026-01-01T00:00:00Z">
+      <w:ins w:id="102" w:author="PR Preview" w:date="2026-01-01T00:00:00Z">
         <w:r>
           <w:t xml:space="preserve">.</w:t>
         </w:r>
       </w:ins>
-      <w:ins w:id="99" w:author="PR Preview" w:date="2026-01-01T00:00:00Z">
+      <w:ins w:id="103" w:author="PR Preview" w:date="2026-01-01T00:00:00Z">
         <w:r>
           <w:t xml:space="preserve"> </w:t>
         </w:r>
       </w:ins>
-      <w:ins w:id="100" w:author="PR Preview" w:date="2026-01-01T00:00:00Z">
+      <w:ins w:id="104" w:author="PR Preview" w:date="2026-01-01T00:00:00Z">
         <w:r>
           <w:t xml:space="preserve">By</w:t>
         </w:r>
       </w:ins>
-      <w:ins w:id="101" w:author="PR Preview" w:date="2026-01-01T00:00:00Z">
+      <w:ins w:id="105" w:author="PR Preview" w:date="2026-01-01T00:00:00Z">
         <w:r>
           <w:t xml:space="preserve"> </w:t>
         </w:r>
       </w:ins>
       <w:hyperlink w:anchor="exm-ar1-chain">
-        <w:ins w:id="102" w:author="PR Preview" w:date="2026-01-01T00:00:00Z">
+        <w:ins w:id="106" w:author="PR Preview" w:date="2026-01-01T00:00:00Z">
           <w:r>
             <w:rPr>
               <w:rStyle w:val="Hyperlink"/>
@@ -5918,12 +5938,12 @@
           </w:r>
         </w:ins>
       </w:hyperlink>
-      <w:ins w:id="103" w:author="PR Preview" w:date="2026-01-01T00:00:00Z">
+      <w:ins w:id="107" w:author="PR Preview" w:date="2026-01-01T00:00:00Z">
         <w:r>
           <w:t xml:space="preserve">,</w:t>
         </w:r>
       </w:ins>
-      <w:ins w:id="104" w:author="PR Preview" w:date="2026-01-01T00:00:00Z">
+      <w:ins w:id="108" w:author="PR Preview" w:date="2026-01-01T00:00:00Z">
         <w:r>
           <w:t xml:space="preserve"> </w:t>
         </w:r>
@@ -5963,17 +5983,17 @@
           </m:sup>
         </m:sSup>
       </m:oMath>
-      <w:ins w:id="105" w:author="PR Preview" w:date="2026-01-01T00:00:00Z">
+      <w:ins w:id="109" w:author="PR Preview" w:date="2026-01-01T00:00:00Z">
         <w:r>
           <w:t xml:space="preserve"> </w:t>
         </w:r>
       </w:ins>
-      <w:ins w:id="106" w:author="PR Preview" w:date="2026-01-01T00:00:00Z">
+      <w:ins w:id="110" w:author="PR Preview" w:date="2026-01-01T00:00:00Z">
         <w:r>
           <w:t xml:space="preserve">is independent of</w:t>
         </w:r>
       </w:ins>
-      <w:ins w:id="107" w:author="PR Preview" w:date="2026-01-01T00:00:00Z">
+      <w:ins w:id="111" w:author="PR Preview" w:date="2026-01-01T00:00:00Z">
         <w:r>
           <w:t xml:space="preserve"> </w:t>
         </w:r>
@@ -6004,22 +6024,22 @@
           </m:sup>
         </m:sSup>
       </m:oMath>
-      <w:ins w:id="108" w:author="PR Preview" w:date="2026-01-01T00:00:00Z">
+      <w:ins w:id="112" w:author="PR Preview" w:date="2026-01-01T00:00:00Z">
         <w:r>
           <w:t xml:space="preserve">,</w:t>
         </w:r>
       </w:ins>
-      <w:ins w:id="109" w:author="PR Preview" w:date="2026-01-01T00:00:00Z">
+      <w:ins w:id="113" w:author="PR Preview" w:date="2026-01-01T00:00:00Z">
         <w:r>
           <w:t xml:space="preserve"> </w:t>
         </w:r>
       </w:ins>
-      <w:ins w:id="110" w:author="PR Preview" w:date="2026-01-01T00:00:00Z">
+      <w:ins w:id="114" w:author="PR Preview" w:date="2026-01-01T00:00:00Z">
         <w:r>
           <w:t xml:space="preserve">so</w:t>
         </w:r>
       </w:ins>
-      <w:ins w:id="111" w:author="PR Preview" w:date="2026-01-01T00:00:00Z">
+      <w:ins w:id="115" w:author="PR Preview" w:date="2026-01-01T00:00:00Z">
         <w:r>
           <w:t xml:space="preserve"> </w:t>
         </w:r>
@@ -6134,63 +6154,63 @@
           </m:sup>
         </m:sSup>
       </m:oMath>
-      <w:ins w:id="112" w:author="PR Preview" w:date="2026-01-01T00:00:00Z">
+      <w:ins w:id="116" w:author="PR Preview" w:date="2026-01-01T00:00:00Z">
         <w:r>
           <w:t xml:space="preserve">,</w:t>
         </w:r>
       </w:ins>
-      <w:ins w:id="113" w:author="PR Preview" w:date="2026-01-01T00:00:00Z">
+      <w:ins w:id="117" w:author="PR Preview" w:date="2026-01-01T00:00:00Z">
         <w:r>
           <w:t xml:space="preserve"> </w:t>
         </w:r>
       </w:ins>
-      <w:ins w:id="114" w:author="PR Preview" w:date="2026-01-01T00:00:00Z">
+      <w:ins w:id="118" w:author="PR Preview" w:date="2026-01-01T00:00:00Z">
         <w:r>
           <w:t xml:space="preserve">a linear combination of independent Gaussian random variables,</w:t>
         </w:r>
       </w:ins>
-      <w:ins w:id="115" w:author="PR Preview" w:date="2026-01-01T00:00:00Z">
+      <w:ins w:id="119" w:author="PR Preview" w:date="2026-01-01T00:00:00Z">
         <w:r>
           <w:t xml:space="preserve"> </w:t>
         </w:r>
       </w:ins>
-      <w:ins w:id="116" w:author="PR Preview" w:date="2026-01-01T00:00:00Z">
+      <w:ins w:id="120" w:author="PR Preview" w:date="2026-01-01T00:00:00Z">
         <w:r>
           <w:t xml:space="preserve">is Gaussian</w:t>
         </w:r>
       </w:ins>
-      <w:ins w:id="117" w:author="PR Preview" w:date="2026-01-01T00:00:00Z">
+      <w:ins w:id="121" w:author="PR Preview" w:date="2026-01-01T00:00:00Z">
         <w:r>
           <w:t xml:space="preserve"> </w:t>
         </w:r>
       </w:ins>
-      <w:ins w:id="118" w:author="PR Preview" w:date="2026-01-01T00:00:00Z">
+      <w:ins w:id="122" w:author="PR Preview" w:date="2026-01-01T00:00:00Z">
         <w:r>
           <w:t xml:space="preserve">(Casella and Berger 2002, Corollary 4.6.10)</w:t>
         </w:r>
       </w:ins>
-      <w:ins w:id="119" w:author="PR Preview" w:date="2026-01-01T00:00:00Z">
+      <w:ins w:id="123" w:author="PR Preview" w:date="2026-01-01T00:00:00Z">
         <w:r>
           <w:t xml:space="preserve">.</w:t>
         </w:r>
       </w:ins>
-      <w:ins w:id="120" w:author="PR Preview" w:date="2026-01-01T00:00:00Z">
+      <w:ins w:id="124" w:author="PR Preview" w:date="2026-01-01T00:00:00Z">
         <w:r>
           <w:t xml:space="preserve"> </w:t>
         </w:r>
       </w:ins>
-      <w:ins w:id="121" w:author="PR Preview" w:date="2026-01-01T00:00:00Z">
+      <w:ins w:id="125" w:author="PR Preview" w:date="2026-01-01T00:00:00Z">
         <w:r>
           <w:t xml:space="preserve">By</w:t>
         </w:r>
       </w:ins>
-      <w:ins w:id="122" w:author="PR Preview" w:date="2026-01-01T00:00:00Z">
+      <w:ins w:id="126" w:author="PR Preview" w:date="2026-01-01T00:00:00Z">
         <w:r>
           <w:t xml:space="preserve"> </w:t>
         </w:r>
       </w:ins>
       <w:hyperlink r:id="rId25">
-        <w:ins w:id="123" w:author="PR Preview" w:date="2026-01-01T00:00:00Z">
+        <w:ins w:id="127" w:author="PR Preview" w:date="2026-01-01T00:00:00Z">
           <w:r>
             <w:rPr>
               <w:rStyle w:val="Hyperlink"/>
@@ -6199,17 +6219,17 @@
           </w:r>
         </w:ins>
       </w:hyperlink>
-      <w:ins w:id="124" w:author="PR Preview" w:date="2026-01-01T00:00:00Z">
+      <w:ins w:id="128" w:author="PR Preview" w:date="2026-01-01T00:00:00Z">
         <w:r>
           <w:t xml:space="preserve">,</w:t>
         </w:r>
       </w:ins>
-      <w:ins w:id="125" w:author="PR Preview" w:date="2026-01-01T00:00:00Z">
+      <w:ins w:id="129" w:author="PR Preview" w:date="2026-01-01T00:00:00Z">
         <w:r>
           <w:t xml:space="preserve"> </w:t>
         </w:r>
       </w:ins>
-      <w:ins w:id="126" w:author="PR Preview" w:date="2026-01-01T00:00:00Z">
+      <w:ins w:id="130" w:author="PR Preview" w:date="2026-01-01T00:00:00Z">
         <w:r>
           <w:t xml:space="preserve">its mean is</w:t>
         </w:r>
@@ -6638,18 +6658,18 @@
       <w:pPr>
         <w:pStyle w:val="FirstParagraph"/>
       </w:pPr>
-      <w:ins w:id="127" w:author="PR Preview" w:date="2026-01-01T00:00:00Z">
+      <w:ins w:id="131" w:author="PR Preview" w:date="2026-01-01T00:00:00Z">
         <w:r>
           <w:t xml:space="preserve">Independent random variables are</w:t>
         </w:r>
       </w:ins>
-      <w:ins w:id="128" w:author="PR Preview" w:date="2026-01-01T00:00:00Z">
+      <w:ins w:id="132" w:author="PR Preview" w:date="2026-01-01T00:00:00Z">
         <w:r>
           <w:t xml:space="preserve"> </w:t>
         </w:r>
       </w:ins>
       <w:hyperlink r:id="rId27">
-        <w:ins w:id="129" w:author="PR Preview" w:date="2026-01-01T00:00:00Z">
+        <w:ins w:id="133" w:author="PR Preview" w:date="2026-01-01T00:00:00Z">
           <w:r>
             <w:rPr>
               <w:rStyle w:val="Hyperlink"/>
@@ -6658,22 +6678,22 @@
           </w:r>
         </w:ins>
       </w:hyperlink>
-      <w:ins w:id="130" w:author="PR Preview" w:date="2026-01-01T00:00:00Z">
+      <w:ins w:id="134" w:author="PR Preview" w:date="2026-01-01T00:00:00Z">
         <w:r>
           <w:t xml:space="preserve">,</w:t>
         </w:r>
       </w:ins>
-      <w:ins w:id="131" w:author="PR Preview" w:date="2026-01-01T00:00:00Z">
+      <w:ins w:id="135" w:author="PR Preview" w:date="2026-01-01T00:00:00Z">
         <w:r>
           <w:t xml:space="preserve"> </w:t>
         </w:r>
       </w:ins>
-      <w:ins w:id="132" w:author="PR Preview" w:date="2026-01-01T00:00:00Z">
+      <w:ins w:id="136" w:author="PR Preview" w:date="2026-01-01T00:00:00Z">
         <w:r>
           <w:t xml:space="preserve">so</w:t>
         </w:r>
       </w:ins>
-      <w:ins w:id="133" w:author="PR Preview" w:date="2026-01-01T00:00:00Z">
+      <w:ins w:id="137" w:author="PR Preview" w:date="2026-01-01T00:00:00Z">
         <w:r>
           <w:t xml:space="preserve"> </w:t>
         </w:r>
@@ -6774,28 +6794,28 @@
           <m:t>0</m:t>
         </m:r>
       </m:oMath>
-      <w:ins w:id="134" w:author="PR Preview" w:date="2026-01-01T00:00:00Z">
+      <w:ins w:id="138" w:author="PR Preview" w:date="2026-01-01T00:00:00Z">
         <w:r>
           <w:t xml:space="preserve">,</w:t>
         </w:r>
       </w:ins>
-      <w:ins w:id="135" w:author="PR Preview" w:date="2026-01-01T00:00:00Z">
+      <w:ins w:id="139" w:author="PR Preview" w:date="2026-01-01T00:00:00Z">
         <w:r>
           <w:t xml:space="preserve"> </w:t>
         </w:r>
       </w:ins>
-      <w:ins w:id="136" w:author="PR Preview" w:date="2026-01-01T00:00:00Z">
+      <w:ins w:id="140" w:author="PR Preview" w:date="2026-01-01T00:00:00Z">
         <w:r>
           <w:t xml:space="preserve">and by the</w:t>
         </w:r>
       </w:ins>
-      <w:ins w:id="137" w:author="PR Preview" w:date="2026-01-01T00:00:00Z">
+      <w:ins w:id="141" w:author="PR Preview" w:date="2026-01-01T00:00:00Z">
         <w:r>
           <w:t xml:space="preserve"> </w:t>
         </w:r>
       </w:ins>
       <w:hyperlink r:id="rId28">
-        <w:ins w:id="138" w:author="PR Preview" w:date="2026-01-01T00:00:00Z">
+        <w:ins w:id="142" w:author="PR Preview" w:date="2026-01-01T00:00:00Z">
           <w:r>
             <w:rPr>
               <w:rStyle w:val="Hyperlink"/>
@@ -6804,17 +6824,17 @@
           </w:r>
         </w:ins>
       </w:hyperlink>
-      <w:ins w:id="139" w:author="PR Preview" w:date="2026-01-01T00:00:00Z">
+      <w:ins w:id="143" w:author="PR Preview" w:date="2026-01-01T00:00:00Z">
         <w:r>
           <w:t xml:space="preserve">,</w:t>
         </w:r>
       </w:ins>
-      <w:ins w:id="140" w:author="PR Preview" w:date="2026-01-01T00:00:00Z">
+      <w:ins w:id="144" w:author="PR Preview" w:date="2026-01-01T00:00:00Z">
         <w:r>
           <w:t xml:space="preserve"> </w:t>
         </w:r>
       </w:ins>
-      <w:ins w:id="141" w:author="PR Preview" w:date="2026-01-01T00:00:00Z">
+      <w:ins w:id="145" w:author="PR Preview" w:date="2026-01-01T00:00:00Z">
         <w:r>
           <w:t xml:space="preserve">the variance is</w:t>
         </w:r>
@@ -8358,12 +8378,12 @@
       <w:pPr>
         <w:pStyle w:val="FirstParagraph"/>
       </w:pPr>
-      <w:ins w:id="142" w:author="PR Preview" w:date="2026-01-01T00:00:00Z">
+      <w:ins w:id="146" w:author="PR Preview" w:date="2026-01-01T00:00:00Z">
         <w:r>
           <w:t xml:space="preserve">So</w:t>
         </w:r>
       </w:ins>
-      <w:ins w:id="143" w:author="PR Preview" w:date="2026-01-01T00:00:00Z">
+      <w:ins w:id="147" w:author="PR Preview" w:date="2026-01-01T00:00:00Z">
         <w:r>
           <w:t xml:space="preserve"> </w:t>
         </w:r>
@@ -8473,22 +8493,22 @@
           <m:t>​</m:t>
         </m:r>
       </m:oMath>
-      <w:ins w:id="144" w:author="PR Preview" w:date="2026-01-01T00:00:00Z">
+      <w:ins w:id="148" w:author="PR Preview" w:date="2026-01-01T00:00:00Z">
         <w:r>
           <w:t xml:space="preserve">,</w:t>
         </w:r>
       </w:ins>
-      <w:ins w:id="145" w:author="PR Preview" w:date="2026-01-01T00:00:00Z">
+      <w:ins w:id="149" w:author="PR Preview" w:date="2026-01-01T00:00:00Z">
         <w:r>
           <w:t xml:space="preserve"> </w:t>
         </w:r>
       </w:ins>
-      <w:ins w:id="146" w:author="PR Preview" w:date="2026-01-01T00:00:00Z">
+      <w:ins w:id="150" w:author="PR Preview" w:date="2026-01-01T00:00:00Z">
         <w:r>
           <w:t xml:space="preserve">and</w:t>
         </w:r>
       </w:ins>
-      <w:ins w:id="147" w:author="PR Preview" w:date="2026-01-01T00:00:00Z">
+      <w:ins w:id="151" w:author="PR Preview" w:date="2026-01-01T00:00:00Z">
         <w:r>
           <w:t xml:space="preserve"> </w:t>
         </w:r>
@@ -8529,17 +8549,17 @@
           <m:t>​</m:t>
         </m:r>
       </m:oMath>
-      <w:ins w:id="148" w:author="PR Preview" w:date="2026-01-01T00:00:00Z">
+      <w:ins w:id="152" w:author="PR Preview" w:date="2026-01-01T00:00:00Z">
         <w:r>
           <w:t xml:space="preserve"> </w:t>
         </w:r>
       </w:ins>
-      <w:ins w:id="149" w:author="PR Preview" w:date="2026-01-01T00:00:00Z">
+      <w:ins w:id="153" w:author="PR Preview" w:date="2026-01-01T00:00:00Z">
         <w:r>
           <w:t xml:space="preserve">is stationary exactly when</w:t>
         </w:r>
       </w:ins>
-      <w:ins w:id="150" w:author="PR Preview" w:date="2026-01-01T00:00:00Z">
+      <w:ins w:id="154" w:author="PR Preview" w:date="2026-01-01T00:00:00Z">
         <w:r>
           <w:t xml:space="preserve"> </w:t>
         </w:r>
@@ -8588,22 +8608,22 @@
           <m:t>v</m:t>
         </m:r>
       </m:oMath>
-      <w:ins w:id="151" w:author="PR Preview" w:date="2026-01-01T00:00:00Z">
+      <w:ins w:id="155" w:author="PR Preview" w:date="2026-01-01T00:00:00Z">
         <w:r>
           <w:t xml:space="preserve">.</w:t>
         </w:r>
       </w:ins>
-      <w:ins w:id="152" w:author="PR Preview" w:date="2026-01-01T00:00:00Z">
+      <w:ins w:id="156" w:author="PR Preview" w:date="2026-01-01T00:00:00Z">
         <w:r>
           <w:t xml:space="preserve"> </w:t>
         </w:r>
       </w:ins>
-      <w:ins w:id="153" w:author="PR Preview" w:date="2026-01-01T00:00:00Z">
+      <w:ins w:id="157" w:author="PR Preview" w:date="2026-01-01T00:00:00Z">
         <w:r>
           <w:t xml:space="preserve">Solving for</w:t>
         </w:r>
       </w:ins>
-      <w:ins w:id="154" w:author="PR Preview" w:date="2026-01-01T00:00:00Z">
+      <w:ins w:id="158" w:author="PR Preview" w:date="2026-01-01T00:00:00Z">
         <w:r>
           <w:t xml:space="preserve"> </w:t>
         </w:r>
@@ -8613,7 +8633,7 @@
           <m:t>v</m:t>
         </m:r>
       </m:oMath>
-      <w:ins w:id="155" w:author="PR Preview" w:date="2026-01-01T00:00:00Z">
+      <w:ins w:id="159" w:author="PR Preview" w:date="2026-01-01T00:00:00Z">
         <w:r>
           <w:t xml:space="preserve">:</w:t>
         </w:r>
@@ -9022,12 +9042,12 @@
       <w:pPr>
         <w:pStyle w:val="FirstParagraph"/>
       </w:pPr>
-      <w:ins w:id="156" w:author="PR Preview" w:date="2026-01-01T00:00:00Z">
+      <w:ins w:id="160" w:author="PR Preview" w:date="2026-01-01T00:00:00Z">
         <w:r>
           <w:t xml:space="preserve">The stationary distribution is</w:t>
         </w:r>
       </w:ins>
-      <w:ins w:id="157" w:author="PR Preview" w:date="2026-01-01T00:00:00Z">
+      <w:ins w:id="161" w:author="PR Preview" w:date="2026-01-01T00:00:00Z">
         <w:r>
           <w:t xml:space="preserve"> </w:t>
         </w:r>
@@ -9116,22 +9136,22 @@
           <m:t>​</m:t>
         </m:r>
       </m:oMath>
-      <w:ins w:id="158" w:author="PR Preview" w:date="2026-01-01T00:00:00Z">
+      <w:ins w:id="162" w:author="PR Preview" w:date="2026-01-01T00:00:00Z">
         <w:r>
           <w:t xml:space="preserve">.</w:t>
         </w:r>
       </w:ins>
-      <w:ins w:id="159" w:author="PR Preview" w:date="2026-01-01T00:00:00Z">
+      <w:ins w:id="163" w:author="PR Preview" w:date="2026-01-01T00:00:00Z">
         <w:r>
           <w:t xml:space="preserve"> </w:t>
         </w:r>
       </w:ins>
-      <w:ins w:id="160" w:author="PR Preview" w:date="2026-01-01T00:00:00Z">
+      <w:ins w:id="164" w:author="PR Preview" w:date="2026-01-01T00:00:00Z">
         <w:r>
           <w:t xml:space="preserve">If instead</w:t>
         </w:r>
       </w:ins>
-      <w:ins w:id="161" w:author="PR Preview" w:date="2026-01-01T00:00:00Z">
+      <w:ins w:id="165" w:author="PR Preview" w:date="2026-01-01T00:00:00Z">
         <w:r>
           <w:t xml:space="preserve"> </w:t>
         </w:r>
@@ -9166,22 +9186,22 @@
           <m:t>1</m:t>
         </m:r>
       </m:oMath>
-      <w:ins w:id="162" w:author="PR Preview" w:date="2026-01-01T00:00:00Z">
+      <w:ins w:id="166" w:author="PR Preview" w:date="2026-01-01T00:00:00Z">
         <w:r>
           <w:t xml:space="preserve">,</w:t>
         </w:r>
       </w:ins>
-      <w:ins w:id="163" w:author="PR Preview" w:date="2026-01-01T00:00:00Z">
+      <w:ins w:id="167" w:author="PR Preview" w:date="2026-01-01T00:00:00Z">
         <w:r>
           <w:t xml:space="preserve"> </w:t>
         </w:r>
       </w:ins>
-      <w:ins w:id="164" w:author="PR Preview" w:date="2026-01-01T00:00:00Z">
+      <w:ins w:id="168" w:author="PR Preview" w:date="2026-01-01T00:00:00Z">
         <w:r>
           <w:t xml:space="preserve">then</w:t>
         </w:r>
       </w:ins>
-      <w:ins w:id="165" w:author="PR Preview" w:date="2026-01-01T00:00:00Z">
+      <w:ins w:id="169" w:author="PR Preview" w:date="2026-01-01T00:00:00Z">
         <w:r>
           <w:t xml:space="preserve"> </w:t>
         </w:r>
@@ -9254,17 +9274,17 @@
           </m:sup>
         </m:sSup>
       </m:oMath>
-      <w:ins w:id="166" w:author="PR Preview" w:date="2026-01-01T00:00:00Z">
+      <w:ins w:id="170" w:author="PR Preview" w:date="2026-01-01T00:00:00Z">
         <w:r>
           <w:t xml:space="preserve"> </w:t>
         </w:r>
       </w:ins>
-      <w:ins w:id="167" w:author="PR Preview" w:date="2026-01-01T00:00:00Z">
+      <w:ins w:id="171" w:author="PR Preview" w:date="2026-01-01T00:00:00Z">
         <w:r>
           <w:t xml:space="preserve">for every</w:t>
         </w:r>
       </w:ins>
-      <w:ins w:id="168" w:author="PR Preview" w:date="2026-01-01T00:00:00Z">
+      <w:ins w:id="172" w:author="PR Preview" w:date="2026-01-01T00:00:00Z">
         <w:r>
           <w:t xml:space="preserve"> </w:t>
         </w:r>
@@ -9283,22 +9303,22 @@
           <m:t>0</m:t>
         </m:r>
       </m:oMath>
-      <w:ins w:id="169" w:author="PR Preview" w:date="2026-01-01T00:00:00Z">
+      <w:ins w:id="173" w:author="PR Preview" w:date="2026-01-01T00:00:00Z">
         <w:r>
           <w:t xml:space="preserve">,</w:t>
         </w:r>
       </w:ins>
-      <w:ins w:id="170" w:author="PR Preview" w:date="2026-01-01T00:00:00Z">
+      <w:ins w:id="174" w:author="PR Preview" w:date="2026-01-01T00:00:00Z">
         <w:r>
           <w:t xml:space="preserve"> </w:t>
         </w:r>
       </w:ins>
-      <w:ins w:id="171" w:author="PR Preview" w:date="2026-01-01T00:00:00Z">
+      <w:ins w:id="175" w:author="PR Preview" w:date="2026-01-01T00:00:00Z">
         <w:r>
           <w:t xml:space="preserve">so no</w:t>
         </w:r>
       </w:ins>
-      <w:ins w:id="172" w:author="PR Preview" w:date="2026-01-01T00:00:00Z">
+      <w:ins w:id="176" w:author="PR Preview" w:date="2026-01-01T00:00:00Z">
         <w:r>
           <w:t xml:space="preserve"> </w:t>
         </w:r>
@@ -9339,12 +9359,12 @@
           <m:t>​</m:t>
         </m:r>
       </m:oMath>
-      <w:ins w:id="173" w:author="PR Preview" w:date="2026-01-01T00:00:00Z">
+      <w:ins w:id="177" w:author="PR Preview" w:date="2026-01-01T00:00:00Z">
         <w:r>
           <w:t xml:space="preserve"> </w:t>
         </w:r>
       </w:ins>
-      <w:ins w:id="174" w:author="PR Preview" w:date="2026-01-01T00:00:00Z">
+      <w:ins w:id="178" w:author="PR Preview" w:date="2026-01-01T00:00:00Z">
         <w:r>
           <w:t xml:space="preserve">distribution is stationary.</w:t>
         </w:r>
@@ -9354,12 +9374,12 @@
       <w:pPr>
         <w:pStyle w:val="BodyText"/>
       </w:pPr>
-      <w:ins w:id="175" w:author="PR Preview" w:date="2026-01-01T00:00:00Z">
+      <w:ins w:id="179" w:author="PR Preview" w:date="2026-01-01T00:00:00Z">
         <w:r>
           <w:t xml:space="preserve">With</w:t>
         </w:r>
       </w:ins>
-      <w:ins w:id="176" w:author="PR Preview" w:date="2026-01-01T00:00:00Z">
+      <w:ins w:id="180" w:author="PR Preview" w:date="2026-01-01T00:00:00Z">
         <w:r>
           <w:t xml:space="preserve"> </w:t>
         </w:r>
@@ -9378,17 +9398,17 @@
           <m:t>0.9</m:t>
         </m:r>
       </m:oMath>
-      <w:ins w:id="177" w:author="PR Preview" w:date="2026-01-01T00:00:00Z">
+      <w:ins w:id="181" w:author="PR Preview" w:date="2026-01-01T00:00:00Z">
         <w:r>
           <w:t xml:space="preserve"> </w:t>
         </w:r>
       </w:ins>
-      <w:ins w:id="178" w:author="PR Preview" w:date="2026-01-01T00:00:00Z">
+      <w:ins w:id="182" w:author="PR Preview" w:date="2026-01-01T00:00:00Z">
         <w:r>
           <w:t xml:space="preserve">and</w:t>
         </w:r>
       </w:ins>
-      <w:ins w:id="179" w:author="PR Preview" w:date="2026-01-01T00:00:00Z">
+      <w:ins w:id="183" w:author="PR Preview" w:date="2026-01-01T00:00:00Z">
         <w:r>
           <w:t xml:space="preserve"> </w:t>
         </w:r>
@@ -9407,22 +9427,22 @@
           <m:t>1</m:t>
         </m:r>
       </m:oMath>
-      <w:ins w:id="180" w:author="PR Preview" w:date="2026-01-01T00:00:00Z">
+      <w:ins w:id="184" w:author="PR Preview" w:date="2026-01-01T00:00:00Z">
         <w:r>
           <w:t xml:space="preserve">,</w:t>
         </w:r>
       </w:ins>
-      <w:ins w:id="181" w:author="PR Preview" w:date="2026-01-01T00:00:00Z">
+      <w:ins w:id="185" w:author="PR Preview" w:date="2026-01-01T00:00:00Z">
         <w:r>
           <w:t xml:space="preserve"> </w:t>
         </w:r>
       </w:ins>
-      <w:ins w:id="182" w:author="PR Preview" w:date="2026-01-01T00:00:00Z">
+      <w:ins w:id="186" w:author="PR Preview" w:date="2026-01-01T00:00:00Z">
         <w:r>
           <w:t xml:space="preserve">the stationary variance is</w:t>
         </w:r>
       </w:ins>
-      <w:ins w:id="183" w:author="PR Preview" w:date="2026-01-01T00:00:00Z">
+      <w:ins w:id="187" w:author="PR Preview" w:date="2026-01-01T00:00:00Z">
         <w:r>
           <w:t xml:space="preserve"> </w:t>
         </w:r>
@@ -9537,22 +9557,22 @@
           <m:t>5.26</m:t>
         </m:r>
       </m:oMath>
-      <w:ins w:id="184" w:author="PR Preview" w:date="2026-01-01T00:00:00Z">
+      <w:ins w:id="188" w:author="PR Preview" w:date="2026-01-01T00:00:00Z">
         <w:r>
           <w:t xml:space="preserve">.</w:t>
         </w:r>
       </w:ins>
-      <w:ins w:id="185" w:author="PR Preview" w:date="2026-01-01T00:00:00Z">
+      <w:ins w:id="189" w:author="PR Preview" w:date="2026-01-01T00:00:00Z">
         <w:r>
           <w:t xml:space="preserve"> </w:t>
         </w:r>
       </w:ins>
-      <w:ins w:id="186" w:author="PR Preview" w:date="2026-01-01T00:00:00Z">
+      <w:ins w:id="190" w:author="PR Preview" w:date="2026-01-01T00:00:00Z">
         <w:r>
           <w:t xml:space="preserve">A simulated chain started far from</w:t>
         </w:r>
       </w:ins>
-      <w:ins w:id="187" w:author="PR Preview" w:date="2026-01-01T00:00:00Z">
+      <w:ins w:id="191" w:author="PR Preview" w:date="2026-01-01T00:00:00Z">
         <w:r>
           <w:t xml:space="preserve"> </w:t>
         </w:r>
@@ -9562,12 +9582,12 @@
           <m:t>0</m:t>
         </m:r>
       </m:oMath>
-      <w:ins w:id="188" w:author="PR Preview" w:date="2026-01-01T00:00:00Z">
+      <w:ins w:id="192" w:author="PR Preview" w:date="2026-01-01T00:00:00Z">
         <w:r>
           <w:t xml:space="preserve">, at</w:t>
         </w:r>
       </w:ins>
-      <w:ins w:id="189" w:author="PR Preview" w:date="2026-01-01T00:00:00Z">
+      <w:ins w:id="193" w:author="PR Preview" w:date="2026-01-01T00:00:00Z">
         <w:r>
           <w:t xml:space="preserve"> </w:t>
         </w:r>
@@ -9607,17 +9627,17 @@
           <m:t>10</m:t>
         </m:r>
       </m:oMath>
-      <w:ins w:id="190" w:author="PR Preview" w:date="2026-01-01T00:00:00Z">
+      <w:ins w:id="194" w:author="PR Preview" w:date="2026-01-01T00:00:00Z">
         <w:r>
           <w:t xml:space="preserve">,</w:t>
         </w:r>
       </w:ins>
-      <w:ins w:id="191" w:author="PR Preview" w:date="2026-01-01T00:00:00Z">
+      <w:ins w:id="195" w:author="PR Preview" w:date="2026-01-01T00:00:00Z">
         <w:r>
           <w:t xml:space="preserve"> </w:t>
         </w:r>
       </w:ins>
-      <w:ins w:id="192" w:author="PR Preview" w:date="2026-01-01T00:00:00Z">
+      <w:ins w:id="196" w:author="PR Preview" w:date="2026-01-01T00:00:00Z">
         <w:r>
           <w:t xml:space="preserve">has mean near 0 and variance near that value once its first 1,000 values are discarded:</w:t>
         </w:r>
@@ -9627,7 +9647,7 @@
       <w:pPr>
         <w:pStyle w:val="SourceCode"/>
       </w:pPr>
-      <w:ins w:id="193" w:author="PR Preview" w:date="2026-01-01T00:00:00Z">
+      <w:ins w:id="197" w:author="PR Preview" w:date="2026-01-01T00:00:00Z">
         <w:r>
           <w:rPr>
             <w:rStyle w:val="FunctionTok"/>
@@ -9635,7 +9655,7 @@
           <w:t xml:space="preserve">set.seed</w:t>
         </w:r>
       </w:ins>
-      <w:ins w:id="194" w:author="PR Preview" w:date="2026-01-01T00:00:00Z">
+      <w:ins w:id="198" w:author="PR Preview" w:date="2026-01-01T00:00:00Z">
         <w:r>
           <w:rPr>
             <w:rStyle w:val="NormalTok"/>
@@ -9643,7 +9663,7 @@
           <w:t xml:space="preserve">(</w:t>
         </w:r>
       </w:ins>
-      <w:ins w:id="195" w:author="PR Preview" w:date="2026-01-01T00:00:00Z">
+      <w:ins w:id="199" w:author="PR Preview" w:date="2026-01-01T00:00:00Z">
         <w:r>
           <w:rPr>
             <w:rStyle w:val="DecValTok"/>
@@ -9651,7 +9671,7 @@
           <w:t xml:space="preserve">11</w:t>
         </w:r>
       </w:ins>
-      <w:ins w:id="196" w:author="PR Preview" w:date="2026-01-01T00:00:00Z">
+      <w:ins w:id="200" w:author="PR Preview" w:date="2026-01-01T00:00:00Z">
         <w:r>
           <w:rPr>
             <w:rStyle w:val="NormalTok"/>
@@ -9659,12 +9679,12 @@
           <w:t xml:space="preserve">)</w:t>
         </w:r>
       </w:ins>
-      <w:ins w:id="197" w:author="PR Preview" w:date="2026-01-01T00:00:00Z">
+      <w:ins w:id="201" w:author="PR Preview" w:date="2026-01-01T00:00:00Z">
         <w:r>
           <w:br/>
         </w:r>
       </w:ins>
-      <w:ins w:id="198" w:author="PR Preview" w:date="2026-01-01T00:00:00Z">
+      <w:ins w:id="202" w:author="PR Preview" w:date="2026-01-01T00:00:00Z">
         <w:r>
           <w:rPr>
             <w:rStyle w:val="NormalTok"/>
@@ -9672,7 +9692,7 @@
           <w:t xml:space="preserve">n_iter </w:t>
         </w:r>
       </w:ins>
-      <w:ins w:id="199" w:author="PR Preview" w:date="2026-01-01T00:00:00Z">
+      <w:ins w:id="203" w:author="PR Preview" w:date="2026-01-01T00:00:00Z">
         <w:r>
           <w:rPr>
             <w:rStyle w:val="OtherTok"/>
@@ -9680,7 +9700,7 @@
           <w:t xml:space="preserve">&lt;-</w:t>
         </w:r>
       </w:ins>
-      <w:ins w:id="200" w:author="PR Preview" w:date="2026-01-01T00:00:00Z">
+      <w:ins w:id="204" w:author="PR Preview" w:date="2026-01-01T00:00:00Z">
         <w:r>
           <w:rPr>
             <w:rStyle w:val="NormalTok"/>
@@ -9688,7 +9708,7 @@
           <w:t xml:space="preserve"> </w:t>
         </w:r>
       </w:ins>
-      <w:ins w:id="201" w:author="PR Preview" w:date="2026-01-01T00:00:00Z">
+      <w:ins w:id="205" w:author="PR Preview" w:date="2026-01-01T00:00:00Z">
         <w:r>
           <w:rPr>
             <w:rStyle w:val="DecValTok"/>
@@ -9696,12 +9716,12 @@
           <w:t xml:space="preserve">100000</w:t>
         </w:r>
       </w:ins>
-      <w:ins w:id="202" w:author="PR Preview" w:date="2026-01-01T00:00:00Z">
+      <w:ins w:id="206" w:author="PR Preview" w:date="2026-01-01T00:00:00Z">
         <w:r>
           <w:br/>
         </w:r>
       </w:ins>
-      <w:ins w:id="203" w:author="PR Preview" w:date="2026-01-01T00:00:00Z">
+      <w:ins w:id="207" w:author="PR Preview" w:date="2026-01-01T00:00:00Z">
         <w:r>
           <w:rPr>
             <w:rStyle w:val="NormalTok"/>
@@ -9709,7 +9729,7 @@
           <w:t xml:space="preserve">rho </w:t>
         </w:r>
       </w:ins>
-      <w:ins w:id="204" w:author="PR Preview" w:date="2026-01-01T00:00:00Z">
+      <w:ins w:id="208" w:author="PR Preview" w:date="2026-01-01T00:00:00Z">
         <w:r>
           <w:rPr>
             <w:rStyle w:val="OtherTok"/>
@@ -9717,7 +9737,7 @@
           <w:t xml:space="preserve">&lt;-</w:t>
         </w:r>
       </w:ins>
-      <w:ins w:id="205" w:author="PR Preview" w:date="2026-01-01T00:00:00Z">
+      <w:ins w:id="209" w:author="PR Preview" w:date="2026-01-01T00:00:00Z">
         <w:r>
           <w:rPr>
             <w:rStyle w:val="NormalTok"/>
@@ -9725,7 +9745,7 @@
           <w:t xml:space="preserve"> </w:t>
         </w:r>
       </w:ins>
-      <w:ins w:id="206" w:author="PR Preview" w:date="2026-01-01T00:00:00Z">
+      <w:ins w:id="210" w:author="PR Preview" w:date="2026-01-01T00:00:00Z">
         <w:r>
           <w:rPr>
             <w:rStyle w:val="FloatTok"/>
@@ -9733,12 +9753,12 @@
           <w:t xml:space="preserve">0.9</w:t>
         </w:r>
       </w:ins>
-      <w:ins w:id="207" w:author="PR Preview" w:date="2026-01-01T00:00:00Z">
+      <w:ins w:id="211" w:author="PR Preview" w:date="2026-01-01T00:00:00Z">
         <w:r>
           <w:br/>
         </w:r>
       </w:ins>
-      <w:ins w:id="208" w:author="PR Preview" w:date="2026-01-01T00:00:00Z">
+      <w:ins w:id="212" w:author="PR Preview" w:date="2026-01-01T00:00:00Z">
         <w:r>
           <w:rPr>
             <w:rStyle w:val="NormalTok"/>
@@ -9746,7 +9766,7 @@
           <w:t xml:space="preserve">theta </w:t>
         </w:r>
       </w:ins>
-      <w:ins w:id="209" w:author="PR Preview" w:date="2026-01-01T00:00:00Z">
+      <w:ins w:id="213" w:author="PR Preview" w:date="2026-01-01T00:00:00Z">
         <w:r>
           <w:rPr>
             <w:rStyle w:val="OtherTok"/>
@@ -9754,7 +9774,7 @@
           <w:t xml:space="preserve">&lt;-</w:t>
         </w:r>
       </w:ins>
-      <w:ins w:id="210" w:author="PR Preview" w:date="2026-01-01T00:00:00Z">
+      <w:ins w:id="214" w:author="PR Preview" w:date="2026-01-01T00:00:00Z">
         <w:r>
           <w:rPr>
             <w:rStyle w:val="NormalTok"/>
@@ -9762,7 +9782,7 @@
           <w:t xml:space="preserve"> </w:t>
         </w:r>
       </w:ins>
-      <w:ins w:id="211" w:author="PR Preview" w:date="2026-01-01T00:00:00Z">
+      <w:ins w:id="215" w:author="PR Preview" w:date="2026-01-01T00:00:00Z">
         <w:r>
           <w:rPr>
             <w:rStyle w:val="FunctionTok"/>
@@ -9770,7 +9790,7 @@
           <w:t xml:space="preserve">numeric</w:t>
         </w:r>
       </w:ins>
-      <w:ins w:id="212" w:author="PR Preview" w:date="2026-01-01T00:00:00Z">
+      <w:ins w:id="216" w:author="PR Preview" w:date="2026-01-01T00:00:00Z">
         <w:r>
           <w:rPr>
             <w:rStyle w:val="NormalTok"/>
@@ -9778,12 +9798,12 @@
           <w:t xml:space="preserve">(n_iter)</w:t>
         </w:r>
       </w:ins>
-      <w:ins w:id="213" w:author="PR Preview" w:date="2026-01-01T00:00:00Z">
+      <w:ins w:id="217" w:author="PR Preview" w:date="2026-01-01T00:00:00Z">
         <w:r>
           <w:br/>
         </w:r>
       </w:ins>
-      <w:ins w:id="214" w:author="PR Preview" w:date="2026-01-01T00:00:00Z">
+      <w:ins w:id="218" w:author="PR Preview" w:date="2026-01-01T00:00:00Z">
         <w:r>
           <w:rPr>
             <w:rStyle w:val="NormalTok"/>
@@ -9791,7 +9811,7 @@
           <w:t xml:space="preserve">theta[</w:t>
         </w:r>
       </w:ins>
-      <w:ins w:id="215" w:author="PR Preview" w:date="2026-01-01T00:00:00Z">
+      <w:ins w:id="219" w:author="PR Preview" w:date="2026-01-01T00:00:00Z">
         <w:r>
           <w:rPr>
             <w:rStyle w:val="DecValTok"/>
@@ -9799,7 +9819,7 @@
           <w:t xml:space="preserve">1</w:t>
         </w:r>
       </w:ins>
-      <w:ins w:id="216" w:author="PR Preview" w:date="2026-01-01T00:00:00Z">
+      <w:ins w:id="220" w:author="PR Preview" w:date="2026-01-01T00:00:00Z">
         <w:r>
           <w:rPr>
             <w:rStyle w:val="NormalTok"/>
@@ -9807,7 +9827,7 @@
           <w:t xml:space="preserve">] </w:t>
         </w:r>
       </w:ins>
-      <w:ins w:id="217" w:author="PR Preview" w:date="2026-01-01T00:00:00Z">
+      <w:ins w:id="221" w:author="PR Preview" w:date="2026-01-01T00:00:00Z">
         <w:r>
           <w:rPr>
             <w:rStyle w:val="OtherTok"/>
@@ -9815,7 +9835,7 @@
           <w:t xml:space="preserve">&lt;-</w:t>
         </w:r>
       </w:ins>
-      <w:ins w:id="218" w:author="PR Preview" w:date="2026-01-01T00:00:00Z">
+      <w:ins w:id="222" w:author="PR Preview" w:date="2026-01-01T00:00:00Z">
         <w:r>
           <w:rPr>
             <w:rStyle w:val="NormalTok"/>
@@ -9823,7 +9843,7 @@
           <w:t xml:space="preserve"> </w:t>
         </w:r>
       </w:ins>
-      <w:ins w:id="219" w:author="PR Preview" w:date="2026-01-01T00:00:00Z">
+      <w:ins w:id="223" w:author="PR Preview" w:date="2026-01-01T00:00:00Z">
         <w:r>
           <w:rPr>
             <w:rStyle w:val="DecValTok"/>
@@ -9831,12 +9851,12 @@
           <w:t xml:space="preserve">10</w:t>
         </w:r>
       </w:ins>
-      <w:ins w:id="220" w:author="PR Preview" w:date="2026-01-01T00:00:00Z">
+      <w:ins w:id="224" w:author="PR Preview" w:date="2026-01-01T00:00:00Z">
         <w:r>
           <w:br/>
         </w:r>
       </w:ins>
-      <w:ins w:id="221" w:author="PR Preview" w:date="2026-01-01T00:00:00Z">
+      <w:ins w:id="225" w:author="PR Preview" w:date="2026-01-01T00:00:00Z">
         <w:r>
           <w:rPr>
             <w:rStyle w:val="ControlFlowTok"/>
@@ -9844,7 +9864,7 @@
           <w:t xml:space="preserve">for</w:t>
         </w:r>
       </w:ins>
-      <w:ins w:id="222" w:author="PR Preview" w:date="2026-01-01T00:00:00Z">
+      <w:ins w:id="226" w:author="PR Preview" w:date="2026-01-01T00:00:00Z">
         <w:r>
           <w:rPr>
             <w:rStyle w:val="NormalTok"/>
@@ -9852,7 +9872,7 @@
           <w:t xml:space="preserve"> (t </w:t>
         </w:r>
       </w:ins>
-      <w:ins w:id="223" w:author="PR Preview" w:date="2026-01-01T00:00:00Z">
+      <w:ins w:id="227" w:author="PR Preview" w:date="2026-01-01T00:00:00Z">
         <w:r>
           <w:rPr>
             <w:rStyle w:val="ControlFlowTok"/>
@@ -9860,7 +9880,7 @@
           <w:t xml:space="preserve">in</w:t>
         </w:r>
       </w:ins>
-      <w:ins w:id="224" w:author="PR Preview" w:date="2026-01-01T00:00:00Z">
+      <w:ins w:id="228" w:author="PR Preview" w:date="2026-01-01T00:00:00Z">
         <w:r>
           <w:rPr>
             <w:rStyle w:val="NormalTok"/>
@@ -9868,7 +9888,7 @@
           <w:t xml:space="preserve"> </w:t>
         </w:r>
       </w:ins>
-      <w:ins w:id="225" w:author="PR Preview" w:date="2026-01-01T00:00:00Z">
+      <w:ins w:id="229" w:author="PR Preview" w:date="2026-01-01T00:00:00Z">
         <w:r>
           <w:rPr>
             <w:rStyle w:val="FunctionTok"/>
@@ -9876,7 +9896,7 @@
           <w:t xml:space="preserve">seq</w:t>
         </w:r>
       </w:ins>
-      <w:ins w:id="226" w:author="PR Preview" w:date="2026-01-01T00:00:00Z">
+      <w:ins w:id="230" w:author="PR Preview" w:date="2026-01-01T00:00:00Z">
         <w:r>
           <w:rPr>
             <w:rStyle w:val="NormalTok"/>
@@ -9884,7 +9904,7 @@
           <w:t xml:space="preserve">(</w:t>
         </w:r>
       </w:ins>
-      <w:ins w:id="227" w:author="PR Preview" w:date="2026-01-01T00:00:00Z">
+      <w:ins w:id="231" w:author="PR Preview" w:date="2026-01-01T00:00:00Z">
         <w:r>
           <w:rPr>
             <w:rStyle w:val="DecValTok"/>
@@ -9892,7 +9912,7 @@
           <w:t xml:space="preserve">2</w:t>
         </w:r>
       </w:ins>
-      <w:ins w:id="228" w:author="PR Preview" w:date="2026-01-01T00:00:00Z">
+      <w:ins w:id="232" w:author="PR Preview" w:date="2026-01-01T00:00:00Z">
         <w:r>
           <w:rPr>
             <w:rStyle w:val="NormalTok"/>
@@ -9900,12 +9920,12 @@
           <w:t xml:space="preserve">, n_iter)) {</w:t>
         </w:r>
       </w:ins>
-      <w:ins w:id="229" w:author="PR Preview" w:date="2026-01-01T00:00:00Z">
+      <w:ins w:id="233" w:author="PR Preview" w:date="2026-01-01T00:00:00Z">
         <w:r>
           <w:br/>
         </w:r>
       </w:ins>
-      <w:ins w:id="230" w:author="PR Preview" w:date="2026-01-01T00:00:00Z">
+      <w:ins w:id="234" w:author="PR Preview" w:date="2026-01-01T00:00:00Z">
         <w:r>
           <w:rPr>
             <w:rStyle w:val="NormalTok"/>
@@ -9913,7 +9933,7 @@
           <w:t xml:space="preserve">  theta[t] </w:t>
         </w:r>
       </w:ins>
-      <w:ins w:id="231" w:author="PR Preview" w:date="2026-01-01T00:00:00Z">
+      <w:ins w:id="235" w:author="PR Preview" w:date="2026-01-01T00:00:00Z">
         <w:r>
           <w:rPr>
             <w:rStyle w:val="OtherTok"/>
@@ -9921,7 +9941,7 @@
           <w:t xml:space="preserve">&lt;-</w:t>
         </w:r>
       </w:ins>
-      <w:ins w:id="232" w:author="PR Preview" w:date="2026-01-01T00:00:00Z">
+      <w:ins w:id="236" w:author="PR Preview" w:date="2026-01-01T00:00:00Z">
         <w:r>
           <w:rPr>
             <w:rStyle w:val="NormalTok"/>
@@ -9929,7 +9949,7 @@
           <w:t xml:space="preserve"> rho </w:t>
         </w:r>
       </w:ins>
-      <w:ins w:id="233" w:author="PR Preview" w:date="2026-01-01T00:00:00Z">
+      <w:ins w:id="237" w:author="PR Preview" w:date="2026-01-01T00:00:00Z">
         <w:r>
           <w:rPr>
             <w:rStyle w:val="SpecialCharTok"/>
@@ -9937,7 +9957,7 @@
           <w:t xml:space="preserve">*</w:t>
         </w:r>
       </w:ins>
-      <w:ins w:id="234" w:author="PR Preview" w:date="2026-01-01T00:00:00Z">
+      <w:ins w:id="238" w:author="PR Preview" w:date="2026-01-01T00:00:00Z">
         <w:r>
           <w:rPr>
             <w:rStyle w:val="NormalTok"/>
@@ -9945,7 +9965,7 @@
           <w:t xml:space="preserve"> theta[t </w:t>
         </w:r>
       </w:ins>
-      <w:ins w:id="235" w:author="PR Preview" w:date="2026-01-01T00:00:00Z">
+      <w:ins w:id="239" w:author="PR Preview" w:date="2026-01-01T00:00:00Z">
         <w:r>
           <w:rPr>
             <w:rStyle w:val="SpecialCharTok"/>
@@ -9953,7 +9973,7 @@
           <w:t xml:space="preserve">-</w:t>
         </w:r>
       </w:ins>
-      <w:ins w:id="236" w:author="PR Preview" w:date="2026-01-01T00:00:00Z">
+      <w:ins w:id="240" w:author="PR Preview" w:date="2026-01-01T00:00:00Z">
         <w:r>
           <w:rPr>
             <w:rStyle w:val="NormalTok"/>
@@ -9961,7 +9981,7 @@
           <w:t xml:space="preserve"> </w:t>
         </w:r>
       </w:ins>
-      <w:ins w:id="237" w:author="PR Preview" w:date="2026-01-01T00:00:00Z">
+      <w:ins w:id="241" w:author="PR Preview" w:date="2026-01-01T00:00:00Z">
         <w:r>
           <w:rPr>
             <w:rStyle w:val="DecValTok"/>
@@ -9969,7 +9989,7 @@
           <w:t xml:space="preserve">1</w:t>
         </w:r>
       </w:ins>
-      <w:ins w:id="238" w:author="PR Preview" w:date="2026-01-01T00:00:00Z">
+      <w:ins w:id="242" w:author="PR Preview" w:date="2026-01-01T00:00:00Z">
         <w:r>
           <w:rPr>
             <w:rStyle w:val="NormalTok"/>
@@ -9977,7 +9997,7 @@
           <w:t xml:space="preserve">] </w:t>
         </w:r>
       </w:ins>
-      <w:ins w:id="239" w:author="PR Preview" w:date="2026-01-01T00:00:00Z">
+      <w:ins w:id="243" w:author="PR Preview" w:date="2026-01-01T00:00:00Z">
         <w:r>
           <w:rPr>
             <w:rStyle w:val="SpecialCharTok"/>
@@ -9985,7 +10005,7 @@
           <w:t xml:space="preserve">+</w:t>
         </w:r>
       </w:ins>
-      <w:ins w:id="240" w:author="PR Preview" w:date="2026-01-01T00:00:00Z">
+      <w:ins w:id="244" w:author="PR Preview" w:date="2026-01-01T00:00:00Z">
         <w:r>
           <w:rPr>
             <w:rStyle w:val="NormalTok"/>
@@ -9993,7 +10013,7 @@
           <w:t xml:space="preserve"> stats</w:t>
         </w:r>
       </w:ins>
-      <w:ins w:id="241" w:author="PR Preview" w:date="2026-01-01T00:00:00Z">
+      <w:ins w:id="245" w:author="PR Preview" w:date="2026-01-01T00:00:00Z">
         <w:r>
           <w:rPr>
             <w:rStyle w:val="SpecialCharTok"/>
@@ -10001,7 +10021,7 @@
           <w:t xml:space="preserve">::</w:t>
         </w:r>
       </w:ins>
-      <w:ins w:id="242" w:author="PR Preview" w:date="2026-01-01T00:00:00Z">
+      <w:ins w:id="246" w:author="PR Preview" w:date="2026-01-01T00:00:00Z">
         <w:r>
           <w:rPr>
             <w:rStyle w:val="FunctionTok"/>
@@ -10009,7 +10029,7 @@
           <w:t xml:space="preserve">rnorm</w:t>
         </w:r>
       </w:ins>
-      <w:ins w:id="243" w:author="PR Preview" w:date="2026-01-01T00:00:00Z">
+      <w:ins w:id="247" w:author="PR Preview" w:date="2026-01-01T00:00:00Z">
         <w:r>
           <w:rPr>
             <w:rStyle w:val="NormalTok"/>
@@ -10017,7 +10037,7 @@
           <w:t xml:space="preserve">(</w:t>
         </w:r>
       </w:ins>
-      <w:ins w:id="244" w:author="PR Preview" w:date="2026-01-01T00:00:00Z">
+      <w:ins w:id="248" w:author="PR Preview" w:date="2026-01-01T00:00:00Z">
         <w:r>
           <w:rPr>
             <w:rStyle w:val="DecValTok"/>
@@ -10025,7 +10045,7 @@
           <w:t xml:space="preserve">1</w:t>
         </w:r>
       </w:ins>
-      <w:ins w:id="245" w:author="PR Preview" w:date="2026-01-01T00:00:00Z">
+      <w:ins w:id="249" w:author="PR Preview" w:date="2026-01-01T00:00:00Z">
         <w:r>
           <w:rPr>
             <w:rStyle w:val="NormalTok"/>
@@ -10033,12 +10053,12 @@
           <w:t xml:space="preserve">)</w:t>
         </w:r>
       </w:ins>
-      <w:ins w:id="246" w:author="PR Preview" w:date="2026-01-01T00:00:00Z">
+      <w:ins w:id="250" w:author="PR Preview" w:date="2026-01-01T00:00:00Z">
         <w:r>
           <w:br/>
         </w:r>
       </w:ins>
-      <w:ins w:id="247" w:author="PR Preview" w:date="2026-01-01T00:00:00Z">
+      <w:ins w:id="251" w:author="PR Preview" w:date="2026-01-01T00:00:00Z">
         <w:r>
           <w:rPr>
             <w:rStyle w:val="NormalTok"/>
@@ -10046,12 +10066,12 @@
           <w:t xml:space="preserve">}</w:t>
         </w:r>
       </w:ins>
-      <w:ins w:id="248" w:author="PR Preview" w:date="2026-01-01T00:00:00Z">
+      <w:ins w:id="252" w:author="PR Preview" w:date="2026-01-01T00:00:00Z">
         <w:r>
           <w:br/>
         </w:r>
       </w:ins>
-      <w:ins w:id="249" w:author="PR Preview" w:date="2026-01-01T00:00:00Z">
+      <w:ins w:id="253" w:author="PR Preview" w:date="2026-01-01T00:00:00Z">
         <w:r>
           <w:rPr>
             <w:rStyle w:val="NormalTok"/>
@@ -10059,7 +10079,7 @@
           <w:t xml:space="preserve">kept </w:t>
         </w:r>
       </w:ins>
-      <w:ins w:id="250" w:author="PR Preview" w:date="2026-01-01T00:00:00Z">
+      <w:ins w:id="254" w:author="PR Preview" w:date="2026-01-01T00:00:00Z">
         <w:r>
           <w:rPr>
             <w:rStyle w:val="OtherTok"/>
@@ -10067,7 +10087,7 @@
           <w:t xml:space="preserve">&lt;-</w:t>
         </w:r>
       </w:ins>
-      <w:ins w:id="251" w:author="PR Preview" w:date="2026-01-01T00:00:00Z">
+      <w:ins w:id="255" w:author="PR Preview" w:date="2026-01-01T00:00:00Z">
         <w:r>
           <w:rPr>
             <w:rStyle w:val="NormalTok"/>
@@ -10075,7 +10095,7 @@
           <w:t xml:space="preserve"> theta[</w:t>
         </w:r>
       </w:ins>
-      <w:ins w:id="252" w:author="PR Preview" w:date="2026-01-01T00:00:00Z">
+      <w:ins w:id="256" w:author="PR Preview" w:date="2026-01-01T00:00:00Z">
         <w:r>
           <w:rPr>
             <w:rStyle w:val="SpecialCharTok"/>
@@ -10083,7 +10103,7 @@
           <w:t xml:space="preserve">-</w:t>
         </w:r>
       </w:ins>
-      <w:ins w:id="253" w:author="PR Preview" w:date="2026-01-01T00:00:00Z">
+      <w:ins w:id="257" w:author="PR Preview" w:date="2026-01-01T00:00:00Z">
         <w:r>
           <w:rPr>
             <w:rStyle w:val="NormalTok"/>
@@ -10091,7 +10111,7 @@
           <w:t xml:space="preserve">(</w:t>
         </w:r>
       </w:ins>
-      <w:ins w:id="254" w:author="PR Preview" w:date="2026-01-01T00:00:00Z">
+      <w:ins w:id="258" w:author="PR Preview" w:date="2026-01-01T00:00:00Z">
         <w:r>
           <w:rPr>
             <w:rStyle w:val="DecValTok"/>
@@ -10099,7 +10119,7 @@
           <w:t xml:space="preserve">1</w:t>
         </w:r>
       </w:ins>
-      <w:ins w:id="255" w:author="PR Preview" w:date="2026-01-01T00:00:00Z">
+      <w:ins w:id="259" w:author="PR Preview" w:date="2026-01-01T00:00:00Z">
         <w:r>
           <w:rPr>
             <w:rStyle w:val="SpecialCharTok"/>
@@ -10107,7 +10127,7 @@
           <w:t xml:space="preserve">:</w:t>
         </w:r>
       </w:ins>
-      <w:ins w:id="256" w:author="PR Preview" w:date="2026-01-01T00:00:00Z">
+      <w:ins w:id="260" w:author="PR Preview" w:date="2026-01-01T00:00:00Z">
         <w:r>
           <w:rPr>
             <w:rStyle w:val="DecValTok"/>
@@ -10115,7 +10135,7 @@
           <w:t xml:space="preserve">1000</w:t>
         </w:r>
       </w:ins>
-      <w:ins w:id="257" w:author="PR Preview" w:date="2026-01-01T00:00:00Z">
+      <w:ins w:id="261" w:author="PR Preview" w:date="2026-01-01T00:00:00Z">
         <w:r>
           <w:rPr>
             <w:rStyle w:val="NormalTok"/>
@@ -10123,12 +10143,12 @@
           <w:t xml:space="preserve">)]</w:t>
         </w:r>
       </w:ins>
-      <w:ins w:id="258" w:author="PR Preview" w:date="2026-01-01T00:00:00Z">
+      <w:ins w:id="262" w:author="PR Preview" w:date="2026-01-01T00:00:00Z">
         <w:r>
           <w:br/>
         </w:r>
       </w:ins>
-      <w:ins w:id="259" w:author="PR Preview" w:date="2026-01-01T00:00:00Z">
+      <w:ins w:id="263" w:author="PR Preview" w:date="2026-01-01T00:00:00Z">
         <w:r>
           <w:rPr>
             <w:rStyle w:val="FunctionTok"/>
@@ -10136,7 +10156,7 @@
           <w:t xml:space="preserve">c</w:t>
         </w:r>
       </w:ins>
-      <w:ins w:id="260" w:author="PR Preview" w:date="2026-01-01T00:00:00Z">
+      <w:ins w:id="264" w:author="PR Preview" w:date="2026-01-01T00:00:00Z">
         <w:r>
           <w:rPr>
             <w:rStyle w:val="NormalTok"/>
@@ -10144,12 +10164,12 @@
           <w:t xml:space="preserve">(</w:t>
         </w:r>
       </w:ins>
-      <w:ins w:id="261" w:author="PR Preview" w:date="2026-01-01T00:00:00Z">
+      <w:ins w:id="265" w:author="PR Preview" w:date="2026-01-01T00:00:00Z">
         <w:r>
           <w:br/>
         </w:r>
       </w:ins>
-      <w:ins w:id="262" w:author="PR Preview" w:date="2026-01-01T00:00:00Z">
+      <w:ins w:id="266" w:author="PR Preview" w:date="2026-01-01T00:00:00Z">
         <w:r>
           <w:rPr>
             <w:rStyle w:val="NormalTok"/>
@@ -10157,7 +10177,7 @@
           <w:t xml:space="preserve">  </w:t>
         </w:r>
       </w:ins>
-      <w:ins w:id="263" w:author="PR Preview" w:date="2026-01-01T00:00:00Z">
+      <w:ins w:id="267" w:author="PR Preview" w:date="2026-01-01T00:00:00Z">
         <w:r>
           <w:rPr>
             <w:rStyle w:val="AttributeTok"/>
@@ -10165,7 +10185,7 @@
           <w:t xml:space="preserve">mean =</w:t>
         </w:r>
       </w:ins>
-      <w:ins w:id="264" w:author="PR Preview" w:date="2026-01-01T00:00:00Z">
+      <w:ins w:id="268" w:author="PR Preview" w:date="2026-01-01T00:00:00Z">
         <w:r>
           <w:rPr>
             <w:rStyle w:val="NormalTok"/>
@@ -10173,7 +10193,7 @@
           <w:t xml:space="preserve"> </w:t>
         </w:r>
       </w:ins>
-      <w:ins w:id="265" w:author="PR Preview" w:date="2026-01-01T00:00:00Z">
+      <w:ins w:id="269" w:author="PR Preview" w:date="2026-01-01T00:00:00Z">
         <w:r>
           <w:rPr>
             <w:rStyle w:val="FunctionTok"/>
@@ -10181,7 +10201,7 @@
           <w:t xml:space="preserve">mean</w:t>
         </w:r>
       </w:ins>
-      <w:ins w:id="266" w:author="PR Preview" w:date="2026-01-01T00:00:00Z">
+      <w:ins w:id="270" w:author="PR Preview" w:date="2026-01-01T00:00:00Z">
         <w:r>
           <w:rPr>
             <w:rStyle w:val="NormalTok"/>
@@ -10189,12 +10209,12 @@
           <w:t xml:space="preserve">(kept),</w:t>
         </w:r>
       </w:ins>
-      <w:ins w:id="267" w:author="PR Preview" w:date="2026-01-01T00:00:00Z">
+      <w:ins w:id="271" w:author="PR Preview" w:date="2026-01-01T00:00:00Z">
         <w:r>
           <w:br/>
         </w:r>
       </w:ins>
-      <w:ins w:id="268" w:author="PR Preview" w:date="2026-01-01T00:00:00Z">
+      <w:ins w:id="272" w:author="PR Preview" w:date="2026-01-01T00:00:00Z">
         <w:r>
           <w:rPr>
             <w:rStyle w:val="NormalTok"/>
@@ -10202,7 +10222,7 @@
           <w:t xml:space="preserve">  </w:t>
         </w:r>
       </w:ins>
-      <w:ins w:id="269" w:author="PR Preview" w:date="2026-01-01T00:00:00Z">
+      <w:ins w:id="273" w:author="PR Preview" w:date="2026-01-01T00:00:00Z">
         <w:r>
           <w:rPr>
             <w:rStyle w:val="AttributeTok"/>
@@ -10210,7 +10230,7 @@
           <w:t xml:space="preserve">variance =</w:t>
         </w:r>
       </w:ins>
-      <w:ins w:id="270" w:author="PR Preview" w:date="2026-01-01T00:00:00Z">
+      <w:ins w:id="274" w:author="PR Preview" w:date="2026-01-01T00:00:00Z">
         <w:r>
           <w:rPr>
             <w:rStyle w:val="NormalTok"/>
@@ -10218,7 +10238,7 @@
           <w:t xml:space="preserve"> stats</w:t>
         </w:r>
       </w:ins>
-      <w:ins w:id="271" w:author="PR Preview" w:date="2026-01-01T00:00:00Z">
+      <w:ins w:id="275" w:author="PR Preview" w:date="2026-01-01T00:00:00Z">
         <w:r>
           <w:rPr>
             <w:rStyle w:val="SpecialCharTok"/>
@@ -10226,7 +10246,7 @@
           <w:t xml:space="preserve">::</w:t>
         </w:r>
       </w:ins>
-      <w:ins w:id="272" w:author="PR Preview" w:date="2026-01-01T00:00:00Z">
+      <w:ins w:id="276" w:author="PR Preview" w:date="2026-01-01T00:00:00Z">
         <w:r>
           <w:rPr>
             <w:rStyle w:val="FunctionTok"/>
@@ -10234,7 +10254,7 @@
           <w:t xml:space="preserve">var</w:t>
         </w:r>
       </w:ins>
-      <w:ins w:id="273" w:author="PR Preview" w:date="2026-01-01T00:00:00Z">
+      <w:ins w:id="277" w:author="PR Preview" w:date="2026-01-01T00:00:00Z">
         <w:r>
           <w:rPr>
             <w:rStyle w:val="NormalTok"/>
@@ -10242,12 +10262,12 @@
           <w:t xml:space="preserve">(kept),</w:t>
         </w:r>
       </w:ins>
-      <w:ins w:id="274" w:author="PR Preview" w:date="2026-01-01T00:00:00Z">
+      <w:ins w:id="278" w:author="PR Preview" w:date="2026-01-01T00:00:00Z">
         <w:r>
           <w:br/>
         </w:r>
       </w:ins>
-      <w:ins w:id="275" w:author="PR Preview" w:date="2026-01-01T00:00:00Z">
+      <w:ins w:id="279" w:author="PR Preview" w:date="2026-01-01T00:00:00Z">
         <w:r>
           <w:rPr>
             <w:rStyle w:val="NormalTok"/>
@@ -10255,7 +10275,7 @@
           <w:t xml:space="preserve">  </w:t>
         </w:r>
       </w:ins>
-      <w:ins w:id="276" w:author="PR Preview" w:date="2026-01-01T00:00:00Z">
+      <w:ins w:id="280" w:author="PR Preview" w:date="2026-01-01T00:00:00Z">
         <w:r>
           <w:rPr>
             <w:rStyle w:val="AttributeTok"/>
@@ -10263,7 +10283,7 @@
           <w:t xml:space="preserve">stationary_variance =</w:t>
         </w:r>
       </w:ins>
-      <w:ins w:id="277" w:author="PR Preview" w:date="2026-01-01T00:00:00Z">
+      <w:ins w:id="281" w:author="PR Preview" w:date="2026-01-01T00:00:00Z">
         <w:r>
           <w:rPr>
             <w:rStyle w:val="NormalTok"/>
@@ -10271,7 +10291,7 @@
           <w:t xml:space="preserve"> </w:t>
         </w:r>
       </w:ins>
-      <w:ins w:id="278" w:author="PR Preview" w:date="2026-01-01T00:00:00Z">
+      <w:ins w:id="282" w:author="PR Preview" w:date="2026-01-01T00:00:00Z">
         <w:r>
           <w:rPr>
             <w:rStyle w:val="DecValTok"/>
@@ -10279,7 +10299,7 @@
           <w:t xml:space="preserve">1</w:t>
         </w:r>
       </w:ins>
-      <w:ins w:id="279" w:author="PR Preview" w:date="2026-01-01T00:00:00Z">
+      <w:ins w:id="283" w:author="PR Preview" w:date="2026-01-01T00:00:00Z">
         <w:r>
           <w:rPr>
             <w:rStyle w:val="NormalTok"/>
@@ -10287,7 +10307,7 @@
           <w:t xml:space="preserve"> </w:t>
         </w:r>
       </w:ins>
-      <w:ins w:id="280" w:author="PR Preview" w:date="2026-01-01T00:00:00Z">
+      <w:ins w:id="284" w:author="PR Preview" w:date="2026-01-01T00:00:00Z">
         <w:r>
           <w:rPr>
             <w:rStyle w:val="SpecialCharTok"/>
@@ -10295,7 +10315,7 @@
           <w:t xml:space="preserve">/</w:t>
         </w:r>
       </w:ins>
-      <w:ins w:id="281" w:author="PR Preview" w:date="2026-01-01T00:00:00Z">
+      <w:ins w:id="285" w:author="PR Preview" w:date="2026-01-01T00:00:00Z">
         <w:r>
           <w:rPr>
             <w:rStyle w:val="NormalTok"/>
@@ -10303,7 +10323,7 @@
           <w:t xml:space="preserve"> (</w:t>
         </w:r>
       </w:ins>
-      <w:ins w:id="282" w:author="PR Preview" w:date="2026-01-01T00:00:00Z">
+      <w:ins w:id="286" w:author="PR Preview" w:date="2026-01-01T00:00:00Z">
         <w:r>
           <w:rPr>
             <w:rStyle w:val="DecValTok"/>
@@ -10311,7 +10331,7 @@
           <w:t xml:space="preserve">1</w:t>
         </w:r>
       </w:ins>
-      <w:ins w:id="283" w:author="PR Preview" w:date="2026-01-01T00:00:00Z">
+      <w:ins w:id="287" w:author="PR Preview" w:date="2026-01-01T00:00:00Z">
         <w:r>
           <w:rPr>
             <w:rStyle w:val="NormalTok"/>
@@ -10319,7 +10339,7 @@
           <w:t xml:space="preserve"> </w:t>
         </w:r>
       </w:ins>
-      <w:ins w:id="284" w:author="PR Preview" w:date="2026-01-01T00:00:00Z">
+      <w:ins w:id="288" w:author="PR Preview" w:date="2026-01-01T00:00:00Z">
         <w:r>
           <w:rPr>
             <w:rStyle w:val="SpecialCharTok"/>
@@ -10327,7 +10347,7 @@
           <w:t xml:space="preserve">-</w:t>
         </w:r>
       </w:ins>
-      <w:ins w:id="285" w:author="PR Preview" w:date="2026-01-01T00:00:00Z">
+      <w:ins w:id="289" w:author="PR Preview" w:date="2026-01-01T00:00:00Z">
         <w:r>
           <w:rPr>
             <w:rStyle w:val="NormalTok"/>
@@ -10335,7 +10355,7 @@
           <w:t xml:space="preserve"> rho</w:t>
         </w:r>
       </w:ins>
-      <w:ins w:id="286" w:author="PR Preview" w:date="2026-01-01T00:00:00Z">
+      <w:ins w:id="290" w:author="PR Preview" w:date="2026-01-01T00:00:00Z">
         <w:r>
           <w:rPr>
             <w:rStyle w:val="SpecialCharTok"/>
@@ -10343,7 +10363,7 @@
           <w:t xml:space="preserve">^</w:t>
         </w:r>
       </w:ins>
-      <w:ins w:id="287" w:author="PR Preview" w:date="2026-01-01T00:00:00Z">
+      <w:ins w:id="291" w:author="PR Preview" w:date="2026-01-01T00:00:00Z">
         <w:r>
           <w:rPr>
             <w:rStyle w:val="DecValTok"/>
@@ -10351,7 +10371,7 @@
           <w:t xml:space="preserve">2</w:t>
         </w:r>
       </w:ins>
-      <w:ins w:id="288" w:author="PR Preview" w:date="2026-01-01T00:00:00Z">
+      <w:ins w:id="292" w:author="PR Preview" w:date="2026-01-01T00:00:00Z">
         <w:r>
           <w:rPr>
             <w:rStyle w:val="NormalTok"/>
@@ -10359,12 +10379,12 @@
           <w:t xml:space="preserve">)</w:t>
         </w:r>
       </w:ins>
-      <w:ins w:id="289" w:author="PR Preview" w:date="2026-01-01T00:00:00Z">
+      <w:ins w:id="293" w:author="PR Preview" w:date="2026-01-01T00:00:00Z">
         <w:r>
           <w:br/>
         </w:r>
       </w:ins>
-      <w:ins w:id="290" w:author="PR Preview" w:date="2026-01-01T00:00:00Z">
+      <w:ins w:id="294" w:author="PR Preview" w:date="2026-01-01T00:00:00Z">
         <w:r>
           <w:rPr>
             <w:rStyle w:val="NormalTok"/>
@@ -10372,7 +10392,7 @@
           <w:t xml:space="preserve">) </w:t>
         </w:r>
       </w:ins>
-      <w:ins w:id="291" w:author="PR Preview" w:date="2026-01-01T00:00:00Z">
+      <w:ins w:id="295" w:author="PR Preview" w:date="2026-01-01T00:00:00Z">
         <w:r>
           <w:rPr>
             <w:rStyle w:val="SpecialCharTok"/>
@@ -10380,12 +10400,12 @@
           <w:t xml:space="preserve">|&gt;</w:t>
         </w:r>
       </w:ins>
-      <w:ins w:id="292" w:author="PR Preview" w:date="2026-01-01T00:00:00Z">
+      <w:ins w:id="296" w:author="PR Preview" w:date="2026-01-01T00:00:00Z">
         <w:r>
           <w:br/>
         </w:r>
       </w:ins>
-      <w:ins w:id="293" w:author="PR Preview" w:date="2026-01-01T00:00:00Z">
+      <w:ins w:id="297" w:author="PR Preview" w:date="2026-01-01T00:00:00Z">
         <w:r>
           <w:rPr>
             <w:rStyle w:val="NormalTok"/>
@@ -10393,7 +10413,7 @@
           <w:t xml:space="preserve">  </w:t>
         </w:r>
       </w:ins>
-      <w:ins w:id="294" w:author="PR Preview" w:date="2026-01-01T00:00:00Z">
+      <w:ins w:id="298" w:author="PR Preview" w:date="2026-01-01T00:00:00Z">
         <w:r>
           <w:rPr>
             <w:rStyle w:val="FunctionTok"/>
@@ -10401,7 +10421,7 @@
           <w:t xml:space="preserve">round</w:t>
         </w:r>
       </w:ins>
-      <w:ins w:id="295" w:author="PR Preview" w:date="2026-01-01T00:00:00Z">
+      <w:ins w:id="299" w:author="PR Preview" w:date="2026-01-01T00:00:00Z">
         <w:r>
           <w:rPr>
             <w:rStyle w:val="NormalTok"/>
@@ -10409,7 +10429,7 @@
           <w:t xml:space="preserve">(</w:t>
         </w:r>
       </w:ins>
-      <w:ins w:id="296" w:author="PR Preview" w:date="2026-01-01T00:00:00Z">
+      <w:ins w:id="300" w:author="PR Preview" w:date="2026-01-01T00:00:00Z">
         <w:r>
           <w:rPr>
             <w:rStyle w:val="DecValTok"/>
@@ -10417,7 +10437,7 @@
           <w:t xml:space="preserve">2</w:t>
         </w:r>
       </w:ins>
-      <w:ins w:id="297" w:author="PR Preview" w:date="2026-01-01T00:00:00Z">
+      <w:ins w:id="301" w:author="PR Preview" w:date="2026-01-01T00:00:00Z">
         <w:r>
           <w:rPr>
             <w:rStyle w:val="NormalTok"/>
@@ -10425,12 +10445,12 @@
           <w:t xml:space="preserve">)</w:t>
         </w:r>
       </w:ins>
-      <w:ins w:id="298" w:author="PR Preview" w:date="2026-01-01T00:00:00Z">
+      <w:ins w:id="302" w:author="PR Preview" w:date="2026-01-01T00:00:00Z">
         <w:r>
           <w:br/>
         </w:r>
       </w:ins>
-      <w:ins w:id="299" w:author="PR Preview" w:date="2026-01-01T00:00:00Z">
+      <w:ins w:id="303" w:author="PR Preview" w:date="2026-01-01T00:00:00Z">
         <w:r>
           <w:rPr>
             <w:rStyle w:val="CommentTok"/>
@@ -10438,12 +10458,12 @@
           <w:t xml:space="preserve">#&gt;                mean            variance stationary_variance </w:t>
         </w:r>
       </w:ins>
-      <w:ins w:id="300" w:author="PR Preview" w:date="2026-01-01T00:00:00Z">
+      <w:ins w:id="304" w:author="PR Preview" w:date="2026-01-01T00:00:00Z">
         <w:r>
           <w:br/>
         </w:r>
       </w:ins>
-      <w:ins w:id="301" w:author="PR Preview" w:date="2026-01-01T00:00:00Z">
+      <w:ins w:id="305" w:author="PR Preview" w:date="2026-01-01T00:00:00Z">
         <w:r>
           <w:rPr>
             <w:rStyle w:val="CommentTok"/>
@@ -10452,13 +10472,138 @@
         </w:r>
       </w:ins>
     </w:p>
-    <w:bookmarkEnd w:id="31"/>
-    <w:bookmarkStart w:id="33" w:name="thm-ar1-stationary"/>
+    <w:tbl>
+      <w:tblPr>
+        <w:tblStyle w:val="Table"/>
+        <w:tblLook w:firstRow="0" w:lastRow="0" w:firstColumn="0" w:lastColumn="0" w:noHBand="0" w:noVBand="0" w:val="0000"/>
+        <w:tblBorders>
+          <w:top w:val="single" w:sz="4" w:space="0" w:color="0758E5"/>
+          <w:left w:val="single" w:sz="24" w:space="0" w:color="0758E5"/>
+          <w:bottom w:val="single" w:sz="4" w:space="0" w:color="0758E5"/>
+          <w:right w:val="single" w:sz="4" w:space="0" w:color="0758E5"/>
+        </w:tblBorders>
+        <w:tblCellMar>
+          <w:left w:w="144" w:type="dxa"/>
+          <w:right w:w="144" w:type="dxa"/>
+        </w:tblCellMar>
+        <w:tblLook w:firstRow="0" w:lastRow="0" w:firstColumn="0" w:lastColumn="0" w:noHBand="0" w:noVBand="0" w:val="0000"/>
+      </w:tblPr>
+      <w:tr>
+        <w:trPr>
+          <w:cantSplit/>
+        </w:trPr>
+        <w:tc>
+          <w:tcPr>
+            <w:shd w:color="auto" w:fill="dae6fb" w:val="clear"/>
+            <w:tcMar>
+              <w:top w:w="92" w:type="dxa"/>
+              <w:bottom w:w="92" w:type="dxa"/>
+            </w:tcMar>
+          </w:tcPr>
+          <w:p>
+            <w:pPr>
+              <w:pStyle w:val="FirstParagraph"/>
+            </w:pPr>
+            <w:pPr>
+              <w:spacing w:before="0" w:after="0"/>
+              <w:textAlignment w:val="center"/>
+            </w:pPr>
+            <w:r>
+              <w:drawing>
+                <wp:inline>
+                  <wp:extent cx="152400" cy="152400"/>
+                  <wp:effectExtent b="0" l="0" r="0" t="0"/>
+                  <wp:docPr descr="" title="" id="32" name="Picture"/>
+                  <a:graphic>
+                    <a:graphicData uri="http://schemas.openxmlformats.org/drawingml/2006/picture">
+                      <pic:pic>
+                        <pic:nvPicPr>
+                          <pic:cNvPr descr="/opt/quarto/share/formats/docx/note.png" id="33" name="Picture"/>
+                          <pic:cNvPicPr>
+                            <a:picLocks noChangeArrowheads="1" noChangeAspect="1"/>
+                          </pic:cNvPicPr>
+                        </pic:nvPicPr>
+                        <pic:blipFill>
+                          <a:blip r:embed="rId31"/>
+                          <a:stretch>
+                            <a:fillRect/>
+                          </a:stretch>
+                        </pic:blipFill>
+                        <pic:spPr bwMode="auto">
+                          <a:xfrm>
+                            <a:off x="0" y="0"/>
+                            <a:ext cx="152400" cy="152400"/>
+                          </a:xfrm>
+                          <a:prstGeom prst="rect">
+                            <a:avLst/>
+                          </a:prstGeom>
+                          <a:noFill/>
+                          <a:ln w="9525">
+                            <a:noFill/>
+                            <a:headEnd/>
+                            <a:tailEnd/>
+                          </a:ln>
+                        </pic:spPr>
+                      </pic:pic>
+                    </a:graphicData>
+                  </a:graphic>
+                </wp:inline>
+              </w:drawing>
+            </w:r>
+            <w:r>
+              <w:t xml:space="preserve"> </w:t>
+            </w:r>
+            <w:r>
+              <w:t xml:space="preserve"> </w:t>
+            </w:r>
+            <w:r>
+              <w:t xml:space="preserve">Source</w:t>
+            </w:r>
+          </w:p>
+        </w:tc>
+      </w:tr>
+      <w:tr>
+        <w:trPr>
+          <w:cantSplit/>
+        </w:trPr>
+        <w:tc>
+          <w:tcPr>
+            <w:tcMar>
+              <w:top w:w="108" w:type="dxa"/>
+              <w:bottom w:w="108" w:type="dxa"/>
+            </w:tcMar>
+          </w:tcPr>
+          <w:p>
+            <w:pPr>
+              <w:pStyle w:val="BodyText"/>
+            </w:pPr>
+            <w:pPr>
+              <w:spacing w:before="16" w:after="16"/>
+            </w:pPr>
+            <w:r>
+              <w:t xml:space="preserve">That a linear combination of independent normal random variables is normal is</w:t>
+            </w:r>
+            <w:r>
+              <w:t xml:space="preserve"> </w:t>
+            </w:r>
+            <w:r>
+              <w:t xml:space="preserve">Casella and Berger (2002, Corollary 4.6.10)</w:t>
+            </w:r>
+            <w:r>
+              <w:t xml:space="preserve">.</w:t>
+            </w:r>
+          </w:p>
+          <w:p/>
+        </w:tc>
+      </w:tr>
+    </w:tbl>
+    <w:bookmarkEnd w:id="34"/>
+    <w:bookmarkStart w:id="36" w:name="thm-ar1-stationary"/>
     <w:p>
       <w:pPr>
-        <w:pStyle w:val="FirstParagraph"/>
+        <w:pStyle w:val="BodyText"/>
       </w:pPr>
-      <w:ins w:id="302" w:author="PR Preview" w:date="2026-01-01T00:00:00Z">
+      <w:ins w:id="306" w:author="PR Preview" w:date="2026-01-01T00:00:00Z">
         <w:r>
           <w:rPr>
             <w:b/>
@@ -10467,23 +10612,23 @@
           <w:t xml:space="preserve">Theorem 1 (Stationary distribution of the autoregressive chain)</w:t>
         </w:r>
       </w:ins>
-      <w:ins w:id="303" w:author="PR Preview" w:date="2026-01-01T00:00:00Z">
+      <w:ins w:id="307" w:author="PR Preview" w:date="2026-01-01T00:00:00Z">
         <w:r>
           <w:t xml:space="preserve"> </w:t>
         </w:r>
       </w:ins>
-      <w:ins w:id="304" w:author="PR Preview" w:date="2026-01-01T00:00:00Z">
+      <w:ins w:id="308" w:author="PR Preview" w:date="2026-01-01T00:00:00Z">
         <w:r>
           <w:t xml:space="preserve">For the chain of</w:t>
         </w:r>
       </w:ins>
-      <w:ins w:id="305" w:author="PR Preview" w:date="2026-01-01T00:00:00Z">
+      <w:ins w:id="309" w:author="PR Preview" w:date="2026-01-01T00:00:00Z">
         <w:r>
           <w:t xml:space="preserve"> </w:t>
         </w:r>
       </w:ins>
       <w:hyperlink w:anchor="exm-ar1-chain">
-        <w:ins w:id="306" w:author="PR Preview" w:date="2026-01-01T00:00:00Z">
+        <w:ins w:id="310" w:author="PR Preview" w:date="2026-01-01T00:00:00Z">
           <w:r>
             <w:rPr>
               <w:rStyle w:val="Hyperlink"/>
@@ -10492,17 +10637,17 @@
           </w:r>
         </w:ins>
       </w:hyperlink>
-      <w:ins w:id="307" w:author="PR Preview" w:date="2026-01-01T00:00:00Z">
+      <w:ins w:id="311" w:author="PR Preview" w:date="2026-01-01T00:00:00Z">
         <w:r>
           <w:t xml:space="preserve"> </w:t>
         </w:r>
       </w:ins>
-      <w:ins w:id="308" w:author="PR Preview" w:date="2026-01-01T00:00:00Z">
+      <w:ins w:id="312" w:author="PR Preview" w:date="2026-01-01T00:00:00Z">
         <w:r>
           <w:t xml:space="preserve">with</w:t>
         </w:r>
       </w:ins>
-      <w:ins w:id="309" w:author="PR Preview" w:date="2026-01-01T00:00:00Z">
+      <w:ins w:id="313" w:author="PR Preview" w:date="2026-01-01T00:00:00Z">
         <w:r>
           <w:t xml:space="preserve"> </w:t>
         </w:r>
@@ -10537,22 +10682,22 @@
           <m:t>1</m:t>
         </m:r>
       </m:oMath>
-      <w:ins w:id="310" w:author="PR Preview" w:date="2026-01-01T00:00:00Z">
+      <w:ins w:id="314" w:author="PR Preview" w:date="2026-01-01T00:00:00Z">
         <w:r>
           <w:t xml:space="preserve">,</w:t>
         </w:r>
       </w:ins>
-      <w:ins w:id="311" w:author="PR Preview" w:date="2026-01-01T00:00:00Z">
+      <w:ins w:id="315" w:author="PR Preview" w:date="2026-01-01T00:00:00Z">
         <w:r>
           <w:t xml:space="preserve"> </w:t>
         </w:r>
       </w:ins>
-      <w:ins w:id="312" w:author="PR Preview" w:date="2026-01-01T00:00:00Z">
+      <w:ins w:id="316" w:author="PR Preview" w:date="2026-01-01T00:00:00Z">
         <w:r>
           <w:t xml:space="preserve">the normal distribution with mean 0 and variance</w:t>
         </w:r>
       </w:ins>
-      <w:ins w:id="313" w:author="PR Preview" w:date="2026-01-01T00:00:00Z">
+      <w:ins w:id="317" w:author="PR Preview" w:date="2026-01-01T00:00:00Z">
         <w:r>
           <w:t xml:space="preserve"> </w:t>
         </w:r>
@@ -10610,23 +10755,23 @@
           <m:t>)</m:t>
         </m:r>
       </m:oMath>
-      <w:ins w:id="314" w:author="PR Preview" w:date="2026-01-01T00:00:00Z">
+      <w:ins w:id="318" w:author="PR Preview" w:date="2026-01-01T00:00:00Z">
         <w:r>
           <w:t xml:space="preserve"> </w:t>
         </w:r>
       </w:ins>
-      <w:ins w:id="315" w:author="PR Preview" w:date="2026-01-01T00:00:00Z">
+      <w:ins w:id="319" w:author="PR Preview" w:date="2026-01-01T00:00:00Z">
         <w:r>
           <w:t xml:space="preserve">is a</w:t>
         </w:r>
       </w:ins>
-      <w:ins w:id="316" w:author="PR Preview" w:date="2026-01-01T00:00:00Z">
+      <w:ins w:id="320" w:author="PR Preview" w:date="2026-01-01T00:00:00Z">
         <w:r>
           <w:t xml:space="preserve"> </w:t>
         </w:r>
       </w:ins>
       <w:hyperlink w:anchor="def-stationary-distribution">
-        <w:ins w:id="317" w:author="PR Preview" w:date="2026-01-01T00:00:00Z">
+        <w:ins w:id="321" w:author="PR Preview" w:date="2026-01-01T00:00:00Z">
           <w:r>
             <w:rPr>
               <w:rStyle w:val="Hyperlink"/>
@@ -10635,7 +10780,7 @@
           </w:r>
         </w:ins>
       </w:hyperlink>
-      <w:ins w:id="318" w:author="PR Preview" w:date="2026-01-01T00:00:00Z">
+      <w:ins w:id="322" w:author="PR Preview" w:date="2026-01-01T00:00:00Z">
         <w:r>
           <w:t xml:space="preserve">:</w:t>
         </w:r>
@@ -10645,7 +10790,7 @@
       <w:pPr>
         <w:pStyle w:val="BodyText"/>
       </w:pPr>
-      <w:bookmarkStart w:id="32" w:name="eq-ar1-stationary"/>
+      <w:bookmarkStart w:id="35" w:name="eq-ar1-stationary"/>
       <m:oMathPara>
         <m:oMathParaPr>
           <m:jc m:val="center"/>
@@ -10750,14 +10895,14 @@
           </m:r>
         </m:oMath>
       </m:oMathPara>
-      <w:bookmarkEnd w:id="32"/>
+      <w:bookmarkEnd w:id="35"/>
     </w:p>
-    <w:bookmarkEnd w:id="33"/>
+    <w:bookmarkEnd w:id="36"/>
     <w:p>
       <w:pPr>
         <w:pStyle w:val="FirstParagraph"/>
       </w:pPr>
-      <w:ins w:id="319" w:author="PR Preview" w:date="2026-01-01T00:00:00Z">
+      <w:ins w:id="323" w:author="PR Preview" w:date="2026-01-01T00:00:00Z">
         <w:r>
           <w:rPr>
             <w:i/>
@@ -10766,23 +10911,23 @@
           <w:t xml:space="preserve">Proof</w:t>
         </w:r>
       </w:ins>
-      <w:ins w:id="320" w:author="PR Preview" w:date="2026-01-01T00:00:00Z">
+      <w:ins w:id="324" w:author="PR Preview" w:date="2026-01-01T00:00:00Z">
         <w:r>
           <w:t xml:space="preserve">. </w:t>
         </w:r>
       </w:ins>
-      <w:ins w:id="321" w:author="PR Preview" w:date="2026-01-01T00:00:00Z">
+      <w:ins w:id="325" w:author="PR Preview" w:date="2026-01-01T00:00:00Z">
         <w:r>
           <w:t xml:space="preserve">This result is the solution to</w:t>
         </w:r>
       </w:ins>
-      <w:ins w:id="322" w:author="PR Preview" w:date="2026-01-01T00:00:00Z">
+      <w:ins w:id="326" w:author="PR Preview" w:date="2026-01-01T00:00:00Z">
         <w:r>
           <w:t xml:space="preserve"> </w:t>
         </w:r>
       </w:ins>
       <w:hyperlink w:anchor="exr-ar1-stationary">
-        <w:ins w:id="323" w:author="PR Preview" w:date="2026-01-01T00:00:00Z">
+        <w:ins w:id="327" w:author="PR Preview" w:date="2026-01-01T00:00:00Z">
           <w:r>
             <w:rPr>
               <w:rStyle w:val="Hyperlink"/>
@@ -10791,7 +10936,7 @@
           </w:r>
         </w:ins>
       </w:hyperlink>
-      <w:ins w:id="324" w:author="PR Preview" w:date="2026-01-01T00:00:00Z">
+      <w:ins w:id="328" w:author="PR Preview" w:date="2026-01-01T00:00:00Z">
         <w:r>
           <w:t xml:space="preserve">.</w:t>
         </w:r>
@@ -11000,9 +11145,9 @@
         <w:t xml:space="preserve">in place of independent draws.</w:t>
       </w:r>
     </w:p>
-    <w:bookmarkEnd w:id="34"/>
-    <w:bookmarkEnd w:id="35"/>
-    <w:bookmarkStart w:id="57" w:name="sec-samplers"/>
+    <w:bookmarkEnd w:id="37"/>
+    <w:bookmarkEnd w:id="38"/>
+    <w:bookmarkStart w:id="60" w:name="sec-samplers"/>
     <w:p>
       <w:pPr>
         <w:pStyle w:val="Heading2"/>
@@ -11011,7 +11156,7 @@
         <w:t xml:space="preserve">2 MCMC samplers</w:t>
       </w:r>
     </w:p>
-    <w:bookmarkStart w:id="44" w:name="the-metropolishastings-algorithm"/>
+    <w:bookmarkStart w:id="47" w:name="the-metropolishastings-algorithm"/>
     <w:p>
       <w:pPr>
         <w:pStyle w:val="Heading3"/>
@@ -11020,7 +11165,7 @@
         <w:t xml:space="preserve">2.1 The Metropolis–Hastings algorithm</w:t>
       </w:r>
     </w:p>
-    <w:bookmarkStart w:id="36" w:name="def-proposal-distribution"/>
+    <w:bookmarkStart w:id="39" w:name="def-proposal-distribution"/>
     <w:p>
       <w:pPr>
         <w:pStyle w:val="FirstParagraph"/>
@@ -11160,8 +11305,8 @@
         <w:t xml:space="preserve">.</w:t>
       </w:r>
     </w:p>
-    <w:bookmarkEnd w:id="36"/>
-    <w:bookmarkStart w:id="37" w:name="def-symmetric-proposal"/>
+    <w:bookmarkEnd w:id="39"/>
+    <w:bookmarkStart w:id="40" w:name="def-symmetric-proposal"/>
     <w:p>
       <w:pPr>
         <w:pStyle w:val="BodyText"/>
@@ -11387,13 +11532,13 @@
         <w:t xml:space="preserve">.</w:t>
       </w:r>
     </w:p>
-    <w:bookmarkEnd w:id="37"/>
-    <w:bookmarkStart w:id="38" w:name="exm-proposal-distribution"/>
+    <w:bookmarkEnd w:id="40"/>
+    <w:bookmarkStart w:id="41" w:name="exm-proposal-distribution"/>
     <w:p>
       <w:pPr>
         <w:pStyle w:val="BodyText"/>
       </w:pPr>
-      <w:del w:id="325" w:author="PR Preview" w:date="2026-01-01T00:00:00Z">
+      <w:del w:id="329" w:author="PR Preview" w:date="2026-01-01T00:00:00Z">
         <w:r>
           <w:rPr>
             <w:b/>
@@ -11402,17 +11547,17 @@
           <w:delText xml:space="preserve">Example 4 (A Gaussian random-walk proposal)</w:delText>
         </w:r>
       </w:del>
-      <w:del w:id="326" w:author="PR Preview" w:date="2026-01-01T00:00:00Z">
+      <w:del w:id="330" w:author="PR Preview" w:date="2026-01-01T00:00:00Z">
         <w:r>
           <w:delText xml:space="preserve"> </w:delText>
         </w:r>
       </w:del>
-      <w:del w:id="327" w:author="PR Preview" w:date="2026-01-01T00:00:00Z">
+      <w:del w:id="331" w:author="PR Preview" w:date="2026-01-01T00:00:00Z">
         <w:r>
           <w:delText xml:space="preserve">For a scalar parameter</w:delText>
         </w:r>
       </w:del>
-      <w:del w:id="328" w:author="PR Preview" w:date="2026-01-01T00:00:00Z">
+      <w:del w:id="332" w:author="PR Preview" w:date="2026-01-01T00:00:00Z">
         <w:r>
           <w:delText xml:space="preserve"> </w:delText>
         </w:r>
@@ -11422,22 +11567,22 @@
           <m:t>π</m:t>
         </m:r>
       </m:oMath>
-      <w:del w:id="329" w:author="PR Preview" w:date="2026-01-01T00:00:00Z">
+      <w:del w:id="333" w:author="PR Preview" w:date="2026-01-01T00:00:00Z">
         <w:r>
           <w:delText xml:space="preserve">,</w:delText>
         </w:r>
       </w:del>
-      <w:del w:id="330" w:author="PR Preview" w:date="2026-01-01T00:00:00Z">
+      <w:del w:id="334" w:author="PR Preview" w:date="2026-01-01T00:00:00Z">
         <w:r>
           <w:delText xml:space="preserve"> </w:delText>
         </w:r>
       </w:del>
-      <w:del w:id="331" w:author="PR Preview" w:date="2026-01-01T00:00:00Z">
+      <w:del w:id="335" w:author="PR Preview" w:date="2026-01-01T00:00:00Z">
         <w:r>
           <w:delText xml:space="preserve">the proposal</w:delText>
         </w:r>
       </w:del>
-      <w:del w:id="332" w:author="PR Preview" w:date="2026-01-01T00:00:00Z">
+      <w:del w:id="336" w:author="PR Preview" w:date="2026-01-01T00:00:00Z">
         <w:r>
           <w:delText xml:space="preserve"> </w:delText>
         </w:r>
@@ -11517,17 +11662,17 @@
           <m:t>​</m:t>
         </m:r>
       </m:oMath>
-      <w:del w:id="333" w:author="PR Preview" w:date="2026-01-01T00:00:00Z">
+      <w:del w:id="337" w:author="PR Preview" w:date="2026-01-01T00:00:00Z">
         <w:r>
           <w:delText xml:space="preserve"> </w:delText>
         </w:r>
       </w:del>
-      <w:del w:id="334" w:author="PR Preview" w:date="2026-01-01T00:00:00Z">
+      <w:del w:id="338" w:author="PR Preview" w:date="2026-01-01T00:00:00Z">
         <w:r>
           <w:delText xml:space="preserve">draws a candidate within about</w:delText>
         </w:r>
       </w:del>
-      <w:del w:id="335" w:author="PR Preview" w:date="2026-01-01T00:00:00Z">
+      <w:del w:id="339" w:author="PR Preview" w:date="2026-01-01T00:00:00Z">
         <w:r>
           <w:delText xml:space="preserve"> </w:delText>
         </w:r>
@@ -11543,17 +11688,17 @@
           <m:t>0.1</m:t>
         </m:r>
       </m:oMath>
-      <w:del w:id="336" w:author="PR Preview" w:date="2026-01-01T00:00:00Z">
+      <w:del w:id="340" w:author="PR Preview" w:date="2026-01-01T00:00:00Z">
         <w:r>
           <w:delText xml:space="preserve"> </w:delText>
         </w:r>
       </w:del>
-      <w:del w:id="337" w:author="PR Preview" w:date="2026-01-01T00:00:00Z">
+      <w:del w:id="341" w:author="PR Preview" w:date="2026-01-01T00:00:00Z">
         <w:r>
           <w:delText xml:space="preserve">of the current value</w:delText>
         </w:r>
       </w:del>
-      <w:del w:id="338" w:author="PR Preview" w:date="2026-01-01T00:00:00Z">
+      <w:del w:id="342" w:author="PR Preview" w:date="2026-01-01T00:00:00Z">
         <w:r>
           <w:delText xml:space="preserve"> </w:delText>
         </w:r>
@@ -11563,28 +11708,28 @@
           <m:t>π</m:t>
         </m:r>
       </m:oMath>
-      <w:del w:id="339" w:author="PR Preview" w:date="2026-01-01T00:00:00Z">
+      <w:del w:id="343" w:author="PR Preview" w:date="2026-01-01T00:00:00Z">
         <w:r>
           <w:delText xml:space="preserve">.</w:delText>
         </w:r>
       </w:del>
-      <w:del w:id="340" w:author="PR Preview" w:date="2026-01-01T00:00:00Z">
+      <w:del w:id="344" w:author="PR Preview" w:date="2026-01-01T00:00:00Z">
         <w:r>
           <w:delText xml:space="preserve"> </w:delText>
         </w:r>
       </w:del>
-      <w:del w:id="341" w:author="PR Preview" w:date="2026-01-01T00:00:00Z">
+      <w:del w:id="345" w:author="PR Preview" w:date="2026-01-01T00:00:00Z">
         <w:r>
           <w:delText xml:space="preserve">It is</w:delText>
         </w:r>
       </w:del>
-      <w:del w:id="342" w:author="PR Preview" w:date="2026-01-01T00:00:00Z">
+      <w:del w:id="346" w:author="PR Preview" w:date="2026-01-01T00:00:00Z">
         <w:r>
           <w:delText xml:space="preserve"> </w:delText>
         </w:r>
       </w:del>
       <w:hyperlink w:anchor="def-symmetric-proposal">
-        <w:del w:id="343" w:author="PR Preview" w:date="2026-01-01T00:00:00Z">
+        <w:del w:id="347" w:author="PR Preview" w:date="2026-01-01T00:00:00Z">
           <w:r>
             <w:rPr>
               <w:rStyle w:val="Hyperlink"/>
@@ -11593,12 +11738,12 @@
           </w:r>
         </w:del>
       </w:hyperlink>
-      <w:del w:id="344" w:author="PR Preview" w:date="2026-01-01T00:00:00Z">
+      <w:del w:id="348" w:author="PR Preview" w:date="2026-01-01T00:00:00Z">
         <w:r>
           <w:delText xml:space="preserve">:</w:delText>
         </w:r>
       </w:del>
-      <w:del w:id="345" w:author="PR Preview" w:date="2026-01-01T00:00:00Z">
+      <w:del w:id="349" w:author="PR Preview" w:date="2026-01-01T00:00:00Z">
         <w:r>
           <w:delText xml:space="preserve"> </w:delText>
         </w:r>
@@ -11689,22 +11834,22 @@
           <m:t>)</m:t>
         </m:r>
       </m:oMath>
-      <w:del w:id="346" w:author="PR Preview" w:date="2026-01-01T00:00:00Z">
+      <w:del w:id="350" w:author="PR Preview" w:date="2026-01-01T00:00:00Z">
         <w:r>
           <w:delText xml:space="preserve">,</w:delText>
         </w:r>
       </w:del>
-      <w:del w:id="347" w:author="PR Preview" w:date="2026-01-01T00:00:00Z">
+      <w:del w:id="351" w:author="PR Preview" w:date="2026-01-01T00:00:00Z">
         <w:r>
           <w:delText xml:space="preserve"> </w:delText>
         </w:r>
       </w:del>
-      <w:del w:id="348" w:author="PR Preview" w:date="2026-01-01T00:00:00Z">
+      <w:del w:id="352" w:author="PR Preview" w:date="2026-01-01T00:00:00Z">
         <w:r>
           <w:delText xml:space="preserve">because the Gaussian density depends on</w:delText>
         </w:r>
       </w:del>
-      <w:del w:id="349" w:author="PR Preview" w:date="2026-01-01T00:00:00Z">
+      <w:del w:id="353" w:author="PR Preview" w:date="2026-01-01T00:00:00Z">
         <w:r>
           <w:delText xml:space="preserve"> </w:delText>
         </w:r>
@@ -11735,12 +11880,12 @@
           <m:t>π</m:t>
         </m:r>
       </m:oMath>
-      <w:del w:id="350" w:author="PR Preview" w:date="2026-01-01T00:00:00Z">
+      <w:del w:id="354" w:author="PR Preview" w:date="2026-01-01T00:00:00Z">
         <w:r>
           <w:delText xml:space="preserve"> </w:delText>
         </w:r>
       </w:del>
-      <w:del w:id="351" w:author="PR Preview" w:date="2026-01-01T00:00:00Z">
+      <w:del w:id="355" w:author="PR Preview" w:date="2026-01-01T00:00:00Z">
         <w:r>
           <w:delText xml:space="preserve">only through its square.</w:delText>
         </w:r>
@@ -11750,7 +11895,7 @@
       <w:pPr>
         <w:pStyle w:val="BodyText"/>
       </w:pPr>
-      <w:ins w:id="352" w:author="PR Preview" w:date="2026-01-01T00:00:00Z">
+      <w:ins w:id="356" w:author="PR Preview" w:date="2026-01-01T00:00:00Z">
         <w:r>
           <w:rPr>
             <w:b/>
@@ -11759,17 +11904,17 @@
           <w:t xml:space="preserve">Example 5 (A Gaussian random-walk proposal)</w:t>
         </w:r>
       </w:ins>
-      <w:ins w:id="353" w:author="PR Preview" w:date="2026-01-01T00:00:00Z">
+      <w:ins w:id="357" w:author="PR Preview" w:date="2026-01-01T00:00:00Z">
         <w:r>
           <w:t xml:space="preserve"> </w:t>
         </w:r>
       </w:ins>
-      <w:ins w:id="354" w:author="PR Preview" w:date="2026-01-01T00:00:00Z">
+      <w:ins w:id="358" w:author="PR Preview" w:date="2026-01-01T00:00:00Z">
         <w:r>
           <w:t xml:space="preserve">For a scalar parameter</w:t>
         </w:r>
       </w:ins>
-      <w:ins w:id="355" w:author="PR Preview" w:date="2026-01-01T00:00:00Z">
+      <w:ins w:id="359" w:author="PR Preview" w:date="2026-01-01T00:00:00Z">
         <w:r>
           <w:t xml:space="preserve"> </w:t>
         </w:r>
@@ -11779,22 +11924,22 @@
           <m:t>π</m:t>
         </m:r>
       </m:oMath>
-      <w:ins w:id="356" w:author="PR Preview" w:date="2026-01-01T00:00:00Z">
+      <w:ins w:id="360" w:author="PR Preview" w:date="2026-01-01T00:00:00Z">
         <w:r>
           <w:t xml:space="preserve">,</w:t>
         </w:r>
       </w:ins>
-      <w:ins w:id="357" w:author="PR Preview" w:date="2026-01-01T00:00:00Z">
+      <w:ins w:id="361" w:author="PR Preview" w:date="2026-01-01T00:00:00Z">
         <w:r>
           <w:t xml:space="preserve"> </w:t>
         </w:r>
       </w:ins>
-      <w:ins w:id="358" w:author="PR Preview" w:date="2026-01-01T00:00:00Z">
+      <w:ins w:id="362" w:author="PR Preview" w:date="2026-01-01T00:00:00Z">
         <w:r>
           <w:t xml:space="preserve">the proposal</w:t>
         </w:r>
       </w:ins>
-      <w:ins w:id="359" w:author="PR Preview" w:date="2026-01-01T00:00:00Z">
+      <w:ins w:id="363" w:author="PR Preview" w:date="2026-01-01T00:00:00Z">
         <w:r>
           <w:t xml:space="preserve"> </w:t>
         </w:r>
@@ -11874,17 +12019,17 @@
           <m:t>​</m:t>
         </m:r>
       </m:oMath>
-      <w:ins w:id="360" w:author="PR Preview" w:date="2026-01-01T00:00:00Z">
+      <w:ins w:id="364" w:author="PR Preview" w:date="2026-01-01T00:00:00Z">
         <w:r>
           <w:t xml:space="preserve"> </w:t>
         </w:r>
       </w:ins>
-      <w:ins w:id="361" w:author="PR Preview" w:date="2026-01-01T00:00:00Z">
+      <w:ins w:id="365" w:author="PR Preview" w:date="2026-01-01T00:00:00Z">
         <w:r>
           <w:t xml:space="preserve">draws a candidate within about</w:t>
         </w:r>
       </w:ins>
-      <w:ins w:id="362" w:author="PR Preview" w:date="2026-01-01T00:00:00Z">
+      <w:ins w:id="366" w:author="PR Preview" w:date="2026-01-01T00:00:00Z">
         <w:r>
           <w:t xml:space="preserve"> </w:t>
         </w:r>
@@ -11900,17 +12045,17 @@
           <m:t>0.1</m:t>
         </m:r>
       </m:oMath>
-      <w:ins w:id="363" w:author="PR Preview" w:date="2026-01-01T00:00:00Z">
+      <w:ins w:id="367" w:author="PR Preview" w:date="2026-01-01T00:00:00Z">
         <w:r>
           <w:t xml:space="preserve"> </w:t>
         </w:r>
       </w:ins>
-      <w:ins w:id="364" w:author="PR Preview" w:date="2026-01-01T00:00:00Z">
+      <w:ins w:id="368" w:author="PR Preview" w:date="2026-01-01T00:00:00Z">
         <w:r>
           <w:t xml:space="preserve">of the current value</w:t>
         </w:r>
       </w:ins>
-      <w:ins w:id="365" w:author="PR Preview" w:date="2026-01-01T00:00:00Z">
+      <w:ins w:id="369" w:author="PR Preview" w:date="2026-01-01T00:00:00Z">
         <w:r>
           <w:t xml:space="preserve"> </w:t>
         </w:r>
@@ -11920,28 +12065,28 @@
           <m:t>π</m:t>
         </m:r>
       </m:oMath>
-      <w:ins w:id="366" w:author="PR Preview" w:date="2026-01-01T00:00:00Z">
+      <w:ins w:id="370" w:author="PR Preview" w:date="2026-01-01T00:00:00Z">
         <w:r>
           <w:t xml:space="preserve">.</w:t>
         </w:r>
       </w:ins>
-      <w:ins w:id="367" w:author="PR Preview" w:date="2026-01-01T00:00:00Z">
+      <w:ins w:id="371" w:author="PR Preview" w:date="2026-01-01T00:00:00Z">
         <w:r>
           <w:t xml:space="preserve"> </w:t>
         </w:r>
       </w:ins>
-      <w:ins w:id="368" w:author="PR Preview" w:date="2026-01-01T00:00:00Z">
+      <w:ins w:id="372" w:author="PR Preview" w:date="2026-01-01T00:00:00Z">
         <w:r>
           <w:t xml:space="preserve">It is</w:t>
         </w:r>
       </w:ins>
-      <w:ins w:id="369" w:author="PR Preview" w:date="2026-01-01T00:00:00Z">
+      <w:ins w:id="373" w:author="PR Preview" w:date="2026-01-01T00:00:00Z">
         <w:r>
           <w:t xml:space="preserve"> </w:t>
         </w:r>
       </w:ins>
       <w:hyperlink w:anchor="def-symmetric-proposal">
-        <w:ins w:id="370" w:author="PR Preview" w:date="2026-01-01T00:00:00Z">
+        <w:ins w:id="374" w:author="PR Preview" w:date="2026-01-01T00:00:00Z">
           <w:r>
             <w:rPr>
               <w:rStyle w:val="Hyperlink"/>
@@ -11950,12 +12095,12 @@
           </w:r>
         </w:ins>
       </w:hyperlink>
-      <w:ins w:id="371" w:author="PR Preview" w:date="2026-01-01T00:00:00Z">
+      <w:ins w:id="375" w:author="PR Preview" w:date="2026-01-01T00:00:00Z">
         <w:r>
           <w:t xml:space="preserve">:</w:t>
         </w:r>
       </w:ins>
-      <w:ins w:id="372" w:author="PR Preview" w:date="2026-01-01T00:00:00Z">
+      <w:ins w:id="376" w:author="PR Preview" w:date="2026-01-01T00:00:00Z">
         <w:r>
           <w:t xml:space="preserve"> </w:t>
         </w:r>
@@ -12046,22 +12191,22 @@
           <m:t>)</m:t>
         </m:r>
       </m:oMath>
-      <w:ins w:id="373" w:author="PR Preview" w:date="2026-01-01T00:00:00Z">
+      <w:ins w:id="377" w:author="PR Preview" w:date="2026-01-01T00:00:00Z">
         <w:r>
           <w:t xml:space="preserve">,</w:t>
         </w:r>
       </w:ins>
-      <w:ins w:id="374" w:author="PR Preview" w:date="2026-01-01T00:00:00Z">
+      <w:ins w:id="378" w:author="PR Preview" w:date="2026-01-01T00:00:00Z">
         <w:r>
           <w:t xml:space="preserve"> </w:t>
         </w:r>
       </w:ins>
-      <w:ins w:id="375" w:author="PR Preview" w:date="2026-01-01T00:00:00Z">
+      <w:ins w:id="379" w:author="PR Preview" w:date="2026-01-01T00:00:00Z">
         <w:r>
           <w:t xml:space="preserve">because the Gaussian density depends on</w:t>
         </w:r>
       </w:ins>
-      <w:ins w:id="376" w:author="PR Preview" w:date="2026-01-01T00:00:00Z">
+      <w:ins w:id="380" w:author="PR Preview" w:date="2026-01-01T00:00:00Z">
         <w:r>
           <w:t xml:space="preserve"> </w:t>
         </w:r>
@@ -12092,19 +12237,19 @@
           <m:t>π</m:t>
         </m:r>
       </m:oMath>
-      <w:ins w:id="377" w:author="PR Preview" w:date="2026-01-01T00:00:00Z">
+      <w:ins w:id="381" w:author="PR Preview" w:date="2026-01-01T00:00:00Z">
         <w:r>
           <w:t xml:space="preserve"> </w:t>
         </w:r>
       </w:ins>
-      <w:ins w:id="378" w:author="PR Preview" w:date="2026-01-01T00:00:00Z">
+      <w:ins w:id="382" w:author="PR Preview" w:date="2026-01-01T00:00:00Z">
         <w:r>
           <w:t xml:space="preserve">only through its square.</w:t>
         </w:r>
       </w:ins>
     </w:p>
-    <w:bookmarkEnd w:id="38"/>
-    <w:bookmarkStart w:id="39" w:name="def-acceptance-ratio"/>
+    <w:bookmarkEnd w:id="41"/>
+    <w:bookmarkStart w:id="42" w:name="def-acceptance-ratio"/>
     <w:p>
       <w:pPr>
         <w:pStyle w:val="BodyText"/>
@@ -12809,13 +12954,13 @@
         </m:oMath>
       </m:oMathPara>
     </w:p>
-    <w:bookmarkEnd w:id="39"/>
-    <w:bookmarkStart w:id="40" w:name="exm-acceptance-ratio"/>
+    <w:bookmarkEnd w:id="42"/>
+    <w:bookmarkStart w:id="43" w:name="exm-acceptance-ratio"/>
     <w:p>
       <w:pPr>
         <w:pStyle w:val="FirstParagraph"/>
       </w:pPr>
-      <w:del w:id="379" w:author="PR Preview" w:date="2026-01-01T00:00:00Z">
+      <w:del w:id="383" w:author="PR Preview" w:date="2026-01-01T00:00:00Z">
         <w:r>
           <w:rPr>
             <w:b/>
@@ -12824,17 +12969,17 @@
           <w:delText xml:space="preserve">Example 5 (Acceptance ratio for a Bernoulli posterior)</w:delText>
         </w:r>
       </w:del>
-      <w:del w:id="380" w:author="PR Preview" w:date="2026-01-01T00:00:00Z">
+      <w:del w:id="384" w:author="PR Preview" w:date="2026-01-01T00:00:00Z">
         <w:r>
           <w:delText xml:space="preserve"> </w:delText>
         </w:r>
       </w:del>
-      <w:del w:id="381" w:author="PR Preview" w:date="2026-01-01T00:00:00Z">
+      <w:del w:id="385" w:author="PR Preview" w:date="2026-01-01T00:00:00Z">
         <w:r>
           <w:delText xml:space="preserve">With</w:delText>
         </w:r>
       </w:del>
-      <w:del w:id="382" w:author="PR Preview" w:date="2026-01-01T00:00:00Z">
+      <w:del w:id="386" w:author="PR Preview" w:date="2026-01-01T00:00:00Z">
         <w:r>
           <w:delText xml:space="preserve"> </w:delText>
         </w:r>
@@ -12853,17 +12998,17 @@
           <m:t>55</m:t>
         </m:r>
       </m:oMath>
-      <w:del w:id="383" w:author="PR Preview" w:date="2026-01-01T00:00:00Z">
+      <w:del w:id="387" w:author="PR Preview" w:date="2026-01-01T00:00:00Z">
         <w:r>
           <w:delText xml:space="preserve"> </w:delText>
         </w:r>
       </w:del>
-      <w:del w:id="384" w:author="PR Preview" w:date="2026-01-01T00:00:00Z">
+      <w:del w:id="388" w:author="PR Preview" w:date="2026-01-01T00:00:00Z">
         <w:r>
           <w:delText xml:space="preserve">successes in</w:delText>
         </w:r>
       </w:del>
-      <w:del w:id="385" w:author="PR Preview" w:date="2026-01-01T00:00:00Z">
+      <w:del w:id="389" w:author="PR Preview" w:date="2026-01-01T00:00:00Z">
         <w:r>
           <w:delText xml:space="preserve"> </w:delText>
         </w:r>
@@ -12882,33 +13027,33 @@
           <m:t>91</m:t>
         </m:r>
       </m:oMath>
-      <w:del w:id="386" w:author="PR Preview" w:date="2026-01-01T00:00:00Z">
+      <w:del w:id="390" w:author="PR Preview" w:date="2026-01-01T00:00:00Z">
         <w:r>
           <w:delText xml:space="preserve"> </w:delText>
         </w:r>
       </w:del>
-      <w:del w:id="387" w:author="PR Preview" w:date="2026-01-01T00:00:00Z">
+      <w:del w:id="391" w:author="PR Preview" w:date="2026-01-01T00:00:00Z">
         <w:r>
           <w:delText xml:space="preserve">trials, a uniform prior,</w:delText>
         </w:r>
       </w:del>
-      <w:del w:id="388" w:author="PR Preview" w:date="2026-01-01T00:00:00Z">
+      <w:del w:id="392" w:author="PR Preview" w:date="2026-01-01T00:00:00Z">
         <w:r>
           <w:delText xml:space="preserve"> </w:delText>
         </w:r>
       </w:del>
-      <w:del w:id="389" w:author="PR Preview" w:date="2026-01-01T00:00:00Z">
+      <w:del w:id="393" w:author="PR Preview" w:date="2026-01-01T00:00:00Z">
         <w:r>
           <w:delText xml:space="preserve">and the</w:delText>
         </w:r>
       </w:del>
-      <w:del w:id="390" w:author="PR Preview" w:date="2026-01-01T00:00:00Z">
+      <w:del w:id="394" w:author="PR Preview" w:date="2026-01-01T00:00:00Z">
         <w:r>
           <w:delText xml:space="preserve"> </w:delText>
         </w:r>
       </w:del>
       <w:hyperlink w:anchor="def-symmetric-proposal">
-        <w:del w:id="391" w:author="PR Preview" w:date="2026-01-01T00:00:00Z">
+        <w:del w:id="395" w:author="PR Preview" w:date="2026-01-01T00:00:00Z">
           <w:r>
             <w:rPr>
               <w:rStyle w:val="Hyperlink"/>
@@ -12917,23 +13062,23 @@
           </w:r>
         </w:del>
       </w:hyperlink>
-      <w:del w:id="392" w:author="PR Preview" w:date="2026-01-01T00:00:00Z">
+      <w:del w:id="396" w:author="PR Preview" w:date="2026-01-01T00:00:00Z">
         <w:r>
           <w:delText xml:space="preserve"> </w:delText>
         </w:r>
       </w:del>
-      <w:del w:id="393" w:author="PR Preview" w:date="2026-01-01T00:00:00Z">
+      <w:del w:id="397" w:author="PR Preview" w:date="2026-01-01T00:00:00Z">
         <w:r>
           <w:delText xml:space="preserve">proposal of</w:delText>
         </w:r>
       </w:del>
-      <w:del w:id="394" w:author="PR Preview" w:date="2026-01-01T00:00:00Z">
+      <w:del w:id="398" w:author="PR Preview" w:date="2026-01-01T00:00:00Z">
         <w:r>
           <w:delText xml:space="preserve"> </w:delText>
         </w:r>
       </w:del>
       <w:hyperlink w:anchor="exm-proposal-distribution">
-        <w:del w:id="395" w:author="PR Preview" w:date="2026-01-01T00:00:00Z">
+        <w:del w:id="399" w:author="PR Preview" w:date="2026-01-01T00:00:00Z">
           <w:r>
             <w:rPr>
               <w:rStyle w:val="Hyperlink"/>
@@ -12942,22 +13087,22 @@
           </w:r>
         </w:del>
       </w:hyperlink>
-      <w:del w:id="396" w:author="PR Preview" w:date="2026-01-01T00:00:00Z">
+      <w:del w:id="400" w:author="PR Preview" w:date="2026-01-01T00:00:00Z">
         <w:r>
           <w:delText xml:space="preserve">,</w:delText>
         </w:r>
       </w:del>
-      <w:del w:id="397" w:author="PR Preview" w:date="2026-01-01T00:00:00Z">
+      <w:del w:id="401" w:author="PR Preview" w:date="2026-01-01T00:00:00Z">
         <w:r>
           <w:delText xml:space="preserve"> </w:delText>
         </w:r>
       </w:del>
-      <w:del w:id="398" w:author="PR Preview" w:date="2026-01-01T00:00:00Z">
+      <w:del w:id="402" w:author="PR Preview" w:date="2026-01-01T00:00:00Z">
         <w:r>
           <w:delText xml:space="preserve">the</w:delText>
         </w:r>
       </w:del>
-      <w:del w:id="399" w:author="PR Preview" w:date="2026-01-01T00:00:00Z">
+      <w:del w:id="403" w:author="PR Preview" w:date="2026-01-01T00:00:00Z">
         <w:r>
           <w:delText xml:space="preserve"> </w:delText>
         </w:r>
@@ -12967,27 +13112,27 @@
           <m:t>q</m:t>
         </m:r>
       </m:oMath>
-      <w:del w:id="400" w:author="PR Preview" w:date="2026-01-01T00:00:00Z">
+      <w:del w:id="404" w:author="PR Preview" w:date="2026-01-01T00:00:00Z">
         <w:r>
           <w:delText xml:space="preserve"> </w:delText>
         </w:r>
       </w:del>
-      <w:del w:id="401" w:author="PR Preview" w:date="2026-01-01T00:00:00Z">
+      <w:del w:id="405" w:author="PR Preview" w:date="2026-01-01T00:00:00Z">
         <w:r>
           <w:delText xml:space="preserve">terms cancel and the prior is constant,</w:delText>
         </w:r>
       </w:del>
-      <w:del w:id="402" w:author="PR Preview" w:date="2026-01-01T00:00:00Z">
+      <w:del w:id="406" w:author="PR Preview" w:date="2026-01-01T00:00:00Z">
         <w:r>
           <w:delText xml:space="preserve"> </w:delText>
         </w:r>
       </w:del>
-      <w:del w:id="403" w:author="PR Preview" w:date="2026-01-01T00:00:00Z">
+      <w:del w:id="407" w:author="PR Preview" w:date="2026-01-01T00:00:00Z">
         <w:r>
           <w:delText xml:space="preserve">so moving from</w:delText>
         </w:r>
       </w:del>
-      <w:del w:id="404" w:author="PR Preview" w:date="2026-01-01T00:00:00Z">
+      <w:del w:id="408" w:author="PR Preview" w:date="2026-01-01T00:00:00Z">
         <w:r>
           <w:delText xml:space="preserve"> </w:delText>
         </w:r>
@@ -13027,17 +13172,17 @@
           <m:t>0.5</m:t>
         </m:r>
       </m:oMath>
-      <w:del w:id="405" w:author="PR Preview" w:date="2026-01-01T00:00:00Z">
+      <w:del w:id="409" w:author="PR Preview" w:date="2026-01-01T00:00:00Z">
         <w:r>
           <w:delText xml:space="preserve"> </w:delText>
         </w:r>
       </w:del>
-      <w:del w:id="406" w:author="PR Preview" w:date="2026-01-01T00:00:00Z">
+      <w:del w:id="410" w:author="PR Preview" w:date="2026-01-01T00:00:00Z">
         <w:r>
           <w:delText xml:space="preserve">to</w:delText>
         </w:r>
       </w:del>
-      <w:del w:id="407" w:author="PR Preview" w:date="2026-01-01T00:00:00Z">
+      <w:del w:id="411" w:author="PR Preview" w:date="2026-01-01T00:00:00Z">
         <w:r>
           <w:delText xml:space="preserve"> </w:delText>
         </w:r>
@@ -13068,12 +13213,12 @@
           <m:t>0.6</m:t>
         </m:r>
       </m:oMath>
-      <w:del w:id="408" w:author="PR Preview" w:date="2026-01-01T00:00:00Z">
+      <w:del w:id="412" w:author="PR Preview" w:date="2026-01-01T00:00:00Z">
         <w:r>
           <w:delText xml:space="preserve"> </w:delText>
         </w:r>
       </w:del>
-      <w:del w:id="409" w:author="PR Preview" w:date="2026-01-01T00:00:00Z">
+      <w:del w:id="413" w:author="PR Preview" w:date="2026-01-01T00:00:00Z">
         <w:r>
           <w:delText xml:space="preserve">gives</w:delText>
         </w:r>
@@ -13083,7 +13228,7 @@
       <w:pPr>
         <w:pStyle w:val="FirstParagraph"/>
       </w:pPr>
-      <w:ins w:id="410" w:author="PR Preview" w:date="2026-01-01T00:00:00Z">
+      <w:ins w:id="414" w:author="PR Preview" w:date="2026-01-01T00:00:00Z">
         <w:r>
           <w:rPr>
             <w:b/>
@@ -13092,17 +13237,17 @@
           <w:t xml:space="preserve">Example 6 (Acceptance ratio for a Bernoulli posterior)</w:t>
         </w:r>
       </w:ins>
-      <w:ins w:id="411" w:author="PR Preview" w:date="2026-01-01T00:00:00Z">
+      <w:ins w:id="415" w:author="PR Preview" w:date="2026-01-01T00:00:00Z">
         <w:r>
           <w:t xml:space="preserve"> </w:t>
         </w:r>
       </w:ins>
-      <w:ins w:id="412" w:author="PR Preview" w:date="2026-01-01T00:00:00Z">
+      <w:ins w:id="416" w:author="PR Preview" w:date="2026-01-01T00:00:00Z">
         <w:r>
           <w:t xml:space="preserve">With</w:t>
         </w:r>
       </w:ins>
-      <w:ins w:id="413" w:author="PR Preview" w:date="2026-01-01T00:00:00Z">
+      <w:ins w:id="417" w:author="PR Preview" w:date="2026-01-01T00:00:00Z">
         <w:r>
           <w:t xml:space="preserve"> </w:t>
         </w:r>
@@ -13121,17 +13266,17 @@
           <m:t>55</m:t>
         </m:r>
       </m:oMath>
-      <w:ins w:id="414" w:author="PR Preview" w:date="2026-01-01T00:00:00Z">
+      <w:ins w:id="418" w:author="PR Preview" w:date="2026-01-01T00:00:00Z">
         <w:r>
           <w:t xml:space="preserve"> </w:t>
         </w:r>
       </w:ins>
-      <w:ins w:id="415" w:author="PR Preview" w:date="2026-01-01T00:00:00Z">
+      <w:ins w:id="419" w:author="PR Preview" w:date="2026-01-01T00:00:00Z">
         <w:r>
           <w:t xml:space="preserve">successes in</w:t>
         </w:r>
       </w:ins>
-      <w:ins w:id="416" w:author="PR Preview" w:date="2026-01-01T00:00:00Z">
+      <w:ins w:id="420" w:author="PR Preview" w:date="2026-01-01T00:00:00Z">
         <w:r>
           <w:t xml:space="preserve"> </w:t>
         </w:r>
@@ -13150,33 +13295,33 @@
           <m:t>91</m:t>
         </m:r>
       </m:oMath>
-      <w:ins w:id="417" w:author="PR Preview" w:date="2026-01-01T00:00:00Z">
+      <w:ins w:id="421" w:author="PR Preview" w:date="2026-01-01T00:00:00Z">
         <w:r>
           <w:t xml:space="preserve"> </w:t>
         </w:r>
       </w:ins>
-      <w:ins w:id="418" w:author="PR Preview" w:date="2026-01-01T00:00:00Z">
+      <w:ins w:id="422" w:author="PR Preview" w:date="2026-01-01T00:00:00Z">
         <w:r>
           <w:t xml:space="preserve">trials, a uniform prior,</w:t>
         </w:r>
       </w:ins>
-      <w:ins w:id="419" w:author="PR Preview" w:date="2026-01-01T00:00:00Z">
+      <w:ins w:id="423" w:author="PR Preview" w:date="2026-01-01T00:00:00Z">
         <w:r>
           <w:t xml:space="preserve"> </w:t>
         </w:r>
       </w:ins>
-      <w:ins w:id="420" w:author="PR Preview" w:date="2026-01-01T00:00:00Z">
+      <w:ins w:id="424" w:author="PR Preview" w:date="2026-01-01T00:00:00Z">
         <w:r>
           <w:t xml:space="preserve">and the</w:t>
         </w:r>
       </w:ins>
-      <w:ins w:id="421" w:author="PR Preview" w:date="2026-01-01T00:00:00Z">
+      <w:ins w:id="425" w:author="PR Preview" w:date="2026-01-01T00:00:00Z">
         <w:r>
           <w:t xml:space="preserve"> </w:t>
         </w:r>
       </w:ins>
       <w:hyperlink w:anchor="def-symmetric-proposal">
-        <w:ins w:id="422" w:author="PR Preview" w:date="2026-01-01T00:00:00Z">
+        <w:ins w:id="426" w:author="PR Preview" w:date="2026-01-01T00:00:00Z">
           <w:r>
             <w:rPr>
               <w:rStyle w:val="Hyperlink"/>
@@ -13185,23 +13330,23 @@
           </w:r>
         </w:ins>
       </w:hyperlink>
-      <w:ins w:id="423" w:author="PR Preview" w:date="2026-01-01T00:00:00Z">
+      <w:ins w:id="427" w:author="PR Preview" w:date="2026-01-01T00:00:00Z">
         <w:r>
           <w:t xml:space="preserve"> </w:t>
         </w:r>
       </w:ins>
-      <w:ins w:id="424" w:author="PR Preview" w:date="2026-01-01T00:00:00Z">
+      <w:ins w:id="428" w:author="PR Preview" w:date="2026-01-01T00:00:00Z">
         <w:r>
           <w:t xml:space="preserve">proposal of</w:t>
         </w:r>
       </w:ins>
-      <w:ins w:id="425" w:author="PR Preview" w:date="2026-01-01T00:00:00Z">
+      <w:ins w:id="429" w:author="PR Preview" w:date="2026-01-01T00:00:00Z">
         <w:r>
           <w:t xml:space="preserve"> </w:t>
         </w:r>
       </w:ins>
       <w:hyperlink w:anchor="exm-proposal-distribution">
-        <w:ins w:id="426" w:author="PR Preview" w:date="2026-01-01T00:00:00Z">
+        <w:ins w:id="430" w:author="PR Preview" w:date="2026-01-01T00:00:00Z">
           <w:r>
             <w:rPr>
               <w:rStyle w:val="Hyperlink"/>
@@ -13210,22 +13355,22 @@
           </w:r>
         </w:ins>
       </w:hyperlink>
-      <w:ins w:id="427" w:author="PR Preview" w:date="2026-01-01T00:00:00Z">
+      <w:ins w:id="431" w:author="PR Preview" w:date="2026-01-01T00:00:00Z">
         <w:r>
           <w:t xml:space="preserve">,</w:t>
         </w:r>
       </w:ins>
-      <w:ins w:id="428" w:author="PR Preview" w:date="2026-01-01T00:00:00Z">
+      <w:ins w:id="432" w:author="PR Preview" w:date="2026-01-01T00:00:00Z">
         <w:r>
           <w:t xml:space="preserve"> </w:t>
         </w:r>
       </w:ins>
-      <w:ins w:id="429" w:author="PR Preview" w:date="2026-01-01T00:00:00Z">
+      <w:ins w:id="433" w:author="PR Preview" w:date="2026-01-01T00:00:00Z">
         <w:r>
           <w:t xml:space="preserve">the</w:t>
         </w:r>
       </w:ins>
-      <w:ins w:id="430" w:author="PR Preview" w:date="2026-01-01T00:00:00Z">
+      <w:ins w:id="434" w:author="PR Preview" w:date="2026-01-01T00:00:00Z">
         <w:r>
           <w:t xml:space="preserve"> </w:t>
         </w:r>
@@ -13235,27 +13380,27 @@
           <m:t>q</m:t>
         </m:r>
       </m:oMath>
-      <w:ins w:id="431" w:author="PR Preview" w:date="2026-01-01T00:00:00Z">
+      <w:ins w:id="435" w:author="PR Preview" w:date="2026-01-01T00:00:00Z">
         <w:r>
           <w:t xml:space="preserve"> </w:t>
         </w:r>
       </w:ins>
-      <w:ins w:id="432" w:author="PR Preview" w:date="2026-01-01T00:00:00Z">
+      <w:ins w:id="436" w:author="PR Preview" w:date="2026-01-01T00:00:00Z">
         <w:r>
           <w:t xml:space="preserve">terms cancel and the prior is constant,</w:t>
         </w:r>
       </w:ins>
-      <w:ins w:id="433" w:author="PR Preview" w:date="2026-01-01T00:00:00Z">
+      <w:ins w:id="437" w:author="PR Preview" w:date="2026-01-01T00:00:00Z">
         <w:r>
           <w:t xml:space="preserve"> </w:t>
         </w:r>
       </w:ins>
-      <w:ins w:id="434" w:author="PR Preview" w:date="2026-01-01T00:00:00Z">
+      <w:ins w:id="438" w:author="PR Preview" w:date="2026-01-01T00:00:00Z">
         <w:r>
           <w:t xml:space="preserve">so moving from</w:t>
         </w:r>
       </w:ins>
-      <w:ins w:id="435" w:author="PR Preview" w:date="2026-01-01T00:00:00Z">
+      <w:ins w:id="439" w:author="PR Preview" w:date="2026-01-01T00:00:00Z">
         <w:r>
           <w:t xml:space="preserve"> </w:t>
         </w:r>
@@ -13295,17 +13440,17 @@
           <m:t>0.5</m:t>
         </m:r>
       </m:oMath>
-      <w:ins w:id="436" w:author="PR Preview" w:date="2026-01-01T00:00:00Z">
+      <w:ins w:id="440" w:author="PR Preview" w:date="2026-01-01T00:00:00Z">
         <w:r>
           <w:t xml:space="preserve"> </w:t>
         </w:r>
       </w:ins>
-      <w:ins w:id="437" w:author="PR Preview" w:date="2026-01-01T00:00:00Z">
+      <w:ins w:id="441" w:author="PR Preview" w:date="2026-01-01T00:00:00Z">
         <w:r>
           <w:t xml:space="preserve">to</w:t>
         </w:r>
       </w:ins>
-      <w:ins w:id="438" w:author="PR Preview" w:date="2026-01-01T00:00:00Z">
+      <w:ins w:id="442" w:author="PR Preview" w:date="2026-01-01T00:00:00Z">
         <w:r>
           <w:t xml:space="preserve"> </w:t>
         </w:r>
@@ -13336,12 +13481,12 @@
           <m:t>0.6</m:t>
         </m:r>
       </m:oMath>
-      <w:ins w:id="439" w:author="PR Preview" w:date="2026-01-01T00:00:00Z">
+      <w:ins w:id="443" w:author="PR Preview" w:date="2026-01-01T00:00:00Z">
         <w:r>
           <w:t xml:space="preserve"> </w:t>
         </w:r>
       </w:ins>
-      <w:ins w:id="440" w:author="PR Preview" w:date="2026-01-01T00:00:00Z">
+      <w:ins w:id="444" w:author="PR Preview" w:date="2026-01-01T00:00:00Z">
         <w:r>
           <w:t xml:space="preserve">gives</w:t>
         </w:r>
@@ -13600,8 +13745,8 @@
         <w:t xml:space="preserve">.</w:t>
       </w:r>
     </w:p>
-    <w:bookmarkEnd w:id="40"/>
-    <w:bookmarkStart w:id="41" w:name="def-mh"/>
+    <w:bookmarkEnd w:id="43"/>
+    <w:bookmarkStart w:id="44" w:name="def-mh"/>
     <w:p>
       <w:pPr>
         <w:pStyle w:val="BodyText"/>
@@ -14266,7 +14411,7 @@
         <w:t xml:space="preserve">(reject it).</w:t>
       </w:r>
     </w:p>
-    <w:bookmarkEnd w:id="41"/>
+    <w:bookmarkEnd w:id="44"/>
     <w:p>
       <w:pPr>
         <w:pStyle w:val="FirstParagraph"/>
@@ -14471,7 +14616,7 @@
       <w:r>
         <w:t xml:space="preserve">(</w:t>
       </w:r>
-      <w:hyperlink r:id="rId42">
+      <w:hyperlink r:id="rId45">
         <w:r>
           <w:rPr>
             <w:rStyle w:val="Hyperlink"/>
@@ -14652,12 +14797,12 @@
         <w:t xml:space="preserve">.</w:t>
       </w:r>
     </w:p>
-    <w:bookmarkStart w:id="43" w:name="exm-mh-bernoulli"/>
+    <w:bookmarkStart w:id="46" w:name="exm-mh-bernoulli"/>
     <w:p>
       <w:pPr>
         <w:pStyle w:val="BodyText"/>
       </w:pPr>
-      <w:del w:id="441" w:author="PR Preview" w:date="2026-01-01T00:00:00Z">
+      <w:del w:id="445" w:author="PR Preview" w:date="2026-01-01T00:00:00Z">
         <w:r>
           <w:rPr>
             <w:b/>
@@ -14666,23 +14811,23 @@
           <w:delText xml:space="preserve">Example 6 (Metropolis–Hastings for a Bernoulli model)</w:delText>
         </w:r>
       </w:del>
-      <w:del w:id="442" w:author="PR Preview" w:date="2026-01-01T00:00:00Z">
+      <w:del w:id="446" w:author="PR Preview" w:date="2026-01-01T00:00:00Z">
         <w:r>
           <w:delText xml:space="preserve"> </w:delText>
         </w:r>
       </w:del>
-      <w:del w:id="443" w:author="PR Preview" w:date="2026-01-01T00:00:00Z">
+      <w:del w:id="447" w:author="PR Preview" w:date="2026-01-01T00:00:00Z">
         <w:r>
           <w:delText xml:space="preserve">We sample the posterior of</w:delText>
         </w:r>
       </w:del>
-      <w:del w:id="444" w:author="PR Preview" w:date="2026-01-01T00:00:00Z">
+      <w:del w:id="448" w:author="PR Preview" w:date="2026-01-01T00:00:00Z">
         <w:r>
           <w:delText xml:space="preserve"> </w:delText>
         </w:r>
       </w:del>
       <w:hyperlink r:id="rId11">
-        <w:del w:id="445" w:author="PR Preview" w:date="2026-01-01T00:00:00Z">
+        <w:del w:id="449" w:author="PR Preview" w:date="2026-01-01T00:00:00Z">
           <w:r>
             <w:rPr>
               <w:rStyle w:val="Hyperlink"/>
@@ -14691,12 +14836,12 @@
           </w:r>
         </w:del>
       </w:hyperlink>
-      <w:del w:id="446" w:author="PR Preview" w:date="2026-01-01T00:00:00Z">
+      <w:del w:id="450" w:author="PR Preview" w:date="2026-01-01T00:00:00Z">
         <w:r>
           <w:delText xml:space="preserve"> </w:delText>
         </w:r>
       </w:del>
-      <w:del w:id="447" w:author="PR Preview" w:date="2026-01-01T00:00:00Z">
+      <w:del w:id="451" w:author="PR Preview" w:date="2026-01-01T00:00:00Z">
         <w:r>
           <w:delText xml:space="preserve">(</w:delText>
         </w:r>
@@ -14715,17 +14860,17 @@
           <m:t>55</m:t>
         </m:r>
       </m:oMath>
-      <w:del w:id="448" w:author="PR Preview" w:date="2026-01-01T00:00:00Z">
+      <w:del w:id="452" w:author="PR Preview" w:date="2026-01-01T00:00:00Z">
         <w:r>
           <w:delText xml:space="preserve"> </w:delText>
         </w:r>
       </w:del>
-      <w:del w:id="449" w:author="PR Preview" w:date="2026-01-01T00:00:00Z">
+      <w:del w:id="453" w:author="PR Preview" w:date="2026-01-01T00:00:00Z">
         <w:r>
           <w:delText xml:space="preserve">successes in</w:delText>
         </w:r>
       </w:del>
-      <w:del w:id="450" w:author="PR Preview" w:date="2026-01-01T00:00:00Z">
+      <w:del w:id="454" w:author="PR Preview" w:date="2026-01-01T00:00:00Z">
         <w:r>
           <w:delText xml:space="preserve"> </w:delText>
         </w:r>
@@ -14744,27 +14889,27 @@
           <m:t>91</m:t>
         </m:r>
       </m:oMath>
-      <w:del w:id="451" w:author="PR Preview" w:date="2026-01-01T00:00:00Z">
+      <w:del w:id="455" w:author="PR Preview" w:date="2026-01-01T00:00:00Z">
         <w:r>
           <w:delText xml:space="preserve"> </w:delText>
         </w:r>
       </w:del>
-      <w:del w:id="452" w:author="PR Preview" w:date="2026-01-01T00:00:00Z">
+      <w:del w:id="456" w:author="PR Preview" w:date="2026-01-01T00:00:00Z">
         <w:r>
           <w:delText xml:space="preserve">trials, uniform prior)</w:delText>
         </w:r>
       </w:del>
-      <w:del w:id="453" w:author="PR Preview" w:date="2026-01-01T00:00:00Z">
+      <w:del w:id="457" w:author="PR Preview" w:date="2026-01-01T00:00:00Z">
         <w:r>
           <w:delText xml:space="preserve"> </w:delText>
         </w:r>
       </w:del>
-      <w:del w:id="454" w:author="PR Preview" w:date="2026-01-01T00:00:00Z">
+      <w:del w:id="458" w:author="PR Preview" w:date="2026-01-01T00:00:00Z">
         <w:r>
           <w:delText xml:space="preserve">with a Gaussian random-walk proposal</w:delText>
         </w:r>
       </w:del>
-      <w:del w:id="455" w:author="PR Preview" w:date="2026-01-01T00:00:00Z">
+      <w:del w:id="459" w:author="PR Preview" w:date="2026-01-01T00:00:00Z">
         <w:r>
           <w:delText xml:space="preserve"> </w:delText>
         </w:r>
@@ -14825,12 +14970,12 @@
           <m:t>ε</m:t>
         </m:r>
       </m:oMath>
-      <w:del w:id="456" w:author="PR Preview" w:date="2026-01-01T00:00:00Z">
+      <w:del w:id="460" w:author="PR Preview" w:date="2026-01-01T00:00:00Z">
         <w:r>
           <w:delText xml:space="preserve">,</w:delText>
         </w:r>
       </w:del>
-      <w:del w:id="457" w:author="PR Preview" w:date="2026-01-01T00:00:00Z">
+      <w:del w:id="461" w:author="PR Preview" w:date="2026-01-01T00:00:00Z">
         <w:r>
           <w:delText xml:space="preserve"> </w:delText>
         </w:r>
@@ -14889,29 +15034,9 @@
           <m:t>​</m:t>
         </m:r>
       </m:oMath>
-      <w:del w:id="458" w:author="PR Preview" w:date="2026-01-01T00:00:00Z">
+      <w:del w:id="462" w:author="PR Preview" w:date="2026-01-01T00:00:00Z">
         <w:r>
           <w:delText xml:space="preserve">.</w:delText>
-        </w:r>
-      </w:del>
-      <w:del w:id="459" w:author="PR Preview" w:date="2026-01-01T00:00:00Z">
-        <w:r>
-          <w:delText xml:space="preserve"> </w:delText>
-        </w:r>
-      </w:del>
-      <w:del w:id="460" w:author="PR Preview" w:date="2026-01-01T00:00:00Z">
-        <w:r>
-          <w:delText xml:space="preserve">The proposal is symmetric,</w:delText>
-        </w:r>
-      </w:del>
-      <w:del w:id="461" w:author="PR Preview" w:date="2026-01-01T00:00:00Z">
-        <w:r>
-          <w:delText xml:space="preserve"> </w:delText>
-        </w:r>
-      </w:del>
-      <w:del w:id="462" w:author="PR Preview" w:date="2026-01-01T00:00:00Z">
-        <w:r>
-          <w:delText xml:space="preserve">and the uniform prior density is 1 on</w:delText>
         </w:r>
       </w:del>
       <w:del w:id="463" w:author="PR Preview" w:date="2026-01-01T00:00:00Z">
@@ -14919,35 +15044,9 @@
           <w:delText xml:space="preserve"> </w:delText>
         </w:r>
       </w:del>
-      <m:oMath>
-        <m:r>
-          <m:rPr>
-            <m:sty m:val="p"/>
-          </m:rPr>
-          <m:t>(</m:t>
-        </m:r>
-        <m:r>
-          <m:t>0</m:t>
-        </m:r>
-        <m:r>
-          <m:rPr>
-            <m:sty m:val="p"/>
-          </m:rPr>
-          <m:t>,</m:t>
-        </m:r>
-        <m:r>
-          <m:t>1</m:t>
-        </m:r>
-        <m:r>
-          <m:rPr>
-            <m:sty m:val="p"/>
-          </m:rPr>
-          <m:t>)</m:t>
-        </m:r>
-      </m:oMath>
       <w:del w:id="464" w:author="PR Preview" w:date="2026-01-01T00:00:00Z">
         <w:r>
-          <w:delText xml:space="preserve">,</w:delText>
+          <w:delText xml:space="preserve">The proposal is symmetric,</w:delText>
         </w:r>
       </w:del>
       <w:del w:id="465" w:author="PR Preview" w:date="2026-01-01T00:00:00Z">
@@ -14957,7 +15056,7 @@
       </w:del>
       <w:del w:id="466" w:author="PR Preview" w:date="2026-01-01T00:00:00Z">
         <w:r>
-          <w:delText xml:space="preserve">so the log of the acceptance ratio is the difference of log-likelihoods,</w:delText>
+          <w:delText xml:space="preserve">and the uniform prior density is 1 on</w:delText>
         </w:r>
       </w:del>
       <w:del w:id="467" w:author="PR Preview" w:date="2026-01-01T00:00:00Z">
@@ -14965,9 +15064,35 @@
           <w:delText xml:space="preserve"> </w:delText>
         </w:r>
       </w:del>
+      <m:oMath>
+        <m:r>
+          <m:rPr>
+            <m:sty m:val="p"/>
+          </m:rPr>
+          <m:t>(</m:t>
+        </m:r>
+        <m:r>
+          <m:t>0</m:t>
+        </m:r>
+        <m:r>
+          <m:rPr>
+            <m:sty m:val="p"/>
+          </m:rPr>
+          <m:t>,</m:t>
+        </m:r>
+        <m:r>
+          <m:t>1</m:t>
+        </m:r>
+        <m:r>
+          <m:rPr>
+            <m:sty m:val="p"/>
+          </m:rPr>
+          <m:t>)</m:t>
+        </m:r>
+      </m:oMath>
       <w:del w:id="468" w:author="PR Preview" w:date="2026-01-01T00:00:00Z">
         <w:r>
-          <w:delText xml:space="preserve">and a proposal outside</w:delText>
+          <w:delText xml:space="preserve">,</w:delText>
         </w:r>
       </w:del>
       <w:del w:id="469" w:author="PR Preview" w:date="2026-01-01T00:00:00Z">
@@ -14975,38 +15100,58 @@
           <w:delText xml:space="preserve"> </w:delText>
         </w:r>
       </w:del>
-      <m:oMath>
-        <m:r>
-          <m:rPr>
-            <m:sty m:val="p"/>
-          </m:rPr>
-          <m:t>(</m:t>
-        </m:r>
-        <m:r>
-          <m:t>0</m:t>
-        </m:r>
-        <m:r>
-          <m:rPr>
-            <m:sty m:val="p"/>
-          </m:rPr>
-          <m:t>,</m:t>
-        </m:r>
-        <m:r>
-          <m:t>1</m:t>
-        </m:r>
-        <m:r>
-          <m:rPr>
-            <m:sty m:val="p"/>
-          </m:rPr>
-          <m:t>)</m:t>
-        </m:r>
-      </m:oMath>
       <w:del w:id="470" w:author="PR Preview" w:date="2026-01-01T00:00:00Z">
         <w:r>
-          <w:delText xml:space="preserve"> </w:delText>
+          <w:delText xml:space="preserve">so the log of the acceptance ratio is the difference of log-likelihoods,</w:delText>
         </w:r>
       </w:del>
       <w:del w:id="471" w:author="PR Preview" w:date="2026-01-01T00:00:00Z">
+        <w:r>
+          <w:delText xml:space="preserve"> </w:delText>
+        </w:r>
+      </w:del>
+      <w:del w:id="472" w:author="PR Preview" w:date="2026-01-01T00:00:00Z">
+        <w:r>
+          <w:delText xml:space="preserve">and a proposal outside</w:delText>
+        </w:r>
+      </w:del>
+      <w:del w:id="473" w:author="PR Preview" w:date="2026-01-01T00:00:00Z">
+        <w:r>
+          <w:delText xml:space="preserve"> </w:delText>
+        </w:r>
+      </w:del>
+      <m:oMath>
+        <m:r>
+          <m:rPr>
+            <m:sty m:val="p"/>
+          </m:rPr>
+          <m:t>(</m:t>
+        </m:r>
+        <m:r>
+          <m:t>0</m:t>
+        </m:r>
+        <m:r>
+          <m:rPr>
+            <m:sty m:val="p"/>
+          </m:rPr>
+          <m:t>,</m:t>
+        </m:r>
+        <m:r>
+          <m:t>1</m:t>
+        </m:r>
+        <m:r>
+          <m:rPr>
+            <m:sty m:val="p"/>
+          </m:rPr>
+          <m:t>)</m:t>
+        </m:r>
+      </m:oMath>
+      <w:del w:id="474" w:author="PR Preview" w:date="2026-01-01T00:00:00Z">
+        <w:r>
+          <w:delText xml:space="preserve"> </w:delText>
+        </w:r>
+      </w:del>
+      <w:del w:id="475" w:author="PR Preview" w:date="2026-01-01T00:00:00Z">
         <w:r>
           <w:delText xml:space="preserve">is always rejected.</w:delText>
         </w:r>
@@ -15016,7 +15161,7 @@
       <w:pPr>
         <w:pStyle w:val="BodyText"/>
       </w:pPr>
-      <w:ins w:id="472" w:author="PR Preview" w:date="2026-01-01T00:00:00Z">
+      <w:ins w:id="476" w:author="PR Preview" w:date="2026-01-01T00:00:00Z">
         <w:r>
           <w:rPr>
             <w:b/>
@@ -15025,23 +15170,23 @@
           <w:t xml:space="preserve">Example 7 (Metropolis–Hastings for a Bernoulli model)</w:t>
         </w:r>
       </w:ins>
-      <w:ins w:id="473" w:author="PR Preview" w:date="2026-01-01T00:00:00Z">
+      <w:ins w:id="477" w:author="PR Preview" w:date="2026-01-01T00:00:00Z">
         <w:r>
           <w:t xml:space="preserve"> </w:t>
         </w:r>
       </w:ins>
-      <w:ins w:id="474" w:author="PR Preview" w:date="2026-01-01T00:00:00Z">
+      <w:ins w:id="478" w:author="PR Preview" w:date="2026-01-01T00:00:00Z">
         <w:r>
           <w:t xml:space="preserve">We sample the posterior of</w:t>
         </w:r>
       </w:ins>
-      <w:ins w:id="475" w:author="PR Preview" w:date="2026-01-01T00:00:00Z">
+      <w:ins w:id="479" w:author="PR Preview" w:date="2026-01-01T00:00:00Z">
         <w:r>
           <w:t xml:space="preserve"> </w:t>
         </w:r>
       </w:ins>
       <w:hyperlink r:id="rId11">
-        <w:ins w:id="476" w:author="PR Preview" w:date="2026-01-01T00:00:00Z">
+        <w:ins w:id="480" w:author="PR Preview" w:date="2026-01-01T00:00:00Z">
           <w:r>
             <w:rPr>
               <w:rStyle w:val="Hyperlink"/>
@@ -15050,12 +15195,12 @@
           </w:r>
         </w:ins>
       </w:hyperlink>
-      <w:ins w:id="477" w:author="PR Preview" w:date="2026-01-01T00:00:00Z">
+      <w:ins w:id="481" w:author="PR Preview" w:date="2026-01-01T00:00:00Z">
         <w:r>
           <w:t xml:space="preserve"> </w:t>
         </w:r>
       </w:ins>
-      <w:ins w:id="478" w:author="PR Preview" w:date="2026-01-01T00:00:00Z">
+      <w:ins w:id="482" w:author="PR Preview" w:date="2026-01-01T00:00:00Z">
         <w:r>
           <w:t xml:space="preserve">(</w:t>
         </w:r>
@@ -15074,17 +15219,17 @@
           <m:t>55</m:t>
         </m:r>
       </m:oMath>
-      <w:ins w:id="479" w:author="PR Preview" w:date="2026-01-01T00:00:00Z">
+      <w:ins w:id="483" w:author="PR Preview" w:date="2026-01-01T00:00:00Z">
         <w:r>
           <w:t xml:space="preserve"> </w:t>
         </w:r>
       </w:ins>
-      <w:ins w:id="480" w:author="PR Preview" w:date="2026-01-01T00:00:00Z">
+      <w:ins w:id="484" w:author="PR Preview" w:date="2026-01-01T00:00:00Z">
         <w:r>
           <w:t xml:space="preserve">successes in</w:t>
         </w:r>
       </w:ins>
-      <w:ins w:id="481" w:author="PR Preview" w:date="2026-01-01T00:00:00Z">
+      <w:ins w:id="485" w:author="PR Preview" w:date="2026-01-01T00:00:00Z">
         <w:r>
           <w:t xml:space="preserve"> </w:t>
         </w:r>
@@ -15103,27 +15248,27 @@
           <m:t>91</m:t>
         </m:r>
       </m:oMath>
-      <w:ins w:id="482" w:author="PR Preview" w:date="2026-01-01T00:00:00Z">
+      <w:ins w:id="486" w:author="PR Preview" w:date="2026-01-01T00:00:00Z">
         <w:r>
           <w:t xml:space="preserve"> </w:t>
         </w:r>
       </w:ins>
-      <w:ins w:id="483" w:author="PR Preview" w:date="2026-01-01T00:00:00Z">
+      <w:ins w:id="487" w:author="PR Preview" w:date="2026-01-01T00:00:00Z">
         <w:r>
           <w:t xml:space="preserve">trials, uniform prior)</w:t>
         </w:r>
       </w:ins>
-      <w:ins w:id="484" w:author="PR Preview" w:date="2026-01-01T00:00:00Z">
+      <w:ins w:id="488" w:author="PR Preview" w:date="2026-01-01T00:00:00Z">
         <w:r>
           <w:t xml:space="preserve"> </w:t>
         </w:r>
       </w:ins>
-      <w:ins w:id="485" w:author="PR Preview" w:date="2026-01-01T00:00:00Z">
+      <w:ins w:id="489" w:author="PR Preview" w:date="2026-01-01T00:00:00Z">
         <w:r>
           <w:t xml:space="preserve">with a Gaussian random-walk proposal</w:t>
         </w:r>
       </w:ins>
-      <w:ins w:id="486" w:author="PR Preview" w:date="2026-01-01T00:00:00Z">
+      <w:ins w:id="490" w:author="PR Preview" w:date="2026-01-01T00:00:00Z">
         <w:r>
           <w:t xml:space="preserve"> </w:t>
         </w:r>
@@ -15184,12 +15329,12 @@
           <m:t>ε</m:t>
         </m:r>
       </m:oMath>
-      <w:ins w:id="487" w:author="PR Preview" w:date="2026-01-01T00:00:00Z">
+      <w:ins w:id="491" w:author="PR Preview" w:date="2026-01-01T00:00:00Z">
         <w:r>
           <w:t xml:space="preserve">,</w:t>
         </w:r>
       </w:ins>
-      <w:ins w:id="488" w:author="PR Preview" w:date="2026-01-01T00:00:00Z">
+      <w:ins w:id="492" w:author="PR Preview" w:date="2026-01-01T00:00:00Z">
         <w:r>
           <w:t xml:space="preserve"> </w:t>
         </w:r>
@@ -15248,32 +15393,32 @@
           <m:t>​</m:t>
         </m:r>
       </m:oMath>
-      <w:ins w:id="489" w:author="PR Preview" w:date="2026-01-01T00:00:00Z">
+      <w:ins w:id="493" w:author="PR Preview" w:date="2026-01-01T00:00:00Z">
         <w:r>
           <w:t xml:space="preserve">.</w:t>
         </w:r>
       </w:ins>
-      <w:ins w:id="490" w:author="PR Preview" w:date="2026-01-01T00:00:00Z">
+      <w:ins w:id="494" w:author="PR Preview" w:date="2026-01-01T00:00:00Z">
         <w:r>
           <w:t xml:space="preserve"> </w:t>
         </w:r>
       </w:ins>
-      <w:ins w:id="491" w:author="PR Preview" w:date="2026-01-01T00:00:00Z">
+      <w:ins w:id="495" w:author="PR Preview" w:date="2026-01-01T00:00:00Z">
         <w:r>
           <w:t xml:space="preserve">The proposal is symmetric,</w:t>
         </w:r>
       </w:ins>
-      <w:ins w:id="492" w:author="PR Preview" w:date="2026-01-01T00:00:00Z">
+      <w:ins w:id="496" w:author="PR Preview" w:date="2026-01-01T00:00:00Z">
         <w:r>
           <w:t xml:space="preserve"> </w:t>
         </w:r>
       </w:ins>
-      <w:ins w:id="493" w:author="PR Preview" w:date="2026-01-01T00:00:00Z">
+      <w:ins w:id="497" w:author="PR Preview" w:date="2026-01-01T00:00:00Z">
         <w:r>
           <w:t xml:space="preserve">and the uniform prior density is 1 on</w:t>
         </w:r>
       </w:ins>
-      <w:ins w:id="494" w:author="PR Preview" w:date="2026-01-01T00:00:00Z">
+      <w:ins w:id="498" w:author="PR Preview" w:date="2026-01-01T00:00:00Z">
         <w:r>
           <w:t xml:space="preserve"> </w:t>
         </w:r>
@@ -15304,32 +15449,32 @@
           <m:t>)</m:t>
         </m:r>
       </m:oMath>
-      <w:ins w:id="495" w:author="PR Preview" w:date="2026-01-01T00:00:00Z">
+      <w:ins w:id="499" w:author="PR Preview" w:date="2026-01-01T00:00:00Z">
         <w:r>
           <w:t xml:space="preserve">,</w:t>
         </w:r>
       </w:ins>
-      <w:ins w:id="496" w:author="PR Preview" w:date="2026-01-01T00:00:00Z">
+      <w:ins w:id="500" w:author="PR Preview" w:date="2026-01-01T00:00:00Z">
         <w:r>
           <w:t xml:space="preserve"> </w:t>
         </w:r>
       </w:ins>
-      <w:ins w:id="497" w:author="PR Preview" w:date="2026-01-01T00:00:00Z">
+      <w:ins w:id="501" w:author="PR Preview" w:date="2026-01-01T00:00:00Z">
         <w:r>
           <w:t xml:space="preserve">so the log of the acceptance ratio is the difference of log-likelihoods,</w:t>
         </w:r>
       </w:ins>
-      <w:ins w:id="498" w:author="PR Preview" w:date="2026-01-01T00:00:00Z">
+      <w:ins w:id="502" w:author="PR Preview" w:date="2026-01-01T00:00:00Z">
         <w:r>
           <w:t xml:space="preserve"> </w:t>
         </w:r>
       </w:ins>
-      <w:ins w:id="499" w:author="PR Preview" w:date="2026-01-01T00:00:00Z">
+      <w:ins w:id="503" w:author="PR Preview" w:date="2026-01-01T00:00:00Z">
         <w:r>
           <w:t xml:space="preserve">and a proposal outside</w:t>
         </w:r>
       </w:ins>
-      <w:ins w:id="500" w:author="PR Preview" w:date="2026-01-01T00:00:00Z">
+      <w:ins w:id="504" w:author="PR Preview" w:date="2026-01-01T00:00:00Z">
         <w:r>
           <w:t xml:space="preserve"> </w:t>
         </w:r>
@@ -15360,12 +15505,12 @@
           <m:t>)</m:t>
         </m:r>
       </m:oMath>
-      <w:ins w:id="501" w:author="PR Preview" w:date="2026-01-01T00:00:00Z">
+      <w:ins w:id="505" w:author="PR Preview" w:date="2026-01-01T00:00:00Z">
         <w:r>
           <w:t xml:space="preserve"> </w:t>
         </w:r>
       </w:ins>
-      <w:ins w:id="502" w:author="PR Preview" w:date="2026-01-01T00:00:00Z">
+      <w:ins w:id="506" w:author="PR Preview" w:date="2026-01-01T00:00:00Z">
         <w:r>
           <w:t xml:space="preserve">is always rejected.</w:t>
         </w:r>
@@ -16745,9 +16890,9 @@
         <w:t xml:space="preserve">.</w:t>
       </w:r>
     </w:p>
-    <w:bookmarkEnd w:id="43"/>
-    <w:bookmarkEnd w:id="44"/>
-    <w:bookmarkStart w:id="52" w:name="sec-burnin"/>
+    <w:bookmarkEnd w:id="46"/>
+    <w:bookmarkEnd w:id="47"/>
+    <w:bookmarkStart w:id="55" w:name="sec-burnin"/>
     <w:p>
       <w:pPr>
         <w:pStyle w:val="Heading3"/>
@@ -16756,7 +16901,7 @@
         <w:t xml:space="preserve">2.2 Trace plots and burn-in</w:t>
       </w:r>
     </w:p>
-    <w:bookmarkStart w:id="45" w:name="def-trace-plot"/>
+    <w:bookmarkStart w:id="48" w:name="def-trace-plot"/>
     <w:p>
       <w:pPr>
         <w:pStyle w:val="FirstParagraph"/>
@@ -16797,8 +16942,8 @@
         <w:t xml:space="preserve">plots each sampled value of a parameter against its iteration number.</w:t>
       </w:r>
     </w:p>
-    <w:bookmarkEnd w:id="45"/>
-    <w:bookmarkStart w:id="46" w:name="def-burnin"/>
+    <w:bookmarkEnd w:id="48"/>
+    <w:bookmarkStart w:id="49" w:name="def-burnin"/>
     <w:p>
       <w:pPr>
         <w:pStyle w:val="BodyText"/>
@@ -16848,7 +16993,7 @@
         <w:t xml:space="preserve">.</w:t>
       </w:r>
     </w:p>
-    <w:bookmarkEnd w:id="46"/>
+    <w:bookmarkEnd w:id="49"/>
     <w:p>
       <w:pPr>
         <w:pStyle w:val="BodyText"/>
@@ -16910,12 +17055,12 @@
         <w:t xml:space="preserve">and are moving around the same region.</w:t>
       </w:r>
     </w:p>
-    <w:bookmarkStart w:id="51" w:name="exm-burnin"/>
+    <w:bookmarkStart w:id="54" w:name="exm-burnin"/>
     <w:p>
       <w:pPr>
         <w:pStyle w:val="BodyText"/>
       </w:pPr>
-      <w:del w:id="503" w:author="PR Preview" w:date="2026-01-01T00:00:00Z">
+      <w:del w:id="507" w:author="PR Preview" w:date="2026-01-01T00:00:00Z">
         <w:r>
           <w:rPr>
             <w:b/>
@@ -16924,23 +17069,23 @@
           <w:delText xml:space="preserve">Example 7 (Burn-in for the Bernoulli sampler)</w:delText>
         </w:r>
       </w:del>
-      <w:del w:id="504" w:author="PR Preview" w:date="2026-01-01T00:00:00Z">
+      <w:del w:id="508" w:author="PR Preview" w:date="2026-01-01T00:00:00Z">
         <w:r>
           <w:delText xml:space="preserve"> </w:delText>
         </w:r>
       </w:del>
-      <w:del w:id="505" w:author="PR Preview" w:date="2026-01-01T00:00:00Z">
+      <w:del w:id="509" w:author="PR Preview" w:date="2026-01-01T00:00:00Z">
         <w:r>
           <w:delText xml:space="preserve">Continuing</w:delText>
         </w:r>
       </w:del>
-      <w:del w:id="506" w:author="PR Preview" w:date="2026-01-01T00:00:00Z">
+      <w:del w:id="510" w:author="PR Preview" w:date="2026-01-01T00:00:00Z">
         <w:r>
           <w:delText xml:space="preserve"> </w:delText>
         </w:r>
       </w:del>
       <w:hyperlink w:anchor="exm-mh-bernoulli">
-        <w:del w:id="507" w:author="PR Preview" w:date="2026-01-01T00:00:00Z">
+        <w:del w:id="511" w:author="PR Preview" w:date="2026-01-01T00:00:00Z">
           <w:r>
             <w:rPr>
               <w:rStyle w:val="Hyperlink"/>
@@ -16949,22 +17094,22 @@
           </w:r>
         </w:del>
       </w:hyperlink>
-      <w:del w:id="508" w:author="PR Preview" w:date="2026-01-01T00:00:00Z">
+      <w:del w:id="512" w:author="PR Preview" w:date="2026-01-01T00:00:00Z">
         <w:r>
           <w:delText xml:space="preserve">,</w:delText>
         </w:r>
       </w:del>
-      <w:del w:id="509" w:author="PR Preview" w:date="2026-01-01T00:00:00Z">
+      <w:del w:id="513" w:author="PR Preview" w:date="2026-01-01T00:00:00Z">
         <w:r>
           <w:delText xml:space="preserve"> </w:delText>
         </w:r>
       </w:del>
-      <w:del w:id="510" w:author="PR Preview" w:date="2026-01-01T00:00:00Z">
+      <w:del w:id="514" w:author="PR Preview" w:date="2026-01-01T00:00:00Z">
         <w:r>
           <w:delText xml:space="preserve">we start two more chains at the extreme values</w:delText>
         </w:r>
       </w:del>
-      <w:del w:id="511" w:author="PR Preview" w:date="2026-01-01T00:00:00Z">
+      <w:del w:id="515" w:author="PR Preview" w:date="2026-01-01T00:00:00Z">
         <w:r>
           <w:delText xml:space="preserve"> </w:delText>
         </w:r>
@@ -16974,17 +17119,17 @@
           <m:t>0.05</m:t>
         </m:r>
       </m:oMath>
-      <w:del w:id="512" w:author="PR Preview" w:date="2026-01-01T00:00:00Z">
+      <w:del w:id="516" w:author="PR Preview" w:date="2026-01-01T00:00:00Z">
         <w:r>
           <w:delText xml:space="preserve"> </w:delText>
         </w:r>
       </w:del>
-      <w:del w:id="513" w:author="PR Preview" w:date="2026-01-01T00:00:00Z">
+      <w:del w:id="517" w:author="PR Preview" w:date="2026-01-01T00:00:00Z">
         <w:r>
           <w:delText xml:space="preserve">and</w:delText>
         </w:r>
       </w:del>
-      <w:del w:id="514" w:author="PR Preview" w:date="2026-01-01T00:00:00Z">
+      <w:del w:id="518" w:author="PR Preview" w:date="2026-01-01T00:00:00Z">
         <w:r>
           <w:delText xml:space="preserve"> </w:delText>
         </w:r>
@@ -16994,18 +17139,18 @@
           <m:t>0.95</m:t>
         </m:r>
       </m:oMath>
-      <w:del w:id="515" w:author="PR Preview" w:date="2026-01-01T00:00:00Z">
+      <w:del w:id="519" w:author="PR Preview" w:date="2026-01-01T00:00:00Z">
         <w:r>
           <w:delText xml:space="preserve">.</w:delText>
         </w:r>
       </w:del>
-      <w:del w:id="516" w:author="PR Preview" w:date="2026-01-01T00:00:00Z">
+      <w:del w:id="520" w:author="PR Preview" w:date="2026-01-01T00:00:00Z">
         <w:r>
           <w:delText xml:space="preserve"> </w:delText>
         </w:r>
       </w:del>
       <w:hyperlink w:anchor="fig-mh-burnin">
-        <w:del w:id="517" w:author="PR Preview" w:date="2026-01-01T00:00:00Z">
+        <w:del w:id="521" w:author="PR Preview" w:date="2026-01-01T00:00:00Z">
           <w:r>
             <w:rPr>
               <w:rStyle w:val="Hyperlink"/>
@@ -17014,12 +17159,12 @@
           </w:r>
         </w:del>
       </w:hyperlink>
-      <w:del w:id="518" w:author="PR Preview" w:date="2026-01-01T00:00:00Z">
+      <w:del w:id="522" w:author="PR Preview" w:date="2026-01-01T00:00:00Z">
         <w:r>
           <w:delText xml:space="preserve"> </w:delText>
         </w:r>
       </w:del>
-      <w:del w:id="519" w:author="PR Preview" w:date="2026-01-01T00:00:00Z">
+      <w:del w:id="523" w:author="PR Preview" w:date="2026-01-01T00:00:00Z">
         <w:r>
           <w:delText xml:space="preserve">shows their first 200 iterations.</w:delText>
         </w:r>
@@ -17029,7 +17174,7 @@
       <w:pPr>
         <w:pStyle w:val="BodyText"/>
       </w:pPr>
-      <w:ins w:id="520" w:author="PR Preview" w:date="2026-01-01T00:00:00Z">
+      <w:ins w:id="524" w:author="PR Preview" w:date="2026-01-01T00:00:00Z">
         <w:r>
           <w:rPr>
             <w:b/>
@@ -17038,23 +17183,23 @@
           <w:t xml:space="preserve">Example 8 (Burn-in for the Bernoulli sampler)</w:t>
         </w:r>
       </w:ins>
-      <w:ins w:id="521" w:author="PR Preview" w:date="2026-01-01T00:00:00Z">
+      <w:ins w:id="525" w:author="PR Preview" w:date="2026-01-01T00:00:00Z">
         <w:r>
           <w:t xml:space="preserve"> </w:t>
         </w:r>
       </w:ins>
-      <w:ins w:id="522" w:author="PR Preview" w:date="2026-01-01T00:00:00Z">
+      <w:ins w:id="526" w:author="PR Preview" w:date="2026-01-01T00:00:00Z">
         <w:r>
           <w:t xml:space="preserve">Continuing</w:t>
         </w:r>
       </w:ins>
-      <w:ins w:id="523" w:author="PR Preview" w:date="2026-01-01T00:00:00Z">
+      <w:ins w:id="527" w:author="PR Preview" w:date="2026-01-01T00:00:00Z">
         <w:r>
           <w:t xml:space="preserve"> </w:t>
         </w:r>
       </w:ins>
       <w:hyperlink w:anchor="exm-mh-bernoulli">
-        <w:ins w:id="524" w:author="PR Preview" w:date="2026-01-01T00:00:00Z">
+        <w:ins w:id="528" w:author="PR Preview" w:date="2026-01-01T00:00:00Z">
           <w:r>
             <w:rPr>
               <w:rStyle w:val="Hyperlink"/>
@@ -17063,22 +17208,22 @@
           </w:r>
         </w:ins>
       </w:hyperlink>
-      <w:ins w:id="525" w:author="PR Preview" w:date="2026-01-01T00:00:00Z">
+      <w:ins w:id="529" w:author="PR Preview" w:date="2026-01-01T00:00:00Z">
         <w:r>
           <w:t xml:space="preserve">,</w:t>
         </w:r>
       </w:ins>
-      <w:ins w:id="526" w:author="PR Preview" w:date="2026-01-01T00:00:00Z">
+      <w:ins w:id="530" w:author="PR Preview" w:date="2026-01-01T00:00:00Z">
         <w:r>
           <w:t xml:space="preserve"> </w:t>
         </w:r>
       </w:ins>
-      <w:ins w:id="527" w:author="PR Preview" w:date="2026-01-01T00:00:00Z">
+      <w:ins w:id="531" w:author="PR Preview" w:date="2026-01-01T00:00:00Z">
         <w:r>
           <w:t xml:space="preserve">we start two more chains at the extreme values</w:t>
         </w:r>
       </w:ins>
-      <w:ins w:id="528" w:author="PR Preview" w:date="2026-01-01T00:00:00Z">
+      <w:ins w:id="532" w:author="PR Preview" w:date="2026-01-01T00:00:00Z">
         <w:r>
           <w:t xml:space="preserve"> </w:t>
         </w:r>
@@ -17088,17 +17233,17 @@
           <m:t>0.05</m:t>
         </m:r>
       </m:oMath>
-      <w:ins w:id="529" w:author="PR Preview" w:date="2026-01-01T00:00:00Z">
+      <w:ins w:id="533" w:author="PR Preview" w:date="2026-01-01T00:00:00Z">
         <w:r>
           <w:t xml:space="preserve"> </w:t>
         </w:r>
       </w:ins>
-      <w:ins w:id="530" w:author="PR Preview" w:date="2026-01-01T00:00:00Z">
+      <w:ins w:id="534" w:author="PR Preview" w:date="2026-01-01T00:00:00Z">
         <w:r>
           <w:t xml:space="preserve">and</w:t>
         </w:r>
       </w:ins>
-      <w:ins w:id="531" w:author="PR Preview" w:date="2026-01-01T00:00:00Z">
+      <w:ins w:id="535" w:author="PR Preview" w:date="2026-01-01T00:00:00Z">
         <w:r>
           <w:t xml:space="preserve"> </w:t>
         </w:r>
@@ -17108,18 +17253,18 @@
           <m:t>0.95</m:t>
         </m:r>
       </m:oMath>
-      <w:ins w:id="532" w:author="PR Preview" w:date="2026-01-01T00:00:00Z">
+      <w:ins w:id="536" w:author="PR Preview" w:date="2026-01-01T00:00:00Z">
         <w:r>
           <w:t xml:space="preserve">.</w:t>
         </w:r>
       </w:ins>
-      <w:ins w:id="533" w:author="PR Preview" w:date="2026-01-01T00:00:00Z">
+      <w:ins w:id="537" w:author="PR Preview" w:date="2026-01-01T00:00:00Z">
         <w:r>
           <w:t xml:space="preserve"> </w:t>
         </w:r>
       </w:ins>
       <w:hyperlink w:anchor="fig-mh-burnin">
-        <w:ins w:id="534" w:author="PR Preview" w:date="2026-01-01T00:00:00Z">
+        <w:ins w:id="538" w:author="PR Preview" w:date="2026-01-01T00:00:00Z">
           <w:r>
             <w:rPr>
               <w:rStyle w:val="Hyperlink"/>
@@ -17128,12 +17273,12 @@
           </w:r>
         </w:ins>
       </w:hyperlink>
-      <w:ins w:id="535" w:author="PR Preview" w:date="2026-01-01T00:00:00Z">
+      <w:ins w:id="539" w:author="PR Preview" w:date="2026-01-01T00:00:00Z">
         <w:r>
           <w:t xml:space="preserve"> </w:t>
         </w:r>
       </w:ins>
-      <w:ins w:id="536" w:author="PR Preview" w:date="2026-01-01T00:00:00Z">
+      <w:ins w:id="540" w:author="PR Preview" w:date="2026-01-01T00:00:00Z">
         <w:r>
           <w:t xml:space="preserve">shows their first 200 iterations.</w:t>
         </w:r>
@@ -17152,7 +17297,7 @@
       <w:tr>
         <w:tc>
           <w:tcPr/>
-          <w:bookmarkStart w:id="50" w:name="fig-mh-burnin"/>
+          <w:bookmarkStart w:id="53" w:name="fig-mh-burnin"/>
           <w:p>
             <w:pPr>
               <w:pStyle w:val="SourceCode"/>
@@ -17930,18 +18075,18 @@
                 <wp:inline>
                   <wp:extent cx="4620126" cy="3696101"/>
                   <wp:effectExtent b="0" l="0" r="0" t="0"/>
-                  <wp:docPr descr="" title="" id="48" name="Picture"/>
+                  <wp:docPr descr="" title="" id="51" name="Picture"/>
                   <a:graphic>
                     <a:graphicData uri="http://schemas.openxmlformats.org/drawingml/2006/picture">
                       <pic:pic>
                         <pic:nvPicPr>
-                          <pic:cNvPr descr="mcmc_files/figure-docx/unnamed-chunk-1-1.png" id="49" name="Picture"/>
+                          <pic:cNvPr descr="mcmc_files/figure-docx/unnamed-chunk-1-1.png" id="52" name="Picture"/>
                           <pic:cNvPicPr>
                             <a:picLocks noChangeArrowheads="1" noChangeAspect="1"/>
                           </pic:cNvPicPr>
                         </pic:nvPicPr>
                         <pic:blipFill>
-                          <a:blip r:embed="rId47"/>
+                          <a:blip r:embed="rId50"/>
                           <a:stretch>
                             <a:fillRect/>
                           </a:stretch>
@@ -18053,7 +18198,7 @@
               <w:t xml:space="preserve">.</w:t>
             </w:r>
           </w:p>
-          <w:bookmarkEnd w:id="50"/>
+          <w:bookmarkEnd w:id="53"/>
         </w:tc>
       </w:tr>
     </w:tbl>
@@ -18097,9 +18242,9 @@
         <w:t xml:space="preserve">leaves a generous margin.</w:t>
       </w:r>
     </w:p>
-    <w:bookmarkEnd w:id="51"/>
-    <w:bookmarkEnd w:id="52"/>
-    <w:bookmarkStart w:id="56" w:name="the-gibbs-sampler"/>
+    <w:bookmarkEnd w:id="54"/>
+    <w:bookmarkEnd w:id="55"/>
+    <w:bookmarkStart w:id="59" w:name="the-gibbs-sampler"/>
     <w:p>
       <w:pPr>
         <w:pStyle w:val="Heading3"/>
@@ -18108,7 +18253,7 @@
         <w:t xml:space="preserve">2.3 The Gibbs sampler</w:t>
       </w:r>
     </w:p>
-    <w:bookmarkStart w:id="53" w:name="def-full-conditional"/>
+    <w:bookmarkStart w:id="56" w:name="def-full-conditional"/>
     <w:p>
       <w:pPr>
         <w:pStyle w:val="FirstParagraph"/>
@@ -18418,8 +18563,8 @@
         <w:t xml:space="preserve">.</w:t>
       </w:r>
     </w:p>
-    <w:bookmarkEnd w:id="53"/>
-    <w:bookmarkStart w:id="54" w:name="def-gibbs-sampler"/>
+    <w:bookmarkEnd w:id="56"/>
+    <w:bookmarkStart w:id="57" w:name="def-gibbs-sampler"/>
     <w:p>
       <w:pPr>
         <w:pStyle w:val="BodyText"/>
@@ -18704,7 +18849,7 @@
         <w:t xml:space="preserve">.</w:t>
       </w:r>
     </w:p>
-    <w:bookmarkEnd w:id="54"/>
+    <w:bookmarkEnd w:id="57"/>
     <w:p>
       <w:pPr>
         <w:pStyle w:val="BodyText"/>
@@ -18799,12 +18944,12 @@
         <w:t xml:space="preserve">.</w:t>
       </w:r>
     </w:p>
-    <w:bookmarkStart w:id="55" w:name="exm-gibbs-bivariate-normal"/>
+    <w:bookmarkStart w:id="58" w:name="exm-gibbs-bivariate-normal"/>
     <w:p>
       <w:pPr>
         <w:pStyle w:val="BodyText"/>
       </w:pPr>
-      <w:del w:id="537" w:author="PR Preview" w:date="2026-01-01T00:00:00Z">
+      <w:del w:id="541" w:author="PR Preview" w:date="2026-01-01T00:00:00Z">
         <w:r>
           <w:rPr>
             <w:b/>
@@ -18813,17 +18958,17 @@
           <w:delText xml:space="preserve">Example 8 (Gibbs sampling from a correlated Gaussian target)</w:delText>
         </w:r>
       </w:del>
-      <w:del w:id="538" w:author="PR Preview" w:date="2026-01-01T00:00:00Z">
+      <w:del w:id="542" w:author="PR Preview" w:date="2026-01-01T00:00:00Z">
         <w:r>
           <w:delText xml:space="preserve"> </w:delText>
         </w:r>
       </w:del>
-      <w:del w:id="539" w:author="PR Preview" w:date="2026-01-01T00:00:00Z">
+      <w:del w:id="543" w:author="PR Preview" w:date="2026-01-01T00:00:00Z">
         <w:r>
           <w:delText xml:space="preserve">Let the target be the bivariate Gaussian distribution of</w:delText>
         </w:r>
       </w:del>
-      <w:del w:id="540" w:author="PR Preview" w:date="2026-01-01T00:00:00Z">
+      <w:del w:id="544" w:author="PR Preview" w:date="2026-01-01T00:00:00Z">
         <w:r>
           <w:delText xml:space="preserve"> </w:delText>
         </w:r>
@@ -18872,17 +19017,17 @@
           <m:t>)</m:t>
         </m:r>
       </m:oMath>
-      <w:del w:id="541" w:author="PR Preview" w:date="2026-01-01T00:00:00Z">
+      <w:del w:id="545" w:author="PR Preview" w:date="2026-01-01T00:00:00Z">
         <w:r>
           <w:delText xml:space="preserve"> </w:delText>
         </w:r>
       </w:del>
-      <w:del w:id="542" w:author="PR Preview" w:date="2026-01-01T00:00:00Z">
+      <w:del w:id="546" w:author="PR Preview" w:date="2026-01-01T00:00:00Z">
         <w:r>
           <w:delText xml:space="preserve">with means 0, variances 1 and correlation</w:delText>
         </w:r>
       </w:del>
-      <w:del w:id="543" w:author="PR Preview" w:date="2026-01-01T00:00:00Z">
+      <w:del w:id="547" w:author="PR Preview" w:date="2026-01-01T00:00:00Z">
         <w:r>
           <w:delText xml:space="preserve"> </w:delText>
         </w:r>
@@ -18892,22 +19037,22 @@
           <m:t>ρ</m:t>
         </m:r>
       </m:oMath>
-      <w:del w:id="544" w:author="PR Preview" w:date="2026-01-01T00:00:00Z">
+      <w:del w:id="548" w:author="PR Preview" w:date="2026-01-01T00:00:00Z">
         <w:r>
           <w:delText xml:space="preserve">,</w:delText>
         </w:r>
       </w:del>
-      <w:del w:id="545" w:author="PR Preview" w:date="2026-01-01T00:00:00Z">
+      <w:del w:id="549" w:author="PR Preview" w:date="2026-01-01T00:00:00Z">
         <w:r>
           <w:delText xml:space="preserve"> </w:delText>
         </w:r>
       </w:del>
-      <w:del w:id="546" w:author="PR Preview" w:date="2026-01-01T00:00:00Z">
+      <w:del w:id="550" w:author="PR Preview" w:date="2026-01-01T00:00:00Z">
         <w:r>
           <w:delText xml:space="preserve">whose density is proportional to</w:delText>
         </w:r>
       </w:del>
-      <w:del w:id="547" w:author="PR Preview" w:date="2026-01-01T00:00:00Z">
+      <w:del w:id="551" w:author="PR Preview" w:date="2026-01-01T00:00:00Z">
         <w:r>
           <w:delText xml:space="preserve"> </w:delText>
         </w:r>
@@ -19063,32 +19208,32 @@
           <m:t>​</m:t>
         </m:r>
       </m:oMath>
-      <w:del w:id="548" w:author="PR Preview" w:date="2026-01-01T00:00:00Z">
+      <w:del w:id="552" w:author="PR Preview" w:date="2026-01-01T00:00:00Z">
         <w:r>
           <w:delText xml:space="preserve"> </w:delText>
-        </w:r>
-      </w:del>
-      <w:del w:id="549" w:author="PR Preview" w:date="2026-01-01T00:00:00Z">
-        <w:r>
-          <w:delText xml:space="preserve">(Casella and Berger 2002, Definition 4.5.10)</w:delText>
-        </w:r>
-      </w:del>
-      <w:del w:id="550" w:author="PR Preview" w:date="2026-01-01T00:00:00Z">
-        <w:r>
-          <w:delText xml:space="preserve">.</w:delText>
-        </w:r>
-      </w:del>
-      <w:del w:id="551" w:author="PR Preview" w:date="2026-01-01T00:00:00Z">
-        <w:r>
-          <w:delText xml:space="preserve"> </w:delText>
-        </w:r>
-      </w:del>
-      <w:del w:id="552" w:author="PR Preview" w:date="2026-01-01T00:00:00Z">
-        <w:r>
-          <w:delText xml:space="preserve">As a function of</w:delText>
         </w:r>
       </w:del>
       <w:del w:id="553" w:author="PR Preview" w:date="2026-01-01T00:00:00Z">
+        <w:r>
+          <w:delText xml:space="preserve">(Casella and Berger 2002, Definition 4.5.10)</w:delText>
+        </w:r>
+      </w:del>
+      <w:del w:id="554" w:author="PR Preview" w:date="2026-01-01T00:00:00Z">
+        <w:r>
+          <w:delText xml:space="preserve">.</w:delText>
+        </w:r>
+      </w:del>
+      <w:del w:id="555" w:author="PR Preview" w:date="2026-01-01T00:00:00Z">
+        <w:r>
+          <w:delText xml:space="preserve"> </w:delText>
+        </w:r>
+      </w:del>
+      <w:del w:id="556" w:author="PR Preview" w:date="2026-01-01T00:00:00Z">
+        <w:r>
+          <w:delText xml:space="preserve">As a function of</w:delText>
+        </w:r>
+      </w:del>
+      <w:del w:id="557" w:author="PR Preview" w:date="2026-01-01T00:00:00Z">
         <w:r>
           <w:delText xml:space="preserve"> </w:delText>
         </w:r>
@@ -19107,7 +19252,7 @@
           </m:sub>
         </m:sSub>
       </m:oMath>
-      <w:del w:id="554" w:author="PR Preview" w:date="2026-01-01T00:00:00Z">
+      <w:del w:id="558" w:author="PR Preview" w:date="2026-01-01T00:00:00Z">
         <w:r>
           <w:delText xml:space="preserve">,</w:delText>
         </w:r>
@@ -19117,7 +19262,7 @@
       <w:pPr>
         <w:pStyle w:val="BodyText"/>
       </w:pPr>
-      <w:ins w:id="555" w:author="PR Preview" w:date="2026-01-01T00:00:00Z">
+      <w:ins w:id="559" w:author="PR Preview" w:date="2026-01-01T00:00:00Z">
         <w:r>
           <w:rPr>
             <w:b/>
@@ -19126,17 +19271,17 @@
           <w:t xml:space="preserve">Example 9 (Gibbs sampling from a correlated Gaussian target)</w:t>
         </w:r>
       </w:ins>
-      <w:ins w:id="556" w:author="PR Preview" w:date="2026-01-01T00:00:00Z">
+      <w:ins w:id="560" w:author="PR Preview" w:date="2026-01-01T00:00:00Z">
         <w:r>
           <w:t xml:space="preserve"> </w:t>
         </w:r>
       </w:ins>
-      <w:ins w:id="557" w:author="PR Preview" w:date="2026-01-01T00:00:00Z">
+      <w:ins w:id="561" w:author="PR Preview" w:date="2026-01-01T00:00:00Z">
         <w:r>
           <w:t xml:space="preserve">Let the target be the bivariate Gaussian distribution of</w:t>
         </w:r>
       </w:ins>
-      <w:ins w:id="558" w:author="PR Preview" w:date="2026-01-01T00:00:00Z">
+      <w:ins w:id="562" w:author="PR Preview" w:date="2026-01-01T00:00:00Z">
         <w:r>
           <w:t xml:space="preserve"> </w:t>
         </w:r>
@@ -19185,17 +19330,17 @@
           <m:t>)</m:t>
         </m:r>
       </m:oMath>
-      <w:ins w:id="559" w:author="PR Preview" w:date="2026-01-01T00:00:00Z">
+      <w:ins w:id="563" w:author="PR Preview" w:date="2026-01-01T00:00:00Z">
         <w:r>
           <w:t xml:space="preserve"> </w:t>
         </w:r>
       </w:ins>
-      <w:ins w:id="560" w:author="PR Preview" w:date="2026-01-01T00:00:00Z">
+      <w:ins w:id="564" w:author="PR Preview" w:date="2026-01-01T00:00:00Z">
         <w:r>
           <w:t xml:space="preserve">with means 0, variances 1 and correlation</w:t>
         </w:r>
       </w:ins>
-      <w:ins w:id="561" w:author="PR Preview" w:date="2026-01-01T00:00:00Z">
+      <w:ins w:id="565" w:author="PR Preview" w:date="2026-01-01T00:00:00Z">
         <w:r>
           <w:t xml:space="preserve"> </w:t>
         </w:r>
@@ -19205,22 +19350,22 @@
           <m:t>ρ</m:t>
         </m:r>
       </m:oMath>
-      <w:ins w:id="562" w:author="PR Preview" w:date="2026-01-01T00:00:00Z">
+      <w:ins w:id="566" w:author="PR Preview" w:date="2026-01-01T00:00:00Z">
         <w:r>
           <w:t xml:space="preserve">,</w:t>
         </w:r>
       </w:ins>
-      <w:ins w:id="563" w:author="PR Preview" w:date="2026-01-01T00:00:00Z">
+      <w:ins w:id="567" w:author="PR Preview" w:date="2026-01-01T00:00:00Z">
         <w:r>
           <w:t xml:space="preserve"> </w:t>
         </w:r>
       </w:ins>
-      <w:ins w:id="564" w:author="PR Preview" w:date="2026-01-01T00:00:00Z">
+      <w:ins w:id="568" w:author="PR Preview" w:date="2026-01-01T00:00:00Z">
         <w:r>
           <w:t xml:space="preserve">whose density is proportional to</w:t>
         </w:r>
       </w:ins>
-      <w:ins w:id="565" w:author="PR Preview" w:date="2026-01-01T00:00:00Z">
+      <w:ins w:id="569" w:author="PR Preview" w:date="2026-01-01T00:00:00Z">
         <w:r>
           <w:t xml:space="preserve"> </w:t>
         </w:r>
@@ -19376,32 +19521,32 @@
           <m:t>​</m:t>
         </m:r>
       </m:oMath>
-      <w:ins w:id="566" w:author="PR Preview" w:date="2026-01-01T00:00:00Z">
+      <w:ins w:id="570" w:author="PR Preview" w:date="2026-01-01T00:00:00Z">
         <w:r>
           <w:t xml:space="preserve"> </w:t>
         </w:r>
       </w:ins>
-      <w:ins w:id="567" w:author="PR Preview" w:date="2026-01-01T00:00:00Z">
+      <w:ins w:id="571" w:author="PR Preview" w:date="2026-01-01T00:00:00Z">
         <w:r>
           <w:t xml:space="preserve">(Casella and Berger 2002, Definition 4.5.10)</w:t>
         </w:r>
       </w:ins>
-      <w:ins w:id="568" w:author="PR Preview" w:date="2026-01-01T00:00:00Z">
+      <w:ins w:id="572" w:author="PR Preview" w:date="2026-01-01T00:00:00Z">
         <w:r>
           <w:t xml:space="preserve">.</w:t>
         </w:r>
       </w:ins>
-      <w:ins w:id="569" w:author="PR Preview" w:date="2026-01-01T00:00:00Z">
+      <w:ins w:id="573" w:author="PR Preview" w:date="2026-01-01T00:00:00Z">
         <w:r>
           <w:t xml:space="preserve"> </w:t>
         </w:r>
       </w:ins>
-      <w:ins w:id="570" w:author="PR Preview" w:date="2026-01-01T00:00:00Z">
+      <w:ins w:id="574" w:author="PR Preview" w:date="2026-01-01T00:00:00Z">
         <w:r>
           <w:t xml:space="preserve">As a function of</w:t>
         </w:r>
       </w:ins>
-      <w:ins w:id="571" w:author="PR Preview" w:date="2026-01-01T00:00:00Z">
+      <w:ins w:id="575" w:author="PR Preview" w:date="2026-01-01T00:00:00Z">
         <w:r>
           <w:t xml:space="preserve"> </w:t>
         </w:r>
@@ -19420,7 +19565,7 @@
           </m:sub>
         </m:sSub>
       </m:oMath>
-      <w:ins w:id="572" w:author="PR Preview" w:date="2026-01-01T00:00:00Z">
+      <w:ins w:id="576" w:author="PR Preview" w:date="2026-01-01T00:00:00Z">
         <w:r>
           <w:t xml:space="preserve">,</w:t>
         </w:r>
@@ -21483,10 +21628,10 @@
         <w:t xml:space="preserve">than 2,000 independent ones.</w:t>
       </w:r>
     </w:p>
-    <w:bookmarkEnd w:id="55"/>
-    <w:bookmarkEnd w:id="56"/>
-    <w:bookmarkEnd w:id="57"/>
-    <w:bookmarkStart w:id="65" w:name="sec-diagnostics"/>
+    <w:bookmarkEnd w:id="58"/>
+    <w:bookmarkEnd w:id="59"/>
+    <w:bookmarkEnd w:id="60"/>
+    <w:bookmarkStart w:id="68" w:name="sec-diagnostics"/>
     <w:p>
       <w:pPr>
         <w:pStyle w:val="Heading2"/>
@@ -21559,7 +21704,7 @@
         <w:t xml:space="preserve">by comparing several chains started from different values.</w:t>
       </w:r>
     </w:p>
-    <w:bookmarkStart w:id="58" w:name="def-psrf"/>
+    <w:bookmarkStart w:id="61" w:name="def-psrf"/>
     <w:p>
       <w:pPr>
         <w:pStyle w:val="BodyText"/>
@@ -22256,7 +22401,7 @@
         </m:oMath>
       </m:oMathPara>
     </w:p>
-    <w:bookmarkEnd w:id="58"/>
+    <w:bookmarkEnd w:id="61"/>
     <w:p>
       <w:pPr>
         <w:pStyle w:val="FirstParagraph"/>
@@ -22681,12 +22826,12 @@
         <w:t xml:space="preserve">chains that are all stuck in the same wrong region also agree.</w:t>
       </w:r>
     </w:p>
-    <w:bookmarkStart w:id="59" w:name="exm-psrf"/>
+    <w:bookmarkStart w:id="62" w:name="exm-psrf"/>
     <w:p>
       <w:pPr>
         <w:pStyle w:val="BodyText"/>
       </w:pPr>
-      <w:del w:id="573" w:author="PR Preview" w:date="2026-01-01T00:00:00Z">
+      <w:del w:id="577" w:author="PR Preview" w:date="2026-01-01T00:00:00Z">
         <w:r>
           <w:rPr>
             <w:b/>
@@ -22695,23 +22840,23 @@
           <w:delText xml:space="preserve">Example 9 (Potential scale reduction factor for the Bernoulli sampler)</w:delText>
         </w:r>
       </w:del>
-      <w:del w:id="574" w:author="PR Preview" w:date="2026-01-01T00:00:00Z">
+      <w:del w:id="578" w:author="PR Preview" w:date="2026-01-01T00:00:00Z">
         <w:r>
           <w:delText xml:space="preserve"> </w:delText>
         </w:r>
       </w:del>
-      <w:del w:id="575" w:author="PR Preview" w:date="2026-01-01T00:00:00Z">
+      <w:del w:id="579" w:author="PR Preview" w:date="2026-01-01T00:00:00Z">
         <w:r>
           <w:delText xml:space="preserve">Continuing</w:delText>
         </w:r>
       </w:del>
-      <w:del w:id="576" w:author="PR Preview" w:date="2026-01-01T00:00:00Z">
+      <w:del w:id="580" w:author="PR Preview" w:date="2026-01-01T00:00:00Z">
         <w:r>
           <w:delText xml:space="preserve"> </w:delText>
         </w:r>
       </w:del>
       <w:hyperlink w:anchor="exm-burnin">
-        <w:del w:id="577" w:author="PR Preview" w:date="2026-01-01T00:00:00Z">
+        <w:del w:id="581" w:author="PR Preview" w:date="2026-01-01T00:00:00Z">
           <w:r>
             <w:rPr>
               <w:rStyle w:val="Hyperlink"/>
@@ -22720,22 +22865,22 @@
           </w:r>
         </w:del>
       </w:hyperlink>
-      <w:del w:id="578" w:author="PR Preview" w:date="2026-01-01T00:00:00Z">
+      <w:del w:id="582" w:author="PR Preview" w:date="2026-01-01T00:00:00Z">
         <w:r>
           <w:delText xml:space="preserve">,</w:delText>
         </w:r>
       </w:del>
-      <w:del w:id="579" w:author="PR Preview" w:date="2026-01-01T00:00:00Z">
+      <w:del w:id="583" w:author="PR Preview" w:date="2026-01-01T00:00:00Z">
         <w:r>
           <w:delText xml:space="preserve"> </w:delText>
         </w:r>
       </w:del>
-      <w:del w:id="580" w:author="PR Preview" w:date="2026-01-01T00:00:00Z">
+      <w:del w:id="584" w:author="PR Preview" w:date="2026-01-01T00:00:00Z">
         <w:r>
           <w:delText xml:space="preserve">we compute</w:delText>
         </w:r>
       </w:del>
-      <w:del w:id="581" w:author="PR Preview" w:date="2026-01-01T00:00:00Z">
+      <w:del w:id="585" w:author="PR Preview" w:date="2026-01-01T00:00:00Z">
         <w:r>
           <w:delText xml:space="preserve"> </w:delText>
         </w:r>
@@ -22752,32 +22897,32 @@
           </m:e>
         </m:acc>
       </m:oMath>
-      <w:del w:id="582" w:author="PR Preview" w:date="2026-01-01T00:00:00Z">
-        <w:r>
-          <w:delText xml:space="preserve"> </w:delText>
-        </w:r>
-      </w:del>
-      <w:del w:id="583" w:author="PR Preview" w:date="2026-01-01T00:00:00Z">
-        <w:r>
-          <w:delText xml:space="preserve">for the two chains,</w:delText>
-        </w:r>
-      </w:del>
-      <w:del w:id="584" w:author="PR Preview" w:date="2026-01-01T00:00:00Z">
-        <w:r>
-          <w:delText xml:space="preserve"> </w:delText>
-        </w:r>
-      </w:del>
-      <w:del w:id="585" w:author="PR Preview" w:date="2026-01-01T00:00:00Z">
-        <w:r>
-          <w:delText xml:space="preserve">first over their first 50 iterations, which include the burn-in,</w:delText>
-        </w:r>
-      </w:del>
       <w:del w:id="586" w:author="PR Preview" w:date="2026-01-01T00:00:00Z">
         <w:r>
           <w:delText xml:space="preserve"> </w:delText>
         </w:r>
       </w:del>
       <w:del w:id="587" w:author="PR Preview" w:date="2026-01-01T00:00:00Z">
+        <w:r>
+          <w:delText xml:space="preserve">for the two chains,</w:delText>
+        </w:r>
+      </w:del>
+      <w:del w:id="588" w:author="PR Preview" w:date="2026-01-01T00:00:00Z">
+        <w:r>
+          <w:delText xml:space="preserve"> </w:delText>
+        </w:r>
+      </w:del>
+      <w:del w:id="589" w:author="PR Preview" w:date="2026-01-01T00:00:00Z">
+        <w:r>
+          <w:delText xml:space="preserve">first over their first 50 iterations, which include the burn-in,</w:delText>
+        </w:r>
+      </w:del>
+      <w:del w:id="590" w:author="PR Preview" w:date="2026-01-01T00:00:00Z">
+        <w:r>
+          <w:delText xml:space="preserve"> </w:delText>
+        </w:r>
+      </w:del>
+      <w:del w:id="591" w:author="PR Preview" w:date="2026-01-01T00:00:00Z">
         <w:r>
           <w:delText xml:space="preserve">and then over iterations 501 to 5,000:</w:delText>
         </w:r>
@@ -22787,7 +22932,7 @@
       <w:pPr>
         <w:pStyle w:val="BodyText"/>
       </w:pPr>
-      <w:ins w:id="588" w:author="PR Preview" w:date="2026-01-01T00:00:00Z">
+      <w:ins w:id="592" w:author="PR Preview" w:date="2026-01-01T00:00:00Z">
         <w:r>
           <w:rPr>
             <w:b/>
@@ -22796,23 +22941,23 @@
           <w:t xml:space="preserve">Example 10 (Potential scale reduction factor for the Bernoulli sampler)</w:t>
         </w:r>
       </w:ins>
-      <w:ins w:id="589" w:author="PR Preview" w:date="2026-01-01T00:00:00Z">
+      <w:ins w:id="593" w:author="PR Preview" w:date="2026-01-01T00:00:00Z">
         <w:r>
           <w:t xml:space="preserve"> </w:t>
         </w:r>
       </w:ins>
-      <w:ins w:id="590" w:author="PR Preview" w:date="2026-01-01T00:00:00Z">
+      <w:ins w:id="594" w:author="PR Preview" w:date="2026-01-01T00:00:00Z">
         <w:r>
           <w:t xml:space="preserve">Continuing</w:t>
         </w:r>
       </w:ins>
-      <w:ins w:id="591" w:author="PR Preview" w:date="2026-01-01T00:00:00Z">
+      <w:ins w:id="595" w:author="PR Preview" w:date="2026-01-01T00:00:00Z">
         <w:r>
           <w:t xml:space="preserve"> </w:t>
         </w:r>
       </w:ins>
       <w:hyperlink w:anchor="exm-burnin">
-        <w:ins w:id="592" w:author="PR Preview" w:date="2026-01-01T00:00:00Z">
+        <w:ins w:id="596" w:author="PR Preview" w:date="2026-01-01T00:00:00Z">
           <w:r>
             <w:rPr>
               <w:rStyle w:val="Hyperlink"/>
@@ -22821,22 +22966,22 @@
           </w:r>
         </w:ins>
       </w:hyperlink>
-      <w:ins w:id="593" w:author="PR Preview" w:date="2026-01-01T00:00:00Z">
+      <w:ins w:id="597" w:author="PR Preview" w:date="2026-01-01T00:00:00Z">
         <w:r>
           <w:t xml:space="preserve">,</w:t>
         </w:r>
       </w:ins>
-      <w:ins w:id="594" w:author="PR Preview" w:date="2026-01-01T00:00:00Z">
+      <w:ins w:id="598" w:author="PR Preview" w:date="2026-01-01T00:00:00Z">
         <w:r>
           <w:t xml:space="preserve"> </w:t>
         </w:r>
       </w:ins>
-      <w:ins w:id="595" w:author="PR Preview" w:date="2026-01-01T00:00:00Z">
+      <w:ins w:id="599" w:author="PR Preview" w:date="2026-01-01T00:00:00Z">
         <w:r>
           <w:t xml:space="preserve">we compute</w:t>
         </w:r>
       </w:ins>
-      <w:ins w:id="596" w:author="PR Preview" w:date="2026-01-01T00:00:00Z">
+      <w:ins w:id="600" w:author="PR Preview" w:date="2026-01-01T00:00:00Z">
         <w:r>
           <w:t xml:space="preserve"> </w:t>
         </w:r>
@@ -22853,32 +22998,32 @@
           </m:e>
         </m:acc>
       </m:oMath>
-      <w:ins w:id="597" w:author="PR Preview" w:date="2026-01-01T00:00:00Z">
+      <w:ins w:id="601" w:author="PR Preview" w:date="2026-01-01T00:00:00Z">
         <w:r>
           <w:t xml:space="preserve"> </w:t>
         </w:r>
       </w:ins>
-      <w:ins w:id="598" w:author="PR Preview" w:date="2026-01-01T00:00:00Z">
+      <w:ins w:id="602" w:author="PR Preview" w:date="2026-01-01T00:00:00Z">
         <w:r>
           <w:t xml:space="preserve">for the two chains,</w:t>
         </w:r>
       </w:ins>
-      <w:ins w:id="599" w:author="PR Preview" w:date="2026-01-01T00:00:00Z">
+      <w:ins w:id="603" w:author="PR Preview" w:date="2026-01-01T00:00:00Z">
         <w:r>
           <w:t xml:space="preserve"> </w:t>
         </w:r>
       </w:ins>
-      <w:ins w:id="600" w:author="PR Preview" w:date="2026-01-01T00:00:00Z">
+      <w:ins w:id="604" w:author="PR Preview" w:date="2026-01-01T00:00:00Z">
         <w:r>
           <w:t xml:space="preserve">first over their first 50 iterations, which include the burn-in,</w:t>
         </w:r>
       </w:ins>
-      <w:ins w:id="601" w:author="PR Preview" w:date="2026-01-01T00:00:00Z">
+      <w:ins w:id="605" w:author="PR Preview" w:date="2026-01-01T00:00:00Z">
         <w:r>
           <w:t xml:space="preserve"> </w:t>
         </w:r>
       </w:ins>
-      <w:ins w:id="602" w:author="PR Preview" w:date="2026-01-01T00:00:00Z">
+      <w:ins w:id="606" w:author="PR Preview" w:date="2026-01-01T00:00:00Z">
         <w:r>
           <w:t xml:space="preserve">and then over iterations 501 to 5,000:</w:t>
         </w:r>
@@ -23643,8 +23788,8 @@
         <w:t xml:space="preserve">after burn-in it is essentially 1.</w:t>
       </w:r>
     </w:p>
-    <w:bookmarkEnd w:id="59"/>
-    <w:bookmarkStart w:id="63" w:name="sec-mcmc-vs-mle"/>
+    <w:bookmarkEnd w:id="62"/>
+    <w:bookmarkStart w:id="66" w:name="sec-mcmc-vs-mle"/>
     <w:p>
       <w:pPr>
         <w:pStyle w:val="Heading3"/>
@@ -23675,7 +23820,7 @@
       <w:r>
         <w:t xml:space="preserve"> </w:t>
       </w:r>
-      <w:hyperlink r:id="rId60">
+      <w:hyperlink r:id="rId63">
         <w:r>
           <w:rPr>
             <w:rStyle w:val="Hyperlink"/>
@@ -23698,7 +23843,7 @@
       <w:r>
         <w:t xml:space="preserve"> </w:t>
       </w:r>
-      <w:hyperlink r:id="rId61">
+      <w:hyperlink r:id="rId64">
         <w:r>
           <w:rPr>
             <w:rStyle w:val="Hyperlink"/>
@@ -23748,12 +23893,12 @@
         <w:t xml:space="preserve">Comparing the two is therefore a useful check on an MCMC analysis.</w:t>
       </w:r>
     </w:p>
-    <w:bookmarkStart w:id="62" w:name="exm-mcmc-vs-mle"/>
+    <w:bookmarkStart w:id="65" w:name="exm-mcmc-vs-mle"/>
     <w:p>
       <w:pPr>
         <w:pStyle w:val="BodyText"/>
       </w:pPr>
-      <w:del w:id="603" w:author="PR Preview" w:date="2026-01-01T00:00:00Z">
+      <w:del w:id="607" w:author="PR Preview" w:date="2026-01-01T00:00:00Z">
         <w:r>
           <w:rPr>
             <w:b/>
@@ -23762,17 +23907,17 @@
           <w:delText xml:space="preserve">Example 10 (Posterior mean and maximum likelihood estimate for a Bernoulli model)</w:delText>
         </w:r>
       </w:del>
-      <w:del w:id="604" w:author="PR Preview" w:date="2026-01-01T00:00:00Z">
+      <w:del w:id="608" w:author="PR Preview" w:date="2026-01-01T00:00:00Z">
         <w:r>
           <w:delText xml:space="preserve"> </w:delText>
         </w:r>
       </w:del>
-      <w:del w:id="605" w:author="PR Preview" w:date="2026-01-01T00:00:00Z">
+      <w:del w:id="609" w:author="PR Preview" w:date="2026-01-01T00:00:00Z">
         <w:r>
           <w:delText xml:space="preserve">With</w:delText>
         </w:r>
       </w:del>
-      <w:del w:id="606" w:author="PR Preview" w:date="2026-01-01T00:00:00Z">
+      <w:del w:id="610" w:author="PR Preview" w:date="2026-01-01T00:00:00Z">
         <w:r>
           <w:delText xml:space="preserve"> </w:delText>
         </w:r>
@@ -23791,17 +23936,17 @@
           <m:t>55</m:t>
         </m:r>
       </m:oMath>
-      <w:del w:id="607" w:author="PR Preview" w:date="2026-01-01T00:00:00Z">
+      <w:del w:id="611" w:author="PR Preview" w:date="2026-01-01T00:00:00Z">
         <w:r>
           <w:delText xml:space="preserve"> </w:delText>
         </w:r>
       </w:del>
-      <w:del w:id="608" w:author="PR Preview" w:date="2026-01-01T00:00:00Z">
+      <w:del w:id="612" w:author="PR Preview" w:date="2026-01-01T00:00:00Z">
         <w:r>
           <w:delText xml:space="preserve">successes in</w:delText>
         </w:r>
       </w:del>
-      <w:del w:id="609" w:author="PR Preview" w:date="2026-01-01T00:00:00Z">
+      <w:del w:id="613" w:author="PR Preview" w:date="2026-01-01T00:00:00Z">
         <w:r>
           <w:delText xml:space="preserve"> </w:delText>
         </w:r>
@@ -23820,27 +23965,27 @@
           <m:t>91</m:t>
         </m:r>
       </m:oMath>
-      <w:del w:id="610" w:author="PR Preview" w:date="2026-01-01T00:00:00Z">
+      <w:del w:id="614" w:author="PR Preview" w:date="2026-01-01T00:00:00Z">
         <w:r>
           <w:delText xml:space="preserve"> </w:delText>
         </w:r>
       </w:del>
-      <w:del w:id="611" w:author="PR Preview" w:date="2026-01-01T00:00:00Z">
+      <w:del w:id="615" w:author="PR Preview" w:date="2026-01-01T00:00:00Z">
         <w:r>
           <w:delText xml:space="preserve">trials,</w:delText>
         </w:r>
       </w:del>
-      <w:del w:id="612" w:author="PR Preview" w:date="2026-01-01T00:00:00Z">
+      <w:del w:id="616" w:author="PR Preview" w:date="2026-01-01T00:00:00Z">
         <w:r>
           <w:delText xml:space="preserve"> </w:delText>
         </w:r>
       </w:del>
-      <w:del w:id="613" w:author="PR Preview" w:date="2026-01-01T00:00:00Z">
+      <w:del w:id="617" w:author="PR Preview" w:date="2026-01-01T00:00:00Z">
         <w:r>
           <w:delText xml:space="preserve">the maximum likelihood estimate is</w:delText>
         </w:r>
       </w:del>
-      <w:del w:id="614" w:author="PR Preview" w:date="2026-01-01T00:00:00Z">
+      <w:del w:id="618" w:author="PR Preview" w:date="2026-01-01T00:00:00Z">
         <w:r>
           <w:delText xml:space="preserve"> </w:delText>
         </w:r>
@@ -23875,22 +24020,22 @@
           <m:t>n</m:t>
         </m:r>
       </m:oMath>
-      <w:del w:id="615" w:author="PR Preview" w:date="2026-01-01T00:00:00Z">
+      <w:del w:id="619" w:author="PR Preview" w:date="2026-01-01T00:00:00Z">
         <w:r>
           <w:delText xml:space="preserve">,</w:delText>
         </w:r>
       </w:del>
-      <w:del w:id="616" w:author="PR Preview" w:date="2026-01-01T00:00:00Z">
+      <w:del w:id="620" w:author="PR Preview" w:date="2026-01-01T00:00:00Z">
         <w:r>
           <w:delText xml:space="preserve"> </w:delText>
         </w:r>
       </w:del>
-      <w:del w:id="617" w:author="PR Preview" w:date="2026-01-01T00:00:00Z">
+      <w:del w:id="621" w:author="PR Preview" w:date="2026-01-01T00:00:00Z">
         <w:r>
           <w:delText xml:space="preserve">with estimated standard error</w:delText>
         </w:r>
       </w:del>
-      <w:del w:id="618" w:author="PR Preview" w:date="2026-01-01T00:00:00Z">
+      <w:del w:id="622" w:author="PR Preview" w:date="2026-01-01T00:00:00Z">
         <w:r>
           <w:delText xml:space="preserve"> </w:delText>
         </w:r>
@@ -23955,22 +24100,22 @@
           </m:e>
         </m:rad>
       </m:oMath>
-      <w:del w:id="619" w:author="PR Preview" w:date="2026-01-01T00:00:00Z">
+      <w:del w:id="623" w:author="PR Preview" w:date="2026-01-01T00:00:00Z">
         <w:r>
           <w:delText xml:space="preserve">.</w:delText>
         </w:r>
       </w:del>
-      <w:del w:id="620" w:author="PR Preview" w:date="2026-01-01T00:00:00Z">
+      <w:del w:id="624" w:author="PR Preview" w:date="2026-01-01T00:00:00Z">
         <w:r>
           <w:delText xml:space="preserve"> </w:delText>
         </w:r>
       </w:del>
-      <w:del w:id="621" w:author="PR Preview" w:date="2026-01-01T00:00:00Z">
+      <w:del w:id="625" w:author="PR Preview" w:date="2026-01-01T00:00:00Z">
         <w:r>
           <w:delText xml:space="preserve">Under the uniform prior, the posterior is</w:delText>
         </w:r>
       </w:del>
-      <w:del w:id="622" w:author="PR Preview" w:date="2026-01-01T00:00:00Z">
+      <w:del w:id="626" w:author="PR Preview" w:date="2026-01-01T00:00:00Z">
         <w:r>
           <w:delText xml:space="preserve"> </w:delText>
         </w:r>
@@ -24034,18 +24179,18 @@
           <m:t>)</m:t>
         </m:r>
       </m:oMath>
-      <w:del w:id="623" w:author="PR Preview" w:date="2026-01-01T00:00:00Z">
+      <w:del w:id="627" w:author="PR Preview" w:date="2026-01-01T00:00:00Z">
         <w:r>
           <w:delText xml:space="preserve"> </w:delText>
         </w:r>
       </w:del>
-      <w:del w:id="624" w:author="PR Preview" w:date="2026-01-01T00:00:00Z">
+      <w:del w:id="628" w:author="PR Preview" w:date="2026-01-01T00:00:00Z">
         <w:r>
           <w:delText xml:space="preserve">(</w:delText>
         </w:r>
       </w:del>
       <w:hyperlink r:id="rId11">
-        <w:del w:id="625" w:author="PR Preview" w:date="2026-01-01T00:00:00Z">
+        <w:del w:id="629" w:author="PR Preview" w:date="2026-01-01T00:00:00Z">
           <w:r>
             <w:rPr>
               <w:rStyle w:val="Hyperlink"/>
@@ -24054,22 +24199,22 @@
           </w:r>
         </w:del>
       </w:hyperlink>
-      <w:del w:id="626" w:author="PR Preview" w:date="2026-01-01T00:00:00Z">
+      <w:del w:id="630" w:author="PR Preview" w:date="2026-01-01T00:00:00Z">
         <w:r>
           <w:delText xml:space="preserve">),</w:delText>
         </w:r>
       </w:del>
-      <w:del w:id="627" w:author="PR Preview" w:date="2026-01-01T00:00:00Z">
+      <w:del w:id="631" w:author="PR Preview" w:date="2026-01-01T00:00:00Z">
         <w:r>
           <w:delText xml:space="preserve"> </w:delText>
         </w:r>
       </w:del>
-      <w:del w:id="628" w:author="PR Preview" w:date="2026-01-01T00:00:00Z">
+      <w:del w:id="632" w:author="PR Preview" w:date="2026-01-01T00:00:00Z">
         <w:r>
           <w:delText xml:space="preserve">whose mean is</w:delText>
         </w:r>
       </w:del>
-      <w:del w:id="629" w:author="PR Preview" w:date="2026-01-01T00:00:00Z">
+      <w:del w:id="633" w:author="PR Preview" w:date="2026-01-01T00:00:00Z">
         <w:r>
           <w:delText xml:space="preserve"> </w:delText>
         </w:r>
@@ -24130,17 +24275,17 @@
           <m:t>)</m:t>
         </m:r>
       </m:oMath>
-      <w:del w:id="630" w:author="PR Preview" w:date="2026-01-01T00:00:00Z">
+      <w:del w:id="634" w:author="PR Preview" w:date="2026-01-01T00:00:00Z">
         <w:r>
           <w:delText xml:space="preserve"> </w:delText>
         </w:r>
       </w:del>
-      <w:del w:id="631" w:author="PR Preview" w:date="2026-01-01T00:00:00Z">
+      <w:del w:id="635" w:author="PR Preview" w:date="2026-01-01T00:00:00Z">
         <w:r>
           <w:delText xml:space="preserve">and whose standard deviation is</w:delText>
         </w:r>
       </w:del>
-      <w:del w:id="632" w:author="PR Preview" w:date="2026-01-01T00:00:00Z">
+      <w:del w:id="636" w:author="PR Preview" w:date="2026-01-01T00:00:00Z">
         <w:r>
           <w:delText xml:space="preserve"> </w:delText>
         </w:r>
@@ -24249,17 +24394,17 @@
           </m:e>
         </m:rad>
       </m:oMath>
-      <w:del w:id="633" w:author="PR Preview" w:date="2026-01-01T00:00:00Z">
+      <w:del w:id="637" w:author="PR Preview" w:date="2026-01-01T00:00:00Z">
         <w:r>
           <w:delText xml:space="preserve"> </w:delText>
         </w:r>
       </w:del>
-      <w:del w:id="634" w:author="PR Preview" w:date="2026-01-01T00:00:00Z">
+      <w:del w:id="638" w:author="PR Preview" w:date="2026-01-01T00:00:00Z">
         <w:r>
           <w:delText xml:space="preserve">with</w:delText>
         </w:r>
       </w:del>
-      <w:del w:id="635" w:author="PR Preview" w:date="2026-01-01T00:00:00Z">
+      <w:del w:id="639" w:author="PR Preview" w:date="2026-01-01T00:00:00Z">
         <w:r>
           <w:delText xml:space="preserve"> </w:delText>
         </w:r>
@@ -24287,17 +24432,17 @@
           <m:t>1</m:t>
         </m:r>
       </m:oMath>
-      <w:del w:id="636" w:author="PR Preview" w:date="2026-01-01T00:00:00Z">
+      <w:del w:id="640" w:author="PR Preview" w:date="2026-01-01T00:00:00Z">
         <w:r>
           <w:delText xml:space="preserve"> </w:delText>
         </w:r>
       </w:del>
-      <w:del w:id="637" w:author="PR Preview" w:date="2026-01-01T00:00:00Z">
+      <w:del w:id="641" w:author="PR Preview" w:date="2026-01-01T00:00:00Z">
         <w:r>
           <w:delText xml:space="preserve">and</w:delText>
         </w:r>
       </w:del>
-      <w:del w:id="638" w:author="PR Preview" w:date="2026-01-01T00:00:00Z">
+      <w:del w:id="642" w:author="PR Preview" w:date="2026-01-01T00:00:00Z">
         <w:r>
           <w:delText xml:space="preserve"> </w:delText>
         </w:r>
@@ -24334,17 +24479,17 @@
           <m:t>1</m:t>
         </m:r>
       </m:oMath>
-      <w:del w:id="639" w:author="PR Preview" w:date="2026-01-01T00:00:00Z">
+      <w:del w:id="643" w:author="PR Preview" w:date="2026-01-01T00:00:00Z">
         <w:r>
           <w:delText xml:space="preserve"> </w:delText>
         </w:r>
       </w:del>
-      <w:del w:id="640" w:author="PR Preview" w:date="2026-01-01T00:00:00Z">
+      <w:del w:id="644" w:author="PR Preview" w:date="2026-01-01T00:00:00Z">
         <w:r>
           <w:delText xml:space="preserve">(Casella and Berger 2002, sec. 3.3, p. 107)</w:delText>
         </w:r>
       </w:del>
-      <w:del w:id="641" w:author="PR Preview" w:date="2026-01-01T00:00:00Z">
+      <w:del w:id="645" w:author="PR Preview" w:date="2026-01-01T00:00:00Z">
         <w:r>
           <w:delText xml:space="preserve">:</w:delText>
         </w:r>
@@ -24354,7 +24499,7 @@
       <w:pPr>
         <w:pStyle w:val="BodyText"/>
       </w:pPr>
-      <w:ins w:id="642" w:author="PR Preview" w:date="2026-01-01T00:00:00Z">
+      <w:ins w:id="646" w:author="PR Preview" w:date="2026-01-01T00:00:00Z">
         <w:r>
           <w:rPr>
             <w:b/>
@@ -24363,17 +24508,17 @@
           <w:t xml:space="preserve">Example 11 (Posterior mean and maximum likelihood estimate for a Bernoulli model)</w:t>
         </w:r>
       </w:ins>
-      <w:ins w:id="643" w:author="PR Preview" w:date="2026-01-01T00:00:00Z">
+      <w:ins w:id="647" w:author="PR Preview" w:date="2026-01-01T00:00:00Z">
         <w:r>
           <w:t xml:space="preserve"> </w:t>
         </w:r>
       </w:ins>
-      <w:ins w:id="644" w:author="PR Preview" w:date="2026-01-01T00:00:00Z">
+      <w:ins w:id="648" w:author="PR Preview" w:date="2026-01-01T00:00:00Z">
         <w:r>
           <w:t xml:space="preserve">With</w:t>
         </w:r>
       </w:ins>
-      <w:ins w:id="645" w:author="PR Preview" w:date="2026-01-01T00:00:00Z">
+      <w:ins w:id="649" w:author="PR Preview" w:date="2026-01-01T00:00:00Z">
         <w:r>
           <w:t xml:space="preserve"> </w:t>
         </w:r>
@@ -24392,17 +24537,17 @@
           <m:t>55</m:t>
         </m:r>
       </m:oMath>
-      <w:ins w:id="646" w:author="PR Preview" w:date="2026-01-01T00:00:00Z">
+      <w:ins w:id="650" w:author="PR Preview" w:date="2026-01-01T00:00:00Z">
         <w:r>
           <w:t xml:space="preserve"> </w:t>
         </w:r>
       </w:ins>
-      <w:ins w:id="647" w:author="PR Preview" w:date="2026-01-01T00:00:00Z">
+      <w:ins w:id="651" w:author="PR Preview" w:date="2026-01-01T00:00:00Z">
         <w:r>
           <w:t xml:space="preserve">successes in</w:t>
         </w:r>
       </w:ins>
-      <w:ins w:id="648" w:author="PR Preview" w:date="2026-01-01T00:00:00Z">
+      <w:ins w:id="652" w:author="PR Preview" w:date="2026-01-01T00:00:00Z">
         <w:r>
           <w:t xml:space="preserve"> </w:t>
         </w:r>
@@ -24421,27 +24566,27 @@
           <m:t>91</m:t>
         </m:r>
       </m:oMath>
-      <w:ins w:id="649" w:author="PR Preview" w:date="2026-01-01T00:00:00Z">
+      <w:ins w:id="653" w:author="PR Preview" w:date="2026-01-01T00:00:00Z">
         <w:r>
           <w:t xml:space="preserve"> </w:t>
         </w:r>
       </w:ins>
-      <w:ins w:id="650" w:author="PR Preview" w:date="2026-01-01T00:00:00Z">
+      <w:ins w:id="654" w:author="PR Preview" w:date="2026-01-01T00:00:00Z">
         <w:r>
           <w:t xml:space="preserve">trials,</w:t>
         </w:r>
       </w:ins>
-      <w:ins w:id="651" w:author="PR Preview" w:date="2026-01-01T00:00:00Z">
+      <w:ins w:id="655" w:author="PR Preview" w:date="2026-01-01T00:00:00Z">
         <w:r>
           <w:t xml:space="preserve"> </w:t>
         </w:r>
       </w:ins>
-      <w:ins w:id="652" w:author="PR Preview" w:date="2026-01-01T00:00:00Z">
+      <w:ins w:id="656" w:author="PR Preview" w:date="2026-01-01T00:00:00Z">
         <w:r>
           <w:t xml:space="preserve">the maximum likelihood estimate is</w:t>
         </w:r>
       </w:ins>
-      <w:ins w:id="653" w:author="PR Preview" w:date="2026-01-01T00:00:00Z">
+      <w:ins w:id="657" w:author="PR Preview" w:date="2026-01-01T00:00:00Z">
         <w:r>
           <w:t xml:space="preserve"> </w:t>
         </w:r>
@@ -24476,22 +24621,22 @@
           <m:t>n</m:t>
         </m:r>
       </m:oMath>
-      <w:ins w:id="654" w:author="PR Preview" w:date="2026-01-01T00:00:00Z">
+      <w:ins w:id="658" w:author="PR Preview" w:date="2026-01-01T00:00:00Z">
         <w:r>
           <w:t xml:space="preserve">,</w:t>
         </w:r>
       </w:ins>
-      <w:ins w:id="655" w:author="PR Preview" w:date="2026-01-01T00:00:00Z">
+      <w:ins w:id="659" w:author="PR Preview" w:date="2026-01-01T00:00:00Z">
         <w:r>
           <w:t xml:space="preserve"> </w:t>
         </w:r>
       </w:ins>
-      <w:ins w:id="656" w:author="PR Preview" w:date="2026-01-01T00:00:00Z">
+      <w:ins w:id="660" w:author="PR Preview" w:date="2026-01-01T00:00:00Z">
         <w:r>
           <w:t xml:space="preserve">with estimated standard error</w:t>
         </w:r>
       </w:ins>
-      <w:ins w:id="657" w:author="PR Preview" w:date="2026-01-01T00:00:00Z">
+      <w:ins w:id="661" w:author="PR Preview" w:date="2026-01-01T00:00:00Z">
         <w:r>
           <w:t xml:space="preserve"> </w:t>
         </w:r>
@@ -24556,22 +24701,22 @@
           </m:e>
         </m:rad>
       </m:oMath>
-      <w:ins w:id="658" w:author="PR Preview" w:date="2026-01-01T00:00:00Z">
+      <w:ins w:id="662" w:author="PR Preview" w:date="2026-01-01T00:00:00Z">
         <w:r>
           <w:t xml:space="preserve">.</w:t>
         </w:r>
       </w:ins>
-      <w:ins w:id="659" w:author="PR Preview" w:date="2026-01-01T00:00:00Z">
+      <w:ins w:id="663" w:author="PR Preview" w:date="2026-01-01T00:00:00Z">
         <w:r>
           <w:t xml:space="preserve"> </w:t>
         </w:r>
       </w:ins>
-      <w:ins w:id="660" w:author="PR Preview" w:date="2026-01-01T00:00:00Z">
+      <w:ins w:id="664" w:author="PR Preview" w:date="2026-01-01T00:00:00Z">
         <w:r>
           <w:t xml:space="preserve">Under the uniform prior, the posterior is</w:t>
         </w:r>
       </w:ins>
-      <w:ins w:id="661" w:author="PR Preview" w:date="2026-01-01T00:00:00Z">
+      <w:ins w:id="665" w:author="PR Preview" w:date="2026-01-01T00:00:00Z">
         <w:r>
           <w:t xml:space="preserve"> </w:t>
         </w:r>
@@ -24635,18 +24780,18 @@
           <m:t>)</m:t>
         </m:r>
       </m:oMath>
-      <w:ins w:id="662" w:author="PR Preview" w:date="2026-01-01T00:00:00Z">
+      <w:ins w:id="666" w:author="PR Preview" w:date="2026-01-01T00:00:00Z">
         <w:r>
           <w:t xml:space="preserve"> </w:t>
         </w:r>
       </w:ins>
-      <w:ins w:id="663" w:author="PR Preview" w:date="2026-01-01T00:00:00Z">
+      <w:ins w:id="667" w:author="PR Preview" w:date="2026-01-01T00:00:00Z">
         <w:r>
           <w:t xml:space="preserve">(</w:t>
         </w:r>
       </w:ins>
       <w:hyperlink r:id="rId11">
-        <w:ins w:id="664" w:author="PR Preview" w:date="2026-01-01T00:00:00Z">
+        <w:ins w:id="668" w:author="PR Preview" w:date="2026-01-01T00:00:00Z">
           <w:r>
             <w:rPr>
               <w:rStyle w:val="Hyperlink"/>
@@ -24655,22 +24800,22 @@
           </w:r>
         </w:ins>
       </w:hyperlink>
-      <w:ins w:id="665" w:author="PR Preview" w:date="2026-01-01T00:00:00Z">
+      <w:ins w:id="669" w:author="PR Preview" w:date="2026-01-01T00:00:00Z">
         <w:r>
           <w:t xml:space="preserve">),</w:t>
         </w:r>
       </w:ins>
-      <w:ins w:id="666" w:author="PR Preview" w:date="2026-01-01T00:00:00Z">
+      <w:ins w:id="670" w:author="PR Preview" w:date="2026-01-01T00:00:00Z">
         <w:r>
           <w:t xml:space="preserve"> </w:t>
         </w:r>
       </w:ins>
-      <w:ins w:id="667" w:author="PR Preview" w:date="2026-01-01T00:00:00Z">
+      <w:ins w:id="671" w:author="PR Preview" w:date="2026-01-01T00:00:00Z">
         <w:r>
           <w:t xml:space="preserve">whose mean is</w:t>
         </w:r>
       </w:ins>
-      <w:ins w:id="668" w:author="PR Preview" w:date="2026-01-01T00:00:00Z">
+      <w:ins w:id="672" w:author="PR Preview" w:date="2026-01-01T00:00:00Z">
         <w:r>
           <w:t xml:space="preserve"> </w:t>
         </w:r>
@@ -24731,17 +24876,17 @@
           <m:t>)</m:t>
         </m:r>
       </m:oMath>
-      <w:ins w:id="669" w:author="PR Preview" w:date="2026-01-01T00:00:00Z">
+      <w:ins w:id="673" w:author="PR Preview" w:date="2026-01-01T00:00:00Z">
         <w:r>
           <w:t xml:space="preserve"> </w:t>
         </w:r>
       </w:ins>
-      <w:ins w:id="670" w:author="PR Preview" w:date="2026-01-01T00:00:00Z">
+      <w:ins w:id="674" w:author="PR Preview" w:date="2026-01-01T00:00:00Z">
         <w:r>
           <w:t xml:space="preserve">and whose standard deviation is</w:t>
         </w:r>
       </w:ins>
-      <w:ins w:id="671" w:author="PR Preview" w:date="2026-01-01T00:00:00Z">
+      <w:ins w:id="675" w:author="PR Preview" w:date="2026-01-01T00:00:00Z">
         <w:r>
           <w:t xml:space="preserve"> </w:t>
         </w:r>
@@ -24850,17 +24995,17 @@
           </m:e>
         </m:rad>
       </m:oMath>
-      <w:ins w:id="672" w:author="PR Preview" w:date="2026-01-01T00:00:00Z">
+      <w:ins w:id="676" w:author="PR Preview" w:date="2026-01-01T00:00:00Z">
         <w:r>
           <w:t xml:space="preserve"> </w:t>
         </w:r>
       </w:ins>
-      <w:ins w:id="673" w:author="PR Preview" w:date="2026-01-01T00:00:00Z">
+      <w:ins w:id="677" w:author="PR Preview" w:date="2026-01-01T00:00:00Z">
         <w:r>
           <w:t xml:space="preserve">with</w:t>
         </w:r>
       </w:ins>
-      <w:ins w:id="674" w:author="PR Preview" w:date="2026-01-01T00:00:00Z">
+      <w:ins w:id="678" w:author="PR Preview" w:date="2026-01-01T00:00:00Z">
         <w:r>
           <w:t xml:space="preserve"> </w:t>
         </w:r>
@@ -24888,17 +25033,17 @@
           <m:t>1</m:t>
         </m:r>
       </m:oMath>
-      <w:ins w:id="675" w:author="PR Preview" w:date="2026-01-01T00:00:00Z">
+      <w:ins w:id="679" w:author="PR Preview" w:date="2026-01-01T00:00:00Z">
         <w:r>
           <w:t xml:space="preserve"> </w:t>
         </w:r>
       </w:ins>
-      <w:ins w:id="676" w:author="PR Preview" w:date="2026-01-01T00:00:00Z">
+      <w:ins w:id="680" w:author="PR Preview" w:date="2026-01-01T00:00:00Z">
         <w:r>
           <w:t xml:space="preserve">and</w:t>
         </w:r>
       </w:ins>
-      <w:ins w:id="677" w:author="PR Preview" w:date="2026-01-01T00:00:00Z">
+      <w:ins w:id="681" w:author="PR Preview" w:date="2026-01-01T00:00:00Z">
         <w:r>
           <w:t xml:space="preserve"> </w:t>
         </w:r>
@@ -24935,17 +25080,17 @@
           <m:t>1</m:t>
         </m:r>
       </m:oMath>
-      <w:ins w:id="678" w:author="PR Preview" w:date="2026-01-01T00:00:00Z">
+      <w:ins w:id="682" w:author="PR Preview" w:date="2026-01-01T00:00:00Z">
         <w:r>
           <w:t xml:space="preserve"> </w:t>
         </w:r>
       </w:ins>
-      <w:ins w:id="679" w:author="PR Preview" w:date="2026-01-01T00:00:00Z">
+      <w:ins w:id="683" w:author="PR Preview" w:date="2026-01-01T00:00:00Z">
         <w:r>
           <w:t xml:space="preserve">(Casella and Berger 2002, sec. 3.3, p. 107)</w:t>
         </w:r>
       </w:ins>
-      <w:ins w:id="680" w:author="PR Preview" w:date="2026-01-01T00:00:00Z">
+      <w:ins w:id="684" w:author="PR Preview" w:date="2026-01-01T00:00:00Z">
         <w:r>
           <w:t xml:space="preserve">:</w:t>
         </w:r>
@@ -25539,29 +25684,9 @@
       <w:pPr>
         <w:pStyle w:val="FirstParagraph"/>
       </w:pPr>
-      <w:del w:id="681" w:author="PR Preview" w:date="2026-01-01T00:00:00Z">
+      <w:del w:id="685" w:author="PR Preview" w:date="2026-01-01T00:00:00Z">
         <w:r>
           <w:delText xml:space="preserve">The two estimates differ only through the prior’s pseudo-counts,</w:delText>
-        </w:r>
-      </w:del>
-      <w:del w:id="682" w:author="PR Preview" w:date="2026-01-01T00:00:00Z">
-        <w:r>
-          <w:delText xml:space="preserve"> </w:delText>
-        </w:r>
-      </w:del>
-      <w:del w:id="683" w:author="PR Preview" w:date="2026-01-01T00:00:00Z">
-        <w:r>
-          <w:delText xml:space="preserve">and so do the two measures of spread;</w:delText>
-        </w:r>
-      </w:del>
-      <w:del w:id="684" w:author="PR Preview" w:date="2026-01-01T00:00:00Z">
-        <w:r>
-          <w:delText xml:space="preserve"> </w:delText>
-        </w:r>
-      </w:del>
-      <w:del w:id="685" w:author="PR Preview" w:date="2026-01-01T00:00:00Z">
-        <w:r>
-          <w:delText xml:space="preserve">both differences vanish as</w:delText>
         </w:r>
       </w:del>
       <w:del w:id="686" w:author="PR Preview" w:date="2026-01-01T00:00:00Z">
@@ -25569,38 +25694,58 @@
           <w:delText xml:space="preserve"> </w:delText>
         </w:r>
       </w:del>
-      <m:oMath>
-        <m:r>
-          <m:t>n</m:t>
-        </m:r>
-      </m:oMath>
       <w:del w:id="687" w:author="PR Preview" w:date="2026-01-01T00:00:00Z">
         <w:r>
-          <w:delText xml:space="preserve"> </w:delText>
+          <w:delText xml:space="preserve">and so do the two measures of spread;</w:delText>
         </w:r>
       </w:del>
       <w:del w:id="688" w:author="PR Preview" w:date="2026-01-01T00:00:00Z">
         <w:r>
-          <w:delText xml:space="preserve">grows.</w:delText>
+          <w:delText xml:space="preserve"> </w:delText>
         </w:r>
       </w:del>
       <w:del w:id="689" w:author="PR Preview" w:date="2026-01-01T00:00:00Z">
         <w:r>
-          <w:delText xml:space="preserve"> </w:delText>
+          <w:delText xml:space="preserve">both differences vanish as</w:delText>
         </w:r>
       </w:del>
       <w:del w:id="690" w:author="PR Preview" w:date="2026-01-01T00:00:00Z">
         <w:r>
+          <w:delText xml:space="preserve"> </w:delText>
+        </w:r>
+      </w:del>
+      <m:oMath>
+        <m:r>
+          <m:t>n</m:t>
+        </m:r>
+      </m:oMath>
+      <w:del w:id="691" w:author="PR Preview" w:date="2026-01-01T00:00:00Z">
+        <w:r>
+          <w:delText xml:space="preserve"> </w:delText>
+        </w:r>
+      </w:del>
+      <w:del w:id="692" w:author="PR Preview" w:date="2026-01-01T00:00:00Z">
+        <w:r>
+          <w:delText xml:space="preserve">grows.</w:delText>
+        </w:r>
+      </w:del>
+      <w:del w:id="693" w:author="PR Preview" w:date="2026-01-01T00:00:00Z">
+        <w:r>
+          <w:delText xml:space="preserve"> </w:delText>
+        </w:r>
+      </w:del>
+      <w:del w:id="694" w:author="PR Preview" w:date="2026-01-01T00:00:00Z">
+        <w:r>
           <w:delText xml:space="preserve">The MCMC mean in</w:delText>
         </w:r>
       </w:del>
-      <w:del w:id="691" w:author="PR Preview" w:date="2026-01-01T00:00:00Z">
+      <w:del w:id="695" w:author="PR Preview" w:date="2026-01-01T00:00:00Z">
         <w:r>
           <w:delText xml:space="preserve"> </w:delText>
         </w:r>
       </w:del>
       <w:hyperlink w:anchor="exm-mh-bernoulli">
-        <w:del w:id="692" w:author="PR Preview" w:date="2026-01-01T00:00:00Z">
+        <w:del w:id="696" w:author="PR Preview" w:date="2026-01-01T00:00:00Z">
           <w:r>
             <w:rPr>
               <w:rStyle w:val="Hyperlink"/>
@@ -25609,22 +25754,22 @@
           </w:r>
         </w:del>
       </w:hyperlink>
-      <w:del w:id="693" w:author="PR Preview" w:date="2026-01-01T00:00:00Z">
+      <w:del w:id="697" w:author="PR Preview" w:date="2026-01-01T00:00:00Z">
         <w:r>
           <w:delText xml:space="preserve"> </w:delText>
         </w:r>
       </w:del>
-      <w:del w:id="694" w:author="PR Preview" w:date="2026-01-01T00:00:00Z">
+      <w:del w:id="698" w:author="PR Preview" w:date="2026-01-01T00:00:00Z">
         <w:r>
           <w:delText xml:space="preserve">agrees with the exact posterior mean,</w:delText>
         </w:r>
       </w:del>
-      <w:del w:id="695" w:author="PR Preview" w:date="2026-01-01T00:00:00Z">
+      <w:del w:id="699" w:author="PR Preview" w:date="2026-01-01T00:00:00Z">
         <w:r>
           <w:delText xml:space="preserve"> </w:delText>
         </w:r>
       </w:del>
-      <w:del w:id="696" w:author="PR Preview" w:date="2026-01-01T00:00:00Z">
+      <w:del w:id="700" w:author="PR Preview" w:date="2026-01-01T00:00:00Z">
         <w:r>
           <w:delText xml:space="preserve">and so with the maximum likelihood estimate to about two decimal places.</w:delText>
         </w:r>
@@ -25634,32 +25779,32 @@
       <w:pPr>
         <w:pStyle w:val="FirstParagraph"/>
       </w:pPr>
-      <w:ins w:id="697" w:author="PR Preview" w:date="2026-01-01T00:00:00Z">
+      <w:ins w:id="701" w:author="PR Preview" w:date="2026-01-01T00:00:00Z">
         <w:r>
           <w:t xml:space="preserve">The two estimates differ only through the prior’s pseudo-counts,</w:t>
         </w:r>
       </w:ins>
-      <w:ins w:id="698" w:author="PR Preview" w:date="2026-01-01T00:00:00Z">
+      <w:ins w:id="702" w:author="PR Preview" w:date="2026-01-01T00:00:00Z">
         <w:r>
           <w:t xml:space="preserve"> </w:t>
         </w:r>
       </w:ins>
-      <w:ins w:id="699" w:author="PR Preview" w:date="2026-01-01T00:00:00Z">
+      <w:ins w:id="703" w:author="PR Preview" w:date="2026-01-01T00:00:00Z">
         <w:r>
           <w:t xml:space="preserve">and so do the two measures of spread;</w:t>
         </w:r>
       </w:ins>
-      <w:ins w:id="700" w:author="PR Preview" w:date="2026-01-01T00:00:00Z">
+      <w:ins w:id="704" w:author="PR Preview" w:date="2026-01-01T00:00:00Z">
         <w:r>
           <w:t xml:space="preserve"> </w:t>
         </w:r>
       </w:ins>
-      <w:ins w:id="701" w:author="PR Preview" w:date="2026-01-01T00:00:00Z">
+      <w:ins w:id="705" w:author="PR Preview" w:date="2026-01-01T00:00:00Z">
         <w:r>
           <w:t xml:space="preserve">both differences vanish as</w:t>
         </w:r>
       </w:ins>
-      <w:ins w:id="702" w:author="PR Preview" w:date="2026-01-01T00:00:00Z">
+      <w:ins w:id="706" w:author="PR Preview" w:date="2026-01-01T00:00:00Z">
         <w:r>
           <w:t xml:space="preserve"> </w:t>
         </w:r>
@@ -25669,33 +25814,33 @@
           <m:t>n</m:t>
         </m:r>
       </m:oMath>
-      <w:ins w:id="703" w:author="PR Preview" w:date="2026-01-01T00:00:00Z">
+      <w:ins w:id="707" w:author="PR Preview" w:date="2026-01-01T00:00:00Z">
         <w:r>
           <w:t xml:space="preserve"> </w:t>
         </w:r>
       </w:ins>
-      <w:ins w:id="704" w:author="PR Preview" w:date="2026-01-01T00:00:00Z">
+      <w:ins w:id="708" w:author="PR Preview" w:date="2026-01-01T00:00:00Z">
         <w:r>
           <w:t xml:space="preserve">grows.</w:t>
         </w:r>
       </w:ins>
-      <w:ins w:id="705" w:author="PR Preview" w:date="2026-01-01T00:00:00Z">
+      <w:ins w:id="709" w:author="PR Preview" w:date="2026-01-01T00:00:00Z">
         <w:r>
           <w:t xml:space="preserve"> </w:t>
         </w:r>
       </w:ins>
-      <w:ins w:id="706" w:author="PR Preview" w:date="2026-01-01T00:00:00Z">
+      <w:ins w:id="710" w:author="PR Preview" w:date="2026-01-01T00:00:00Z">
         <w:r>
           <w:t xml:space="preserve">The MCMC mean in</w:t>
         </w:r>
       </w:ins>
-      <w:ins w:id="707" w:author="PR Preview" w:date="2026-01-01T00:00:00Z">
+      <w:ins w:id="711" w:author="PR Preview" w:date="2026-01-01T00:00:00Z">
         <w:r>
           <w:t xml:space="preserve"> </w:t>
         </w:r>
       </w:ins>
       <w:hyperlink w:anchor="exm-mh-bernoulli">
-        <w:ins w:id="708" w:author="PR Preview" w:date="2026-01-01T00:00:00Z">
+        <w:ins w:id="712" w:author="PR Preview" w:date="2026-01-01T00:00:00Z">
           <w:r>
             <w:rPr>
               <w:rStyle w:val="Hyperlink"/>
@@ -25704,28 +25849,28 @@
           </w:r>
         </w:ins>
       </w:hyperlink>
-      <w:ins w:id="709" w:author="PR Preview" w:date="2026-01-01T00:00:00Z">
+      <w:ins w:id="713" w:author="PR Preview" w:date="2026-01-01T00:00:00Z">
         <w:r>
           <w:t xml:space="preserve"> </w:t>
         </w:r>
       </w:ins>
-      <w:ins w:id="710" w:author="PR Preview" w:date="2026-01-01T00:00:00Z">
+      <w:ins w:id="714" w:author="PR Preview" w:date="2026-01-01T00:00:00Z">
         <w:r>
           <w:t xml:space="preserve">agrees with the exact posterior mean,</w:t>
         </w:r>
       </w:ins>
-      <w:ins w:id="711" w:author="PR Preview" w:date="2026-01-01T00:00:00Z">
+      <w:ins w:id="715" w:author="PR Preview" w:date="2026-01-01T00:00:00Z">
         <w:r>
           <w:t xml:space="preserve"> </w:t>
         </w:r>
       </w:ins>
-      <w:ins w:id="712" w:author="PR Preview" w:date="2026-01-01T00:00:00Z">
+      <w:ins w:id="716" w:author="PR Preview" w:date="2026-01-01T00:00:00Z">
         <w:r>
           <w:t xml:space="preserve">and so with the maximum likelihood estimate to about two decimal places.</w:t>
         </w:r>
       </w:ins>
     </w:p>
-    <w:bookmarkEnd w:id="62"/>
+    <w:bookmarkEnd w:id="65"/>
     <w:p>
       <w:pPr>
         <w:pStyle w:val="BodyText"/>
@@ -25758,8 +25903,8 @@
         <w:t xml:space="preserve">or a coding error in the model.</w:t>
       </w:r>
     </w:p>
-    <w:bookmarkEnd w:id="63"/>
-    <w:bookmarkStart w:id="64" w:name="sec-mcmc-parameterization"/>
+    <w:bookmarkEnd w:id="66"/>
+    <w:bookmarkStart w:id="67" w:name="sec-mcmc-parameterization"/>
     <w:p>
       <w:pPr>
         <w:pStyle w:val="Heading3"/>
@@ -25772,44 +25917,24 @@
       <w:pPr>
         <w:pStyle w:val="FirstParagraph"/>
       </w:pPr>
-      <w:del w:id="713" w:author="PR Preview" w:date="2026-01-01T00:00:00Z">
+      <w:del w:id="717" w:author="PR Preview" w:date="2026-01-01T00:00:00Z">
         <w:r>
           <w:delText xml:space="preserve">How a model is written affects how well its sampler mixes</w:delText>
-        </w:r>
-      </w:del>
-      <w:del w:id="714" w:author="PR Preview" w:date="2026-01-01T00:00:00Z">
-        <w:r>
-          <w:delText xml:space="preserve"> </w:delText>
-        </w:r>
-      </w:del>
-      <w:del w:id="715" w:author="PR Preview" w:date="2026-01-01T00:00:00Z">
-        <w:r>
-          <w:delText xml:space="preserve">(Dobson and Barnett 2018, chap. 13, p. 299)</w:delText>
-        </w:r>
-      </w:del>
-      <w:del w:id="716" w:author="PR Preview" w:date="2026-01-01T00:00:00Z">
-        <w:r>
-          <w:delText xml:space="preserve">.</w:delText>
-        </w:r>
-      </w:del>
-      <w:del w:id="717" w:author="PR Preview" w:date="2026-01-01T00:00:00Z">
-        <w:r>
-          <w:delText xml:space="preserve"> </w:delText>
         </w:r>
       </w:del>
       <w:del w:id="718" w:author="PR Preview" w:date="2026-01-01T00:00:00Z">
         <w:r>
-          <w:delText xml:space="preserve">Two algebraically equivalent parameterizations of the same model</w:delText>
+          <w:delText xml:space="preserve"> </w:delText>
         </w:r>
       </w:del>
       <w:del w:id="719" w:author="PR Preview" w:date="2026-01-01T00:00:00Z">
         <w:r>
-          <w:delText xml:space="preserve"> </w:delText>
+          <w:delText xml:space="preserve">(Dobson and Barnett 2018, chap. 13, p. 299)</w:delText>
         </w:r>
       </w:del>
       <w:del w:id="720" w:author="PR Preview" w:date="2026-01-01T00:00:00Z">
         <w:r>
-          <w:delText xml:space="preserve">can produce chains with very different autocorrelation.</w:delText>
+          <w:delText xml:space="preserve">.</w:delText>
         </w:r>
       </w:del>
       <w:del w:id="721" w:author="PR Preview" w:date="2026-01-01T00:00:00Z">
@@ -25819,7 +25944,7 @@
       </w:del>
       <w:del w:id="722" w:author="PR Preview" w:date="2026-01-01T00:00:00Z">
         <w:r>
-          <w:delText xml:space="preserve">Strong posterior correlation between parameters slows a sampler</w:delText>
+          <w:delText xml:space="preserve">Two algebraically equivalent parameterizations of the same model</w:delText>
         </w:r>
       </w:del>
       <w:del w:id="723" w:author="PR Preview" w:date="2026-01-01T00:00:00Z">
@@ -25829,7 +25954,7 @@
       </w:del>
       <w:del w:id="724" w:author="PR Preview" w:date="2026-01-01T00:00:00Z">
         <w:r>
-          <w:delText xml:space="preserve">that updates one component at a time,</w:delText>
+          <w:delText xml:space="preserve">can produce chains with very different autocorrelation.</w:delText>
         </w:r>
       </w:del>
       <w:del w:id="725" w:author="PR Preview" w:date="2026-01-01T00:00:00Z">
@@ -25839,7 +25964,7 @@
       </w:del>
       <w:del w:id="726" w:author="PR Preview" w:date="2026-01-01T00:00:00Z">
         <w:r>
-          <w:delText xml:space="preserve">because each update can move only a short way along a narrow, tilted ridge,</w:delText>
+          <w:delText xml:space="preserve">Strong posterior correlation between parameters slows a sampler</w:delText>
         </w:r>
       </w:del>
       <w:del w:id="727" w:author="PR Preview" w:date="2026-01-01T00:00:00Z">
@@ -25849,7 +25974,7 @@
       </w:del>
       <w:del w:id="728" w:author="PR Preview" w:date="2026-01-01T00:00:00Z">
         <w:r>
-          <w:delText xml:space="preserve">as</w:delText>
+          <w:delText xml:space="preserve">that updates one component at a time,</w:delText>
         </w:r>
       </w:del>
       <w:del w:id="729" w:author="PR Preview" w:date="2026-01-01T00:00:00Z">
@@ -25857,8 +25982,28 @@
           <w:delText xml:space="preserve"> </w:delText>
         </w:r>
       </w:del>
+      <w:del w:id="730" w:author="PR Preview" w:date="2026-01-01T00:00:00Z">
+        <w:r>
+          <w:delText xml:space="preserve">because each update can move only a short way along a narrow, tilted ridge,</w:delText>
+        </w:r>
+      </w:del>
+      <w:del w:id="731" w:author="PR Preview" w:date="2026-01-01T00:00:00Z">
+        <w:r>
+          <w:delText xml:space="preserve"> </w:delText>
+        </w:r>
+      </w:del>
+      <w:del w:id="732" w:author="PR Preview" w:date="2026-01-01T00:00:00Z">
+        <w:r>
+          <w:delText xml:space="preserve">as</w:delText>
+        </w:r>
+      </w:del>
+      <w:del w:id="733" w:author="PR Preview" w:date="2026-01-01T00:00:00Z">
+        <w:r>
+          <w:delText xml:space="preserve"> </w:delText>
+        </w:r>
+      </w:del>
       <w:hyperlink w:anchor="exm-gibbs-bivariate-normal">
-        <w:del w:id="730" w:author="PR Preview" w:date="2026-01-01T00:00:00Z">
+        <w:del w:id="734" w:author="PR Preview" w:date="2026-01-01T00:00:00Z">
           <w:r>
             <w:rPr>
               <w:rStyle w:val="Hyperlink"/>
@@ -25867,17 +26012,17 @@
           </w:r>
         </w:del>
       </w:hyperlink>
-      <w:del w:id="731" w:author="PR Preview" w:date="2026-01-01T00:00:00Z">
+      <w:del w:id="735" w:author="PR Preview" w:date="2026-01-01T00:00:00Z">
         <w:r>
           <w:delText xml:space="preserve"> </w:delText>
         </w:r>
       </w:del>
-      <w:del w:id="732" w:author="PR Preview" w:date="2026-01-01T00:00:00Z">
+      <w:del w:id="736" w:author="PR Preview" w:date="2026-01-01T00:00:00Z">
         <w:r>
           <w:delText xml:space="preserve">shows with</w:delText>
         </w:r>
       </w:del>
-      <w:del w:id="733" w:author="PR Preview" w:date="2026-01-01T00:00:00Z">
+      <w:del w:id="737" w:author="PR Preview" w:date="2026-01-01T00:00:00Z">
         <w:r>
           <w:delText xml:space="preserve"> </w:delText>
         </w:r>
@@ -25896,7 +26041,7 @@
           <m:t>0.99</m:t>
         </m:r>
       </m:oMath>
-      <w:del w:id="734" w:author="PR Preview" w:date="2026-01-01T00:00:00Z">
+      <w:del w:id="738" w:author="PR Preview" w:date="2026-01-01T00:00:00Z">
         <w:r>
           <w:delText xml:space="preserve">.</w:delText>
         </w:r>
@@ -25906,93 +26051,93 @@
       <w:pPr>
         <w:pStyle w:val="FirstParagraph"/>
       </w:pPr>
-      <w:ins w:id="735" w:author="PR Preview" w:date="2026-01-01T00:00:00Z">
+      <w:ins w:id="739" w:author="PR Preview" w:date="2026-01-01T00:00:00Z">
         <w:r>
           <w:t xml:space="preserve">How a model is written affects how well its sampler mixes</w:t>
         </w:r>
       </w:ins>
-      <w:ins w:id="736" w:author="PR Preview" w:date="2026-01-01T00:00:00Z">
+      <w:ins w:id="740" w:author="PR Preview" w:date="2026-01-01T00:00:00Z">
         <w:r>
           <w:t xml:space="preserve"> </w:t>
         </w:r>
       </w:ins>
-      <w:ins w:id="737" w:author="PR Preview" w:date="2026-01-01T00:00:00Z">
+      <w:ins w:id="741" w:author="PR Preview" w:date="2026-01-01T00:00:00Z">
         <w:r>
           <w:t xml:space="preserve">(Dobson and Barnett 2018, chap. 13, p. 299)</w:t>
         </w:r>
       </w:ins>
-      <w:ins w:id="738" w:author="PR Preview" w:date="2026-01-01T00:00:00Z">
+      <w:ins w:id="742" w:author="PR Preview" w:date="2026-01-01T00:00:00Z">
         <w:r>
           <w:t xml:space="preserve">.</w:t>
         </w:r>
       </w:ins>
-      <w:ins w:id="739" w:author="PR Preview" w:date="2026-01-01T00:00:00Z">
+      <w:ins w:id="743" w:author="PR Preview" w:date="2026-01-01T00:00:00Z">
         <w:r>
           <w:t xml:space="preserve"> </w:t>
         </w:r>
       </w:ins>
-      <w:ins w:id="740" w:author="PR Preview" w:date="2026-01-01T00:00:00Z">
+      <w:ins w:id="744" w:author="PR Preview" w:date="2026-01-01T00:00:00Z">
         <w:r>
           <w:t xml:space="preserve">Two algebraically equivalent parameterizations of the same model</w:t>
         </w:r>
       </w:ins>
-      <w:ins w:id="741" w:author="PR Preview" w:date="2026-01-01T00:00:00Z">
+      <w:ins w:id="745" w:author="PR Preview" w:date="2026-01-01T00:00:00Z">
         <w:r>
           <w:t xml:space="preserve"> </w:t>
         </w:r>
       </w:ins>
-      <w:ins w:id="742" w:author="PR Preview" w:date="2026-01-01T00:00:00Z">
+      <w:ins w:id="746" w:author="PR Preview" w:date="2026-01-01T00:00:00Z">
         <w:r>
           <w:t xml:space="preserve">can produce chains with very different autocorrelation.</w:t>
         </w:r>
       </w:ins>
-      <w:ins w:id="743" w:author="PR Preview" w:date="2026-01-01T00:00:00Z">
+      <w:ins w:id="747" w:author="PR Preview" w:date="2026-01-01T00:00:00Z">
         <w:r>
           <w:t xml:space="preserve"> </w:t>
         </w:r>
       </w:ins>
-      <w:ins w:id="744" w:author="PR Preview" w:date="2026-01-01T00:00:00Z">
+      <w:ins w:id="748" w:author="PR Preview" w:date="2026-01-01T00:00:00Z">
         <w:r>
           <w:t xml:space="preserve">Strong posterior correlation between parameters slows a sampler</w:t>
         </w:r>
       </w:ins>
-      <w:ins w:id="745" w:author="PR Preview" w:date="2026-01-01T00:00:00Z">
+      <w:ins w:id="749" w:author="PR Preview" w:date="2026-01-01T00:00:00Z">
         <w:r>
           <w:t xml:space="preserve"> </w:t>
         </w:r>
       </w:ins>
-      <w:ins w:id="746" w:author="PR Preview" w:date="2026-01-01T00:00:00Z">
+      <w:ins w:id="750" w:author="PR Preview" w:date="2026-01-01T00:00:00Z">
         <w:r>
           <w:t xml:space="preserve">that updates one component at a time,</w:t>
         </w:r>
       </w:ins>
-      <w:ins w:id="747" w:author="PR Preview" w:date="2026-01-01T00:00:00Z">
+      <w:ins w:id="751" w:author="PR Preview" w:date="2026-01-01T00:00:00Z">
         <w:r>
           <w:t xml:space="preserve"> </w:t>
         </w:r>
       </w:ins>
-      <w:ins w:id="748" w:author="PR Preview" w:date="2026-01-01T00:00:00Z">
+      <w:ins w:id="752" w:author="PR Preview" w:date="2026-01-01T00:00:00Z">
         <w:r>
           <w:t xml:space="preserve">because each update can move only a short way along a narrow, tilted ridge,</w:t>
         </w:r>
       </w:ins>
-      <w:ins w:id="749" w:author="PR Preview" w:date="2026-01-01T00:00:00Z">
+      <w:ins w:id="753" w:author="PR Preview" w:date="2026-01-01T00:00:00Z">
         <w:r>
           <w:t xml:space="preserve"> </w:t>
         </w:r>
       </w:ins>
-      <w:ins w:id="750" w:author="PR Preview" w:date="2026-01-01T00:00:00Z">
+      <w:ins w:id="754" w:author="PR Preview" w:date="2026-01-01T00:00:00Z">
         <w:r>
           <w:t xml:space="preserve">as</w:t>
         </w:r>
       </w:ins>
-      <w:ins w:id="751" w:author="PR Preview" w:date="2026-01-01T00:00:00Z">
+      <w:ins w:id="755" w:author="PR Preview" w:date="2026-01-01T00:00:00Z">
         <w:r>
           <w:t xml:space="preserve"> </w:t>
         </w:r>
       </w:ins>
       <w:hyperlink w:anchor="exm-gibbs-bivariate-normal">
-        <w:ins w:id="752" w:author="PR Preview" w:date="2026-01-01T00:00:00Z">
+        <w:ins w:id="756" w:author="PR Preview" w:date="2026-01-01T00:00:00Z">
           <w:r>
             <w:rPr>
               <w:rStyle w:val="Hyperlink"/>
@@ -26001,17 +26146,17 @@
           </w:r>
         </w:ins>
       </w:hyperlink>
-      <w:ins w:id="753" w:author="PR Preview" w:date="2026-01-01T00:00:00Z">
+      <w:ins w:id="757" w:author="PR Preview" w:date="2026-01-01T00:00:00Z">
         <w:r>
           <w:t xml:space="preserve"> </w:t>
         </w:r>
       </w:ins>
-      <w:ins w:id="754" w:author="PR Preview" w:date="2026-01-01T00:00:00Z">
+      <w:ins w:id="758" w:author="PR Preview" w:date="2026-01-01T00:00:00Z">
         <w:r>
           <w:t xml:space="preserve">shows with</w:t>
         </w:r>
       </w:ins>
-      <w:ins w:id="755" w:author="PR Preview" w:date="2026-01-01T00:00:00Z">
+      <w:ins w:id="759" w:author="PR Preview" w:date="2026-01-01T00:00:00Z">
         <w:r>
           <w:t xml:space="preserve"> </w:t>
         </w:r>
@@ -26030,7 +26175,7 @@
           <m:t>0.99</m:t>
         </m:r>
       </m:oMath>
-      <w:ins w:id="756" w:author="PR Preview" w:date="2026-01-01T00:00:00Z">
+      <w:ins w:id="760" w:author="PR Preview" w:date="2026-01-01T00:00:00Z">
         <w:r>
           <w:t xml:space="preserve">.</w:t>
         </w:r>
@@ -26118,9 +26263,9 @@
         <w:t xml:space="preserve">they alter only the geometry the sampler must explore.</w:t>
       </w:r>
     </w:p>
-    <w:bookmarkEnd w:id="64"/>
-    <w:bookmarkEnd w:id="65"/>
-    <w:bookmarkStart w:id="73" w:name="sec-dic"/>
+    <w:bookmarkEnd w:id="67"/>
+    <w:bookmarkEnd w:id="68"/>
+    <w:bookmarkStart w:id="76" w:name="sec-dic"/>
     <w:p>
       <w:pPr>
         <w:pStyle w:val="Heading2"/>
@@ -26151,7 +26296,7 @@
       <w:r>
         <w:t xml:space="preserve"> </w:t>
       </w:r>
-      <w:hyperlink r:id="rId66">
+      <w:hyperlink r:id="rId69">
         <w:r>
           <w:rPr>
             <w:rStyle w:val="Hyperlink"/>
@@ -26187,7 +26332,7 @@
         <w:t xml:space="preserve">.</w:t>
       </w:r>
     </w:p>
-    <w:bookmarkStart w:id="67" w:name="def-bayes-deviance"/>
+    <w:bookmarkStart w:id="70" w:name="def-bayes-deviance"/>
     <w:p>
       <w:pPr>
         <w:pStyle w:val="BodyText"/>
@@ -26370,8 +26515,8 @@
         </m:oMath>
       </m:oMathPara>
     </w:p>
-    <w:bookmarkEnd w:id="67"/>
-    <w:bookmarkStart w:id="68" w:name="rem-bayes-deviance-constant"/>
+    <w:bookmarkEnd w:id="70"/>
+    <w:bookmarkStart w:id="71" w:name="rem-bayes-deviance-constant"/>
     <w:p>
       <w:pPr>
         <w:pStyle w:val="FirstParagraph"/>
@@ -26426,8 +26571,8 @@
         <w:t xml:space="preserve">so the two differ by a constant that cancels in comparisons between models of the same data.</w:t>
       </w:r>
     </w:p>
-    <w:bookmarkEnd w:id="68"/>
-    <w:bookmarkStart w:id="69" w:name="def-effective-parameters"/>
+    <w:bookmarkEnd w:id="71"/>
+    <w:bookmarkStart w:id="72" w:name="def-effective-parameters"/>
     <w:p>
       <w:pPr>
         <w:pStyle w:val="BodyText"/>
@@ -26783,8 +26928,8 @@
         </m:oMath>
       </m:oMathPara>
     </w:p>
-    <w:bookmarkEnd w:id="69"/>
-    <w:bookmarkStart w:id="70" w:name="def-dic"/>
+    <w:bookmarkEnd w:id="72"/>
+    <w:bookmarkStart w:id="73" w:name="def-dic"/>
     <w:p>
       <w:pPr>
         <w:pStyle w:val="FirstParagraph"/>
@@ -26994,7 +27139,7 @@
         <w:t xml:space="preserve">.</w:t>
       </w:r>
     </w:p>
-    <w:bookmarkEnd w:id="70"/>
+    <w:bookmarkEnd w:id="73"/>
     <w:p>
       <w:pPr>
         <w:pStyle w:val="BodyText"/>
@@ -27655,12 +27800,12 @@
         <w:t xml:space="preserve">so DIC is a by-product of an MCMC run.</w:t>
       </w:r>
     </w:p>
-    <w:bookmarkStart w:id="71" w:name="exm-dic-bernoulli"/>
+    <w:bookmarkStart w:id="74" w:name="exm-dic-bernoulli"/>
     <w:p>
       <w:pPr>
         <w:pStyle w:val="BodyText"/>
       </w:pPr>
-      <w:del w:id="757" w:author="PR Preview" w:date="2026-01-01T00:00:00Z">
+      <w:del w:id="761" w:author="PR Preview" w:date="2026-01-01T00:00:00Z">
         <w:r>
           <w:rPr>
             <w:b/>
@@ -27669,17 +27814,17 @@
           <w:delText xml:space="preserve">Example 11 (DIC for the Bernoulli model)</w:delText>
         </w:r>
       </w:del>
-      <w:del w:id="758" w:author="PR Preview" w:date="2026-01-01T00:00:00Z">
+      <w:del w:id="762" w:author="PR Preview" w:date="2026-01-01T00:00:00Z">
         <w:r>
           <w:delText xml:space="preserve"> </w:delText>
         </w:r>
       </w:del>
-      <w:del w:id="759" w:author="PR Preview" w:date="2026-01-01T00:00:00Z">
+      <w:del w:id="763" w:author="PR Preview" w:date="2026-01-01T00:00:00Z">
         <w:r>
           <w:delText xml:space="preserve">For</w:delText>
         </w:r>
       </w:del>
-      <w:del w:id="760" w:author="PR Preview" w:date="2026-01-01T00:00:00Z">
+      <w:del w:id="764" w:author="PR Preview" w:date="2026-01-01T00:00:00Z">
         <w:r>
           <w:delText xml:space="preserve"> </w:delText>
         </w:r>
@@ -27698,17 +27843,17 @@
           <m:t>55</m:t>
         </m:r>
       </m:oMath>
-      <w:del w:id="761" w:author="PR Preview" w:date="2026-01-01T00:00:00Z">
+      <w:del w:id="765" w:author="PR Preview" w:date="2026-01-01T00:00:00Z">
         <w:r>
           <w:delText xml:space="preserve"> </w:delText>
         </w:r>
       </w:del>
-      <w:del w:id="762" w:author="PR Preview" w:date="2026-01-01T00:00:00Z">
+      <w:del w:id="766" w:author="PR Preview" w:date="2026-01-01T00:00:00Z">
         <w:r>
           <w:delText xml:space="preserve">successes in</w:delText>
         </w:r>
       </w:del>
-      <w:del w:id="763" w:author="PR Preview" w:date="2026-01-01T00:00:00Z">
+      <w:del w:id="767" w:author="PR Preview" w:date="2026-01-01T00:00:00Z">
         <w:r>
           <w:delText xml:space="preserve"> </w:delText>
         </w:r>
@@ -27727,17 +27872,17 @@
           <m:t>91</m:t>
         </m:r>
       </m:oMath>
-      <w:del w:id="764" w:author="PR Preview" w:date="2026-01-01T00:00:00Z">
+      <w:del w:id="768" w:author="PR Preview" w:date="2026-01-01T00:00:00Z">
         <w:r>
           <w:delText xml:space="preserve"> </w:delText>
         </w:r>
       </w:del>
-      <w:del w:id="765" w:author="PR Preview" w:date="2026-01-01T00:00:00Z">
+      <w:del w:id="769" w:author="PR Preview" w:date="2026-01-01T00:00:00Z">
         <w:r>
           <w:delText xml:space="preserve">trials,</w:delText>
         </w:r>
       </w:del>
-      <w:del w:id="766" w:author="PR Preview" w:date="2026-01-01T00:00:00Z">
+      <w:del w:id="770" w:author="PR Preview" w:date="2026-01-01T00:00:00Z">
         <w:r>
           <w:delText xml:space="preserve"> </w:delText>
         </w:r>
@@ -27865,22 +28010,22 @@
           <m:t>​</m:t>
         </m:r>
       </m:oMath>
-      <w:del w:id="767" w:author="PR Preview" w:date="2026-01-01T00:00:00Z">
+      <w:del w:id="771" w:author="PR Preview" w:date="2026-01-01T00:00:00Z">
         <w:r>
           <w:delText xml:space="preserve">.</w:delText>
         </w:r>
       </w:del>
-      <w:del w:id="768" w:author="PR Preview" w:date="2026-01-01T00:00:00Z">
+      <w:del w:id="772" w:author="PR Preview" w:date="2026-01-01T00:00:00Z">
         <w:r>
           <w:delText xml:space="preserve"> </w:delText>
         </w:r>
       </w:del>
-      <w:del w:id="769" w:author="PR Preview" w:date="2026-01-01T00:00:00Z">
+      <w:del w:id="773" w:author="PR Preview" w:date="2026-01-01T00:00:00Z">
         <w:r>
           <w:delText xml:space="preserve">We estimate</w:delText>
         </w:r>
       </w:del>
-      <w:del w:id="770" w:author="PR Preview" w:date="2026-01-01T00:00:00Z">
+      <w:del w:id="774" w:author="PR Preview" w:date="2026-01-01T00:00:00Z">
         <w:r>
           <w:delText xml:space="preserve"> </w:delText>
         </w:r>
@@ -27897,17 +28042,17 @@
           </m:e>
         </m:bar>
       </m:oMath>
-      <w:del w:id="771" w:author="PR Preview" w:date="2026-01-01T00:00:00Z">
+      <w:del w:id="775" w:author="PR Preview" w:date="2026-01-01T00:00:00Z">
         <w:r>
           <w:delText xml:space="preserve"> </w:delText>
         </w:r>
       </w:del>
-      <w:del w:id="772" w:author="PR Preview" w:date="2026-01-01T00:00:00Z">
+      <w:del w:id="776" w:author="PR Preview" w:date="2026-01-01T00:00:00Z">
         <w:r>
           <w:delText xml:space="preserve">and</w:delText>
         </w:r>
       </w:del>
-      <w:del w:id="773" w:author="PR Preview" w:date="2026-01-01T00:00:00Z">
+      <w:del w:id="777" w:author="PR Preview" w:date="2026-01-01T00:00:00Z">
         <w:r>
           <w:delText xml:space="preserve"> </w:delText>
         </w:r>
@@ -27924,17 +28069,17 @@
           </m:e>
         </m:acc>
       </m:oMath>
-      <w:del w:id="774" w:author="PR Preview" w:date="2026-01-01T00:00:00Z">
+      <w:del w:id="778" w:author="PR Preview" w:date="2026-01-01T00:00:00Z">
         <w:r>
           <w:delText xml:space="preserve"> </w:delText>
         </w:r>
       </w:del>
-      <w:del w:id="775" w:author="PR Preview" w:date="2026-01-01T00:00:00Z">
+      <w:del w:id="779" w:author="PR Preview" w:date="2026-01-01T00:00:00Z">
         <w:r>
           <w:delText xml:space="preserve">from 5,000 draws from the</w:delText>
         </w:r>
       </w:del>
-      <w:del w:id="776" w:author="PR Preview" w:date="2026-01-01T00:00:00Z">
+      <w:del w:id="780" w:author="PR Preview" w:date="2026-01-01T00:00:00Z">
         <w:r>
           <w:delText xml:space="preserve"> </w:delText>
         </w:r>
@@ -27971,23 +28116,23 @@
           <m:t>)</m:t>
         </m:r>
       </m:oMath>
-      <w:del w:id="777" w:author="PR Preview" w:date="2026-01-01T00:00:00Z">
+      <w:del w:id="781" w:author="PR Preview" w:date="2026-01-01T00:00:00Z">
         <w:r>
           <w:delText xml:space="preserve"> </w:delText>
         </w:r>
       </w:del>
-      <w:del w:id="778" w:author="PR Preview" w:date="2026-01-01T00:00:00Z">
+      <w:del w:id="782" w:author="PR Preview" w:date="2026-01-01T00:00:00Z">
         <w:r>
           <w:delText xml:space="preserve">posterior of</w:delText>
         </w:r>
       </w:del>
-      <w:del w:id="779" w:author="PR Preview" w:date="2026-01-01T00:00:00Z">
+      <w:del w:id="783" w:author="PR Preview" w:date="2026-01-01T00:00:00Z">
         <w:r>
           <w:delText xml:space="preserve"> </w:delText>
         </w:r>
       </w:del>
       <w:hyperlink r:id="rId11">
-        <w:del w:id="780" w:author="PR Preview" w:date="2026-01-01T00:00:00Z">
+        <w:del w:id="784" w:author="PR Preview" w:date="2026-01-01T00:00:00Z">
           <w:r>
             <w:rPr>
               <w:rStyle w:val="Hyperlink"/>
@@ -27996,7 +28141,7 @@
           </w:r>
         </w:del>
       </w:hyperlink>
-      <w:del w:id="781" w:author="PR Preview" w:date="2026-01-01T00:00:00Z">
+      <w:del w:id="785" w:author="PR Preview" w:date="2026-01-01T00:00:00Z">
         <w:r>
           <w:delText xml:space="preserve">:</w:delText>
         </w:r>
@@ -28006,7 +28151,7 @@
       <w:pPr>
         <w:pStyle w:val="BodyText"/>
       </w:pPr>
-      <w:ins w:id="782" w:author="PR Preview" w:date="2026-01-01T00:00:00Z">
+      <w:ins w:id="786" w:author="PR Preview" w:date="2026-01-01T00:00:00Z">
         <w:r>
           <w:rPr>
             <w:b/>
@@ -28015,17 +28160,17 @@
           <w:t xml:space="preserve">Example 12 (DIC for the Bernoulli model)</w:t>
         </w:r>
       </w:ins>
-      <w:ins w:id="783" w:author="PR Preview" w:date="2026-01-01T00:00:00Z">
+      <w:ins w:id="787" w:author="PR Preview" w:date="2026-01-01T00:00:00Z">
         <w:r>
           <w:t xml:space="preserve"> </w:t>
         </w:r>
       </w:ins>
-      <w:ins w:id="784" w:author="PR Preview" w:date="2026-01-01T00:00:00Z">
+      <w:ins w:id="788" w:author="PR Preview" w:date="2026-01-01T00:00:00Z">
         <w:r>
           <w:t xml:space="preserve">For</w:t>
         </w:r>
       </w:ins>
-      <w:ins w:id="785" w:author="PR Preview" w:date="2026-01-01T00:00:00Z">
+      <w:ins w:id="789" w:author="PR Preview" w:date="2026-01-01T00:00:00Z">
         <w:r>
           <w:t xml:space="preserve"> </w:t>
         </w:r>
@@ -28044,17 +28189,17 @@
           <m:t>55</m:t>
         </m:r>
       </m:oMath>
-      <w:ins w:id="786" w:author="PR Preview" w:date="2026-01-01T00:00:00Z">
+      <w:ins w:id="790" w:author="PR Preview" w:date="2026-01-01T00:00:00Z">
         <w:r>
           <w:t xml:space="preserve"> </w:t>
         </w:r>
       </w:ins>
-      <w:ins w:id="787" w:author="PR Preview" w:date="2026-01-01T00:00:00Z">
+      <w:ins w:id="791" w:author="PR Preview" w:date="2026-01-01T00:00:00Z">
         <w:r>
           <w:t xml:space="preserve">successes in</w:t>
         </w:r>
       </w:ins>
-      <w:ins w:id="788" w:author="PR Preview" w:date="2026-01-01T00:00:00Z">
+      <w:ins w:id="792" w:author="PR Preview" w:date="2026-01-01T00:00:00Z">
         <w:r>
           <w:t xml:space="preserve"> </w:t>
         </w:r>
@@ -28073,17 +28218,17 @@
           <m:t>91</m:t>
         </m:r>
       </m:oMath>
-      <w:ins w:id="789" w:author="PR Preview" w:date="2026-01-01T00:00:00Z">
+      <w:ins w:id="793" w:author="PR Preview" w:date="2026-01-01T00:00:00Z">
         <w:r>
           <w:t xml:space="preserve"> </w:t>
         </w:r>
       </w:ins>
-      <w:ins w:id="790" w:author="PR Preview" w:date="2026-01-01T00:00:00Z">
+      <w:ins w:id="794" w:author="PR Preview" w:date="2026-01-01T00:00:00Z">
         <w:r>
           <w:t xml:space="preserve">trials,</w:t>
         </w:r>
       </w:ins>
-      <w:ins w:id="791" w:author="PR Preview" w:date="2026-01-01T00:00:00Z">
+      <w:ins w:id="795" w:author="PR Preview" w:date="2026-01-01T00:00:00Z">
         <w:r>
           <w:t xml:space="preserve"> </w:t>
         </w:r>
@@ -28211,22 +28356,22 @@
           <m:t>​</m:t>
         </m:r>
       </m:oMath>
-      <w:ins w:id="792" w:author="PR Preview" w:date="2026-01-01T00:00:00Z">
+      <w:ins w:id="796" w:author="PR Preview" w:date="2026-01-01T00:00:00Z">
         <w:r>
           <w:t xml:space="preserve">.</w:t>
         </w:r>
       </w:ins>
-      <w:ins w:id="793" w:author="PR Preview" w:date="2026-01-01T00:00:00Z">
+      <w:ins w:id="797" w:author="PR Preview" w:date="2026-01-01T00:00:00Z">
         <w:r>
           <w:t xml:space="preserve"> </w:t>
         </w:r>
       </w:ins>
-      <w:ins w:id="794" w:author="PR Preview" w:date="2026-01-01T00:00:00Z">
+      <w:ins w:id="798" w:author="PR Preview" w:date="2026-01-01T00:00:00Z">
         <w:r>
           <w:t xml:space="preserve">We estimate</w:t>
         </w:r>
       </w:ins>
-      <w:ins w:id="795" w:author="PR Preview" w:date="2026-01-01T00:00:00Z">
+      <w:ins w:id="799" w:author="PR Preview" w:date="2026-01-01T00:00:00Z">
         <w:r>
           <w:t xml:space="preserve"> </w:t>
         </w:r>
@@ -28243,17 +28388,17 @@
           </m:e>
         </m:bar>
       </m:oMath>
-      <w:ins w:id="796" w:author="PR Preview" w:date="2026-01-01T00:00:00Z">
+      <w:ins w:id="800" w:author="PR Preview" w:date="2026-01-01T00:00:00Z">
         <w:r>
           <w:t xml:space="preserve"> </w:t>
         </w:r>
       </w:ins>
-      <w:ins w:id="797" w:author="PR Preview" w:date="2026-01-01T00:00:00Z">
+      <w:ins w:id="801" w:author="PR Preview" w:date="2026-01-01T00:00:00Z">
         <w:r>
           <w:t xml:space="preserve">and</w:t>
         </w:r>
       </w:ins>
-      <w:ins w:id="798" w:author="PR Preview" w:date="2026-01-01T00:00:00Z">
+      <w:ins w:id="802" w:author="PR Preview" w:date="2026-01-01T00:00:00Z">
         <w:r>
           <w:t xml:space="preserve"> </w:t>
         </w:r>
@@ -28270,17 +28415,17 @@
           </m:e>
         </m:acc>
       </m:oMath>
-      <w:ins w:id="799" w:author="PR Preview" w:date="2026-01-01T00:00:00Z">
+      <w:ins w:id="803" w:author="PR Preview" w:date="2026-01-01T00:00:00Z">
         <w:r>
           <w:t xml:space="preserve"> </w:t>
         </w:r>
       </w:ins>
-      <w:ins w:id="800" w:author="PR Preview" w:date="2026-01-01T00:00:00Z">
+      <w:ins w:id="804" w:author="PR Preview" w:date="2026-01-01T00:00:00Z">
         <w:r>
           <w:t xml:space="preserve">from 5,000 draws from the</w:t>
         </w:r>
       </w:ins>
-      <w:ins w:id="801" w:author="PR Preview" w:date="2026-01-01T00:00:00Z">
+      <w:ins w:id="805" w:author="PR Preview" w:date="2026-01-01T00:00:00Z">
         <w:r>
           <w:t xml:space="preserve"> </w:t>
         </w:r>
@@ -28317,23 +28462,23 @@
           <m:t>)</m:t>
         </m:r>
       </m:oMath>
-      <w:ins w:id="802" w:author="PR Preview" w:date="2026-01-01T00:00:00Z">
+      <w:ins w:id="806" w:author="PR Preview" w:date="2026-01-01T00:00:00Z">
         <w:r>
           <w:t xml:space="preserve"> </w:t>
         </w:r>
       </w:ins>
-      <w:ins w:id="803" w:author="PR Preview" w:date="2026-01-01T00:00:00Z">
+      <w:ins w:id="807" w:author="PR Preview" w:date="2026-01-01T00:00:00Z">
         <w:r>
           <w:t xml:space="preserve">posterior of</w:t>
         </w:r>
       </w:ins>
-      <w:ins w:id="804" w:author="PR Preview" w:date="2026-01-01T00:00:00Z">
+      <w:ins w:id="808" w:author="PR Preview" w:date="2026-01-01T00:00:00Z">
         <w:r>
           <w:t xml:space="preserve"> </w:t>
         </w:r>
       </w:ins>
       <w:hyperlink r:id="rId11">
-        <w:ins w:id="805" w:author="PR Preview" w:date="2026-01-01T00:00:00Z">
+        <w:ins w:id="809" w:author="PR Preview" w:date="2026-01-01T00:00:00Z">
           <w:r>
             <w:rPr>
               <w:rStyle w:val="Hyperlink"/>
@@ -28342,7 +28487,7 @@
           </w:r>
         </w:ins>
       </w:hyperlink>
-      <w:ins w:id="806" w:author="PR Preview" w:date="2026-01-01T00:00:00Z">
+      <w:ins w:id="810" w:author="PR Preview" w:date="2026-01-01T00:00:00Z">
         <w:r>
           <w:t xml:space="preserve">:</w:t>
         </w:r>
@@ -29041,8 +29186,8 @@
         <w:t xml:space="preserve">is close to 1.</w:t>
       </w:r>
     </w:p>
-    <w:bookmarkEnd w:id="71"/>
-    <w:bookmarkStart w:id="72" w:name="rem-dic-caveats"/>
+    <w:bookmarkEnd w:id="74"/>
+    <w:bookmarkStart w:id="75" w:name="rem-dic-caveats"/>
     <w:p>
       <w:pPr>
         <w:pStyle w:val="BodyText"/>
@@ -29082,9 +29227,9 @@
         <w:t xml:space="preserve">.</w:t>
       </w:r>
     </w:p>
-    <w:bookmarkEnd w:id="72"/>
-    <w:bookmarkEnd w:id="73"/>
-    <w:bookmarkStart w:id="83" w:name="references"/>
+    <w:bookmarkEnd w:id="75"/>
+    <w:bookmarkEnd w:id="76"/>
+    <w:bookmarkStart w:id="86" w:name="references"/>
     <w:p>
       <w:pPr>
         <w:pStyle w:val="Heading2"/>
@@ -29093,8 +29238,8 @@
         <w:t xml:space="preserve">References</w:t>
       </w:r>
     </w:p>
-    <w:bookmarkStart w:id="82" w:name="refs"/>
-    <w:bookmarkStart w:id="75" w:name="ref-CaseBerg01"/>
+    <w:bookmarkStart w:id="85" w:name="refs"/>
+    <w:bookmarkStart w:id="78" w:name="ref-CaseBerg01"/>
     <w:p>
       <w:pPr>
         <w:pStyle w:val="Bibliography"/>
@@ -29118,7 +29263,7 @@
       <w:r>
         <w:t xml:space="preserve"> </w:t>
       </w:r>
-      <w:hyperlink r:id="rId74">
+      <w:hyperlink r:id="rId77">
         <w:r>
           <w:rPr>
             <w:rStyle w:val="Hyperlink"/>
@@ -29130,8 +29275,8 @@
         <w:t xml:space="preserve">.</w:t>
       </w:r>
     </w:p>
-    <w:bookmarkEnd w:id="75"/>
-    <w:bookmarkStart w:id="77" w:name="ref-dobson4e"/>
+    <w:bookmarkEnd w:id="78"/>
+    <w:bookmarkStart w:id="80" w:name="ref-dobson4e"/>
     <w:p>
       <w:pPr>
         <w:pStyle w:val="Bibliography"/>
@@ -29155,7 +29300,7 @@
       <w:r>
         <w:t xml:space="preserve"> </w:t>
       </w:r>
-      <w:hyperlink r:id="rId76">
+      <w:hyperlink r:id="rId79">
         <w:r>
           <w:rPr>
             <w:rStyle w:val="Hyperlink"/>
@@ -29167,8 +29312,8 @@
         <w:t xml:space="preserve">.</w:t>
       </w:r>
     </w:p>
-    <w:bookmarkEnd w:id="77"/>
-    <w:bookmarkStart w:id="79" w:name="ref-gelman2013bda"/>
+    <w:bookmarkEnd w:id="80"/>
+    <w:bookmarkStart w:id="82" w:name="ref-gelman2013bda"/>
     <w:p>
       <w:pPr>
         <w:pStyle w:val="Bibliography"/>
@@ -29192,7 +29337,7 @@
       <w:r>
         <w:t xml:space="preserve"> </w:t>
       </w:r>
-      <w:hyperlink r:id="rId78">
+      <w:hyperlink r:id="rId81">
         <w:r>
           <w:rPr>
             <w:rStyle w:val="Hyperlink"/>
@@ -29204,8 +29349,8 @@
         <w:t xml:space="preserve">.</w:t>
       </w:r>
     </w:p>
-    <w:bookmarkEnd w:id="79"/>
-    <w:bookmarkStart w:id="81" w:name="ref-robert2004mcsm"/>
+    <w:bookmarkEnd w:id="82"/>
+    <w:bookmarkStart w:id="84" w:name="ref-robert2004mcsm"/>
     <w:p>
       <w:pPr>
         <w:pStyle w:val="Bibliography"/>
@@ -29229,7 +29374,7 @@
       <w:r>
         <w:t xml:space="preserve"> </w:t>
       </w:r>
-      <w:hyperlink r:id="rId80">
+      <w:hyperlink r:id="rId83">
         <w:r>
           <w:rPr>
             <w:rStyle w:val="Hyperlink"/>
@@ -29241,9 +29386,9 @@
         <w:t xml:space="preserve">.</w:t>
       </w:r>
     </w:p>
-    <w:bookmarkEnd w:id="81"/>
-    <w:bookmarkEnd w:id="82"/>
-    <w:bookmarkEnd w:id="83"/>
+    <w:bookmarkEnd w:id="84"/>
+    <w:bookmarkEnd w:id="85"/>
+    <w:bookmarkEnd w:id="86"/>
     <w:sectPr>
       <w:footnotePr>
         <w:numRestart w:val="eachSect"/>
